--- a/report/LexFront_Final_Report.docx
+++ b/report/LexFront_Final_Report.docx
@@ -75,7 +75,7 @@
           <w:sz w:val="24"/>
           <w:szCs w:val="24"/>
         </w:rPr>
-        <w:t xml:space="preserve">Text from social media is full of hashtags, mentions, links, emoticons and stretched-out words, and the tokenizers that most classifiers rely on were not designed with this in mind. In this project we ask whether a lexical analyzer built the way a compiler builds one can do a better job. We built LexFront, a lexer with eleven token classes, longest-match scanning, error recovery, a symbol table and six switchable normalization rules. We also wrote our own engine that turns regular expressions into an NFA, then a DFA, then a minimized DFA. The experiments run on a PLY-based lexer, and our engine is checked against it, because it reproduces the same tokens on four of the token classes. LexFront was compared with whitespace splitting, NLTK and TweetTokenizer, and with BPE, WordPiece and Unigram subword tokenizers, with the classifier kept the same each time. We tested on three core datasets, on a collection of eight cleaned datasets with fair classifier tuning, and on three large datasets: Sentiment140 (1.6 million tweets), Civil Comments and Amazon polarity (about 500,000 training examples each).</w:t>
+        <w:t xml:space="preserve">Text from social media is full of hashtags, mentions, links, emoticons and stretched-out words, and the tokenizers that most classifiers rely on were not designed with this in mind. In this project we ask whether a lexical analyzer built the way a compiler builds one can do a better job. We built LexFront, a lexer with eleven token classes, longest-match scanning, error recovery, a symbol table and six switchable normalization rules. We also wrote our own engine that turns regular expressions into an NFA, then a DFA, then a minimized DFA. The experiments run on a PLY-based lexer, and our engine is checked against it, because it reproduces the same tokens on four of the token classes. LexFront was compared with whitespace splitting, NLTK and TweetTokenizer, and with BPE, WordPiece and Unigram subword tokenizers, with the classifier kept the same each time. We tested on three core datasets, on a collection of eight cleaned datasets with fair classifier tuning, and on four large datasets: Sentiment140 (1.6 million tweets), Civil Comments and Amazon polarity (about 500,000 training examples each), and Yelp reviews with five star classes (about 300,000 training examples).</w:t>
       </w:r>
     </w:p>
     <w:p>
@@ -89,7 +89,7 @@
           <w:sz w:val="24"/>
           <w:szCs w:val="24"/>
         </w:rPr>
-        <w:t xml:space="preserve">The answer is the same everywhere we looked: LexFront is competitive, but it is not better. With the tokenizer as the only change, its accuracy stays close to NLTK and TweetTokenizer on the large datasets, with wide-tuned differences from 0.00 to +0.46 points, and it is clearly ahead only of plain whitespace splitting. It does give the lowest out-of-vocabulary rate and the smallest vocabulary among the word-level tokenizers, and it loses slightly less accuracy when noise is added to the test text. Most of the accuracy we measured comes from the classifier and its tuning, not from the tokenizer: moving from Naive Bayes to Logistic Regression is worth up to 17 points, and wider validated settings add 2 to 3 points for Logistic Regression on the large datasets. The subword tokenizers and a character n-gram baseline did not help either. We report these results with confidence intervals and with the hypotheses that did not hold.</w:t>
+        <w:t xml:space="preserve">The answer is the same everywhere we looked: LexFront is competitive, but it is not better. With the tokenizer as the only change, its accuracy stays close to NLTK and TweetTokenizer on the large datasets, with wide-tuned differences from 0.00 to +0.46 points, and it is clearly ahead only of plain whitespace splitting. It does give the lowest out-of-vocabulary rate and the smallest vocabulary among the word-level tokenizers, and it loses slightly less accuracy when noise is added to the test text. Most of the accuracy we measured comes from the classifier and its tuning, not from the tokenizer: moving from Naive Bayes to Logistic Regression is worth up to 17 points, and wider validated settings add 2 to 3 points for Logistic Regression on Sentiment140, Amazon polarity and Yelp. The subword tokenizers and a character n-gram baseline did not help either. We report these results with confidence intervals and with the hypotheses that did not hold.</w:t>
       </w:r>
     </w:p>
     <w:p>
@@ -173,7 +173,7 @@
           <w:sz w:val="24"/>
           <w:szCs w:val="24"/>
         </w:rPr>
-        <w:t xml:space="preserve">The work in this report makes four contributions. First, we built LexFront, a lexer with a priority-ordered token specification, a normalizer and a symbol table, together with our own regex-to-DFA engine that implements Thompson construction, subset construction and Moore minimization. Second, we set up a controlled comparison in which the tokenizer is the only thing that changes, with confidence intervals and significance tests so that small differences are not over-read. Third, we ran ablations that switch each normalization rule off separately, and a subword extension that combines LexFront with BPE and compares it with WordPiece and Unigram [4]. Fourth, we checked how far the results hold up with a fair tuning protocol, a collection of eight cleaned datasets, and three large datasets with hypotheses written down before the runs. Section 2 reviews the literature, Section 3 describes the proposed system and its five modules, Section 4 gives the implementation and results, Section 5 compares performance, and Section 6 concludes.</w:t>
+        <w:t xml:space="preserve">The work in this report makes four contributions. First, we built LexFront, a lexer with a priority-ordered token specification, a normalizer and a symbol table, together with our own regex-to-DFA engine that implements Thompson construction, subset construction and Moore minimization. Second, we set up a controlled comparison in which the tokenizer is the only thing that changes, with confidence intervals and significance tests so that small differences are not over-read. Third, we ran ablations that switch each normalization rule off separately, and a subword extension that combines LexFront with BPE and compares it with WordPiece and Unigram [4]. Fourth, we checked how far the results hold up with a fair tuning protocol, a collection of eight cleaned datasets, and four large datasets with hypotheses written down before the runs. Section 2 reviews the literature, Section 3 describes the proposed system and its five modules, Section 4 gives the implementation and results, Section 5 compares performance, and Section 6 concludes.</w:t>
       </w:r>
     </w:p>
     <w:p>
@@ -2996,7 +2996,7 @@
           <w:sz w:val="24"/>
           <w:szCs w:val="24"/>
         </w:rPr>
-        <w:t xml:space="preserve">The system is written in Python and every number below was read from the JSON result files in the repository, which are written by the scripts we ran. The core datasets use full data with no subsampling. For the two large datasets Civil Comments and Amazon polarity we took a seeded random sample of about 500,000 training examples, and Sentiment140 is used in full after cleaning. Each cell is a single training run. The 95% confidence intervals are paired percentile bootstraps over the test examples, with McNemar's test for accuracy on the core datasets. They cover the draw of the test set, not training randomness.</w:t>
+        <w:t xml:space="preserve">The system is written in Python and every number below was read from the JSON result files in the repository, which are written by the scripts we ran. The core datasets use full data with no subsampling. For Civil Comments and Amazon polarity we took a seeded random sample of about 500,000 training examples, for Yelp 300,000 training and 50,000 test examples, and Sentiment140 is used in full after cleaning. Each cell is a single training run. The 95% confidence intervals are paired percentile bootstraps over the test examples, with McNemar's test for accuracy on the core datasets. They cover the draw of the test set, not training randomness.</w:t>
       </w:r>
     </w:p>
     <w:p>
@@ -3026,7 +3026,7 @@
           <w:sz w:val="24"/>
           <w:szCs w:val="24"/>
         </w:rPr>
-        <w:t xml:space="preserve">We used English datasets that differ in style and size, in three groups. The core group has three datasets used in Modules 1 to 4: tweet_topic [40] has tweets labelled with six topics, go_emotions [41] has Reddit comments labelled with 28 emotion classes (we kept only the single-label examples), and ag_news [42] has news articles in four categories. The first two are noisy and informal, while ag_news is relatively clean, which gives a useful contrast. The collection group adds five tweet_eval tasks (sentiment, emotion, irony, hate and offensive language), so that together with the core datasets there are eight cleaned datasets. The large group has Sentiment140 (1.6 million tweets, split by user), Civil Comments (comments with a toxicity label, where the toxic class is rare) and Amazon polarity (product reviews). Table 1 lists the core and large datasets, and the last column is the share of the largest class in the test set, which is also the accuracy of the majority baseline. For the large datasets the sizes are after cleaning and, for Civil Comments and Amazon polarity, after taking a seeded random sample of about 500,000 training examples.</w:t>
+        <w:t xml:space="preserve">We used English datasets that differ in style and size, in three groups. The core group has three datasets used in Modules 1 to 4: tweet_topic [40] has tweets labelled with six topics, go_emotions [41] has Reddit comments labelled with 28 emotion classes (we kept only the single-label examples), and ag_news [42] has news articles in four categories. The first two are noisy and informal, while ag_news is relatively clean, which gives a useful contrast. The collection group adds five tweet_eval tasks (sentiment, emotion, irony, hate and offensive language), so that together with the core datasets there are eight cleaned datasets. The large group has Sentiment140 (1.6 million tweets, split by user), Civil Comments (comments with a toxicity label, where the toxic class is rare), Amazon polarity (product reviews) and Yelp (reviews with five star classes, which tests a many-class problem). Table 1 lists the core and large datasets, and the last column is the share of the largest class in the test set, which is also the accuracy of the majority baseline. For the large datasets the sizes are after cleaning and, for Civil Comments and Amazon polarity, after taking a seeded random sample of about 500,000 training examples (300,000 training and 50,000 test examples for Yelp).</w:t>
       </w:r>
     </w:p>
     <w:p>
@@ -4328,6 +4328,186 @@
                 <w:szCs w:val="19"/>
               </w:rPr>
               <w:t xml:space="preserve">50.04</w:t>
+            </w:r>
+          </w:p>
+        </w:tc>
+      </w:tr>
+      <w:tr>
+        <w:trPr>
+          <w:cantSplit/>
+          <w:tblHeader w:val="false"/>
+        </w:trPr>
+        <w:tc>
+          <w:tcPr>
+            <w:tcW w:type="dxa" w:w="1700"/>
+            <w:tcBorders>
+              <w:top w:val="single" w:color="888888" w:sz="4"/>
+              <w:left w:val="single" w:color="888888" w:sz="4"/>
+              <w:bottom w:val="single" w:color="888888" w:sz="4"/>
+              <w:right w:val="single" w:color="888888" w:sz="4"/>
+            </w:tcBorders>
+            <w:tcMar>
+              <w:top w:type="dxa" w:w="50"/>
+              <w:left w:type="dxa" w:w="80"/>
+              <w:bottom w:type="dxa" w:w="50"/>
+              <w:right w:type="dxa" w:w="80"/>
+            </w:tcMar>
+          </w:tcPr>
+          <w:p>
+            <w:r>
+              <w:rPr>
+                <w:rFonts w:ascii="Times New Roman" w:cs="Times New Roman" w:eastAsia="Times New Roman" w:hAnsi="Times New Roman"/>
+                <w:b w:val="false"/>
+                <w:bCs w:val="false"/>
+                <w:sz w:val="19"/>
+                <w:szCs w:val="19"/>
+              </w:rPr>
+              <w:t xml:space="preserve">Yelp reviews</w:t>
+            </w:r>
+          </w:p>
+        </w:tc>
+        <w:tc>
+          <w:tcPr>
+            <w:tcW w:type="dxa" w:w="2900"/>
+            <w:tcBorders>
+              <w:top w:val="single" w:color="888888" w:sz="4"/>
+              <w:left w:val="single" w:color="888888" w:sz="4"/>
+              <w:bottom w:val="single" w:color="888888" w:sz="4"/>
+              <w:right w:val="single" w:color="888888" w:sz="4"/>
+            </w:tcBorders>
+            <w:tcMar>
+              <w:top w:type="dxa" w:w="50"/>
+              <w:left w:type="dxa" w:w="80"/>
+              <w:bottom w:type="dxa" w:w="50"/>
+              <w:right w:type="dxa" w:w="80"/>
+            </w:tcMar>
+          </w:tcPr>
+          <w:p>
+            <w:r>
+              <w:rPr>
+                <w:rFonts w:ascii="Times New Roman" w:cs="Times New Roman" w:eastAsia="Times New Roman" w:hAnsi="Times New Roman"/>
+                <w:b w:val="false"/>
+                <w:bCs w:val="false"/>
+                <w:sz w:val="19"/>
+                <w:szCs w:val="19"/>
+              </w:rPr>
+              <w:t xml:space="preserve">Yelp/yelp_review_full</w:t>
+            </w:r>
+          </w:p>
+        </w:tc>
+        <w:tc>
+          <w:tcPr>
+            <w:tcW w:type="dxa" w:w="1200"/>
+            <w:tcBorders>
+              <w:top w:val="single" w:color="888888" w:sz="4"/>
+              <w:left w:val="single" w:color="888888" w:sz="4"/>
+              <w:bottom w:val="single" w:color="888888" w:sz="4"/>
+              <w:right w:val="single" w:color="888888" w:sz="4"/>
+            </w:tcBorders>
+            <w:tcMar>
+              <w:top w:type="dxa" w:w="50"/>
+              <w:left w:type="dxa" w:w="80"/>
+              <w:bottom w:type="dxa" w:w="50"/>
+              <w:right w:type="dxa" w:w="80"/>
+            </w:tcMar>
+          </w:tcPr>
+          <w:p>
+            <w:r>
+              <w:rPr>
+                <w:rFonts w:ascii="Times New Roman" w:cs="Times New Roman" w:eastAsia="Times New Roman" w:hAnsi="Times New Roman"/>
+                <w:b w:val="false"/>
+                <w:bCs w:val="false"/>
+                <w:sz w:val="19"/>
+                <w:szCs w:val="19"/>
+              </w:rPr>
+              <w:t xml:space="preserve">299,979</w:t>
+            </w:r>
+          </w:p>
+        </w:tc>
+        <w:tc>
+          <w:tcPr>
+            <w:tcW w:type="dxa" w:w="1200"/>
+            <w:tcBorders>
+              <w:top w:val="single" w:color="888888" w:sz="4"/>
+              <w:left w:val="single" w:color="888888" w:sz="4"/>
+              <w:bottom w:val="single" w:color="888888" w:sz="4"/>
+              <w:right w:val="single" w:color="888888" w:sz="4"/>
+            </w:tcBorders>
+            <w:tcMar>
+              <w:top w:type="dxa" w:w="50"/>
+              <w:left w:type="dxa" w:w="80"/>
+              <w:bottom w:type="dxa" w:w="50"/>
+              <w:right w:type="dxa" w:w="80"/>
+            </w:tcMar>
+          </w:tcPr>
+          <w:p>
+            <w:r>
+              <w:rPr>
+                <w:rFonts w:ascii="Times New Roman" w:cs="Times New Roman" w:eastAsia="Times New Roman" w:hAnsi="Times New Roman"/>
+                <w:b w:val="false"/>
+                <w:bCs w:val="false"/>
+                <w:sz w:val="19"/>
+                <w:szCs w:val="19"/>
+              </w:rPr>
+              <w:t xml:space="preserve">49,994</w:t>
+            </w:r>
+          </w:p>
+        </w:tc>
+        <w:tc>
+          <w:tcPr>
+            <w:tcW w:type="dxa" w:w="1100"/>
+            <w:tcBorders>
+              <w:top w:val="single" w:color="888888" w:sz="4"/>
+              <w:left w:val="single" w:color="888888" w:sz="4"/>
+              <w:bottom w:val="single" w:color="888888" w:sz="4"/>
+              <w:right w:val="single" w:color="888888" w:sz="4"/>
+            </w:tcBorders>
+            <w:tcMar>
+              <w:top w:type="dxa" w:w="50"/>
+              <w:left w:type="dxa" w:w="80"/>
+              <w:bottom w:type="dxa" w:w="50"/>
+              <w:right w:type="dxa" w:w="80"/>
+            </w:tcMar>
+          </w:tcPr>
+          <w:p>
+            <w:r>
+              <w:rPr>
+                <w:rFonts w:ascii="Times New Roman" w:cs="Times New Roman" w:eastAsia="Times New Roman" w:hAnsi="Times New Roman"/>
+                <w:b w:val="false"/>
+                <w:bCs w:val="false"/>
+                <w:sz w:val="19"/>
+                <w:szCs w:val="19"/>
+              </w:rPr>
+              <w:t xml:space="preserve">5</w:t>
+            </w:r>
+          </w:p>
+        </w:tc>
+        <w:tc>
+          <w:tcPr>
+            <w:tcW w:type="dxa" w:w="1400"/>
+            <w:tcBorders>
+              <w:top w:val="single" w:color="888888" w:sz="4"/>
+              <w:left w:val="single" w:color="888888" w:sz="4"/>
+              <w:bottom w:val="single" w:color="888888" w:sz="4"/>
+              <w:right w:val="single" w:color="888888" w:sz="4"/>
+            </w:tcBorders>
+            <w:tcMar>
+              <w:top w:type="dxa" w:w="50"/>
+              <w:left w:type="dxa" w:w="80"/>
+              <w:bottom w:type="dxa" w:w="50"/>
+              <w:right w:type="dxa" w:w="80"/>
+            </w:tcMar>
+          </w:tcPr>
+          <w:p>
+            <w:r>
+              <w:rPr>
+                <w:rFonts w:ascii="Times New Roman" w:cs="Times New Roman" w:eastAsia="Times New Roman" w:hAnsi="Times New Roman"/>
+                <w:b w:val="false"/>
+                <w:bCs w:val="false"/>
+                <w:sz w:val="19"/>
+                <w:szCs w:val="19"/>
+              </w:rPr>
+              <w:t xml:space="preserve">20.00</w:t>
             </w:r>
           </w:p>
         </w:tc>
@@ -15436,7 +15616,7 @@
           <w:sz w:val="26"/>
           <w:szCs w:val="26"/>
         </w:rPr>
-        <w:t xml:space="preserve">4.9 Module 5: Civil Comments and Amazon polarity</w:t>
+        <w:t xml:space="preserve">4.9 Module 5: Civil Comments, Amazon polarity and Yelp</w:t>
       </w:r>
     </w:p>
     <w:p>
@@ -15450,7 +15630,21 @@
           <w:sz w:val="24"/>
           <w:szCs w:val="24"/>
         </w:rPr>
-        <w:t xml:space="preserve">To see whether Sentiment140 is typical, we ran the same protocol on two more large datasets, each with about 500,000 training examples. Civil Comments is a comments dataset where the toxic class is rare (the majority class alone gives 92.02% accuracy), so we use macro-F1 as the primary metric there. Amazon polarity is clean review text and acts as a control. Table 12 gives the wide-tuned results. On Civil Comments, LexFront, NLTK and TweetTokenizer are essentially tied, and all three are clearly ahead of whitespace splitting in macro-F1: LexFront minus whitespace is +2.25 points [+1.79, +2.70] for Logistic Regression, and with default settings +4.03. On Amazon, LexFront and TweetTokenizer are level with each other (-0.01 [-0.09, +0.07]) and both are ahead of NLTK, with LexFront minus NLTK at +0.46 [+0.34, +0.57]. That interval is above zero but crosses the 0.5-point margin, so we label it unclear and not a clear gain. Wider settings help a lot here: +2.8 to +3.3 points for Logistic Regression and +5.7 to +6.7 for Naive Bayes on Amazon.</w:t>
+        <w:t xml:space="preserve">To see whether Sentiment140 is typical, we ran the same protocol on three more large datasets: Civil Comments and Amazon polarity with about 500,000 training examples each, and Yelp with about 300,000. Civil Comments is a comments dataset where the toxic class is rare (the majority class alone gives 92.02% accuracy), so we use macro-F1 as the primary metric there. Amazon polarity is clean review text and acts as a control. Table 12 gives the wide-tuned results. On Civil Comments, LexFront, NLTK and TweetTokenizer are essentially tied, and all three are clearly ahead of whitespace splitting in macro-F1: LexFront minus whitespace is +2.25 points [+1.79, +2.70] for Logistic Regression, and with default settings +4.03. On Amazon, LexFront and TweetTokenizer are level with each other (-0.01 [-0.09, +0.07]) and both are ahead of NLTK, with LexFront minus NLTK at +0.46 [+0.34, +0.57]. That interval is above zero but crosses the 0.5-point margin, so we label it unclear and not a clear gain. Wider settings help a lot here: +2.8 to +3.3 points for Logistic Regression and +5.7 to +6.7 for Naive Bayes on Amazon.</w:t>
+      </w:r>
+    </w:p>
+    <w:p>
+      <w:pPr>
+        <w:spacing w:after="160" w:line="320"/>
+        <w:jc w:val="both"/>
+      </w:pPr>
+      <w:r>
+        <w:rPr>
+          <w:rFonts w:ascii="Times New Roman" w:cs="Times New Roman" w:eastAsia="Times New Roman" w:hAnsi="Times New Roman"/>
+          <w:sz w:val="24"/>
+          <w:szCs w:val="24"/>
+        </w:rPr>
+        <w:t xml:space="preserve">Yelp has five star classes (balanced, so the majority class gives 20.00%), which makes it the one many-class large test. The result is again the same. With wide settings and Logistic Regression, LexFront minus NLTK is +0.07 points [-0.16, +0.31] and LexFront minus TweetTokenizer is -0.15 [-0.37, +0.07], both inside the margin, while LexFront is +1.08 [+0.76, +1.38] ahead of whitespace splitting, which is beyond the margin. With Naive Bayes, LexFront minus NLTK is -0.09 [-0.28, +0.11]. Wide settings add +2.63 to +3.15 points for Logistic Regression and +5.4 to +6.3 for Naive Bayes compared with default settings, again much more than any difference between the word tokenizers.</w:t>
       </w:r>
     </w:p>
     <w:p>
@@ -15467,7 +15661,7 @@
           <w:sz w:val="20"/>
           <w:szCs w:val="20"/>
         </w:rPr>
-        <w:t xml:space="preserve">Table 12. Wide-tuned test results, accuracy / macro-F1 (%) (results/boost_civil_comments, results/boost_amazon_polarity)</w:t>
+        <w:t xml:space="preserve">Table 12. Wide-tuned test results, accuracy / macro-F1 (%) (results/boost_civil_comments, results/boost_amazon_polarity, results/boost_yelp_full)</w:t>
       </w:r>
     </w:p>
     <w:tbl>
@@ -17116,6 +17310,726 @@
           </w:p>
         </w:tc>
       </w:tr>
+      <w:tr>
+        <w:trPr>
+          <w:cantSplit/>
+          <w:tblHeader w:val="false"/>
+        </w:trPr>
+        <w:tc>
+          <w:tcPr>
+            <w:tcW w:type="dxa" w:w="1900"/>
+            <w:tcBorders>
+              <w:top w:val="single" w:color="888888" w:sz="4"/>
+              <w:left w:val="single" w:color="888888" w:sz="4"/>
+              <w:bottom w:val="single" w:color="888888" w:sz="4"/>
+              <w:right w:val="single" w:color="888888" w:sz="4"/>
+            </w:tcBorders>
+            <w:tcMar>
+              <w:top w:type="dxa" w:w="50"/>
+              <w:left w:type="dxa" w:w="80"/>
+              <w:bottom w:type="dxa" w:w="50"/>
+              <w:right w:type="dxa" w:w="80"/>
+            </w:tcMar>
+          </w:tcPr>
+          <w:p>
+            <w:r>
+              <w:rPr>
+                <w:rFonts w:ascii="Times New Roman" w:cs="Times New Roman" w:eastAsia="Times New Roman" w:hAnsi="Times New Roman"/>
+                <w:b w:val="false"/>
+                <w:bCs w:val="false"/>
+                <w:sz w:val="19"/>
+                <w:szCs w:val="19"/>
+              </w:rPr>
+              <w:t xml:space="preserve">Yelp</w:t>
+            </w:r>
+          </w:p>
+        </w:tc>
+        <w:tc>
+          <w:tcPr>
+            <w:tcW w:type="dxa" w:w="1500"/>
+            <w:tcBorders>
+              <w:top w:val="single" w:color="888888" w:sz="4"/>
+              <w:left w:val="single" w:color="888888" w:sz="4"/>
+              <w:bottom w:val="single" w:color="888888" w:sz="4"/>
+              <w:right w:val="single" w:color="888888" w:sz="4"/>
+            </w:tcBorders>
+            <w:tcMar>
+              <w:top w:type="dxa" w:w="50"/>
+              <w:left w:type="dxa" w:w="80"/>
+              <w:bottom w:type="dxa" w:w="50"/>
+              <w:right w:type="dxa" w:w="80"/>
+            </w:tcMar>
+          </w:tcPr>
+          <w:p>
+            <w:r>
+              <w:rPr>
+                <w:rFonts w:ascii="Times New Roman" w:cs="Times New Roman" w:eastAsia="Times New Roman" w:hAnsi="Times New Roman"/>
+                <w:b w:val="false"/>
+                <w:bCs w:val="false"/>
+                <w:sz w:val="19"/>
+                <w:szCs w:val="19"/>
+              </w:rPr>
+              <w:t xml:space="preserve">whitespace</w:t>
+            </w:r>
+          </w:p>
+        </w:tc>
+        <w:tc>
+          <w:tcPr>
+            <w:tcW w:type="dxa" w:w="1500"/>
+            <w:tcBorders>
+              <w:top w:val="single" w:color="888888" w:sz="4"/>
+              <w:left w:val="single" w:color="888888" w:sz="4"/>
+              <w:bottom w:val="single" w:color="888888" w:sz="4"/>
+              <w:right w:val="single" w:color="888888" w:sz="4"/>
+            </w:tcBorders>
+            <w:tcMar>
+              <w:top w:type="dxa" w:w="50"/>
+              <w:left w:type="dxa" w:w="80"/>
+              <w:bottom w:type="dxa" w:w="50"/>
+              <w:right w:type="dxa" w:w="80"/>
+            </w:tcMar>
+          </w:tcPr>
+          <w:p>
+            <w:r>
+              <w:rPr>
+                <w:rFonts w:ascii="Times New Roman" w:cs="Times New Roman" w:eastAsia="Times New Roman" w:hAnsi="Times New Roman"/>
+                <w:b w:val="false"/>
+                <w:bCs w:val="false"/>
+                <w:sz w:val="19"/>
+                <w:szCs w:val="19"/>
+              </w:rPr>
+              <w:t xml:space="preserve">61.67</w:t>
+            </w:r>
+          </w:p>
+        </w:tc>
+        <w:tc>
+          <w:tcPr>
+            <w:tcW w:type="dxa" w:w="1500"/>
+            <w:tcBorders>
+              <w:top w:val="single" w:color="888888" w:sz="4"/>
+              <w:left w:val="single" w:color="888888" w:sz="4"/>
+              <w:bottom w:val="single" w:color="888888" w:sz="4"/>
+              <w:right w:val="single" w:color="888888" w:sz="4"/>
+            </w:tcBorders>
+            <w:tcMar>
+              <w:top w:type="dxa" w:w="50"/>
+              <w:left w:type="dxa" w:w="80"/>
+              <w:bottom w:type="dxa" w:w="50"/>
+              <w:right w:type="dxa" w:w="80"/>
+            </w:tcMar>
+          </w:tcPr>
+          <w:p>
+            <w:r>
+              <w:rPr>
+                <w:rFonts w:ascii="Times New Roman" w:cs="Times New Roman" w:eastAsia="Times New Roman" w:hAnsi="Times New Roman"/>
+                <w:b w:val="false"/>
+                <w:bCs w:val="false"/>
+                <w:sz w:val="19"/>
+                <w:szCs w:val="19"/>
+              </w:rPr>
+              <w:t xml:space="preserve">61.51</w:t>
+            </w:r>
+          </w:p>
+        </w:tc>
+        <w:tc>
+          <w:tcPr>
+            <w:tcW w:type="dxa" w:w="1500"/>
+            <w:tcBorders>
+              <w:top w:val="single" w:color="888888" w:sz="4"/>
+              <w:left w:val="single" w:color="888888" w:sz="4"/>
+              <w:bottom w:val="single" w:color="888888" w:sz="4"/>
+              <w:right w:val="single" w:color="888888" w:sz="4"/>
+            </w:tcBorders>
+            <w:tcMar>
+              <w:top w:type="dxa" w:w="50"/>
+              <w:left w:type="dxa" w:w="80"/>
+              <w:bottom w:type="dxa" w:w="50"/>
+              <w:right w:type="dxa" w:w="80"/>
+            </w:tcMar>
+          </w:tcPr>
+          <w:p>
+            <w:r>
+              <w:rPr>
+                <w:rFonts w:ascii="Times New Roman" w:cs="Times New Roman" w:eastAsia="Times New Roman" w:hAnsi="Times New Roman"/>
+                <w:b w:val="false"/>
+                <w:bCs w:val="false"/>
+                <w:sz w:val="19"/>
+                <w:szCs w:val="19"/>
+              </w:rPr>
+              <w:t xml:space="preserve">58.54</w:t>
+            </w:r>
+          </w:p>
+        </w:tc>
+        <w:tc>
+          <w:tcPr>
+            <w:tcW w:type="dxa" w:w="1500"/>
+            <w:tcBorders>
+              <w:top w:val="single" w:color="888888" w:sz="4"/>
+              <w:left w:val="single" w:color="888888" w:sz="4"/>
+              <w:bottom w:val="single" w:color="888888" w:sz="4"/>
+              <w:right w:val="single" w:color="888888" w:sz="4"/>
+            </w:tcBorders>
+            <w:tcMar>
+              <w:top w:type="dxa" w:w="50"/>
+              <w:left w:type="dxa" w:w="80"/>
+              <w:bottom w:type="dxa" w:w="50"/>
+              <w:right w:type="dxa" w:w="80"/>
+            </w:tcMar>
+          </w:tcPr>
+          <w:p>
+            <w:r>
+              <w:rPr>
+                <w:rFonts w:ascii="Times New Roman" w:cs="Times New Roman" w:eastAsia="Times New Roman" w:hAnsi="Times New Roman"/>
+                <w:b w:val="false"/>
+                <w:bCs w:val="false"/>
+                <w:sz w:val="19"/>
+                <w:szCs w:val="19"/>
+              </w:rPr>
+              <w:t xml:space="preserve">58.60</w:t>
+            </w:r>
+          </w:p>
+        </w:tc>
+      </w:tr>
+      <w:tr>
+        <w:trPr>
+          <w:cantSplit/>
+          <w:tblHeader w:val="false"/>
+        </w:trPr>
+        <w:tc>
+          <w:tcPr>
+            <w:tcW w:type="dxa" w:w="1900"/>
+            <w:tcBorders>
+              <w:top w:val="single" w:color="888888" w:sz="4"/>
+              <w:left w:val="single" w:color="888888" w:sz="4"/>
+              <w:bottom w:val="single" w:color="888888" w:sz="4"/>
+              <w:right w:val="single" w:color="888888" w:sz="4"/>
+            </w:tcBorders>
+            <w:tcMar>
+              <w:top w:type="dxa" w:w="50"/>
+              <w:left w:type="dxa" w:w="80"/>
+              <w:bottom w:type="dxa" w:w="50"/>
+              <w:right w:type="dxa" w:w="80"/>
+            </w:tcMar>
+          </w:tcPr>
+          <w:p>
+            <w:r>
+              <w:rPr>
+                <w:rFonts w:ascii="Times New Roman" w:cs="Times New Roman" w:eastAsia="Times New Roman" w:hAnsi="Times New Roman"/>
+                <w:b w:val="false"/>
+                <w:bCs w:val="false"/>
+                <w:sz w:val="19"/>
+                <w:szCs w:val="19"/>
+              </w:rPr>
+              <w:t xml:space="preserve">Yelp</w:t>
+            </w:r>
+          </w:p>
+        </w:tc>
+        <w:tc>
+          <w:tcPr>
+            <w:tcW w:type="dxa" w:w="1500"/>
+            <w:tcBorders>
+              <w:top w:val="single" w:color="888888" w:sz="4"/>
+              <w:left w:val="single" w:color="888888" w:sz="4"/>
+              <w:bottom w:val="single" w:color="888888" w:sz="4"/>
+              <w:right w:val="single" w:color="888888" w:sz="4"/>
+            </w:tcBorders>
+            <w:tcMar>
+              <w:top w:type="dxa" w:w="50"/>
+              <w:left w:type="dxa" w:w="80"/>
+              <w:bottom w:type="dxa" w:w="50"/>
+              <w:right w:type="dxa" w:w="80"/>
+            </w:tcMar>
+          </w:tcPr>
+          <w:p>
+            <w:r>
+              <w:rPr>
+                <w:rFonts w:ascii="Times New Roman" w:cs="Times New Roman" w:eastAsia="Times New Roman" w:hAnsi="Times New Roman"/>
+                <w:b w:val="false"/>
+                <w:bCs w:val="false"/>
+                <w:sz w:val="19"/>
+                <w:szCs w:val="19"/>
+              </w:rPr>
+              <w:t xml:space="preserve">nltk</w:t>
+            </w:r>
+          </w:p>
+        </w:tc>
+        <w:tc>
+          <w:tcPr>
+            <w:tcW w:type="dxa" w:w="1500"/>
+            <w:tcBorders>
+              <w:top w:val="single" w:color="888888" w:sz="4"/>
+              <w:left w:val="single" w:color="888888" w:sz="4"/>
+              <w:bottom w:val="single" w:color="888888" w:sz="4"/>
+              <w:right w:val="single" w:color="888888" w:sz="4"/>
+            </w:tcBorders>
+            <w:tcMar>
+              <w:top w:type="dxa" w:w="50"/>
+              <w:left w:type="dxa" w:w="80"/>
+              <w:bottom w:type="dxa" w:w="50"/>
+              <w:right w:type="dxa" w:w="80"/>
+            </w:tcMar>
+          </w:tcPr>
+          <w:p>
+            <w:r>
+              <w:rPr>
+                <w:rFonts w:ascii="Times New Roman" w:cs="Times New Roman" w:eastAsia="Times New Roman" w:hAnsi="Times New Roman"/>
+                <w:b w:val="false"/>
+                <w:bCs w:val="false"/>
+                <w:sz w:val="19"/>
+                <w:szCs w:val="19"/>
+              </w:rPr>
+              <w:t xml:space="preserve">62.67</w:t>
+            </w:r>
+          </w:p>
+        </w:tc>
+        <w:tc>
+          <w:tcPr>
+            <w:tcW w:type="dxa" w:w="1500"/>
+            <w:tcBorders>
+              <w:top w:val="single" w:color="888888" w:sz="4"/>
+              <w:left w:val="single" w:color="888888" w:sz="4"/>
+              <w:bottom w:val="single" w:color="888888" w:sz="4"/>
+              <w:right w:val="single" w:color="888888" w:sz="4"/>
+            </w:tcBorders>
+            <w:tcMar>
+              <w:top w:type="dxa" w:w="50"/>
+              <w:left w:type="dxa" w:w="80"/>
+              <w:bottom w:type="dxa" w:w="50"/>
+              <w:right w:type="dxa" w:w="80"/>
+            </w:tcMar>
+          </w:tcPr>
+          <w:p>
+            <w:r>
+              <w:rPr>
+                <w:rFonts w:ascii="Times New Roman" w:cs="Times New Roman" w:eastAsia="Times New Roman" w:hAnsi="Times New Roman"/>
+                <w:b w:val="false"/>
+                <w:bCs w:val="false"/>
+                <w:sz w:val="19"/>
+                <w:szCs w:val="19"/>
+              </w:rPr>
+              <w:t xml:space="preserve">62.53</w:t>
+            </w:r>
+          </w:p>
+        </w:tc>
+        <w:tc>
+          <w:tcPr>
+            <w:tcW w:type="dxa" w:w="1500"/>
+            <w:tcBorders>
+              <w:top w:val="single" w:color="888888" w:sz="4"/>
+              <w:left w:val="single" w:color="888888" w:sz="4"/>
+              <w:bottom w:val="single" w:color="888888" w:sz="4"/>
+              <w:right w:val="single" w:color="888888" w:sz="4"/>
+            </w:tcBorders>
+            <w:tcMar>
+              <w:top w:type="dxa" w:w="50"/>
+              <w:left w:type="dxa" w:w="80"/>
+              <w:bottom w:type="dxa" w:w="50"/>
+              <w:right w:type="dxa" w:w="80"/>
+            </w:tcMar>
+          </w:tcPr>
+          <w:p>
+            <w:r>
+              <w:rPr>
+                <w:rFonts w:ascii="Times New Roman" w:cs="Times New Roman" w:eastAsia="Times New Roman" w:hAnsi="Times New Roman"/>
+                <w:b w:val="false"/>
+                <w:bCs w:val="false"/>
+                <w:sz w:val="19"/>
+                <w:szCs w:val="19"/>
+              </w:rPr>
+              <w:t xml:space="preserve">59.20</w:t>
+            </w:r>
+          </w:p>
+        </w:tc>
+        <w:tc>
+          <w:tcPr>
+            <w:tcW w:type="dxa" w:w="1500"/>
+            <w:tcBorders>
+              <w:top w:val="single" w:color="888888" w:sz="4"/>
+              <w:left w:val="single" w:color="888888" w:sz="4"/>
+              <w:bottom w:val="single" w:color="888888" w:sz="4"/>
+              <w:right w:val="single" w:color="888888" w:sz="4"/>
+            </w:tcBorders>
+            <w:tcMar>
+              <w:top w:type="dxa" w:w="50"/>
+              <w:left w:type="dxa" w:w="80"/>
+              <w:bottom w:type="dxa" w:w="50"/>
+              <w:right w:type="dxa" w:w="80"/>
+            </w:tcMar>
+          </w:tcPr>
+          <w:p>
+            <w:r>
+              <w:rPr>
+                <w:rFonts w:ascii="Times New Roman" w:cs="Times New Roman" w:eastAsia="Times New Roman" w:hAnsi="Times New Roman"/>
+                <w:b w:val="false"/>
+                <w:bCs w:val="false"/>
+                <w:sz w:val="19"/>
+                <w:szCs w:val="19"/>
+              </w:rPr>
+              <w:t xml:space="preserve">59.29</w:t>
+            </w:r>
+          </w:p>
+        </w:tc>
+      </w:tr>
+      <w:tr>
+        <w:trPr>
+          <w:cantSplit/>
+          <w:tblHeader w:val="false"/>
+        </w:trPr>
+        <w:tc>
+          <w:tcPr>
+            <w:tcW w:type="dxa" w:w="1900"/>
+            <w:tcBorders>
+              <w:top w:val="single" w:color="888888" w:sz="4"/>
+              <w:left w:val="single" w:color="888888" w:sz="4"/>
+              <w:bottom w:val="single" w:color="888888" w:sz="4"/>
+              <w:right w:val="single" w:color="888888" w:sz="4"/>
+            </w:tcBorders>
+            <w:tcMar>
+              <w:top w:type="dxa" w:w="50"/>
+              <w:left w:type="dxa" w:w="80"/>
+              <w:bottom w:type="dxa" w:w="50"/>
+              <w:right w:type="dxa" w:w="80"/>
+            </w:tcMar>
+          </w:tcPr>
+          <w:p>
+            <w:r>
+              <w:rPr>
+                <w:rFonts w:ascii="Times New Roman" w:cs="Times New Roman" w:eastAsia="Times New Roman" w:hAnsi="Times New Roman"/>
+                <w:b w:val="false"/>
+                <w:bCs w:val="false"/>
+                <w:sz w:val="19"/>
+                <w:szCs w:val="19"/>
+              </w:rPr>
+              <w:t xml:space="preserve">Yelp</w:t>
+            </w:r>
+          </w:p>
+        </w:tc>
+        <w:tc>
+          <w:tcPr>
+            <w:tcW w:type="dxa" w:w="1500"/>
+            <w:tcBorders>
+              <w:top w:val="single" w:color="888888" w:sz="4"/>
+              <w:left w:val="single" w:color="888888" w:sz="4"/>
+              <w:bottom w:val="single" w:color="888888" w:sz="4"/>
+              <w:right w:val="single" w:color="888888" w:sz="4"/>
+            </w:tcBorders>
+            <w:tcMar>
+              <w:top w:type="dxa" w:w="50"/>
+              <w:left w:type="dxa" w:w="80"/>
+              <w:bottom w:type="dxa" w:w="50"/>
+              <w:right w:type="dxa" w:w="80"/>
+            </w:tcMar>
+          </w:tcPr>
+          <w:p>
+            <w:r>
+              <w:rPr>
+                <w:rFonts w:ascii="Times New Roman" w:cs="Times New Roman" w:eastAsia="Times New Roman" w:hAnsi="Times New Roman"/>
+                <w:b w:val="false"/>
+                <w:bCs w:val="false"/>
+                <w:sz w:val="19"/>
+                <w:szCs w:val="19"/>
+              </w:rPr>
+              <w:t xml:space="preserve">tweet</w:t>
+            </w:r>
+          </w:p>
+        </w:tc>
+        <w:tc>
+          <w:tcPr>
+            <w:tcW w:type="dxa" w:w="1500"/>
+            <w:tcBorders>
+              <w:top w:val="single" w:color="888888" w:sz="4"/>
+              <w:left w:val="single" w:color="888888" w:sz="4"/>
+              <w:bottom w:val="single" w:color="888888" w:sz="4"/>
+              <w:right w:val="single" w:color="888888" w:sz="4"/>
+            </w:tcBorders>
+            <w:tcMar>
+              <w:top w:type="dxa" w:w="50"/>
+              <w:left w:type="dxa" w:w="80"/>
+              <w:bottom w:type="dxa" w:w="50"/>
+              <w:right w:type="dxa" w:w="80"/>
+            </w:tcMar>
+          </w:tcPr>
+          <w:p>
+            <w:r>
+              <w:rPr>
+                <w:rFonts w:ascii="Times New Roman" w:cs="Times New Roman" w:eastAsia="Times New Roman" w:hAnsi="Times New Roman"/>
+                <w:b w:val="false"/>
+                <w:bCs w:val="false"/>
+                <w:sz w:val="19"/>
+                <w:szCs w:val="19"/>
+              </w:rPr>
+              <w:t xml:space="preserve">62.89</w:t>
+            </w:r>
+          </w:p>
+        </w:tc>
+        <w:tc>
+          <w:tcPr>
+            <w:tcW w:type="dxa" w:w="1500"/>
+            <w:tcBorders>
+              <w:top w:val="single" w:color="888888" w:sz="4"/>
+              <w:left w:val="single" w:color="888888" w:sz="4"/>
+              <w:bottom w:val="single" w:color="888888" w:sz="4"/>
+              <w:right w:val="single" w:color="888888" w:sz="4"/>
+            </w:tcBorders>
+            <w:tcMar>
+              <w:top w:type="dxa" w:w="50"/>
+              <w:left w:type="dxa" w:w="80"/>
+              <w:bottom w:type="dxa" w:w="50"/>
+              <w:right w:type="dxa" w:w="80"/>
+            </w:tcMar>
+          </w:tcPr>
+          <w:p>
+            <w:r>
+              <w:rPr>
+                <w:rFonts w:ascii="Times New Roman" w:cs="Times New Roman" w:eastAsia="Times New Roman" w:hAnsi="Times New Roman"/>
+                <w:b w:val="false"/>
+                <w:bCs w:val="false"/>
+                <w:sz w:val="19"/>
+                <w:szCs w:val="19"/>
+              </w:rPr>
+              <w:t xml:space="preserve">62.76</w:t>
+            </w:r>
+          </w:p>
+        </w:tc>
+        <w:tc>
+          <w:tcPr>
+            <w:tcW w:type="dxa" w:w="1500"/>
+            <w:tcBorders>
+              <w:top w:val="single" w:color="888888" w:sz="4"/>
+              <w:left w:val="single" w:color="888888" w:sz="4"/>
+              <w:bottom w:val="single" w:color="888888" w:sz="4"/>
+              <w:right w:val="single" w:color="888888" w:sz="4"/>
+            </w:tcBorders>
+            <w:tcMar>
+              <w:top w:type="dxa" w:w="50"/>
+              <w:left w:type="dxa" w:w="80"/>
+              <w:bottom w:type="dxa" w:w="50"/>
+              <w:right w:type="dxa" w:w="80"/>
+            </w:tcMar>
+          </w:tcPr>
+          <w:p>
+            <w:r>
+              <w:rPr>
+                <w:rFonts w:ascii="Times New Roman" w:cs="Times New Roman" w:eastAsia="Times New Roman" w:hAnsi="Times New Roman"/>
+                <w:b w:val="false"/>
+                <w:bCs w:val="false"/>
+                <w:sz w:val="19"/>
+                <w:szCs w:val="19"/>
+              </w:rPr>
+              <w:t xml:space="preserve">59.42</w:t>
+            </w:r>
+          </w:p>
+        </w:tc>
+        <w:tc>
+          <w:tcPr>
+            <w:tcW w:type="dxa" w:w="1500"/>
+            <w:tcBorders>
+              <w:top w:val="single" w:color="888888" w:sz="4"/>
+              <w:left w:val="single" w:color="888888" w:sz="4"/>
+              <w:bottom w:val="single" w:color="888888" w:sz="4"/>
+              <w:right w:val="single" w:color="888888" w:sz="4"/>
+            </w:tcBorders>
+            <w:tcMar>
+              <w:top w:type="dxa" w:w="50"/>
+              <w:left w:type="dxa" w:w="80"/>
+              <w:bottom w:type="dxa" w:w="50"/>
+              <w:right w:type="dxa" w:w="80"/>
+            </w:tcMar>
+          </w:tcPr>
+          <w:p>
+            <w:r>
+              <w:rPr>
+                <w:rFonts w:ascii="Times New Roman" w:cs="Times New Roman" w:eastAsia="Times New Roman" w:hAnsi="Times New Roman"/>
+                <w:b w:val="false"/>
+                <w:bCs w:val="false"/>
+                <w:sz w:val="19"/>
+                <w:szCs w:val="19"/>
+              </w:rPr>
+              <w:t xml:space="preserve">59.51</w:t>
+            </w:r>
+          </w:p>
+        </w:tc>
+      </w:tr>
+      <w:tr>
+        <w:trPr>
+          <w:cantSplit/>
+          <w:tblHeader w:val="false"/>
+        </w:trPr>
+        <w:tc>
+          <w:tcPr>
+            <w:tcW w:type="dxa" w:w="1900"/>
+            <w:tcBorders>
+              <w:top w:val="single" w:color="888888" w:sz="4"/>
+              <w:left w:val="single" w:color="888888" w:sz="4"/>
+              <w:bottom w:val="single" w:color="888888" w:sz="4"/>
+              <w:right w:val="single" w:color="888888" w:sz="4"/>
+            </w:tcBorders>
+            <w:tcMar>
+              <w:top w:type="dxa" w:w="50"/>
+              <w:left w:type="dxa" w:w="80"/>
+              <w:bottom w:type="dxa" w:w="50"/>
+              <w:right w:type="dxa" w:w="80"/>
+            </w:tcMar>
+          </w:tcPr>
+          <w:p>
+            <w:r>
+              <w:rPr>
+                <w:rFonts w:ascii="Times New Roman" w:cs="Times New Roman" w:eastAsia="Times New Roman" w:hAnsi="Times New Roman"/>
+                <w:b w:val="false"/>
+                <w:bCs w:val="false"/>
+                <w:sz w:val="19"/>
+                <w:szCs w:val="19"/>
+              </w:rPr>
+              <w:t xml:space="preserve">Yelp</w:t>
+            </w:r>
+          </w:p>
+        </w:tc>
+        <w:tc>
+          <w:tcPr>
+            <w:tcW w:type="dxa" w:w="1500"/>
+            <w:tcBorders>
+              <w:top w:val="single" w:color="888888" w:sz="4"/>
+              <w:left w:val="single" w:color="888888" w:sz="4"/>
+              <w:bottom w:val="single" w:color="888888" w:sz="4"/>
+              <w:right w:val="single" w:color="888888" w:sz="4"/>
+            </w:tcBorders>
+            <w:tcMar>
+              <w:top w:type="dxa" w:w="50"/>
+              <w:left w:type="dxa" w:w="80"/>
+              <w:bottom w:type="dxa" w:w="50"/>
+              <w:right w:type="dxa" w:w="80"/>
+            </w:tcMar>
+          </w:tcPr>
+          <w:p>
+            <w:r>
+              <w:rPr>
+                <w:rFonts w:ascii="Times New Roman" w:cs="Times New Roman" w:eastAsia="Times New Roman" w:hAnsi="Times New Roman"/>
+                <w:b w:val="false"/>
+                <w:bCs w:val="false"/>
+                <w:sz w:val="19"/>
+                <w:szCs w:val="19"/>
+              </w:rPr>
+              <w:t xml:space="preserve">lexfront</w:t>
+            </w:r>
+          </w:p>
+        </w:tc>
+        <w:tc>
+          <w:tcPr>
+            <w:tcW w:type="dxa" w:w="1500"/>
+            <w:tcBorders>
+              <w:top w:val="single" w:color="888888" w:sz="4"/>
+              <w:left w:val="single" w:color="888888" w:sz="4"/>
+              <w:bottom w:val="single" w:color="888888" w:sz="4"/>
+              <w:right w:val="single" w:color="888888" w:sz="4"/>
+            </w:tcBorders>
+            <w:tcMar>
+              <w:top w:type="dxa" w:w="50"/>
+              <w:left w:type="dxa" w:w="80"/>
+              <w:bottom w:type="dxa" w:w="50"/>
+              <w:right w:type="dxa" w:w="80"/>
+            </w:tcMar>
+          </w:tcPr>
+          <w:p>
+            <w:r>
+              <w:rPr>
+                <w:rFonts w:ascii="Times New Roman" w:cs="Times New Roman" w:eastAsia="Times New Roman" w:hAnsi="Times New Roman"/>
+                <w:b w:val="false"/>
+                <w:bCs w:val="false"/>
+                <w:sz w:val="19"/>
+                <w:szCs w:val="19"/>
+              </w:rPr>
+              <w:t xml:space="preserve">62.75</w:t>
+            </w:r>
+          </w:p>
+        </w:tc>
+        <w:tc>
+          <w:tcPr>
+            <w:tcW w:type="dxa" w:w="1500"/>
+            <w:tcBorders>
+              <w:top w:val="single" w:color="888888" w:sz="4"/>
+              <w:left w:val="single" w:color="888888" w:sz="4"/>
+              <w:bottom w:val="single" w:color="888888" w:sz="4"/>
+              <w:right w:val="single" w:color="888888" w:sz="4"/>
+            </w:tcBorders>
+            <w:tcMar>
+              <w:top w:type="dxa" w:w="50"/>
+              <w:left w:type="dxa" w:w="80"/>
+              <w:bottom w:type="dxa" w:w="50"/>
+              <w:right w:type="dxa" w:w="80"/>
+            </w:tcMar>
+          </w:tcPr>
+          <w:p>
+            <w:r>
+              <w:rPr>
+                <w:rFonts w:ascii="Times New Roman" w:cs="Times New Roman" w:eastAsia="Times New Roman" w:hAnsi="Times New Roman"/>
+                <w:b w:val="false"/>
+                <w:bCs w:val="false"/>
+                <w:sz w:val="19"/>
+                <w:szCs w:val="19"/>
+              </w:rPr>
+              <w:t xml:space="preserve">62.60</w:t>
+            </w:r>
+          </w:p>
+        </w:tc>
+        <w:tc>
+          <w:tcPr>
+            <w:tcW w:type="dxa" w:w="1500"/>
+            <w:tcBorders>
+              <w:top w:val="single" w:color="888888" w:sz="4"/>
+              <w:left w:val="single" w:color="888888" w:sz="4"/>
+              <w:bottom w:val="single" w:color="888888" w:sz="4"/>
+              <w:right w:val="single" w:color="888888" w:sz="4"/>
+            </w:tcBorders>
+            <w:tcMar>
+              <w:top w:type="dxa" w:w="50"/>
+              <w:left w:type="dxa" w:w="80"/>
+              <w:bottom w:type="dxa" w:w="50"/>
+              <w:right w:type="dxa" w:w="80"/>
+            </w:tcMar>
+          </w:tcPr>
+          <w:p>
+            <w:r>
+              <w:rPr>
+                <w:rFonts w:ascii="Times New Roman" w:cs="Times New Roman" w:eastAsia="Times New Roman" w:hAnsi="Times New Roman"/>
+                <w:b w:val="false"/>
+                <w:bCs w:val="false"/>
+                <w:sz w:val="19"/>
+                <w:szCs w:val="19"/>
+              </w:rPr>
+              <w:t xml:space="preserve">59.11</w:t>
+            </w:r>
+          </w:p>
+        </w:tc>
+        <w:tc>
+          <w:tcPr>
+            <w:tcW w:type="dxa" w:w="1500"/>
+            <w:tcBorders>
+              <w:top w:val="single" w:color="888888" w:sz="4"/>
+              <w:left w:val="single" w:color="888888" w:sz="4"/>
+              <w:bottom w:val="single" w:color="888888" w:sz="4"/>
+              <w:right w:val="single" w:color="888888" w:sz="4"/>
+            </w:tcBorders>
+            <w:tcMar>
+              <w:top w:type="dxa" w:w="50"/>
+              <w:left w:type="dxa" w:w="80"/>
+              <w:bottom w:type="dxa" w:w="50"/>
+              <w:right w:type="dxa" w:w="80"/>
+            </w:tcMar>
+          </w:tcPr>
+          <w:p>
+            <w:r>
+              <w:rPr>
+                <w:rFonts w:ascii="Times New Roman" w:cs="Times New Roman" w:eastAsia="Times New Roman" w:hAnsi="Times New Roman"/>
+                <w:b w:val="false"/>
+                <w:bCs w:val="false"/>
+                <w:sz w:val="19"/>
+                <w:szCs w:val="19"/>
+              </w:rPr>
+              <w:t xml:space="preserve">59.21</w:t>
+            </w:r>
+          </w:p>
+        </w:tc>
+      </w:tr>
     </w:tbl>
     <w:p>
       <w:pPr>
@@ -17133,7 +18047,7 @@
           <w:sz w:val="24"/>
           <w:szCs w:val="24"/>
         </w:rPr>
-        <w:t xml:space="preserve">A caution on how these two runs were made. They ran on a Windows laptop with Python 3.12, while the Sentiment140 runs ran on Colab. Each run records its own library versions, so the results are valid but should not be mixed at the digit level. We also tried the Yelp reviews dataset (five star classes) with the same protocol. At the time of writing that run had not finished, so we report no Yelp result.</w:t>
+        <w:t xml:space="preserve">A caution on how these three runs were made. They ran on a Windows laptop with Python 3.12, while the Sentiment140 runs ran on Colab. Each run records its own library versions, so the results are valid but should not be mixed at the digit level. The Yelp run needed about 10 hours of fitting time in total, and an earlier attempt on Colab did not finish.</w:t>
       </w:r>
     </w:p>
     <w:p>
@@ -18485,7 +19399,7 @@
           <w:sz w:val="24"/>
           <w:szCs w:val="24"/>
         </w:rPr>
-        <w:t xml:space="preserve">Figure 7 puts the tokenizer-only comparison for Logistic Regression on all eleven datasets in one place. The tuned or wide-tuned setting is used, so that the comparison is not tied to default settings. The picture is clear. Nine of the eleven point estimates lie inside the margin. The two exceptions are tweet_eval hate (-0.66) and irony (+3.06), and both have wide intervals that include values inside the margin. The three large datasets have narrow intervals, and they are tight around zero: +0.11 on Sentiment140, 0.00 on Civil Comments and +0.46 on Amazon polarity. The small datasets have wide intervals, because their test sets are small, so they cannot rule out a difference of a point or more in either direction. The only point far from zero, tweet_eval irony, has the widest interval and rests on 784 test examples. There is no dataset where LexFront is clearly better than NLTK by more than the margin, and none where it is clearly worse once the classifier is tuned. We read this as "competitive", not "better".</w:t>
+        <w:t xml:space="preserve">Figure 7 puts the tokenizer-only comparison for Logistic Regression on all twelve datasets in one place. The tuned or wide-tuned setting is used, so that the comparison is not tied to default settings. The picture is clear. Ten of the twelve point estimates lie inside the margin. The two exceptions are tweet_eval hate (-0.66) and irony (+3.06), and both have wide intervals that include values inside the margin. The four large datasets have much narrower intervals, and they are tight around zero: +0.11 on Sentiment140, 0.00 on Civil Comments, +0.46 on Amazon polarity and +0.07 on Yelp. The small datasets have wide intervals, because their test sets are small, so they cannot rule out a difference of a point or more in either direction. The only point far from zero, tweet_eval irony, has the widest interval and rests on 784 test examples. There is no dataset where LexFront is clearly better than NLTK by more than the margin, and none where it is clearly worse once the classifier is tuned. We read this as "competitive", not "better".</w:t>
       </w:r>
     </w:p>
     <w:p>
@@ -18894,7 +19808,7 @@
                 <w:sz w:val="18"/>
                 <w:szCs w:val="18"/>
               </w:rPr>
-              <w:t xml:space="preserve">-1.01 to +10.26 (mean over tokenizers, collection); +5.7 to +6.7 on Amazon</w:t>
+              <w:t xml:space="preserve">-1.01 to +10.26 (mean over tokenizers, collection); +5.4 to +6.7 on Amazon and Yelp</w:t>
             </w:r>
           </w:p>
         </w:tc>
@@ -18987,7 +19901,7 @@
                 <w:sz w:val="18"/>
                 <w:szCs w:val="18"/>
               </w:rPr>
-              <w:t xml:space="preserve">-0.77 to +1.41 (collection); +2.0 to +3.0 (Sentiment140); +2.8 to +3.3 (Amazon)</w:t>
+              <w:t xml:space="preserve">-0.77 to +1.41 (collection); +2.0 to +3.0 (Sentiment140); +2.8 to +3.3 (Amazon); +2.6 to +3.2 (Yelp)</w:t>
             </w:r>
           </w:p>
         </w:tc>
@@ -19080,7 +19994,7 @@
                 <w:sz w:val="18"/>
                 <w:szCs w:val="18"/>
               </w:rPr>
-              <w:t xml:space="preserve">0.00 to +0.46 on the three large datasets; -0.66 to +3.06 (wide intervals) on the small ones</w:t>
+              <w:t xml:space="preserve">0.00 to +0.46 on the four large datasets; -0.66 to +3.06 (wide intervals) on the small ones</w:t>
             </w:r>
           </w:p>
         </w:tc>
@@ -20396,6 +21310,99 @@
           </w:p>
         </w:tc>
       </w:tr>
+      <w:tr>
+        <w:trPr>
+          <w:cantSplit/>
+          <w:tblHeader w:val="false"/>
+        </w:trPr>
+        <w:tc>
+          <w:tcPr>
+            <w:tcW w:type="dxa" w:w="2200"/>
+            <w:tcBorders>
+              <w:top w:val="single" w:color="888888" w:sz="4"/>
+              <w:left w:val="single" w:color="888888" w:sz="4"/>
+              <w:bottom w:val="single" w:color="888888" w:sz="4"/>
+              <w:right w:val="single" w:color="888888" w:sz="4"/>
+            </w:tcBorders>
+            <w:tcMar>
+              <w:top w:type="dxa" w:w="50"/>
+              <w:left w:type="dxa" w:w="80"/>
+              <w:bottom w:type="dxa" w:w="50"/>
+              <w:right w:type="dxa" w:w="80"/>
+            </w:tcMar>
+          </w:tcPr>
+          <w:p>
+            <w:r>
+              <w:rPr>
+                <w:rFonts w:ascii="Times New Roman" w:cs="Times New Roman" w:eastAsia="Times New Roman" w:hAnsi="Times New Roman"/>
+                <w:b w:val="false"/>
+                <w:bCs w:val="false"/>
+                <w:sz w:val="18"/>
+                <w:szCs w:val="18"/>
+              </w:rPr>
+              <w:t xml:space="preserve">HA2 / HA3 (Yelp)</w:t>
+            </w:r>
+          </w:p>
+        </w:tc>
+        <w:tc>
+          <w:tcPr>
+            <w:tcW w:type="dxa" w:w="4700"/>
+            <w:tcBorders>
+              <w:top w:val="single" w:color="888888" w:sz="4"/>
+              <w:left w:val="single" w:color="888888" w:sz="4"/>
+              <w:bottom w:val="single" w:color="888888" w:sz="4"/>
+              <w:right w:val="single" w:color="888888" w:sz="4"/>
+            </w:tcBorders>
+            <w:tcMar>
+              <w:top w:type="dxa" w:w="50"/>
+              <w:left w:type="dxa" w:w="80"/>
+              <w:bottom w:type="dxa" w:w="50"/>
+              <w:right w:type="dxa" w:w="80"/>
+            </w:tcMar>
+          </w:tcPr>
+          <w:p>
+            <w:r>
+              <w:rPr>
+                <w:rFonts w:ascii="Times New Roman" w:cs="Times New Roman" w:eastAsia="Times New Roman" w:hAnsi="Times New Roman"/>
+                <w:b w:val="false"/>
+                <w:bCs w:val="false"/>
+                <w:sz w:val="18"/>
+                <w:szCs w:val="18"/>
+              </w:rPr>
+              <w:t xml:space="preserve">As above</w:t>
+            </w:r>
+          </w:p>
+        </w:tc>
+        <w:tc>
+          <w:tcPr>
+            <w:tcW w:type="dxa" w:w="2600"/>
+            <w:tcBorders>
+              <w:top w:val="single" w:color="888888" w:sz="4"/>
+              <w:left w:val="single" w:color="888888" w:sz="4"/>
+              <w:bottom w:val="single" w:color="888888" w:sz="4"/>
+              <w:right w:val="single" w:color="888888" w:sz="4"/>
+            </w:tcBorders>
+            <w:tcMar>
+              <w:top w:type="dxa" w:w="50"/>
+              <w:left w:type="dxa" w:w="80"/>
+              <w:bottom w:type="dxa" w:w="50"/>
+              <w:right w:type="dxa" w:w="80"/>
+            </w:tcMar>
+          </w:tcPr>
+          <w:p>
+            <w:r>
+              <w:rPr>
+                <w:rFonts w:ascii="Times New Roman" w:cs="Times New Roman" w:eastAsia="Times New Roman" w:hAnsi="Times New Roman"/>
+                <w:b w:val="false"/>
+                <w:bCs w:val="false"/>
+                <w:sz w:val="18"/>
+                <w:szCs w:val="18"/>
+              </w:rPr>
+              <w:t xml:space="preserve">HA2 observed, HA3 not observed (1.22 against 0.98)</w:t>
+            </w:r>
+          </w:p>
+        </w:tc>
+      </w:tr>
     </w:tbl>
     <w:p>
       <w:pPr>
@@ -20429,7 +21436,7 @@
           <w:sz w:val="24"/>
           <w:szCs w:val="24"/>
         </w:rPr>
-        <w:t xml:space="preserve">A few cautions apply to all of the numbers. There is one training run per cell, so training randomness is not covered by the intervals, which only measure test-set sampling. We ran many comparisons and did not correct for multiple testing. In the rule ablation, 6 of 42 interval comparisons exclude 0 when about 2 would be expected by chance. All datasets are English, and the large ones are two-class, so we cannot say anything about other languages, code-mixed text or many-class problems at scale. We did not test transformer models. The Yelp run did not finish, so it is not reported. The Colab and laptop runs used different library versions, which each run records. All reasons we give for why a difference appears are hypotheses, not tested conclusions.</w:t>
+        <w:t xml:space="preserve">A few cautions apply to all of the numbers. There is one training run per cell, so training randomness is not covered by the intervals, which only measure test-set sampling. We ran many comparisons and did not correct for multiple testing. In the rule ablation, 6 of 42 interval comparisons exclude 0 when about 2 would be expected by chance. All datasets are English, and all large ones except Yelp are two-class, so we cannot say anything about other languages or code-mixed text, and Yelp is our only many-class test at scale. We did not test transformer models. The Colab and laptop runs used different library versions, which each run records. All reasons we give for why a difference appears are hypotheses, not tested conclusions.</w:t>
       </w:r>
     </w:p>
     <w:p>
@@ -20473,7 +21480,7 @@
           <w:sz w:val="24"/>
           <w:szCs w:val="24"/>
         </w:rPr>
-        <w:t xml:space="preserve">On the question we started with, the answer is that a compiler-style lexer is competitive but not better. This held on the three core datasets, on the eight-dataset collection with fair tuning, and on three large datasets with around half a million to one and a half million training examples. With the tokenizer as the only change, LexFront stays within about half a point of NLTK and TweetTokenizer on the large datasets, and its clear advantage is over plain whitespace splitting, especially in macro-F1 on Civil Comments. It gives a smaller vocabulary, a lower out-of-vocabulary rate and slightly smaller accuracy losses under added noise. Most of the accuracy comes from the classifier and its tuning. BPE, WordPiece, Unigram and the character n-gram baseline did not improve on the word-level tokenizers, and several of our own hypotheses were not supported, which we report as they came out.</w:t>
+        <w:t xml:space="preserve">On the question we started with, the answer is that a compiler-style lexer is competitive but not better. This held on the three core datasets, on the eight-dataset collection with fair tuning, and on four large datasets with about 300,000 to 1.5 million training examples, one of them with five classes. With the tokenizer as the only change, LexFront stays within about half a point of NLTK and TweetTokenizer on the large datasets, and its clear advantage is over plain whitespace splitting, especially in macro-F1 on Civil Comments and by about one point on Yelp. It gives a smaller vocabulary, a lower out-of-vocabulary rate and slightly smaller accuracy losses under added noise. Most of the accuracy comes from the classifier and its tuning. BPE, WordPiece, Unigram and the character n-gram baseline did not improve on the word-level tokenizers, and several of our own hypotheses were not supported, which we report as they came out.</w:t>
       </w:r>
     </w:p>
     <w:p>

--- a/report/LexFront_Final_Report.docx
+++ b/report/LexFront_Final_Report.docx
@@ -22555,7 +22555,7 @@
           <w:sz w:val="21"/>
           <w:szCs w:val="21"/>
         </w:rPr>
-        <w:t xml:space="preserve">	D. Antypas et al., "Twitter topic classification," in Proc. 29th Int. Conf. Comput. Linguistics (COLING), Gyeongju, South Korea, 2022.</w:t>
+        <w:t xml:space="preserve">	D. Antypas et al., "Twitter topic classification," in Proc. 29th Int. Conf. Comput. Linguistics (COLING), Gyeongju, South Korea, 2022, pp. 3386-3400.</w:t>
       </w:r>
     </w:p>
     <w:p>

--- a/report/LexFront_Final_Report.docx
+++ b/report/LexFront_Final_Report.docx
@@ -34,7 +34,7 @@
     </w:p>
     <w:p>
       <w:pPr>
-        <w:spacing w:after="360"/>
+        <w:spacing w:after="160"/>
         <w:jc w:val="center"/>
       </w:pPr>
       <w:r>
@@ -47,6 +47,203 @@
         </w:rPr>
         <w:t xml:space="preserve">Compiler Design Project, Final Report</w:t>
       </w:r>
+    </w:p>
+    <w:p>
+      <w:pPr>
+        <w:spacing w:after="60" w:before="60"/>
+        <w:jc w:val="center"/>
+      </w:pPr>
+      <w:r>
+        <w:rPr>
+          <w:rFonts w:ascii="Times New Roman" w:cs="Times New Roman" w:eastAsia="Times New Roman" w:hAnsi="Times New Roman"/>
+          <w:b/>
+          <w:bCs/>
+          <w:sz w:val="22"/>
+          <w:szCs w:val="22"/>
+        </w:rPr>
+        <w:t xml:space="preserve">Team members</w:t>
+      </w:r>
+    </w:p>
+    <w:p>
+      <w:pPr>
+        <w:spacing w:after="40"/>
+        <w:jc w:val="center"/>
+      </w:pPr>
+      <w:r>
+        <w:rPr>
+          <w:rFonts w:ascii="Times New Roman" w:cs="Times New Roman" w:eastAsia="Times New Roman" w:hAnsi="Times New Roman"/>
+          <w:b/>
+          <w:bCs/>
+          <w:sz w:val="22"/>
+          <w:szCs w:val="22"/>
+        </w:rPr>
+        <w:t xml:space="preserve"/>
+      </w:r>
+      <w:r>
+        <w:rPr>
+          <w:rFonts w:ascii="Times New Roman" w:cs="Times New Roman" w:eastAsia="Times New Roman" w:hAnsi="Times New Roman"/>
+          <w:sz w:val="22"/>
+          <w:szCs w:val="22"/>
+        </w:rPr>
+        <w:t xml:space="preserve">Veer Jahaan Arora (24BCB0080)</w:t>
+      </w:r>
+    </w:p>
+    <w:p>
+      <w:pPr>
+        <w:spacing w:after="40"/>
+        <w:jc w:val="center"/>
+      </w:pPr>
+      <w:r>
+        <w:rPr>
+          <w:rFonts w:ascii="Times New Roman" w:cs="Times New Roman" w:eastAsia="Times New Roman" w:hAnsi="Times New Roman"/>
+          <w:b/>
+          <w:bCs/>
+          <w:sz w:val="22"/>
+          <w:szCs w:val="22"/>
+        </w:rPr>
+        <w:t xml:space="preserve"/>
+      </w:r>
+      <w:r>
+        <w:rPr>
+          <w:rFonts w:ascii="Times New Roman" w:cs="Times New Roman" w:eastAsia="Times New Roman" w:hAnsi="Times New Roman"/>
+          <w:sz w:val="22"/>
+          <w:szCs w:val="22"/>
+        </w:rPr>
+        <w:t xml:space="preserve">Yash Aggarwal (24BKT0013)</w:t>
+      </w:r>
+    </w:p>
+    <w:p>
+      <w:pPr>
+        <w:spacing w:after="40"/>
+        <w:jc w:val="center"/>
+      </w:pPr>
+      <w:r>
+        <w:rPr>
+          <w:rFonts w:ascii="Times New Roman" w:cs="Times New Roman" w:eastAsia="Times New Roman" w:hAnsi="Times New Roman"/>
+          <w:b/>
+          <w:bCs/>
+          <w:sz w:val="22"/>
+          <w:szCs w:val="22"/>
+        </w:rPr>
+        <w:t xml:space="preserve"/>
+      </w:r>
+      <w:r>
+        <w:rPr>
+          <w:rFonts w:ascii="Times New Roman" w:cs="Times New Roman" w:eastAsia="Times New Roman" w:hAnsi="Times New Roman"/>
+          <w:sz w:val="22"/>
+          <w:szCs w:val="22"/>
+        </w:rPr>
+        <w:t xml:space="preserve">V C Pavitran (24BCE2019)</w:t>
+      </w:r>
+    </w:p>
+    <w:p>
+      <w:pPr>
+        <w:spacing w:after="60"/>
+      </w:pPr>
+    </w:p>
+    <w:p>
+      <w:pPr>
+        <w:spacing w:after="40"/>
+        <w:jc w:val="center"/>
+      </w:pPr>
+      <w:r>
+        <w:rPr>
+          <w:rFonts w:ascii="Times New Roman" w:cs="Times New Roman" w:eastAsia="Times New Roman" w:hAnsi="Times New Roman"/>
+          <w:b/>
+          <w:bCs/>
+          <w:sz w:val="22"/>
+          <w:szCs w:val="22"/>
+        </w:rPr>
+        <w:t xml:space="preserve">Subject: </w:t>
+      </w:r>
+      <w:r>
+        <w:rPr>
+          <w:rFonts w:ascii="Times New Roman" w:cs="Times New Roman" w:eastAsia="Times New Roman" w:hAnsi="Times New Roman"/>
+          <w:sz w:val="22"/>
+          <w:szCs w:val="22"/>
+        </w:rPr>
+        <w:t xml:space="preserve">Compiler Design Lab (BCSE307P)</w:t>
+      </w:r>
+    </w:p>
+    <w:p>
+      <w:pPr>
+        <w:spacing w:after="40"/>
+        <w:jc w:val="center"/>
+      </w:pPr>
+      <w:r>
+        <w:rPr>
+          <w:rFonts w:ascii="Times New Roman" w:cs="Times New Roman" w:eastAsia="Times New Roman" w:hAnsi="Times New Roman"/>
+          <w:b/>
+          <w:bCs/>
+          <w:sz w:val="22"/>
+          <w:szCs w:val="22"/>
+        </w:rPr>
+        <w:t xml:space="preserve">Faculty: </w:t>
+      </w:r>
+      <w:r>
+        <w:rPr>
+          <w:rFonts w:ascii="Times New Roman" w:cs="Times New Roman" w:eastAsia="Times New Roman" w:hAnsi="Times New Roman"/>
+          <w:sz w:val="22"/>
+          <w:szCs w:val="22"/>
+        </w:rPr>
+        <w:t xml:space="preserve">Suganthini C</w:t>
+      </w:r>
+    </w:p>
+    <w:p>
+      <w:pPr>
+        <w:spacing w:after="40"/>
+        <w:jc w:val="center"/>
+      </w:pPr>
+      <w:r>
+        <w:rPr>
+          <w:rFonts w:ascii="Times New Roman" w:cs="Times New Roman" w:eastAsia="Times New Roman" w:hAnsi="Times New Roman"/>
+          <w:b/>
+          <w:bCs/>
+          <w:sz w:val="22"/>
+          <w:szCs w:val="22"/>
+        </w:rPr>
+        <w:t xml:space="preserve">School: </w:t>
+      </w:r>
+      <w:r>
+        <w:rPr>
+          <w:rFonts w:ascii="Times New Roman" w:cs="Times New Roman" w:eastAsia="Times New Roman" w:hAnsi="Times New Roman"/>
+          <w:sz w:val="22"/>
+          <w:szCs w:val="22"/>
+        </w:rPr>
+        <w:t xml:space="preserve">School of Computer Science and Engineering (SCOPE)</w:t>
+      </w:r>
+    </w:p>
+    <w:p>
+      <w:pPr>
+        <w:spacing w:after="40"/>
+        <w:jc w:val="center"/>
+      </w:pPr>
+      <w:r>
+        <w:rPr>
+          <w:rFonts w:ascii="Times New Roman" w:cs="Times New Roman" w:eastAsia="Times New Roman" w:hAnsi="Times New Roman"/>
+          <w:b/>
+          <w:bCs/>
+          <w:sz w:val="22"/>
+          <w:szCs w:val="22"/>
+        </w:rPr>
+        <w:t xml:space="preserve">University: </w:t>
+      </w:r>
+      <w:r>
+        <w:rPr>
+          <w:rFonts w:ascii="Times New Roman" w:cs="Times New Roman" w:eastAsia="Times New Roman" w:hAnsi="Times New Roman"/>
+          <w:sz w:val="22"/>
+          <w:szCs w:val="22"/>
+        </w:rPr>
+        <w:t xml:space="preserve">Vellore Institute of Technology (VIT), Vellore</w:t>
+      </w:r>
+    </w:p>
+    <w:p>
+      <w:pPr>
+        <w:pBdr>
+          <w:bottom w:val="single" w:color="888888" w:sz="6" w:space="1"/>
+        </w:pBdr>
+        <w:spacing w:after="200"/>
+      </w:pPr>
     </w:p>
     <w:p>
       <w:pPr>

--- a/report/LexFront_Final_Report.docx
+++ b/report/LexFront_Final_Report.docx
@@ -248,6 +248,7 @@
     <w:p>
       <w:pPr>
         <w:pStyle w:val="Heading1"/>
+        <w:keepNext/>
         <w:spacing w:after="140" w:before="320"/>
       </w:pPr>
       <w:r>
@@ -318,6 +319,7 @@
     <w:p>
       <w:pPr>
         <w:pStyle w:val="Heading1"/>
+        <w:keepNext/>
         <w:spacing w:after="140" w:before="320"/>
       </w:pPr>
       <w:r>
@@ -376,6 +378,7 @@
     <w:p>
       <w:pPr>
         <w:pStyle w:val="Heading1"/>
+        <w:keepNext/>
         <w:spacing w:after="140" w:before="320"/>
       </w:pPr>
       <w:r>
@@ -406,6 +409,7 @@
     <w:p>
       <w:pPr>
         <w:pStyle w:val="Heading2"/>
+        <w:keepNext/>
         <w:spacing w:after="100" w:before="220"/>
       </w:pPr>
       <w:r>
@@ -450,6 +454,7 @@
     <w:p>
       <w:pPr>
         <w:pStyle w:val="Heading2"/>
+        <w:keepNext/>
         <w:spacing w:after="100" w:before="220"/>
       </w:pPr>
       <w:r>
@@ -494,6 +499,7 @@
     <w:p>
       <w:pPr>
         <w:pStyle w:val="Heading2"/>
+        <w:keepNext/>
         <w:spacing w:after="100" w:before="220"/>
       </w:pPr>
       <w:r>
@@ -538,6 +544,7 @@
     <w:p>
       <w:pPr>
         <w:pStyle w:val="Heading2"/>
+        <w:keepNext/>
         <w:spacing w:after="100" w:before="220"/>
       </w:pPr>
       <w:r>
@@ -582,6 +589,7 @@
     <w:p>
       <w:pPr>
         <w:pStyle w:val="Heading2"/>
+        <w:keepNext/>
         <w:spacing w:after="100" w:before="220"/>
       </w:pPr>
       <w:r>
@@ -612,6 +620,7 @@
     <w:p>
       <w:pPr>
         <w:pStyle w:val="Heading2"/>
+        <w:keepNext/>
         <w:spacing w:after="100" w:before="220"/>
       </w:pPr>
       <w:r>
@@ -642,6 +651,7 @@
     <w:p>
       <w:pPr>
         <w:pStyle w:val="Heading1"/>
+        <w:keepNext/>
         <w:spacing w:after="140" w:before="320"/>
       </w:pPr>
       <w:r>
@@ -658,6 +668,7 @@
     <w:p>
       <w:pPr>
         <w:pStyle w:val="Heading2"/>
+        <w:keepNext/>
         <w:spacing w:after="100" w:before="220"/>
       </w:pPr>
       <w:r>
@@ -702,6 +713,7 @@
     <w:p>
       <w:pPr>
         <w:pStyle w:val="Heading2"/>
+        <w:keepNext/>
         <w:spacing w:after="100" w:before="220"/>
       </w:pPr>
       <w:r>
@@ -782,6 +794,7 @@
     <w:p>
       <w:pPr>
         <w:pStyle w:val="Heading2"/>
+        <w:keepNext/>
         <w:spacing w:after="100" w:before="220"/>
       </w:pPr>
       <w:r>
@@ -811,6 +824,7 @@
     </w:p>
     <w:p>
       <w:pPr>
+        <w:keepNext/>
         <w:spacing w:after="160" w:line="320"/>
         <w:jc w:val="both"/>
       </w:pPr>
@@ -1031,6 +1045,7 @@
     <w:p>
       <w:pPr>
         <w:pStyle w:val="Heading2"/>
+        <w:keepNext/>
         <w:spacing w:after="100" w:before="220"/>
       </w:pPr>
       <w:r>
@@ -1106,6 +1121,7 @@
     </w:p>
     <w:p>
       <w:pPr>
+        <w:keepNext/>
         <w:spacing w:after="160" w:line="320"/>
         <w:jc w:val="both"/>
       </w:pPr>
@@ -1886,6 +1902,7 @@
     <w:p>
       <w:pPr>
         <w:pStyle w:val="Heading2"/>
+        <w:keepNext/>
         <w:spacing w:after="100" w:before="220"/>
       </w:pPr>
       <w:r>
@@ -1931,6 +1948,7 @@
     </w:p>
     <w:p>
       <w:pPr>
+        <w:keepNext/>
         <w:spacing w:after="160" w:line="320"/>
         <w:jc w:val="both"/>
       </w:pPr>
@@ -2371,6 +2389,7 @@
     <w:p>
       <w:pPr>
         <w:pStyle w:val="Heading2"/>
+        <w:keepNext/>
         <w:spacing w:after="100" w:before="220"/>
       </w:pPr>
       <w:r>
@@ -2400,6 +2419,7 @@
     </w:p>
     <w:p>
       <w:pPr>
+        <w:keepNext/>
         <w:spacing w:after="160" w:line="320"/>
         <w:jc w:val="both"/>
       </w:pPr>
@@ -2740,6 +2760,7 @@
     <w:p>
       <w:pPr>
         <w:pStyle w:val="Heading2"/>
+        <w:keepNext/>
         <w:spacing w:after="100" w:before="220"/>
       </w:pPr>
       <w:r>
@@ -2769,6 +2790,7 @@
     </w:p>
     <w:p>
       <w:pPr>
+        <w:keepNext/>
         <w:spacing w:after="160" w:line="320"/>
         <w:jc w:val="both"/>
       </w:pPr>
@@ -3169,6 +3191,7 @@
     <w:p>
       <w:pPr>
         <w:pStyle w:val="Heading1"/>
+        <w:keepNext/>
         <w:spacing w:after="140" w:before="320"/>
       </w:pPr>
       <w:r>
@@ -3199,6 +3222,7 @@
     <w:p>
       <w:pPr>
         <w:pStyle w:val="Heading2"/>
+        <w:keepNext/>
         <w:spacing w:after="100" w:before="220"/>
       </w:pPr>
       <w:r>
@@ -3286,6 +3310,10 @@
             </w:tcMar>
           </w:tcPr>
           <w:p>
+            <w:pPr>
+              <w:keepNext/>
+              <w:keepLines/>
+            </w:pPr>
             <w:r>
               <w:rPr>
                 <w:rFonts w:ascii="Times New Roman" w:cs="Times New Roman" w:eastAsia="Times New Roman" w:hAnsi="Times New Roman"/>
@@ -3316,6 +3344,10 @@
             </w:tcMar>
           </w:tcPr>
           <w:p>
+            <w:pPr>
+              <w:keepNext/>
+              <w:keepLines/>
+            </w:pPr>
             <w:r>
               <w:rPr>
                 <w:rFonts w:ascii="Times New Roman" w:cs="Times New Roman" w:eastAsia="Times New Roman" w:hAnsi="Times New Roman"/>
@@ -3346,6 +3378,10 @@
             </w:tcMar>
           </w:tcPr>
           <w:p>
+            <w:pPr>
+              <w:keepNext/>
+              <w:keepLines/>
+            </w:pPr>
             <w:r>
               <w:rPr>
                 <w:rFonts w:ascii="Times New Roman" w:cs="Times New Roman" w:eastAsia="Times New Roman" w:hAnsi="Times New Roman"/>
@@ -3376,6 +3412,10 @@
             </w:tcMar>
           </w:tcPr>
           <w:p>
+            <w:pPr>
+              <w:keepNext/>
+              <w:keepLines/>
+            </w:pPr>
             <w:r>
               <w:rPr>
                 <w:rFonts w:ascii="Times New Roman" w:cs="Times New Roman" w:eastAsia="Times New Roman" w:hAnsi="Times New Roman"/>
@@ -3406,6 +3446,10 @@
             </w:tcMar>
           </w:tcPr>
           <w:p>
+            <w:pPr>
+              <w:keepNext/>
+              <w:keepLines/>
+            </w:pPr>
             <w:r>
               <w:rPr>
                 <w:rFonts w:ascii="Times New Roman" w:cs="Times New Roman" w:eastAsia="Times New Roman" w:hAnsi="Times New Roman"/>
@@ -3436,6 +3480,10 @@
             </w:tcMar>
           </w:tcPr>
           <w:p>
+            <w:pPr>
+              <w:keepNext/>
+              <w:keepLines/>
+            </w:pPr>
             <w:r>
               <w:rPr>
                 <w:rFonts w:ascii="Times New Roman" w:cs="Times New Roman" w:eastAsia="Times New Roman" w:hAnsi="Times New Roman"/>
@@ -3471,6 +3519,10 @@
             </w:tcMar>
           </w:tcPr>
           <w:p>
+            <w:pPr>
+              <w:keepNext/>
+              <w:keepLines/>
+            </w:pPr>
             <w:r>
               <w:rPr>
                 <w:rFonts w:ascii="Times New Roman" w:cs="Times New Roman" w:eastAsia="Times New Roman" w:hAnsi="Times New Roman"/>
@@ -3500,6 +3552,10 @@
             </w:tcMar>
           </w:tcPr>
           <w:p>
+            <w:pPr>
+              <w:keepNext/>
+              <w:keepLines/>
+            </w:pPr>
             <w:r>
               <w:rPr>
                 <w:rFonts w:ascii="Times New Roman" w:cs="Times New Roman" w:eastAsia="Times New Roman" w:hAnsi="Times New Roman"/>
@@ -3529,6 +3585,10 @@
             </w:tcMar>
           </w:tcPr>
           <w:p>
+            <w:pPr>
+              <w:keepNext/>
+              <w:keepLines/>
+            </w:pPr>
             <w:r>
               <w:rPr>
                 <w:rFonts w:ascii="Times New Roman" w:cs="Times New Roman" w:eastAsia="Times New Roman" w:hAnsi="Times New Roman"/>
@@ -3558,6 +3618,10 @@
             </w:tcMar>
           </w:tcPr>
           <w:p>
+            <w:pPr>
+              <w:keepNext/>
+              <w:keepLines/>
+            </w:pPr>
             <w:r>
               <w:rPr>
                 <w:rFonts w:ascii="Times New Roman" w:cs="Times New Roman" w:eastAsia="Times New Roman" w:hAnsi="Times New Roman"/>
@@ -3587,6 +3651,10 @@
             </w:tcMar>
           </w:tcPr>
           <w:p>
+            <w:pPr>
+              <w:keepNext/>
+              <w:keepLines/>
+            </w:pPr>
             <w:r>
               <w:rPr>
                 <w:rFonts w:ascii="Times New Roman" w:cs="Times New Roman" w:eastAsia="Times New Roman" w:hAnsi="Times New Roman"/>
@@ -3616,6 +3684,10 @@
             </w:tcMar>
           </w:tcPr>
           <w:p>
+            <w:pPr>
+              <w:keepNext/>
+              <w:keepLines/>
+            </w:pPr>
             <w:r>
               <w:rPr>
                 <w:rFonts w:ascii="Times New Roman" w:cs="Times New Roman" w:eastAsia="Times New Roman" w:hAnsi="Times New Roman"/>
@@ -3651,6 +3723,10 @@
             </w:tcMar>
           </w:tcPr>
           <w:p>
+            <w:pPr>
+              <w:keepNext/>
+              <w:keepLines/>
+            </w:pPr>
             <w:r>
               <w:rPr>
                 <w:rFonts w:ascii="Times New Roman" w:cs="Times New Roman" w:eastAsia="Times New Roman" w:hAnsi="Times New Roman"/>
@@ -3680,6 +3756,10 @@
             </w:tcMar>
           </w:tcPr>
           <w:p>
+            <w:pPr>
+              <w:keepNext/>
+              <w:keepLines/>
+            </w:pPr>
             <w:r>
               <w:rPr>
                 <w:rFonts w:ascii="Times New Roman" w:cs="Times New Roman" w:eastAsia="Times New Roman" w:hAnsi="Times New Roman"/>
@@ -3709,6 +3789,10 @@
             </w:tcMar>
           </w:tcPr>
           <w:p>
+            <w:pPr>
+              <w:keepNext/>
+              <w:keepLines/>
+            </w:pPr>
             <w:r>
               <w:rPr>
                 <w:rFonts w:ascii="Times New Roman" w:cs="Times New Roman" w:eastAsia="Times New Roman" w:hAnsi="Times New Roman"/>
@@ -3738,6 +3822,10 @@
             </w:tcMar>
           </w:tcPr>
           <w:p>
+            <w:pPr>
+              <w:keepNext/>
+              <w:keepLines/>
+            </w:pPr>
             <w:r>
               <w:rPr>
                 <w:rFonts w:ascii="Times New Roman" w:cs="Times New Roman" w:eastAsia="Times New Roman" w:hAnsi="Times New Roman"/>
@@ -3767,6 +3855,10 @@
             </w:tcMar>
           </w:tcPr>
           <w:p>
+            <w:pPr>
+              <w:keepNext/>
+              <w:keepLines/>
+            </w:pPr>
             <w:r>
               <w:rPr>
                 <w:rFonts w:ascii="Times New Roman" w:cs="Times New Roman" w:eastAsia="Times New Roman" w:hAnsi="Times New Roman"/>
@@ -3796,6 +3888,10 @@
             </w:tcMar>
           </w:tcPr>
           <w:p>
+            <w:pPr>
+              <w:keepNext/>
+              <w:keepLines/>
+            </w:pPr>
             <w:r>
               <w:rPr>
                 <w:rFonts w:ascii="Times New Roman" w:cs="Times New Roman" w:eastAsia="Times New Roman" w:hAnsi="Times New Roman"/>
@@ -3831,6 +3927,10 @@
             </w:tcMar>
           </w:tcPr>
           <w:p>
+            <w:pPr>
+              <w:keepNext/>
+              <w:keepLines/>
+            </w:pPr>
             <w:r>
               <w:rPr>
                 <w:rFonts w:ascii="Times New Roman" w:cs="Times New Roman" w:eastAsia="Times New Roman" w:hAnsi="Times New Roman"/>
@@ -3860,6 +3960,10 @@
             </w:tcMar>
           </w:tcPr>
           <w:p>
+            <w:pPr>
+              <w:keepNext/>
+              <w:keepLines/>
+            </w:pPr>
             <w:r>
               <w:rPr>
                 <w:rFonts w:ascii="Times New Roman" w:cs="Times New Roman" w:eastAsia="Times New Roman" w:hAnsi="Times New Roman"/>
@@ -3889,6 +3993,10 @@
             </w:tcMar>
           </w:tcPr>
           <w:p>
+            <w:pPr>
+              <w:keepNext/>
+              <w:keepLines/>
+            </w:pPr>
             <w:r>
               <w:rPr>
                 <w:rFonts w:ascii="Times New Roman" w:cs="Times New Roman" w:eastAsia="Times New Roman" w:hAnsi="Times New Roman"/>
@@ -3918,6 +4026,10 @@
             </w:tcMar>
           </w:tcPr>
           <w:p>
+            <w:pPr>
+              <w:keepNext/>
+              <w:keepLines/>
+            </w:pPr>
             <w:r>
               <w:rPr>
                 <w:rFonts w:ascii="Times New Roman" w:cs="Times New Roman" w:eastAsia="Times New Roman" w:hAnsi="Times New Roman"/>
@@ -3947,6 +4059,10 @@
             </w:tcMar>
           </w:tcPr>
           <w:p>
+            <w:pPr>
+              <w:keepNext/>
+              <w:keepLines/>
+            </w:pPr>
             <w:r>
               <w:rPr>
                 <w:rFonts w:ascii="Times New Roman" w:cs="Times New Roman" w:eastAsia="Times New Roman" w:hAnsi="Times New Roman"/>
@@ -3976,6 +4092,10 @@
             </w:tcMar>
           </w:tcPr>
           <w:p>
+            <w:pPr>
+              <w:keepNext/>
+              <w:keepLines/>
+            </w:pPr>
             <w:r>
               <w:rPr>
                 <w:rFonts w:ascii="Times New Roman" w:cs="Times New Roman" w:eastAsia="Times New Roman" w:hAnsi="Times New Roman"/>
@@ -4011,6 +4131,10 @@
             </w:tcMar>
           </w:tcPr>
           <w:p>
+            <w:pPr>
+              <w:keepNext/>
+              <w:keepLines/>
+            </w:pPr>
             <w:r>
               <w:rPr>
                 <w:rFonts w:ascii="Times New Roman" w:cs="Times New Roman" w:eastAsia="Times New Roman" w:hAnsi="Times New Roman"/>
@@ -4040,6 +4164,10 @@
             </w:tcMar>
           </w:tcPr>
           <w:p>
+            <w:pPr>
+              <w:keepNext/>
+              <w:keepLines/>
+            </w:pPr>
             <w:r>
               <w:rPr>
                 <w:rFonts w:ascii="Times New Roman" w:cs="Times New Roman" w:eastAsia="Times New Roman" w:hAnsi="Times New Roman"/>
@@ -4069,6 +4197,10 @@
             </w:tcMar>
           </w:tcPr>
           <w:p>
+            <w:pPr>
+              <w:keepNext/>
+              <w:keepLines/>
+            </w:pPr>
             <w:r>
               <w:rPr>
                 <w:rFonts w:ascii="Times New Roman" w:cs="Times New Roman" w:eastAsia="Times New Roman" w:hAnsi="Times New Roman"/>
@@ -4098,6 +4230,10 @@
             </w:tcMar>
           </w:tcPr>
           <w:p>
+            <w:pPr>
+              <w:keepNext/>
+              <w:keepLines/>
+            </w:pPr>
             <w:r>
               <w:rPr>
                 <w:rFonts w:ascii="Times New Roman" w:cs="Times New Roman" w:eastAsia="Times New Roman" w:hAnsi="Times New Roman"/>
@@ -4127,6 +4263,10 @@
             </w:tcMar>
           </w:tcPr>
           <w:p>
+            <w:pPr>
+              <w:keepNext/>
+              <w:keepLines/>
+            </w:pPr>
             <w:r>
               <w:rPr>
                 <w:rFonts w:ascii="Times New Roman" w:cs="Times New Roman" w:eastAsia="Times New Roman" w:hAnsi="Times New Roman"/>
@@ -4156,6 +4296,10 @@
             </w:tcMar>
           </w:tcPr>
           <w:p>
+            <w:pPr>
+              <w:keepNext/>
+              <w:keepLines/>
+            </w:pPr>
             <w:r>
               <w:rPr>
                 <w:rFonts w:ascii="Times New Roman" w:cs="Times New Roman" w:eastAsia="Times New Roman" w:hAnsi="Times New Roman"/>
@@ -4191,6 +4335,10 @@
             </w:tcMar>
           </w:tcPr>
           <w:p>
+            <w:pPr>
+              <w:keepNext/>
+              <w:keepLines/>
+            </w:pPr>
             <w:r>
               <w:rPr>
                 <w:rFonts w:ascii="Times New Roman" w:cs="Times New Roman" w:eastAsia="Times New Roman" w:hAnsi="Times New Roman"/>
@@ -4220,6 +4368,10 @@
             </w:tcMar>
           </w:tcPr>
           <w:p>
+            <w:pPr>
+              <w:keepNext/>
+              <w:keepLines/>
+            </w:pPr>
             <w:r>
               <w:rPr>
                 <w:rFonts w:ascii="Times New Roman" w:cs="Times New Roman" w:eastAsia="Times New Roman" w:hAnsi="Times New Roman"/>
@@ -4249,6 +4401,10 @@
             </w:tcMar>
           </w:tcPr>
           <w:p>
+            <w:pPr>
+              <w:keepNext/>
+              <w:keepLines/>
+            </w:pPr>
             <w:r>
               <w:rPr>
                 <w:rFonts w:ascii="Times New Roman" w:cs="Times New Roman" w:eastAsia="Times New Roman" w:hAnsi="Times New Roman"/>
@@ -4278,6 +4434,10 @@
             </w:tcMar>
           </w:tcPr>
           <w:p>
+            <w:pPr>
+              <w:keepNext/>
+              <w:keepLines/>
+            </w:pPr>
             <w:r>
               <w:rPr>
                 <w:rFonts w:ascii="Times New Roman" w:cs="Times New Roman" w:eastAsia="Times New Roman" w:hAnsi="Times New Roman"/>
@@ -4307,6 +4467,10 @@
             </w:tcMar>
           </w:tcPr>
           <w:p>
+            <w:pPr>
+              <w:keepNext/>
+              <w:keepLines/>
+            </w:pPr>
             <w:r>
               <w:rPr>
                 <w:rFonts w:ascii="Times New Roman" w:cs="Times New Roman" w:eastAsia="Times New Roman" w:hAnsi="Times New Roman"/>
@@ -4336,6 +4500,10 @@
             </w:tcMar>
           </w:tcPr>
           <w:p>
+            <w:pPr>
+              <w:keepNext/>
+              <w:keepLines/>
+            </w:pPr>
             <w:r>
               <w:rPr>
                 <w:rFonts w:ascii="Times New Roman" w:cs="Times New Roman" w:eastAsia="Times New Roman" w:hAnsi="Times New Roman"/>
@@ -4371,6 +4539,10 @@
             </w:tcMar>
           </w:tcPr>
           <w:p>
+            <w:pPr>
+              <w:keepNext/>
+              <w:keepLines/>
+            </w:pPr>
             <w:r>
               <w:rPr>
                 <w:rFonts w:ascii="Times New Roman" w:cs="Times New Roman" w:eastAsia="Times New Roman" w:hAnsi="Times New Roman"/>
@@ -4400,6 +4572,10 @@
             </w:tcMar>
           </w:tcPr>
           <w:p>
+            <w:pPr>
+              <w:keepNext/>
+              <w:keepLines/>
+            </w:pPr>
             <w:r>
               <w:rPr>
                 <w:rFonts w:ascii="Times New Roman" w:cs="Times New Roman" w:eastAsia="Times New Roman" w:hAnsi="Times New Roman"/>
@@ -4429,6 +4605,10 @@
             </w:tcMar>
           </w:tcPr>
           <w:p>
+            <w:pPr>
+              <w:keepNext/>
+              <w:keepLines/>
+            </w:pPr>
             <w:r>
               <w:rPr>
                 <w:rFonts w:ascii="Times New Roman" w:cs="Times New Roman" w:eastAsia="Times New Roman" w:hAnsi="Times New Roman"/>
@@ -4458,6 +4638,10 @@
             </w:tcMar>
           </w:tcPr>
           <w:p>
+            <w:pPr>
+              <w:keepNext/>
+              <w:keepLines/>
+            </w:pPr>
             <w:r>
               <w:rPr>
                 <w:rFonts w:ascii="Times New Roman" w:cs="Times New Roman" w:eastAsia="Times New Roman" w:hAnsi="Times New Roman"/>
@@ -4487,6 +4671,10 @@
             </w:tcMar>
           </w:tcPr>
           <w:p>
+            <w:pPr>
+              <w:keepNext/>
+              <w:keepLines/>
+            </w:pPr>
             <w:r>
               <w:rPr>
                 <w:rFonts w:ascii="Times New Roman" w:cs="Times New Roman" w:eastAsia="Times New Roman" w:hAnsi="Times New Roman"/>
@@ -4516,6 +4704,10 @@
             </w:tcMar>
           </w:tcPr>
           <w:p>
+            <w:pPr>
+              <w:keepNext/>
+              <w:keepLines/>
+            </w:pPr>
             <w:r>
               <w:rPr>
                 <w:rFonts w:ascii="Times New Roman" w:cs="Times New Roman" w:eastAsia="Times New Roman" w:hAnsi="Times New Roman"/>
@@ -4551,6 +4743,10 @@
             </w:tcMar>
           </w:tcPr>
           <w:p>
+            <w:pPr>
+              <w:keepNext w:val="false"/>
+              <w:keepLines/>
+            </w:pPr>
             <w:r>
               <w:rPr>
                 <w:rFonts w:ascii="Times New Roman" w:cs="Times New Roman" w:eastAsia="Times New Roman" w:hAnsi="Times New Roman"/>
@@ -4580,6 +4776,10 @@
             </w:tcMar>
           </w:tcPr>
           <w:p>
+            <w:pPr>
+              <w:keepNext w:val="false"/>
+              <w:keepLines/>
+            </w:pPr>
             <w:r>
               <w:rPr>
                 <w:rFonts w:ascii="Times New Roman" w:cs="Times New Roman" w:eastAsia="Times New Roman" w:hAnsi="Times New Roman"/>
@@ -4609,6 +4809,10 @@
             </w:tcMar>
           </w:tcPr>
           <w:p>
+            <w:pPr>
+              <w:keepNext w:val="false"/>
+              <w:keepLines/>
+            </w:pPr>
             <w:r>
               <w:rPr>
                 <w:rFonts w:ascii="Times New Roman" w:cs="Times New Roman" w:eastAsia="Times New Roman" w:hAnsi="Times New Roman"/>
@@ -4638,6 +4842,10 @@
             </w:tcMar>
           </w:tcPr>
           <w:p>
+            <w:pPr>
+              <w:keepNext w:val="false"/>
+              <w:keepLines/>
+            </w:pPr>
             <w:r>
               <w:rPr>
                 <w:rFonts w:ascii="Times New Roman" w:cs="Times New Roman" w:eastAsia="Times New Roman" w:hAnsi="Times New Roman"/>
@@ -4667,6 +4875,10 @@
             </w:tcMar>
           </w:tcPr>
           <w:p>
+            <w:pPr>
+              <w:keepNext w:val="false"/>
+              <w:keepLines/>
+            </w:pPr>
             <w:r>
               <w:rPr>
                 <w:rFonts w:ascii="Times New Roman" w:cs="Times New Roman" w:eastAsia="Times New Roman" w:hAnsi="Times New Roman"/>
@@ -4696,6 +4908,10 @@
             </w:tcMar>
           </w:tcPr>
           <w:p>
+            <w:pPr>
+              <w:keepNext w:val="false"/>
+              <w:keepLines/>
+            </w:pPr>
             <w:r>
               <w:rPr>
                 <w:rFonts w:ascii="Times New Roman" w:cs="Times New Roman" w:eastAsia="Times New Roman" w:hAnsi="Times New Roman"/>
@@ -4718,6 +4934,7 @@
     <w:p>
       <w:pPr>
         <w:pStyle w:val="Heading2"/>
+        <w:keepNext/>
         <w:spacing w:after="100" w:before="220"/>
       </w:pPr>
       <w:r>
@@ -4804,6 +5021,10 @@
             </w:tcMar>
           </w:tcPr>
           <w:p>
+            <w:pPr>
+              <w:keepNext/>
+              <w:keepLines/>
+            </w:pPr>
             <w:r>
               <w:rPr>
                 <w:rFonts w:ascii="Times New Roman" w:cs="Times New Roman" w:eastAsia="Times New Roman" w:hAnsi="Times New Roman"/>
@@ -4834,6 +5055,10 @@
             </w:tcMar>
           </w:tcPr>
           <w:p>
+            <w:pPr>
+              <w:keepNext/>
+              <w:keepLines/>
+            </w:pPr>
             <w:r>
               <w:rPr>
                 <w:rFonts w:ascii="Times New Roman" w:cs="Times New Roman" w:eastAsia="Times New Roman" w:hAnsi="Times New Roman"/>
@@ -4864,6 +5089,10 @@
             </w:tcMar>
           </w:tcPr>
           <w:p>
+            <w:pPr>
+              <w:keepNext/>
+              <w:keepLines/>
+            </w:pPr>
             <w:r>
               <w:rPr>
                 <w:rFonts w:ascii="Times New Roman" w:cs="Times New Roman" w:eastAsia="Times New Roman" w:hAnsi="Times New Roman"/>
@@ -4894,6 +5123,10 @@
             </w:tcMar>
           </w:tcPr>
           <w:p>
+            <w:pPr>
+              <w:keepNext/>
+              <w:keepLines/>
+            </w:pPr>
             <w:r>
               <w:rPr>
                 <w:rFonts w:ascii="Times New Roman" w:cs="Times New Roman" w:eastAsia="Times New Roman" w:hAnsi="Times New Roman"/>
@@ -4924,6 +5157,10 @@
             </w:tcMar>
           </w:tcPr>
           <w:p>
+            <w:pPr>
+              <w:keepNext/>
+              <w:keepLines/>
+            </w:pPr>
             <w:r>
               <w:rPr>
                 <w:rFonts w:ascii="Times New Roman" w:cs="Times New Roman" w:eastAsia="Times New Roman" w:hAnsi="Times New Roman"/>
@@ -4959,6 +5196,10 @@
             </w:tcMar>
           </w:tcPr>
           <w:p>
+            <w:pPr>
+              <w:keepNext/>
+              <w:keepLines/>
+            </w:pPr>
             <w:r>
               <w:rPr>
                 <w:rFonts w:ascii="Times New Roman" w:cs="Times New Roman" w:eastAsia="Times New Roman" w:hAnsi="Times New Roman"/>
@@ -4988,6 +5229,10 @@
             </w:tcMar>
           </w:tcPr>
           <w:p>
+            <w:pPr>
+              <w:keepNext/>
+              <w:keepLines/>
+            </w:pPr>
             <w:r>
               <w:rPr>
                 <w:rFonts w:ascii="Times New Roman" w:cs="Times New Roman" w:eastAsia="Times New Roman" w:hAnsi="Times New Roman"/>
@@ -5017,6 +5262,10 @@
             </w:tcMar>
           </w:tcPr>
           <w:p>
+            <w:pPr>
+              <w:keepNext/>
+              <w:keepLines/>
+            </w:pPr>
             <w:r>
               <w:rPr>
                 <w:rFonts w:ascii="Times New Roman" w:cs="Times New Roman" w:eastAsia="Times New Roman" w:hAnsi="Times New Roman"/>
@@ -5046,6 +5295,10 @@
             </w:tcMar>
           </w:tcPr>
           <w:p>
+            <w:pPr>
+              <w:keepNext/>
+              <w:keepLines/>
+            </w:pPr>
             <w:r>
               <w:rPr>
                 <w:rFonts w:ascii="Times New Roman" w:cs="Times New Roman" w:eastAsia="Times New Roman" w:hAnsi="Times New Roman"/>
@@ -5075,6 +5328,10 @@
             </w:tcMar>
           </w:tcPr>
           <w:p>
+            <w:pPr>
+              <w:keepNext/>
+              <w:keepLines/>
+            </w:pPr>
             <w:r>
               <w:rPr>
                 <w:rFonts w:ascii="Times New Roman" w:cs="Times New Roman" w:eastAsia="Times New Roman" w:hAnsi="Times New Roman"/>
@@ -5110,6 +5367,10 @@
             </w:tcMar>
           </w:tcPr>
           <w:p>
+            <w:pPr>
+              <w:keepNext/>
+              <w:keepLines/>
+            </w:pPr>
             <w:r>
               <w:rPr>
                 <w:rFonts w:ascii="Times New Roman" w:cs="Times New Roman" w:eastAsia="Times New Roman" w:hAnsi="Times New Roman"/>
@@ -5139,6 +5400,10 @@
             </w:tcMar>
           </w:tcPr>
           <w:p>
+            <w:pPr>
+              <w:keepNext/>
+              <w:keepLines/>
+            </w:pPr>
             <w:r>
               <w:rPr>
                 <w:rFonts w:ascii="Times New Roman" w:cs="Times New Roman" w:eastAsia="Times New Roman" w:hAnsi="Times New Roman"/>
@@ -5168,6 +5433,10 @@
             </w:tcMar>
           </w:tcPr>
           <w:p>
+            <w:pPr>
+              <w:keepNext/>
+              <w:keepLines/>
+            </w:pPr>
             <w:r>
               <w:rPr>
                 <w:rFonts w:ascii="Times New Roman" w:cs="Times New Roman" w:eastAsia="Times New Roman" w:hAnsi="Times New Roman"/>
@@ -5197,6 +5466,10 @@
             </w:tcMar>
           </w:tcPr>
           <w:p>
+            <w:pPr>
+              <w:keepNext/>
+              <w:keepLines/>
+            </w:pPr>
             <w:r>
               <w:rPr>
                 <w:rFonts w:ascii="Times New Roman" w:cs="Times New Roman" w:eastAsia="Times New Roman" w:hAnsi="Times New Roman"/>
@@ -5226,6 +5499,10 @@
             </w:tcMar>
           </w:tcPr>
           <w:p>
+            <w:pPr>
+              <w:keepNext/>
+              <w:keepLines/>
+            </w:pPr>
             <w:r>
               <w:rPr>
                 <w:rFonts w:ascii="Times New Roman" w:cs="Times New Roman" w:eastAsia="Times New Roman" w:hAnsi="Times New Roman"/>
@@ -5261,6 +5538,10 @@
             </w:tcMar>
           </w:tcPr>
           <w:p>
+            <w:pPr>
+              <w:keepNext/>
+              <w:keepLines/>
+            </w:pPr>
             <w:r>
               <w:rPr>
                 <w:rFonts w:ascii="Times New Roman" w:cs="Times New Roman" w:eastAsia="Times New Roman" w:hAnsi="Times New Roman"/>
@@ -5290,6 +5571,10 @@
             </w:tcMar>
           </w:tcPr>
           <w:p>
+            <w:pPr>
+              <w:keepNext/>
+              <w:keepLines/>
+            </w:pPr>
             <w:r>
               <w:rPr>
                 <w:rFonts w:ascii="Times New Roman" w:cs="Times New Roman" w:eastAsia="Times New Roman" w:hAnsi="Times New Roman"/>
@@ -5319,6 +5604,10 @@
             </w:tcMar>
           </w:tcPr>
           <w:p>
+            <w:pPr>
+              <w:keepNext/>
+              <w:keepLines/>
+            </w:pPr>
             <w:r>
               <w:rPr>
                 <w:rFonts w:ascii="Times New Roman" w:cs="Times New Roman" w:eastAsia="Times New Roman" w:hAnsi="Times New Roman"/>
@@ -5348,6 +5637,10 @@
             </w:tcMar>
           </w:tcPr>
           <w:p>
+            <w:pPr>
+              <w:keepNext/>
+              <w:keepLines/>
+            </w:pPr>
             <w:r>
               <w:rPr>
                 <w:rFonts w:ascii="Times New Roman" w:cs="Times New Roman" w:eastAsia="Times New Roman" w:hAnsi="Times New Roman"/>
@@ -5377,6 +5670,10 @@
             </w:tcMar>
           </w:tcPr>
           <w:p>
+            <w:pPr>
+              <w:keepNext/>
+              <w:keepLines/>
+            </w:pPr>
             <w:r>
               <w:rPr>
                 <w:rFonts w:ascii="Times New Roman" w:cs="Times New Roman" w:eastAsia="Times New Roman" w:hAnsi="Times New Roman"/>
@@ -5412,6 +5709,10 @@
             </w:tcMar>
           </w:tcPr>
           <w:p>
+            <w:pPr>
+              <w:keepNext/>
+              <w:keepLines/>
+            </w:pPr>
             <w:r>
               <w:rPr>
                 <w:rFonts w:ascii="Times New Roman" w:cs="Times New Roman" w:eastAsia="Times New Roman" w:hAnsi="Times New Roman"/>
@@ -5441,6 +5742,10 @@
             </w:tcMar>
           </w:tcPr>
           <w:p>
+            <w:pPr>
+              <w:keepNext/>
+              <w:keepLines/>
+            </w:pPr>
             <w:r>
               <w:rPr>
                 <w:rFonts w:ascii="Times New Roman" w:cs="Times New Roman" w:eastAsia="Times New Roman" w:hAnsi="Times New Roman"/>
@@ -5470,6 +5775,10 @@
             </w:tcMar>
           </w:tcPr>
           <w:p>
+            <w:pPr>
+              <w:keepNext/>
+              <w:keepLines/>
+            </w:pPr>
             <w:r>
               <w:rPr>
                 <w:rFonts w:ascii="Times New Roman" w:cs="Times New Roman" w:eastAsia="Times New Roman" w:hAnsi="Times New Roman"/>
@@ -5499,6 +5808,10 @@
             </w:tcMar>
           </w:tcPr>
           <w:p>
+            <w:pPr>
+              <w:keepNext/>
+              <w:keepLines/>
+            </w:pPr>
             <w:r>
               <w:rPr>
                 <w:rFonts w:ascii="Times New Roman" w:cs="Times New Roman" w:eastAsia="Times New Roman" w:hAnsi="Times New Roman"/>
@@ -5528,6 +5841,10 @@
             </w:tcMar>
           </w:tcPr>
           <w:p>
+            <w:pPr>
+              <w:keepNext/>
+              <w:keepLines/>
+            </w:pPr>
             <w:r>
               <w:rPr>
                 <w:rFonts w:ascii="Times New Roman" w:cs="Times New Roman" w:eastAsia="Times New Roman" w:hAnsi="Times New Roman"/>
@@ -5563,6 +5880,10 @@
             </w:tcMar>
           </w:tcPr>
           <w:p>
+            <w:pPr>
+              <w:keepNext/>
+              <w:keepLines/>
+            </w:pPr>
             <w:r>
               <w:rPr>
                 <w:rFonts w:ascii="Times New Roman" w:cs="Times New Roman" w:eastAsia="Times New Roman" w:hAnsi="Times New Roman"/>
@@ -5592,6 +5913,10 @@
             </w:tcMar>
           </w:tcPr>
           <w:p>
+            <w:pPr>
+              <w:keepNext/>
+              <w:keepLines/>
+            </w:pPr>
             <w:r>
               <w:rPr>
                 <w:rFonts w:ascii="Times New Roman" w:cs="Times New Roman" w:eastAsia="Times New Roman" w:hAnsi="Times New Roman"/>
@@ -5621,6 +5946,10 @@
             </w:tcMar>
           </w:tcPr>
           <w:p>
+            <w:pPr>
+              <w:keepNext/>
+              <w:keepLines/>
+            </w:pPr>
             <w:r>
               <w:rPr>
                 <w:rFonts w:ascii="Times New Roman" w:cs="Times New Roman" w:eastAsia="Times New Roman" w:hAnsi="Times New Roman"/>
@@ -5650,6 +5979,10 @@
             </w:tcMar>
           </w:tcPr>
           <w:p>
+            <w:pPr>
+              <w:keepNext/>
+              <w:keepLines/>
+            </w:pPr>
             <w:r>
               <w:rPr>
                 <w:rFonts w:ascii="Times New Roman" w:cs="Times New Roman" w:eastAsia="Times New Roman" w:hAnsi="Times New Roman"/>
@@ -5679,6 +6012,10 @@
             </w:tcMar>
           </w:tcPr>
           <w:p>
+            <w:pPr>
+              <w:keepNext/>
+              <w:keepLines/>
+            </w:pPr>
             <w:r>
               <w:rPr>
                 <w:rFonts w:ascii="Times New Roman" w:cs="Times New Roman" w:eastAsia="Times New Roman" w:hAnsi="Times New Roman"/>
@@ -5714,6 +6051,10 @@
             </w:tcMar>
           </w:tcPr>
           <w:p>
+            <w:pPr>
+              <w:keepNext/>
+              <w:keepLines/>
+            </w:pPr>
             <w:r>
               <w:rPr>
                 <w:rFonts w:ascii="Times New Roman" w:cs="Times New Roman" w:eastAsia="Times New Roman" w:hAnsi="Times New Roman"/>
@@ -5743,6 +6084,10 @@
             </w:tcMar>
           </w:tcPr>
           <w:p>
+            <w:pPr>
+              <w:keepNext/>
+              <w:keepLines/>
+            </w:pPr>
             <w:r>
               <w:rPr>
                 <w:rFonts w:ascii="Times New Roman" w:cs="Times New Roman" w:eastAsia="Times New Roman" w:hAnsi="Times New Roman"/>
@@ -5772,6 +6117,10 @@
             </w:tcMar>
           </w:tcPr>
           <w:p>
+            <w:pPr>
+              <w:keepNext/>
+              <w:keepLines/>
+            </w:pPr>
             <w:r>
               <w:rPr>
                 <w:rFonts w:ascii="Times New Roman" w:cs="Times New Roman" w:eastAsia="Times New Roman" w:hAnsi="Times New Roman"/>
@@ -5801,6 +6150,10 @@
             </w:tcMar>
           </w:tcPr>
           <w:p>
+            <w:pPr>
+              <w:keepNext/>
+              <w:keepLines/>
+            </w:pPr>
             <w:r>
               <w:rPr>
                 <w:rFonts w:ascii="Times New Roman" w:cs="Times New Roman" w:eastAsia="Times New Roman" w:hAnsi="Times New Roman"/>
@@ -5830,6 +6183,10 @@
             </w:tcMar>
           </w:tcPr>
           <w:p>
+            <w:pPr>
+              <w:keepNext/>
+              <w:keepLines/>
+            </w:pPr>
             <w:r>
               <w:rPr>
                 <w:rFonts w:ascii="Times New Roman" w:cs="Times New Roman" w:eastAsia="Times New Roman" w:hAnsi="Times New Roman"/>
@@ -5865,6 +6222,10 @@
             </w:tcMar>
           </w:tcPr>
           <w:p>
+            <w:pPr>
+              <w:keepNext/>
+              <w:keepLines/>
+            </w:pPr>
             <w:r>
               <w:rPr>
                 <w:rFonts w:ascii="Times New Roman" w:cs="Times New Roman" w:eastAsia="Times New Roman" w:hAnsi="Times New Roman"/>
@@ -5894,6 +6255,10 @@
             </w:tcMar>
           </w:tcPr>
           <w:p>
+            <w:pPr>
+              <w:keepNext/>
+              <w:keepLines/>
+            </w:pPr>
             <w:r>
               <w:rPr>
                 <w:rFonts w:ascii="Times New Roman" w:cs="Times New Roman" w:eastAsia="Times New Roman" w:hAnsi="Times New Roman"/>
@@ -5923,6 +6288,10 @@
             </w:tcMar>
           </w:tcPr>
           <w:p>
+            <w:pPr>
+              <w:keepNext/>
+              <w:keepLines/>
+            </w:pPr>
             <w:r>
               <w:rPr>
                 <w:rFonts w:ascii="Times New Roman" w:cs="Times New Roman" w:eastAsia="Times New Roman" w:hAnsi="Times New Roman"/>
@@ -5952,6 +6321,10 @@
             </w:tcMar>
           </w:tcPr>
           <w:p>
+            <w:pPr>
+              <w:keepNext/>
+              <w:keepLines/>
+            </w:pPr>
             <w:r>
               <w:rPr>
                 <w:rFonts w:ascii="Times New Roman" w:cs="Times New Roman" w:eastAsia="Times New Roman" w:hAnsi="Times New Roman"/>
@@ -5981,6 +6354,10 @@
             </w:tcMar>
           </w:tcPr>
           <w:p>
+            <w:pPr>
+              <w:keepNext/>
+              <w:keepLines/>
+            </w:pPr>
             <w:r>
               <w:rPr>
                 <w:rFonts w:ascii="Times New Roman" w:cs="Times New Roman" w:eastAsia="Times New Roman" w:hAnsi="Times New Roman"/>
@@ -6016,6 +6393,10 @@
             </w:tcMar>
           </w:tcPr>
           <w:p>
+            <w:pPr>
+              <w:keepNext/>
+              <w:keepLines/>
+            </w:pPr>
             <w:r>
               <w:rPr>
                 <w:rFonts w:ascii="Times New Roman" w:cs="Times New Roman" w:eastAsia="Times New Roman" w:hAnsi="Times New Roman"/>
@@ -6045,6 +6426,10 @@
             </w:tcMar>
           </w:tcPr>
           <w:p>
+            <w:pPr>
+              <w:keepNext/>
+              <w:keepLines/>
+            </w:pPr>
             <w:r>
               <w:rPr>
                 <w:rFonts w:ascii="Times New Roman" w:cs="Times New Roman" w:eastAsia="Times New Roman" w:hAnsi="Times New Roman"/>
@@ -6074,6 +6459,10 @@
             </w:tcMar>
           </w:tcPr>
           <w:p>
+            <w:pPr>
+              <w:keepNext/>
+              <w:keepLines/>
+            </w:pPr>
             <w:r>
               <w:rPr>
                 <w:rFonts w:ascii="Times New Roman" w:cs="Times New Roman" w:eastAsia="Times New Roman" w:hAnsi="Times New Roman"/>
@@ -6103,6 +6492,10 @@
             </w:tcMar>
           </w:tcPr>
           <w:p>
+            <w:pPr>
+              <w:keepNext/>
+              <w:keepLines/>
+            </w:pPr>
             <w:r>
               <w:rPr>
                 <w:rFonts w:ascii="Times New Roman" w:cs="Times New Roman" w:eastAsia="Times New Roman" w:hAnsi="Times New Roman"/>
@@ -6132,6 +6525,10 @@
             </w:tcMar>
           </w:tcPr>
           <w:p>
+            <w:pPr>
+              <w:keepNext/>
+              <w:keepLines/>
+            </w:pPr>
             <w:r>
               <w:rPr>
                 <w:rFonts w:ascii="Times New Roman" w:cs="Times New Roman" w:eastAsia="Times New Roman" w:hAnsi="Times New Roman"/>
@@ -6167,6 +6564,10 @@
             </w:tcMar>
           </w:tcPr>
           <w:p>
+            <w:pPr>
+              <w:keepNext w:val="false"/>
+              <w:keepLines/>
+            </w:pPr>
             <w:r>
               <w:rPr>
                 <w:rFonts w:ascii="Times New Roman" w:cs="Times New Roman" w:eastAsia="Times New Roman" w:hAnsi="Times New Roman"/>
@@ -6196,6 +6597,10 @@
             </w:tcMar>
           </w:tcPr>
           <w:p>
+            <w:pPr>
+              <w:keepNext w:val="false"/>
+              <w:keepLines/>
+            </w:pPr>
             <w:r>
               <w:rPr>
                 <w:rFonts w:ascii="Times New Roman" w:cs="Times New Roman" w:eastAsia="Times New Roman" w:hAnsi="Times New Roman"/>
@@ -6225,6 +6630,10 @@
             </w:tcMar>
           </w:tcPr>
           <w:p>
+            <w:pPr>
+              <w:keepNext w:val="false"/>
+              <w:keepLines/>
+            </w:pPr>
             <w:r>
               <w:rPr>
                 <w:rFonts w:ascii="Times New Roman" w:cs="Times New Roman" w:eastAsia="Times New Roman" w:hAnsi="Times New Roman"/>
@@ -6254,6 +6663,10 @@
             </w:tcMar>
           </w:tcPr>
           <w:p>
+            <w:pPr>
+              <w:keepNext w:val="false"/>
+              <w:keepLines/>
+            </w:pPr>
             <w:r>
               <w:rPr>
                 <w:rFonts w:ascii="Times New Roman" w:cs="Times New Roman" w:eastAsia="Times New Roman" w:hAnsi="Times New Roman"/>
@@ -6283,6 +6696,10 @@
             </w:tcMar>
           </w:tcPr>
           <w:p>
+            <w:pPr>
+              <w:keepNext w:val="false"/>
+              <w:keepLines/>
+            </w:pPr>
             <w:r>
               <w:rPr>
                 <w:rFonts w:ascii="Times New Roman" w:cs="Times New Roman" w:eastAsia="Times New Roman" w:hAnsi="Times New Roman"/>
@@ -6369,6 +6786,7 @@
     <w:p>
       <w:pPr>
         <w:pStyle w:val="Heading2"/>
+        <w:keepNext/>
         <w:spacing w:after="100" w:before="220"/>
       </w:pPr>
       <w:r>
@@ -6473,6 +6891,10 @@
             </w:tcMar>
           </w:tcPr>
           <w:p>
+            <w:pPr>
+              <w:keepNext/>
+              <w:keepLines/>
+            </w:pPr>
             <w:r>
               <w:rPr>
                 <w:rFonts w:ascii="Times New Roman" w:cs="Times New Roman" w:eastAsia="Times New Roman" w:hAnsi="Times New Roman"/>
@@ -6503,6 +6925,10 @@
             </w:tcMar>
           </w:tcPr>
           <w:p>
+            <w:pPr>
+              <w:keepNext/>
+              <w:keepLines/>
+            </w:pPr>
             <w:r>
               <w:rPr>
                 <w:rFonts w:ascii="Times New Roman" w:cs="Times New Roman" w:eastAsia="Times New Roman" w:hAnsi="Times New Roman"/>
@@ -6533,6 +6959,10 @@
             </w:tcMar>
           </w:tcPr>
           <w:p>
+            <w:pPr>
+              <w:keepNext/>
+              <w:keepLines/>
+            </w:pPr>
             <w:r>
               <w:rPr>
                 <w:rFonts w:ascii="Times New Roman" w:cs="Times New Roman" w:eastAsia="Times New Roman" w:hAnsi="Times New Roman"/>
@@ -6563,6 +6993,10 @@
             </w:tcMar>
           </w:tcPr>
           <w:p>
+            <w:pPr>
+              <w:keepNext/>
+              <w:keepLines/>
+            </w:pPr>
             <w:r>
               <w:rPr>
                 <w:rFonts w:ascii="Times New Roman" w:cs="Times New Roman" w:eastAsia="Times New Roman" w:hAnsi="Times New Roman"/>
@@ -6593,6 +7027,10 @@
             </w:tcMar>
           </w:tcPr>
           <w:p>
+            <w:pPr>
+              <w:keepNext/>
+              <w:keepLines/>
+            </w:pPr>
             <w:r>
               <w:rPr>
                 <w:rFonts w:ascii="Times New Roman" w:cs="Times New Roman" w:eastAsia="Times New Roman" w:hAnsi="Times New Roman"/>
@@ -6628,6 +7066,10 @@
             </w:tcMar>
           </w:tcPr>
           <w:p>
+            <w:pPr>
+              <w:keepNext/>
+              <w:keepLines/>
+            </w:pPr>
             <w:r>
               <w:rPr>
                 <w:rFonts w:ascii="Times New Roman" w:cs="Times New Roman" w:eastAsia="Times New Roman" w:hAnsi="Times New Roman"/>
@@ -6657,6 +7099,10 @@
             </w:tcMar>
           </w:tcPr>
           <w:p>
+            <w:pPr>
+              <w:keepNext/>
+              <w:keepLines/>
+            </w:pPr>
             <w:r>
               <w:rPr>
                 <w:rFonts w:ascii="Times New Roman" w:cs="Times New Roman" w:eastAsia="Times New Roman" w:hAnsi="Times New Roman"/>
@@ -6686,6 +7132,10 @@
             </w:tcMar>
           </w:tcPr>
           <w:p>
+            <w:pPr>
+              <w:keepNext/>
+              <w:keepLines/>
+            </w:pPr>
             <w:r>
               <w:rPr>
                 <w:rFonts w:ascii="Times New Roman" w:cs="Times New Roman" w:eastAsia="Times New Roman" w:hAnsi="Times New Roman"/>
@@ -6715,6 +7165,10 @@
             </w:tcMar>
           </w:tcPr>
           <w:p>
+            <w:pPr>
+              <w:keepNext/>
+              <w:keepLines/>
+            </w:pPr>
             <w:r>
               <w:rPr>
                 <w:rFonts w:ascii="Times New Roman" w:cs="Times New Roman" w:eastAsia="Times New Roman" w:hAnsi="Times New Roman"/>
@@ -6744,6 +7198,10 @@
             </w:tcMar>
           </w:tcPr>
           <w:p>
+            <w:pPr>
+              <w:keepNext/>
+              <w:keepLines/>
+            </w:pPr>
             <w:r>
               <w:rPr>
                 <w:rFonts w:ascii="Times New Roman" w:cs="Times New Roman" w:eastAsia="Times New Roman" w:hAnsi="Times New Roman"/>
@@ -6779,6 +7237,10 @@
             </w:tcMar>
           </w:tcPr>
           <w:p>
+            <w:pPr>
+              <w:keepNext/>
+              <w:keepLines/>
+            </w:pPr>
             <w:r>
               <w:rPr>
                 <w:rFonts w:ascii="Times New Roman" w:cs="Times New Roman" w:eastAsia="Times New Roman" w:hAnsi="Times New Roman"/>
@@ -6808,6 +7270,10 @@
             </w:tcMar>
           </w:tcPr>
           <w:p>
+            <w:pPr>
+              <w:keepNext/>
+              <w:keepLines/>
+            </w:pPr>
             <w:r>
               <w:rPr>
                 <w:rFonts w:ascii="Times New Roman" w:cs="Times New Roman" w:eastAsia="Times New Roman" w:hAnsi="Times New Roman"/>
@@ -6837,6 +7303,10 @@
             </w:tcMar>
           </w:tcPr>
           <w:p>
+            <w:pPr>
+              <w:keepNext/>
+              <w:keepLines/>
+            </w:pPr>
             <w:r>
               <w:rPr>
                 <w:rFonts w:ascii="Times New Roman" w:cs="Times New Roman" w:eastAsia="Times New Roman" w:hAnsi="Times New Roman"/>
@@ -6866,6 +7336,10 @@
             </w:tcMar>
           </w:tcPr>
           <w:p>
+            <w:pPr>
+              <w:keepNext/>
+              <w:keepLines/>
+            </w:pPr>
             <w:r>
               <w:rPr>
                 <w:rFonts w:ascii="Times New Roman" w:cs="Times New Roman" w:eastAsia="Times New Roman" w:hAnsi="Times New Roman"/>
@@ -6895,6 +7369,10 @@
             </w:tcMar>
           </w:tcPr>
           <w:p>
+            <w:pPr>
+              <w:keepNext/>
+              <w:keepLines/>
+            </w:pPr>
             <w:r>
               <w:rPr>
                 <w:rFonts w:ascii="Times New Roman" w:cs="Times New Roman" w:eastAsia="Times New Roman" w:hAnsi="Times New Roman"/>
@@ -6930,6 +7408,10 @@
             </w:tcMar>
           </w:tcPr>
           <w:p>
+            <w:pPr>
+              <w:keepNext/>
+              <w:keepLines/>
+            </w:pPr>
             <w:r>
               <w:rPr>
                 <w:rFonts w:ascii="Times New Roman" w:cs="Times New Roman" w:eastAsia="Times New Roman" w:hAnsi="Times New Roman"/>
@@ -6959,6 +7441,10 @@
             </w:tcMar>
           </w:tcPr>
           <w:p>
+            <w:pPr>
+              <w:keepNext/>
+              <w:keepLines/>
+            </w:pPr>
             <w:r>
               <w:rPr>
                 <w:rFonts w:ascii="Times New Roman" w:cs="Times New Roman" w:eastAsia="Times New Roman" w:hAnsi="Times New Roman"/>
@@ -6988,6 +7474,10 @@
             </w:tcMar>
           </w:tcPr>
           <w:p>
+            <w:pPr>
+              <w:keepNext/>
+              <w:keepLines/>
+            </w:pPr>
             <w:r>
               <w:rPr>
                 <w:rFonts w:ascii="Times New Roman" w:cs="Times New Roman" w:eastAsia="Times New Roman" w:hAnsi="Times New Roman"/>
@@ -7017,6 +7507,10 @@
             </w:tcMar>
           </w:tcPr>
           <w:p>
+            <w:pPr>
+              <w:keepNext/>
+              <w:keepLines/>
+            </w:pPr>
             <w:r>
               <w:rPr>
                 <w:rFonts w:ascii="Times New Roman" w:cs="Times New Roman" w:eastAsia="Times New Roman" w:hAnsi="Times New Roman"/>
@@ -7046,6 +7540,10 @@
             </w:tcMar>
           </w:tcPr>
           <w:p>
+            <w:pPr>
+              <w:keepNext/>
+              <w:keepLines/>
+            </w:pPr>
             <w:r>
               <w:rPr>
                 <w:rFonts w:ascii="Times New Roman" w:cs="Times New Roman" w:eastAsia="Times New Roman" w:hAnsi="Times New Roman"/>
@@ -7081,6 +7579,10 @@
             </w:tcMar>
           </w:tcPr>
           <w:p>
+            <w:pPr>
+              <w:keepNext/>
+              <w:keepLines/>
+            </w:pPr>
             <w:r>
               <w:rPr>
                 <w:rFonts w:ascii="Times New Roman" w:cs="Times New Roman" w:eastAsia="Times New Roman" w:hAnsi="Times New Roman"/>
@@ -7110,6 +7612,10 @@
             </w:tcMar>
           </w:tcPr>
           <w:p>
+            <w:pPr>
+              <w:keepNext/>
+              <w:keepLines/>
+            </w:pPr>
             <w:r>
               <w:rPr>
                 <w:rFonts w:ascii="Times New Roman" w:cs="Times New Roman" w:eastAsia="Times New Roman" w:hAnsi="Times New Roman"/>
@@ -7139,6 +7645,10 @@
             </w:tcMar>
           </w:tcPr>
           <w:p>
+            <w:pPr>
+              <w:keepNext/>
+              <w:keepLines/>
+            </w:pPr>
             <w:r>
               <w:rPr>
                 <w:rFonts w:ascii="Times New Roman" w:cs="Times New Roman" w:eastAsia="Times New Roman" w:hAnsi="Times New Roman"/>
@@ -7168,6 +7678,10 @@
             </w:tcMar>
           </w:tcPr>
           <w:p>
+            <w:pPr>
+              <w:keepNext/>
+              <w:keepLines/>
+            </w:pPr>
             <w:r>
               <w:rPr>
                 <w:rFonts w:ascii="Times New Roman" w:cs="Times New Roman" w:eastAsia="Times New Roman" w:hAnsi="Times New Roman"/>
@@ -7197,6 +7711,10 @@
             </w:tcMar>
           </w:tcPr>
           <w:p>
+            <w:pPr>
+              <w:keepNext/>
+              <w:keepLines/>
+            </w:pPr>
             <w:r>
               <w:rPr>
                 <w:rFonts w:ascii="Times New Roman" w:cs="Times New Roman" w:eastAsia="Times New Roman" w:hAnsi="Times New Roman"/>
@@ -7232,6 +7750,10 @@
             </w:tcMar>
           </w:tcPr>
           <w:p>
+            <w:pPr>
+              <w:keepNext/>
+              <w:keepLines/>
+            </w:pPr>
             <w:r>
               <w:rPr>
                 <w:rFonts w:ascii="Times New Roman" w:cs="Times New Roman" w:eastAsia="Times New Roman" w:hAnsi="Times New Roman"/>
@@ -7261,6 +7783,10 @@
             </w:tcMar>
           </w:tcPr>
           <w:p>
+            <w:pPr>
+              <w:keepNext/>
+              <w:keepLines/>
+            </w:pPr>
             <w:r>
               <w:rPr>
                 <w:rFonts w:ascii="Times New Roman" w:cs="Times New Roman" w:eastAsia="Times New Roman" w:hAnsi="Times New Roman"/>
@@ -7290,6 +7816,10 @@
             </w:tcMar>
           </w:tcPr>
           <w:p>
+            <w:pPr>
+              <w:keepNext/>
+              <w:keepLines/>
+            </w:pPr>
             <w:r>
               <w:rPr>
                 <w:rFonts w:ascii="Times New Roman" w:cs="Times New Roman" w:eastAsia="Times New Roman" w:hAnsi="Times New Roman"/>
@@ -7319,6 +7849,10 @@
             </w:tcMar>
           </w:tcPr>
           <w:p>
+            <w:pPr>
+              <w:keepNext/>
+              <w:keepLines/>
+            </w:pPr>
             <w:r>
               <w:rPr>
                 <w:rFonts w:ascii="Times New Roman" w:cs="Times New Roman" w:eastAsia="Times New Roman" w:hAnsi="Times New Roman"/>
@@ -7348,6 +7882,10 @@
             </w:tcMar>
           </w:tcPr>
           <w:p>
+            <w:pPr>
+              <w:keepNext/>
+              <w:keepLines/>
+            </w:pPr>
             <w:r>
               <w:rPr>
                 <w:rFonts w:ascii="Times New Roman" w:cs="Times New Roman" w:eastAsia="Times New Roman" w:hAnsi="Times New Roman"/>
@@ -7383,6 +7921,10 @@
             </w:tcMar>
           </w:tcPr>
           <w:p>
+            <w:pPr>
+              <w:keepNext w:val="false"/>
+              <w:keepLines/>
+            </w:pPr>
             <w:r>
               <w:rPr>
                 <w:rFonts w:ascii="Times New Roman" w:cs="Times New Roman" w:eastAsia="Times New Roman" w:hAnsi="Times New Roman"/>
@@ -7412,6 +7954,10 @@
             </w:tcMar>
           </w:tcPr>
           <w:p>
+            <w:pPr>
+              <w:keepNext w:val="false"/>
+              <w:keepLines/>
+            </w:pPr>
             <w:r>
               <w:rPr>
                 <w:rFonts w:ascii="Times New Roman" w:cs="Times New Roman" w:eastAsia="Times New Roman" w:hAnsi="Times New Roman"/>
@@ -7441,6 +7987,10 @@
             </w:tcMar>
           </w:tcPr>
           <w:p>
+            <w:pPr>
+              <w:keepNext w:val="false"/>
+              <w:keepLines/>
+            </w:pPr>
             <w:r>
               <w:rPr>
                 <w:rFonts w:ascii="Times New Roman" w:cs="Times New Roman" w:eastAsia="Times New Roman" w:hAnsi="Times New Roman"/>
@@ -7470,6 +8020,10 @@
             </w:tcMar>
           </w:tcPr>
           <w:p>
+            <w:pPr>
+              <w:keepNext w:val="false"/>
+              <w:keepLines/>
+            </w:pPr>
             <w:r>
               <w:rPr>
                 <w:rFonts w:ascii="Times New Roman" w:cs="Times New Roman" w:eastAsia="Times New Roman" w:hAnsi="Times New Roman"/>
@@ -7499,6 +8053,10 @@
             </w:tcMar>
           </w:tcPr>
           <w:p>
+            <w:pPr>
+              <w:keepNext w:val="false"/>
+              <w:keepLines/>
+            </w:pPr>
             <w:r>
               <w:rPr>
                 <w:rFonts w:ascii="Times New Roman" w:cs="Times New Roman" w:eastAsia="Times New Roman" w:hAnsi="Times New Roman"/>
@@ -7673,6 +8231,10 @@
             </w:tcMar>
           </w:tcPr>
           <w:p>
+            <w:pPr>
+              <w:keepNext/>
+              <w:keepLines/>
+            </w:pPr>
             <w:r>
               <w:rPr>
                 <w:rFonts w:ascii="Times New Roman" w:cs="Times New Roman" w:eastAsia="Times New Roman" w:hAnsi="Times New Roman"/>
@@ -7703,6 +8265,10 @@
             </w:tcMar>
           </w:tcPr>
           <w:p>
+            <w:pPr>
+              <w:keepNext/>
+              <w:keepLines/>
+            </w:pPr>
             <w:r>
               <w:rPr>
                 <w:rFonts w:ascii="Times New Roman" w:cs="Times New Roman" w:eastAsia="Times New Roman" w:hAnsi="Times New Roman"/>
@@ -7733,6 +8299,10 @@
             </w:tcMar>
           </w:tcPr>
           <w:p>
+            <w:pPr>
+              <w:keepNext/>
+              <w:keepLines/>
+            </w:pPr>
             <w:r>
               <w:rPr>
                 <w:rFonts w:ascii="Times New Roman" w:cs="Times New Roman" w:eastAsia="Times New Roman" w:hAnsi="Times New Roman"/>
@@ -7763,6 +8333,10 @@
             </w:tcMar>
           </w:tcPr>
           <w:p>
+            <w:pPr>
+              <w:keepNext/>
+              <w:keepLines/>
+            </w:pPr>
             <w:r>
               <w:rPr>
                 <w:rFonts w:ascii="Times New Roman" w:cs="Times New Roman" w:eastAsia="Times New Roman" w:hAnsi="Times New Roman"/>
@@ -7793,6 +8367,10 @@
             </w:tcMar>
           </w:tcPr>
           <w:p>
+            <w:pPr>
+              <w:keepNext/>
+              <w:keepLines/>
+            </w:pPr>
             <w:r>
               <w:rPr>
                 <w:rFonts w:ascii="Times New Roman" w:cs="Times New Roman" w:eastAsia="Times New Roman" w:hAnsi="Times New Roman"/>
@@ -7828,6 +8406,10 @@
             </w:tcMar>
           </w:tcPr>
           <w:p>
+            <w:pPr>
+              <w:keepNext/>
+              <w:keepLines/>
+            </w:pPr>
             <w:r>
               <w:rPr>
                 <w:rFonts w:ascii="Times New Roman" w:cs="Times New Roman" w:eastAsia="Times New Roman" w:hAnsi="Times New Roman"/>
@@ -7857,6 +8439,10 @@
             </w:tcMar>
           </w:tcPr>
           <w:p>
+            <w:pPr>
+              <w:keepNext/>
+              <w:keepLines/>
+            </w:pPr>
             <w:r>
               <w:rPr>
                 <w:rFonts w:ascii="Times New Roman" w:cs="Times New Roman" w:eastAsia="Times New Roman" w:hAnsi="Times New Roman"/>
@@ -7886,6 +8472,10 @@
             </w:tcMar>
           </w:tcPr>
           <w:p>
+            <w:pPr>
+              <w:keepNext/>
+              <w:keepLines/>
+            </w:pPr>
             <w:r>
               <w:rPr>
                 <w:rFonts w:ascii="Times New Roman" w:cs="Times New Roman" w:eastAsia="Times New Roman" w:hAnsi="Times New Roman"/>
@@ -7915,6 +8505,10 @@
             </w:tcMar>
           </w:tcPr>
           <w:p>
+            <w:pPr>
+              <w:keepNext/>
+              <w:keepLines/>
+            </w:pPr>
             <w:r>
               <w:rPr>
                 <w:rFonts w:ascii="Times New Roman" w:cs="Times New Roman" w:eastAsia="Times New Roman" w:hAnsi="Times New Roman"/>
@@ -7944,6 +8538,10 @@
             </w:tcMar>
           </w:tcPr>
           <w:p>
+            <w:pPr>
+              <w:keepNext/>
+              <w:keepLines/>
+            </w:pPr>
             <w:r>
               <w:rPr>
                 <w:rFonts w:ascii="Times New Roman" w:cs="Times New Roman" w:eastAsia="Times New Roman" w:hAnsi="Times New Roman"/>
@@ -7979,6 +8577,10 @@
             </w:tcMar>
           </w:tcPr>
           <w:p>
+            <w:pPr>
+              <w:keepNext/>
+              <w:keepLines/>
+            </w:pPr>
             <w:r>
               <w:rPr>
                 <w:rFonts w:ascii="Times New Roman" w:cs="Times New Roman" w:eastAsia="Times New Roman" w:hAnsi="Times New Roman"/>
@@ -8008,6 +8610,10 @@
             </w:tcMar>
           </w:tcPr>
           <w:p>
+            <w:pPr>
+              <w:keepNext/>
+              <w:keepLines/>
+            </w:pPr>
             <w:r>
               <w:rPr>
                 <w:rFonts w:ascii="Times New Roman" w:cs="Times New Roman" w:eastAsia="Times New Roman" w:hAnsi="Times New Roman"/>
@@ -8037,6 +8643,10 @@
             </w:tcMar>
           </w:tcPr>
           <w:p>
+            <w:pPr>
+              <w:keepNext/>
+              <w:keepLines/>
+            </w:pPr>
             <w:r>
               <w:rPr>
                 <w:rFonts w:ascii="Times New Roman" w:cs="Times New Roman" w:eastAsia="Times New Roman" w:hAnsi="Times New Roman"/>
@@ -8066,6 +8676,10 @@
             </w:tcMar>
           </w:tcPr>
           <w:p>
+            <w:pPr>
+              <w:keepNext/>
+              <w:keepLines/>
+            </w:pPr>
             <w:r>
               <w:rPr>
                 <w:rFonts w:ascii="Times New Roman" w:cs="Times New Roman" w:eastAsia="Times New Roman" w:hAnsi="Times New Roman"/>
@@ -8095,6 +8709,10 @@
             </w:tcMar>
           </w:tcPr>
           <w:p>
+            <w:pPr>
+              <w:keepNext/>
+              <w:keepLines/>
+            </w:pPr>
             <w:r>
               <w:rPr>
                 <w:rFonts w:ascii="Times New Roman" w:cs="Times New Roman" w:eastAsia="Times New Roman" w:hAnsi="Times New Roman"/>
@@ -8130,6 +8748,10 @@
             </w:tcMar>
           </w:tcPr>
           <w:p>
+            <w:pPr>
+              <w:keepNext/>
+              <w:keepLines/>
+            </w:pPr>
             <w:r>
               <w:rPr>
                 <w:rFonts w:ascii="Times New Roman" w:cs="Times New Roman" w:eastAsia="Times New Roman" w:hAnsi="Times New Roman"/>
@@ -8159,6 +8781,10 @@
             </w:tcMar>
           </w:tcPr>
           <w:p>
+            <w:pPr>
+              <w:keepNext/>
+              <w:keepLines/>
+            </w:pPr>
             <w:r>
               <w:rPr>
                 <w:rFonts w:ascii="Times New Roman" w:cs="Times New Roman" w:eastAsia="Times New Roman" w:hAnsi="Times New Roman"/>
@@ -8188,6 +8814,10 @@
             </w:tcMar>
           </w:tcPr>
           <w:p>
+            <w:pPr>
+              <w:keepNext/>
+              <w:keepLines/>
+            </w:pPr>
             <w:r>
               <w:rPr>
                 <w:rFonts w:ascii="Times New Roman" w:cs="Times New Roman" w:eastAsia="Times New Roman" w:hAnsi="Times New Roman"/>
@@ -8217,6 +8847,10 @@
             </w:tcMar>
           </w:tcPr>
           <w:p>
+            <w:pPr>
+              <w:keepNext/>
+              <w:keepLines/>
+            </w:pPr>
             <w:r>
               <w:rPr>
                 <w:rFonts w:ascii="Times New Roman" w:cs="Times New Roman" w:eastAsia="Times New Roman" w:hAnsi="Times New Roman"/>
@@ -8246,6 +8880,10 @@
             </w:tcMar>
           </w:tcPr>
           <w:p>
+            <w:pPr>
+              <w:keepNext/>
+              <w:keepLines/>
+            </w:pPr>
             <w:r>
               <w:rPr>
                 <w:rFonts w:ascii="Times New Roman" w:cs="Times New Roman" w:eastAsia="Times New Roman" w:hAnsi="Times New Roman"/>
@@ -8281,6 +8919,10 @@
             </w:tcMar>
           </w:tcPr>
           <w:p>
+            <w:pPr>
+              <w:keepNext/>
+              <w:keepLines/>
+            </w:pPr>
             <w:r>
               <w:rPr>
                 <w:rFonts w:ascii="Times New Roman" w:cs="Times New Roman" w:eastAsia="Times New Roman" w:hAnsi="Times New Roman"/>
@@ -8310,6 +8952,10 @@
             </w:tcMar>
           </w:tcPr>
           <w:p>
+            <w:pPr>
+              <w:keepNext/>
+              <w:keepLines/>
+            </w:pPr>
             <w:r>
               <w:rPr>
                 <w:rFonts w:ascii="Times New Roman" w:cs="Times New Roman" w:eastAsia="Times New Roman" w:hAnsi="Times New Roman"/>
@@ -8339,6 +8985,10 @@
             </w:tcMar>
           </w:tcPr>
           <w:p>
+            <w:pPr>
+              <w:keepNext/>
+              <w:keepLines/>
+            </w:pPr>
             <w:r>
               <w:rPr>
                 <w:rFonts w:ascii="Times New Roman" w:cs="Times New Roman" w:eastAsia="Times New Roman" w:hAnsi="Times New Roman"/>
@@ -8368,6 +9018,10 @@
             </w:tcMar>
           </w:tcPr>
           <w:p>
+            <w:pPr>
+              <w:keepNext/>
+              <w:keepLines/>
+            </w:pPr>
             <w:r>
               <w:rPr>
                 <w:rFonts w:ascii="Times New Roman" w:cs="Times New Roman" w:eastAsia="Times New Roman" w:hAnsi="Times New Roman"/>
@@ -8397,6 +9051,10 @@
             </w:tcMar>
           </w:tcPr>
           <w:p>
+            <w:pPr>
+              <w:keepNext/>
+              <w:keepLines/>
+            </w:pPr>
             <w:r>
               <w:rPr>
                 <w:rFonts w:ascii="Times New Roman" w:cs="Times New Roman" w:eastAsia="Times New Roman" w:hAnsi="Times New Roman"/>
@@ -8432,6 +9090,10 @@
             </w:tcMar>
           </w:tcPr>
           <w:p>
+            <w:pPr>
+              <w:keepNext/>
+              <w:keepLines/>
+            </w:pPr>
             <w:r>
               <w:rPr>
                 <w:rFonts w:ascii="Times New Roman" w:cs="Times New Roman" w:eastAsia="Times New Roman" w:hAnsi="Times New Roman"/>
@@ -8461,6 +9123,10 @@
             </w:tcMar>
           </w:tcPr>
           <w:p>
+            <w:pPr>
+              <w:keepNext/>
+              <w:keepLines/>
+            </w:pPr>
             <w:r>
               <w:rPr>
                 <w:rFonts w:ascii="Times New Roman" w:cs="Times New Roman" w:eastAsia="Times New Roman" w:hAnsi="Times New Roman"/>
@@ -8490,6 +9156,10 @@
             </w:tcMar>
           </w:tcPr>
           <w:p>
+            <w:pPr>
+              <w:keepNext/>
+              <w:keepLines/>
+            </w:pPr>
             <w:r>
               <w:rPr>
                 <w:rFonts w:ascii="Times New Roman" w:cs="Times New Roman" w:eastAsia="Times New Roman" w:hAnsi="Times New Roman"/>
@@ -8519,6 +9189,10 @@
             </w:tcMar>
           </w:tcPr>
           <w:p>
+            <w:pPr>
+              <w:keepNext/>
+              <w:keepLines/>
+            </w:pPr>
             <w:r>
               <w:rPr>
                 <w:rFonts w:ascii="Times New Roman" w:cs="Times New Roman" w:eastAsia="Times New Roman" w:hAnsi="Times New Roman"/>
@@ -8548,6 +9222,10 @@
             </w:tcMar>
           </w:tcPr>
           <w:p>
+            <w:pPr>
+              <w:keepNext/>
+              <w:keepLines/>
+            </w:pPr>
             <w:r>
               <w:rPr>
                 <w:rFonts w:ascii="Times New Roman" w:cs="Times New Roman" w:eastAsia="Times New Roman" w:hAnsi="Times New Roman"/>
@@ -8583,6 +9261,10 @@
             </w:tcMar>
           </w:tcPr>
           <w:p>
+            <w:pPr>
+              <w:keepNext/>
+              <w:keepLines/>
+            </w:pPr>
             <w:r>
               <w:rPr>
                 <w:rFonts w:ascii="Times New Roman" w:cs="Times New Roman" w:eastAsia="Times New Roman" w:hAnsi="Times New Roman"/>
@@ -8612,6 +9294,10 @@
             </w:tcMar>
           </w:tcPr>
           <w:p>
+            <w:pPr>
+              <w:keepNext/>
+              <w:keepLines/>
+            </w:pPr>
             <w:r>
               <w:rPr>
                 <w:rFonts w:ascii="Times New Roman" w:cs="Times New Roman" w:eastAsia="Times New Roman" w:hAnsi="Times New Roman"/>
@@ -8641,6 +9327,10 @@
             </w:tcMar>
           </w:tcPr>
           <w:p>
+            <w:pPr>
+              <w:keepNext/>
+              <w:keepLines/>
+            </w:pPr>
             <w:r>
               <w:rPr>
                 <w:rFonts w:ascii="Times New Roman" w:cs="Times New Roman" w:eastAsia="Times New Roman" w:hAnsi="Times New Roman"/>
@@ -8670,6 +9360,10 @@
             </w:tcMar>
           </w:tcPr>
           <w:p>
+            <w:pPr>
+              <w:keepNext/>
+              <w:keepLines/>
+            </w:pPr>
             <w:r>
               <w:rPr>
                 <w:rFonts w:ascii="Times New Roman" w:cs="Times New Roman" w:eastAsia="Times New Roman" w:hAnsi="Times New Roman"/>
@@ -8699,6 +9393,10 @@
             </w:tcMar>
           </w:tcPr>
           <w:p>
+            <w:pPr>
+              <w:keepNext/>
+              <w:keepLines/>
+            </w:pPr>
             <w:r>
               <w:rPr>
                 <w:rFonts w:ascii="Times New Roman" w:cs="Times New Roman" w:eastAsia="Times New Roman" w:hAnsi="Times New Roman"/>
@@ -8734,6 +9432,10 @@
             </w:tcMar>
           </w:tcPr>
           <w:p>
+            <w:pPr>
+              <w:keepNext/>
+              <w:keepLines/>
+            </w:pPr>
             <w:r>
               <w:rPr>
                 <w:rFonts w:ascii="Times New Roman" w:cs="Times New Roman" w:eastAsia="Times New Roman" w:hAnsi="Times New Roman"/>
@@ -8763,6 +9465,10 @@
             </w:tcMar>
           </w:tcPr>
           <w:p>
+            <w:pPr>
+              <w:keepNext/>
+              <w:keepLines/>
+            </w:pPr>
             <w:r>
               <w:rPr>
                 <w:rFonts w:ascii="Times New Roman" w:cs="Times New Roman" w:eastAsia="Times New Roman" w:hAnsi="Times New Roman"/>
@@ -8792,6 +9498,10 @@
             </w:tcMar>
           </w:tcPr>
           <w:p>
+            <w:pPr>
+              <w:keepNext/>
+              <w:keepLines/>
+            </w:pPr>
             <w:r>
               <w:rPr>
                 <w:rFonts w:ascii="Times New Roman" w:cs="Times New Roman" w:eastAsia="Times New Roman" w:hAnsi="Times New Roman"/>
@@ -8821,6 +9531,10 @@
             </w:tcMar>
           </w:tcPr>
           <w:p>
+            <w:pPr>
+              <w:keepNext/>
+              <w:keepLines/>
+            </w:pPr>
             <w:r>
               <w:rPr>
                 <w:rFonts w:ascii="Times New Roman" w:cs="Times New Roman" w:eastAsia="Times New Roman" w:hAnsi="Times New Roman"/>
@@ -8850,6 +9564,10 @@
             </w:tcMar>
           </w:tcPr>
           <w:p>
+            <w:pPr>
+              <w:keepNext/>
+              <w:keepLines/>
+            </w:pPr>
             <w:r>
               <w:rPr>
                 <w:rFonts w:ascii="Times New Roman" w:cs="Times New Roman" w:eastAsia="Times New Roman" w:hAnsi="Times New Roman"/>
@@ -8885,6 +9603,10 @@
             </w:tcMar>
           </w:tcPr>
           <w:p>
+            <w:pPr>
+              <w:keepNext/>
+              <w:keepLines/>
+            </w:pPr>
             <w:r>
               <w:rPr>
                 <w:rFonts w:ascii="Times New Roman" w:cs="Times New Roman" w:eastAsia="Times New Roman" w:hAnsi="Times New Roman"/>
@@ -8914,6 +9636,10 @@
             </w:tcMar>
           </w:tcPr>
           <w:p>
+            <w:pPr>
+              <w:keepNext/>
+              <w:keepLines/>
+            </w:pPr>
             <w:r>
               <w:rPr>
                 <w:rFonts w:ascii="Times New Roman" w:cs="Times New Roman" w:eastAsia="Times New Roman" w:hAnsi="Times New Roman"/>
@@ -8943,6 +9669,10 @@
             </w:tcMar>
           </w:tcPr>
           <w:p>
+            <w:pPr>
+              <w:keepNext/>
+              <w:keepLines/>
+            </w:pPr>
             <w:r>
               <w:rPr>
                 <w:rFonts w:ascii="Times New Roman" w:cs="Times New Roman" w:eastAsia="Times New Roman" w:hAnsi="Times New Roman"/>
@@ -8972,6 +9702,10 @@
             </w:tcMar>
           </w:tcPr>
           <w:p>
+            <w:pPr>
+              <w:keepNext/>
+              <w:keepLines/>
+            </w:pPr>
             <w:r>
               <w:rPr>
                 <w:rFonts w:ascii="Times New Roman" w:cs="Times New Roman" w:eastAsia="Times New Roman" w:hAnsi="Times New Roman"/>
@@ -9001,6 +9735,10 @@
             </w:tcMar>
           </w:tcPr>
           <w:p>
+            <w:pPr>
+              <w:keepNext/>
+              <w:keepLines/>
+            </w:pPr>
             <w:r>
               <w:rPr>
                 <w:rFonts w:ascii="Times New Roman" w:cs="Times New Roman" w:eastAsia="Times New Roman" w:hAnsi="Times New Roman"/>
@@ -9036,6 +9774,10 @@
             </w:tcMar>
           </w:tcPr>
           <w:p>
+            <w:pPr>
+              <w:keepNext/>
+              <w:keepLines/>
+            </w:pPr>
             <w:r>
               <w:rPr>
                 <w:rFonts w:ascii="Times New Roman" w:cs="Times New Roman" w:eastAsia="Times New Roman" w:hAnsi="Times New Roman"/>
@@ -9065,6 +9807,10 @@
             </w:tcMar>
           </w:tcPr>
           <w:p>
+            <w:pPr>
+              <w:keepNext/>
+              <w:keepLines/>
+            </w:pPr>
             <w:r>
               <w:rPr>
                 <w:rFonts w:ascii="Times New Roman" w:cs="Times New Roman" w:eastAsia="Times New Roman" w:hAnsi="Times New Roman"/>
@@ -9094,6 +9840,10 @@
             </w:tcMar>
           </w:tcPr>
           <w:p>
+            <w:pPr>
+              <w:keepNext/>
+              <w:keepLines/>
+            </w:pPr>
             <w:r>
               <w:rPr>
                 <w:rFonts w:ascii="Times New Roman" w:cs="Times New Roman" w:eastAsia="Times New Roman" w:hAnsi="Times New Roman"/>
@@ -9123,6 +9873,10 @@
             </w:tcMar>
           </w:tcPr>
           <w:p>
+            <w:pPr>
+              <w:keepNext/>
+              <w:keepLines/>
+            </w:pPr>
             <w:r>
               <w:rPr>
                 <w:rFonts w:ascii="Times New Roman" w:cs="Times New Roman" w:eastAsia="Times New Roman" w:hAnsi="Times New Roman"/>
@@ -9152,6 +9906,10 @@
             </w:tcMar>
           </w:tcPr>
           <w:p>
+            <w:pPr>
+              <w:keepNext/>
+              <w:keepLines/>
+            </w:pPr>
             <w:r>
               <w:rPr>
                 <w:rFonts w:ascii="Times New Roman" w:cs="Times New Roman" w:eastAsia="Times New Roman" w:hAnsi="Times New Roman"/>
@@ -9187,6 +9945,10 @@
             </w:tcMar>
           </w:tcPr>
           <w:p>
+            <w:pPr>
+              <w:keepNext/>
+              <w:keepLines/>
+            </w:pPr>
             <w:r>
               <w:rPr>
                 <w:rFonts w:ascii="Times New Roman" w:cs="Times New Roman" w:eastAsia="Times New Roman" w:hAnsi="Times New Roman"/>
@@ -9216,6 +9978,10 @@
             </w:tcMar>
           </w:tcPr>
           <w:p>
+            <w:pPr>
+              <w:keepNext/>
+              <w:keepLines/>
+            </w:pPr>
             <w:r>
               <w:rPr>
                 <w:rFonts w:ascii="Times New Roman" w:cs="Times New Roman" w:eastAsia="Times New Roman" w:hAnsi="Times New Roman"/>
@@ -9245,6 +10011,10 @@
             </w:tcMar>
           </w:tcPr>
           <w:p>
+            <w:pPr>
+              <w:keepNext/>
+              <w:keepLines/>
+            </w:pPr>
             <w:r>
               <w:rPr>
                 <w:rFonts w:ascii="Times New Roman" w:cs="Times New Roman" w:eastAsia="Times New Roman" w:hAnsi="Times New Roman"/>
@@ -9274,6 +10044,10 @@
             </w:tcMar>
           </w:tcPr>
           <w:p>
+            <w:pPr>
+              <w:keepNext/>
+              <w:keepLines/>
+            </w:pPr>
             <w:r>
               <w:rPr>
                 <w:rFonts w:ascii="Times New Roman" w:cs="Times New Roman" w:eastAsia="Times New Roman" w:hAnsi="Times New Roman"/>
@@ -9303,6 +10077,10 @@
             </w:tcMar>
           </w:tcPr>
           <w:p>
+            <w:pPr>
+              <w:keepNext/>
+              <w:keepLines/>
+            </w:pPr>
             <w:r>
               <w:rPr>
                 <w:rFonts w:ascii="Times New Roman" w:cs="Times New Roman" w:eastAsia="Times New Roman" w:hAnsi="Times New Roman"/>
@@ -9338,6 +10116,10 @@
             </w:tcMar>
           </w:tcPr>
           <w:p>
+            <w:pPr>
+              <w:keepNext/>
+              <w:keepLines/>
+            </w:pPr>
             <w:r>
               <w:rPr>
                 <w:rFonts w:ascii="Times New Roman" w:cs="Times New Roman" w:eastAsia="Times New Roman" w:hAnsi="Times New Roman"/>
@@ -9367,6 +10149,10 @@
             </w:tcMar>
           </w:tcPr>
           <w:p>
+            <w:pPr>
+              <w:keepNext/>
+              <w:keepLines/>
+            </w:pPr>
             <w:r>
               <w:rPr>
                 <w:rFonts w:ascii="Times New Roman" w:cs="Times New Roman" w:eastAsia="Times New Roman" w:hAnsi="Times New Roman"/>
@@ -9396,6 +10182,10 @@
             </w:tcMar>
           </w:tcPr>
           <w:p>
+            <w:pPr>
+              <w:keepNext/>
+              <w:keepLines/>
+            </w:pPr>
             <w:r>
               <w:rPr>
                 <w:rFonts w:ascii="Times New Roman" w:cs="Times New Roman" w:eastAsia="Times New Roman" w:hAnsi="Times New Roman"/>
@@ -9425,6 +10215,10 @@
             </w:tcMar>
           </w:tcPr>
           <w:p>
+            <w:pPr>
+              <w:keepNext/>
+              <w:keepLines/>
+            </w:pPr>
             <w:r>
               <w:rPr>
                 <w:rFonts w:ascii="Times New Roman" w:cs="Times New Roman" w:eastAsia="Times New Roman" w:hAnsi="Times New Roman"/>
@@ -9454,6 +10248,10 @@
             </w:tcMar>
           </w:tcPr>
           <w:p>
+            <w:pPr>
+              <w:keepNext/>
+              <w:keepLines/>
+            </w:pPr>
             <w:r>
               <w:rPr>
                 <w:rFonts w:ascii="Times New Roman" w:cs="Times New Roman" w:eastAsia="Times New Roman" w:hAnsi="Times New Roman"/>
@@ -9489,6 +10287,10 @@
             </w:tcMar>
           </w:tcPr>
           <w:p>
+            <w:pPr>
+              <w:keepNext w:val="false"/>
+              <w:keepLines/>
+            </w:pPr>
             <w:r>
               <w:rPr>
                 <w:rFonts w:ascii="Times New Roman" w:cs="Times New Roman" w:eastAsia="Times New Roman" w:hAnsi="Times New Roman"/>
@@ -9518,6 +10320,10 @@
             </w:tcMar>
           </w:tcPr>
           <w:p>
+            <w:pPr>
+              <w:keepNext w:val="false"/>
+              <w:keepLines/>
+            </w:pPr>
             <w:r>
               <w:rPr>
                 <w:rFonts w:ascii="Times New Roman" w:cs="Times New Roman" w:eastAsia="Times New Roman" w:hAnsi="Times New Roman"/>
@@ -9547,6 +10353,10 @@
             </w:tcMar>
           </w:tcPr>
           <w:p>
+            <w:pPr>
+              <w:keepNext w:val="false"/>
+              <w:keepLines/>
+            </w:pPr>
             <w:r>
               <w:rPr>
                 <w:rFonts w:ascii="Times New Roman" w:cs="Times New Roman" w:eastAsia="Times New Roman" w:hAnsi="Times New Roman"/>
@@ -9576,6 +10386,10 @@
             </w:tcMar>
           </w:tcPr>
           <w:p>
+            <w:pPr>
+              <w:keepNext w:val="false"/>
+              <w:keepLines/>
+            </w:pPr>
             <w:r>
               <w:rPr>
                 <w:rFonts w:ascii="Times New Roman" w:cs="Times New Roman" w:eastAsia="Times New Roman" w:hAnsi="Times New Roman"/>
@@ -9605,6 +10419,10 @@
             </w:tcMar>
           </w:tcPr>
           <w:p>
+            <w:pPr>
+              <w:keepNext w:val="false"/>
+              <w:keepLines/>
+            </w:pPr>
             <w:r>
               <w:rPr>
                 <w:rFonts w:ascii="Times New Roman" w:cs="Times New Roman" w:eastAsia="Times New Roman" w:hAnsi="Times New Roman"/>
@@ -9716,6 +10534,10 @@
             </w:tcMar>
           </w:tcPr>
           <w:p>
+            <w:pPr>
+              <w:keepNext/>
+              <w:keepLines/>
+            </w:pPr>
             <w:r>
               <w:rPr>
                 <w:rFonts w:ascii="Times New Roman" w:cs="Times New Roman" w:eastAsia="Times New Roman" w:hAnsi="Times New Roman"/>
@@ -9746,6 +10568,10 @@
             </w:tcMar>
           </w:tcPr>
           <w:p>
+            <w:pPr>
+              <w:keepNext/>
+              <w:keepLines/>
+            </w:pPr>
             <w:r>
               <w:rPr>
                 <w:rFonts w:ascii="Times New Roman" w:cs="Times New Roman" w:eastAsia="Times New Roman" w:hAnsi="Times New Roman"/>
@@ -9776,6 +10602,10 @@
             </w:tcMar>
           </w:tcPr>
           <w:p>
+            <w:pPr>
+              <w:keepNext/>
+              <w:keepLines/>
+            </w:pPr>
             <w:r>
               <w:rPr>
                 <w:rFonts w:ascii="Times New Roman" w:cs="Times New Roman" w:eastAsia="Times New Roman" w:hAnsi="Times New Roman"/>
@@ -9806,6 +10636,10 @@
             </w:tcMar>
           </w:tcPr>
           <w:p>
+            <w:pPr>
+              <w:keepNext/>
+              <w:keepLines/>
+            </w:pPr>
             <w:r>
               <w:rPr>
                 <w:rFonts w:ascii="Times New Roman" w:cs="Times New Roman" w:eastAsia="Times New Roman" w:hAnsi="Times New Roman"/>
@@ -9836,6 +10670,10 @@
             </w:tcMar>
           </w:tcPr>
           <w:p>
+            <w:pPr>
+              <w:keepNext/>
+              <w:keepLines/>
+            </w:pPr>
             <w:r>
               <w:rPr>
                 <w:rFonts w:ascii="Times New Roman" w:cs="Times New Roman" w:eastAsia="Times New Roman" w:hAnsi="Times New Roman"/>
@@ -9866,6 +10704,10 @@
             </w:tcMar>
           </w:tcPr>
           <w:p>
+            <w:pPr>
+              <w:keepNext/>
+              <w:keepLines/>
+            </w:pPr>
             <w:r>
               <w:rPr>
                 <w:rFonts w:ascii="Times New Roman" w:cs="Times New Roman" w:eastAsia="Times New Roman" w:hAnsi="Times New Roman"/>
@@ -9901,6 +10743,10 @@
             </w:tcMar>
           </w:tcPr>
           <w:p>
+            <w:pPr>
+              <w:keepNext/>
+              <w:keepLines/>
+            </w:pPr>
             <w:r>
               <w:rPr>
                 <w:rFonts w:ascii="Times New Roman" w:cs="Times New Roman" w:eastAsia="Times New Roman" w:hAnsi="Times New Roman"/>
@@ -9930,6 +10776,10 @@
             </w:tcMar>
           </w:tcPr>
           <w:p>
+            <w:pPr>
+              <w:keepNext/>
+              <w:keepLines/>
+            </w:pPr>
             <w:r>
               <w:rPr>
                 <w:rFonts w:ascii="Times New Roman" w:cs="Times New Roman" w:eastAsia="Times New Roman" w:hAnsi="Times New Roman"/>
@@ -9959,6 +10809,10 @@
             </w:tcMar>
           </w:tcPr>
           <w:p>
+            <w:pPr>
+              <w:keepNext/>
+              <w:keepLines/>
+            </w:pPr>
             <w:r>
               <w:rPr>
                 <w:rFonts w:ascii="Times New Roman" w:cs="Times New Roman" w:eastAsia="Times New Roman" w:hAnsi="Times New Roman"/>
@@ -9988,6 +10842,10 @@
             </w:tcMar>
           </w:tcPr>
           <w:p>
+            <w:pPr>
+              <w:keepNext/>
+              <w:keepLines/>
+            </w:pPr>
             <w:r>
               <w:rPr>
                 <w:rFonts w:ascii="Times New Roman" w:cs="Times New Roman" w:eastAsia="Times New Roman" w:hAnsi="Times New Roman"/>
@@ -10017,6 +10875,10 @@
             </w:tcMar>
           </w:tcPr>
           <w:p>
+            <w:pPr>
+              <w:keepNext/>
+              <w:keepLines/>
+            </w:pPr>
             <w:r>
               <w:rPr>
                 <w:rFonts w:ascii="Times New Roman" w:cs="Times New Roman" w:eastAsia="Times New Roman" w:hAnsi="Times New Roman"/>
@@ -10046,6 +10908,10 @@
             </w:tcMar>
           </w:tcPr>
           <w:p>
+            <w:pPr>
+              <w:keepNext/>
+              <w:keepLines/>
+            </w:pPr>
             <w:r>
               <w:rPr>
                 <w:rFonts w:ascii="Times New Roman" w:cs="Times New Roman" w:eastAsia="Times New Roman" w:hAnsi="Times New Roman"/>
@@ -10081,6 +10947,10 @@
             </w:tcMar>
           </w:tcPr>
           <w:p>
+            <w:pPr>
+              <w:keepNext/>
+              <w:keepLines/>
+            </w:pPr>
             <w:r>
               <w:rPr>
                 <w:rFonts w:ascii="Times New Roman" w:cs="Times New Roman" w:eastAsia="Times New Roman" w:hAnsi="Times New Roman"/>
@@ -10110,6 +10980,10 @@
             </w:tcMar>
           </w:tcPr>
           <w:p>
+            <w:pPr>
+              <w:keepNext/>
+              <w:keepLines/>
+            </w:pPr>
             <w:r>
               <w:rPr>
                 <w:rFonts w:ascii="Times New Roman" w:cs="Times New Roman" w:eastAsia="Times New Roman" w:hAnsi="Times New Roman"/>
@@ -10139,6 +11013,10 @@
             </w:tcMar>
           </w:tcPr>
           <w:p>
+            <w:pPr>
+              <w:keepNext/>
+              <w:keepLines/>
+            </w:pPr>
             <w:r>
               <w:rPr>
                 <w:rFonts w:ascii="Times New Roman" w:cs="Times New Roman" w:eastAsia="Times New Roman" w:hAnsi="Times New Roman"/>
@@ -10168,6 +11046,10 @@
             </w:tcMar>
           </w:tcPr>
           <w:p>
+            <w:pPr>
+              <w:keepNext/>
+              <w:keepLines/>
+            </w:pPr>
             <w:r>
               <w:rPr>
                 <w:rFonts w:ascii="Times New Roman" w:cs="Times New Roman" w:eastAsia="Times New Roman" w:hAnsi="Times New Roman"/>
@@ -10197,6 +11079,10 @@
             </w:tcMar>
           </w:tcPr>
           <w:p>
+            <w:pPr>
+              <w:keepNext/>
+              <w:keepLines/>
+            </w:pPr>
             <w:r>
               <w:rPr>
                 <w:rFonts w:ascii="Times New Roman" w:cs="Times New Roman" w:eastAsia="Times New Roman" w:hAnsi="Times New Roman"/>
@@ -10226,6 +11112,10 @@
             </w:tcMar>
           </w:tcPr>
           <w:p>
+            <w:pPr>
+              <w:keepNext/>
+              <w:keepLines/>
+            </w:pPr>
             <w:r>
               <w:rPr>
                 <w:rFonts w:ascii="Times New Roman" w:cs="Times New Roman" w:eastAsia="Times New Roman" w:hAnsi="Times New Roman"/>
@@ -10261,6 +11151,10 @@
             </w:tcMar>
           </w:tcPr>
           <w:p>
+            <w:pPr>
+              <w:keepNext w:val="false"/>
+              <w:keepLines/>
+            </w:pPr>
             <w:r>
               <w:rPr>
                 <w:rFonts w:ascii="Times New Roman" w:cs="Times New Roman" w:eastAsia="Times New Roman" w:hAnsi="Times New Roman"/>
@@ -10290,6 +11184,10 @@
             </w:tcMar>
           </w:tcPr>
           <w:p>
+            <w:pPr>
+              <w:keepNext w:val="false"/>
+              <w:keepLines/>
+            </w:pPr>
             <w:r>
               <w:rPr>
                 <w:rFonts w:ascii="Times New Roman" w:cs="Times New Roman" w:eastAsia="Times New Roman" w:hAnsi="Times New Roman"/>
@@ -10319,6 +11217,10 @@
             </w:tcMar>
           </w:tcPr>
           <w:p>
+            <w:pPr>
+              <w:keepNext w:val="false"/>
+              <w:keepLines/>
+            </w:pPr>
             <w:r>
               <w:rPr>
                 <w:rFonts w:ascii="Times New Roman" w:cs="Times New Roman" w:eastAsia="Times New Roman" w:hAnsi="Times New Roman"/>
@@ -10348,6 +11250,10 @@
             </w:tcMar>
           </w:tcPr>
           <w:p>
+            <w:pPr>
+              <w:keepNext w:val="false"/>
+              <w:keepLines/>
+            </w:pPr>
             <w:r>
               <w:rPr>
                 <w:rFonts w:ascii="Times New Roman" w:cs="Times New Roman" w:eastAsia="Times New Roman" w:hAnsi="Times New Roman"/>
@@ -10377,6 +11283,10 @@
             </w:tcMar>
           </w:tcPr>
           <w:p>
+            <w:pPr>
+              <w:keepNext w:val="false"/>
+              <w:keepLines/>
+            </w:pPr>
             <w:r>
               <w:rPr>
                 <w:rFonts w:ascii="Times New Roman" w:cs="Times New Roman" w:eastAsia="Times New Roman" w:hAnsi="Times New Roman"/>
@@ -10406,6 +11316,10 @@
             </w:tcMar>
           </w:tcPr>
           <w:p>
+            <w:pPr>
+              <w:keepNext w:val="false"/>
+              <w:keepLines/>
+            </w:pPr>
             <w:r>
               <w:rPr>
                 <w:rFonts w:ascii="Times New Roman" w:cs="Times New Roman" w:eastAsia="Times New Roman" w:hAnsi="Times New Roman"/>
@@ -10428,6 +11342,7 @@
     <w:p>
       <w:pPr>
         <w:pStyle w:val="Heading2"/>
+        <w:keepNext/>
         <w:spacing w:after="100" w:before="220"/>
       </w:pPr>
       <w:r>
@@ -10513,6 +11428,10 @@
             </w:tcMar>
           </w:tcPr>
           <w:p>
+            <w:pPr>
+              <w:keepNext/>
+              <w:keepLines/>
+            </w:pPr>
             <w:r>
               <w:rPr>
                 <w:rFonts w:ascii="Times New Roman" w:cs="Times New Roman" w:eastAsia="Times New Roman" w:hAnsi="Times New Roman"/>
@@ -10543,6 +11462,10 @@
             </w:tcMar>
           </w:tcPr>
           <w:p>
+            <w:pPr>
+              <w:keepNext/>
+              <w:keepLines/>
+            </w:pPr>
             <w:r>
               <w:rPr>
                 <w:rFonts w:ascii="Times New Roman" w:cs="Times New Roman" w:eastAsia="Times New Roman" w:hAnsi="Times New Roman"/>
@@ -10573,6 +11496,10 @@
             </w:tcMar>
           </w:tcPr>
           <w:p>
+            <w:pPr>
+              <w:keepNext/>
+              <w:keepLines/>
+            </w:pPr>
             <w:r>
               <w:rPr>
                 <w:rFonts w:ascii="Times New Roman" w:cs="Times New Roman" w:eastAsia="Times New Roman" w:hAnsi="Times New Roman"/>
@@ -10603,6 +11530,10 @@
             </w:tcMar>
           </w:tcPr>
           <w:p>
+            <w:pPr>
+              <w:keepNext/>
+              <w:keepLines/>
+            </w:pPr>
             <w:r>
               <w:rPr>
                 <w:rFonts w:ascii="Times New Roman" w:cs="Times New Roman" w:eastAsia="Times New Roman" w:hAnsi="Times New Roman"/>
@@ -10638,6 +11569,10 @@
             </w:tcMar>
           </w:tcPr>
           <w:p>
+            <w:pPr>
+              <w:keepNext/>
+              <w:keepLines/>
+            </w:pPr>
             <w:r>
               <w:rPr>
                 <w:rFonts w:ascii="Times New Roman" w:cs="Times New Roman" w:eastAsia="Times New Roman" w:hAnsi="Times New Roman"/>
@@ -10667,6 +11602,10 @@
             </w:tcMar>
           </w:tcPr>
           <w:p>
+            <w:pPr>
+              <w:keepNext/>
+              <w:keepLines/>
+            </w:pPr>
             <w:r>
               <w:rPr>
                 <w:rFonts w:ascii="Times New Roman" w:cs="Times New Roman" w:eastAsia="Times New Roman" w:hAnsi="Times New Roman"/>
@@ -10696,6 +11635,10 @@
             </w:tcMar>
           </w:tcPr>
           <w:p>
+            <w:pPr>
+              <w:keepNext/>
+              <w:keepLines/>
+            </w:pPr>
             <w:r>
               <w:rPr>
                 <w:rFonts w:ascii="Times New Roman" w:cs="Times New Roman" w:eastAsia="Times New Roman" w:hAnsi="Times New Roman"/>
@@ -10725,6 +11668,10 @@
             </w:tcMar>
           </w:tcPr>
           <w:p>
+            <w:pPr>
+              <w:keepNext/>
+              <w:keepLines/>
+            </w:pPr>
             <w:r>
               <w:rPr>
                 <w:rFonts w:ascii="Times New Roman" w:cs="Times New Roman" w:eastAsia="Times New Roman" w:hAnsi="Times New Roman"/>
@@ -10760,6 +11707,10 @@
             </w:tcMar>
           </w:tcPr>
           <w:p>
+            <w:pPr>
+              <w:keepNext/>
+              <w:keepLines/>
+            </w:pPr>
             <w:r>
               <w:rPr>
                 <w:rFonts w:ascii="Times New Roman" w:cs="Times New Roman" w:eastAsia="Times New Roman" w:hAnsi="Times New Roman"/>
@@ -10789,6 +11740,10 @@
             </w:tcMar>
           </w:tcPr>
           <w:p>
+            <w:pPr>
+              <w:keepNext/>
+              <w:keepLines/>
+            </w:pPr>
             <w:r>
               <w:rPr>
                 <w:rFonts w:ascii="Times New Roman" w:cs="Times New Roman" w:eastAsia="Times New Roman" w:hAnsi="Times New Roman"/>
@@ -10818,6 +11773,10 @@
             </w:tcMar>
           </w:tcPr>
           <w:p>
+            <w:pPr>
+              <w:keepNext/>
+              <w:keepLines/>
+            </w:pPr>
             <w:r>
               <w:rPr>
                 <w:rFonts w:ascii="Times New Roman" w:cs="Times New Roman" w:eastAsia="Times New Roman" w:hAnsi="Times New Roman"/>
@@ -10847,6 +11806,10 @@
             </w:tcMar>
           </w:tcPr>
           <w:p>
+            <w:pPr>
+              <w:keepNext/>
+              <w:keepLines/>
+            </w:pPr>
             <w:r>
               <w:rPr>
                 <w:rFonts w:ascii="Times New Roman" w:cs="Times New Roman" w:eastAsia="Times New Roman" w:hAnsi="Times New Roman"/>
@@ -10882,6 +11845,10 @@
             </w:tcMar>
           </w:tcPr>
           <w:p>
+            <w:pPr>
+              <w:keepNext/>
+              <w:keepLines/>
+            </w:pPr>
             <w:r>
               <w:rPr>
                 <w:rFonts w:ascii="Times New Roman" w:cs="Times New Roman" w:eastAsia="Times New Roman" w:hAnsi="Times New Roman"/>
@@ -10911,6 +11878,10 @@
             </w:tcMar>
           </w:tcPr>
           <w:p>
+            <w:pPr>
+              <w:keepNext/>
+              <w:keepLines/>
+            </w:pPr>
             <w:r>
               <w:rPr>
                 <w:rFonts w:ascii="Times New Roman" w:cs="Times New Roman" w:eastAsia="Times New Roman" w:hAnsi="Times New Roman"/>
@@ -10940,6 +11911,10 @@
             </w:tcMar>
           </w:tcPr>
           <w:p>
+            <w:pPr>
+              <w:keepNext/>
+              <w:keepLines/>
+            </w:pPr>
             <w:r>
               <w:rPr>
                 <w:rFonts w:ascii="Times New Roman" w:cs="Times New Roman" w:eastAsia="Times New Roman" w:hAnsi="Times New Roman"/>
@@ -10969,6 +11944,10 @@
             </w:tcMar>
           </w:tcPr>
           <w:p>
+            <w:pPr>
+              <w:keepNext/>
+              <w:keepLines/>
+            </w:pPr>
             <w:r>
               <w:rPr>
                 <w:rFonts w:ascii="Times New Roman" w:cs="Times New Roman" w:eastAsia="Times New Roman" w:hAnsi="Times New Roman"/>
@@ -11004,6 +11983,10 @@
             </w:tcMar>
           </w:tcPr>
           <w:p>
+            <w:pPr>
+              <w:keepNext/>
+              <w:keepLines/>
+            </w:pPr>
             <w:r>
               <w:rPr>
                 <w:rFonts w:ascii="Times New Roman" w:cs="Times New Roman" w:eastAsia="Times New Roman" w:hAnsi="Times New Roman"/>
@@ -11033,6 +12016,10 @@
             </w:tcMar>
           </w:tcPr>
           <w:p>
+            <w:pPr>
+              <w:keepNext/>
+              <w:keepLines/>
+            </w:pPr>
             <w:r>
               <w:rPr>
                 <w:rFonts w:ascii="Times New Roman" w:cs="Times New Roman" w:eastAsia="Times New Roman" w:hAnsi="Times New Roman"/>
@@ -11062,6 +12049,10 @@
             </w:tcMar>
           </w:tcPr>
           <w:p>
+            <w:pPr>
+              <w:keepNext/>
+              <w:keepLines/>
+            </w:pPr>
             <w:r>
               <w:rPr>
                 <w:rFonts w:ascii="Times New Roman" w:cs="Times New Roman" w:eastAsia="Times New Roman" w:hAnsi="Times New Roman"/>
@@ -11091,6 +12082,10 @@
             </w:tcMar>
           </w:tcPr>
           <w:p>
+            <w:pPr>
+              <w:keepNext/>
+              <w:keepLines/>
+            </w:pPr>
             <w:r>
               <w:rPr>
                 <w:rFonts w:ascii="Times New Roman" w:cs="Times New Roman" w:eastAsia="Times New Roman" w:hAnsi="Times New Roman"/>
@@ -11126,6 +12121,10 @@
             </w:tcMar>
           </w:tcPr>
           <w:p>
+            <w:pPr>
+              <w:keepNext/>
+              <w:keepLines/>
+            </w:pPr>
             <w:r>
               <w:rPr>
                 <w:rFonts w:ascii="Times New Roman" w:cs="Times New Roman" w:eastAsia="Times New Roman" w:hAnsi="Times New Roman"/>
@@ -11155,6 +12154,10 @@
             </w:tcMar>
           </w:tcPr>
           <w:p>
+            <w:pPr>
+              <w:keepNext/>
+              <w:keepLines/>
+            </w:pPr>
             <w:r>
               <w:rPr>
                 <w:rFonts w:ascii="Times New Roman" w:cs="Times New Roman" w:eastAsia="Times New Roman" w:hAnsi="Times New Roman"/>
@@ -11184,6 +12187,10 @@
             </w:tcMar>
           </w:tcPr>
           <w:p>
+            <w:pPr>
+              <w:keepNext/>
+              <w:keepLines/>
+            </w:pPr>
             <w:r>
               <w:rPr>
                 <w:rFonts w:ascii="Times New Roman" w:cs="Times New Roman" w:eastAsia="Times New Roman" w:hAnsi="Times New Roman"/>
@@ -11213,6 +12220,10 @@
             </w:tcMar>
           </w:tcPr>
           <w:p>
+            <w:pPr>
+              <w:keepNext/>
+              <w:keepLines/>
+            </w:pPr>
             <w:r>
               <w:rPr>
                 <w:rFonts w:ascii="Times New Roman" w:cs="Times New Roman" w:eastAsia="Times New Roman" w:hAnsi="Times New Roman"/>
@@ -11248,6 +12259,10 @@
             </w:tcMar>
           </w:tcPr>
           <w:p>
+            <w:pPr>
+              <w:keepNext w:val="false"/>
+              <w:keepLines/>
+            </w:pPr>
             <w:r>
               <w:rPr>
                 <w:rFonts w:ascii="Times New Roman" w:cs="Times New Roman" w:eastAsia="Times New Roman" w:hAnsi="Times New Roman"/>
@@ -11277,6 +12292,10 @@
             </w:tcMar>
           </w:tcPr>
           <w:p>
+            <w:pPr>
+              <w:keepNext w:val="false"/>
+              <w:keepLines/>
+            </w:pPr>
             <w:r>
               <w:rPr>
                 <w:rFonts w:ascii="Times New Roman" w:cs="Times New Roman" w:eastAsia="Times New Roman" w:hAnsi="Times New Roman"/>
@@ -11306,6 +12325,10 @@
             </w:tcMar>
           </w:tcPr>
           <w:p>
+            <w:pPr>
+              <w:keepNext w:val="false"/>
+              <w:keepLines/>
+            </w:pPr>
             <w:r>
               <w:rPr>
                 <w:rFonts w:ascii="Times New Roman" w:cs="Times New Roman" w:eastAsia="Times New Roman" w:hAnsi="Times New Roman"/>
@@ -11335,6 +12358,10 @@
             </w:tcMar>
           </w:tcPr>
           <w:p>
+            <w:pPr>
+              <w:keepNext w:val="false"/>
+              <w:keepLines/>
+            </w:pPr>
             <w:r>
               <w:rPr>
                 <w:rFonts w:ascii="Times New Roman" w:cs="Times New Roman" w:eastAsia="Times New Roman" w:hAnsi="Times New Roman"/>
@@ -11489,6 +12516,10 @@
             </w:tcMar>
           </w:tcPr>
           <w:p>
+            <w:pPr>
+              <w:keepNext/>
+              <w:keepLines/>
+            </w:pPr>
             <w:r>
               <w:rPr>
                 <w:rFonts w:ascii="Times New Roman" w:cs="Times New Roman" w:eastAsia="Times New Roman" w:hAnsi="Times New Roman"/>
@@ -11519,6 +12550,10 @@
             </w:tcMar>
           </w:tcPr>
           <w:p>
+            <w:pPr>
+              <w:keepNext/>
+              <w:keepLines/>
+            </w:pPr>
             <w:r>
               <w:rPr>
                 <w:rFonts w:ascii="Times New Roman" w:cs="Times New Roman" w:eastAsia="Times New Roman" w:hAnsi="Times New Roman"/>
@@ -11549,6 +12584,10 @@
             </w:tcMar>
           </w:tcPr>
           <w:p>
+            <w:pPr>
+              <w:keepNext/>
+              <w:keepLines/>
+            </w:pPr>
             <w:r>
               <w:rPr>
                 <w:rFonts w:ascii="Times New Roman" w:cs="Times New Roman" w:eastAsia="Times New Roman" w:hAnsi="Times New Roman"/>
@@ -11584,6 +12623,10 @@
             </w:tcMar>
           </w:tcPr>
           <w:p>
+            <w:pPr>
+              <w:keepNext/>
+              <w:keepLines/>
+            </w:pPr>
             <w:r>
               <w:rPr>
                 <w:rFonts w:ascii="Times New Roman" w:cs="Times New Roman" w:eastAsia="Times New Roman" w:hAnsi="Times New Roman"/>
@@ -11613,6 +12656,10 @@
             </w:tcMar>
           </w:tcPr>
           <w:p>
+            <w:pPr>
+              <w:keepNext/>
+              <w:keepLines/>
+            </w:pPr>
             <w:r>
               <w:rPr>
                 <w:rFonts w:ascii="Times New Roman" w:cs="Times New Roman" w:eastAsia="Times New Roman" w:hAnsi="Times New Roman"/>
@@ -11642,6 +12689,10 @@
             </w:tcMar>
           </w:tcPr>
           <w:p>
+            <w:pPr>
+              <w:keepNext/>
+              <w:keepLines/>
+            </w:pPr>
             <w:r>
               <w:rPr>
                 <w:rFonts w:ascii="Times New Roman" w:cs="Times New Roman" w:eastAsia="Times New Roman" w:hAnsi="Times New Roman"/>
@@ -11677,6 +12728,10 @@
             </w:tcMar>
           </w:tcPr>
           <w:p>
+            <w:pPr>
+              <w:keepNext/>
+              <w:keepLines/>
+            </w:pPr>
             <w:r>
               <w:rPr>
                 <w:rFonts w:ascii="Times New Roman" w:cs="Times New Roman" w:eastAsia="Times New Roman" w:hAnsi="Times New Roman"/>
@@ -11706,6 +12761,10 @@
             </w:tcMar>
           </w:tcPr>
           <w:p>
+            <w:pPr>
+              <w:keepNext/>
+              <w:keepLines/>
+            </w:pPr>
             <w:r>
               <w:rPr>
                 <w:rFonts w:ascii="Times New Roman" w:cs="Times New Roman" w:eastAsia="Times New Roman" w:hAnsi="Times New Roman"/>
@@ -11735,6 +12794,10 @@
             </w:tcMar>
           </w:tcPr>
           <w:p>
+            <w:pPr>
+              <w:keepNext/>
+              <w:keepLines/>
+            </w:pPr>
             <w:r>
               <w:rPr>
                 <w:rFonts w:ascii="Times New Roman" w:cs="Times New Roman" w:eastAsia="Times New Roman" w:hAnsi="Times New Roman"/>
@@ -11770,6 +12833,10 @@
             </w:tcMar>
           </w:tcPr>
           <w:p>
+            <w:pPr>
+              <w:keepNext w:val="false"/>
+              <w:keepLines/>
+            </w:pPr>
             <w:r>
               <w:rPr>
                 <w:rFonts w:ascii="Times New Roman" w:cs="Times New Roman" w:eastAsia="Times New Roman" w:hAnsi="Times New Roman"/>
@@ -11799,6 +12866,10 @@
             </w:tcMar>
           </w:tcPr>
           <w:p>
+            <w:pPr>
+              <w:keepNext w:val="false"/>
+              <w:keepLines/>
+            </w:pPr>
             <w:r>
               <w:rPr>
                 <w:rFonts w:ascii="Times New Roman" w:cs="Times New Roman" w:eastAsia="Times New Roman" w:hAnsi="Times New Roman"/>
@@ -11828,6 +12899,10 @@
             </w:tcMar>
           </w:tcPr>
           <w:p>
+            <w:pPr>
+              <w:keepNext w:val="false"/>
+              <w:keepLines/>
+            </w:pPr>
             <w:r>
               <w:rPr>
                 <w:rFonts w:ascii="Times New Roman" w:cs="Times New Roman" w:eastAsia="Times New Roman" w:hAnsi="Times New Roman"/>
@@ -11850,6 +12925,7 @@
     <w:p>
       <w:pPr>
         <w:pStyle w:val="Heading2"/>
+        <w:keepNext/>
         <w:spacing w:after="100" w:before="220"/>
       </w:pPr>
       <w:r>
@@ -11938,6 +13014,10 @@
             </w:tcMar>
           </w:tcPr>
           <w:p>
+            <w:pPr>
+              <w:keepNext/>
+              <w:keepLines/>
+            </w:pPr>
             <w:r>
               <w:rPr>
                 <w:rFonts w:ascii="Times New Roman" w:cs="Times New Roman" w:eastAsia="Times New Roman" w:hAnsi="Times New Roman"/>
@@ -11968,6 +13048,10 @@
             </w:tcMar>
           </w:tcPr>
           <w:p>
+            <w:pPr>
+              <w:keepNext/>
+              <w:keepLines/>
+            </w:pPr>
             <w:r>
               <w:rPr>
                 <w:rFonts w:ascii="Times New Roman" w:cs="Times New Roman" w:eastAsia="Times New Roman" w:hAnsi="Times New Roman"/>
@@ -11998,6 +13082,10 @@
             </w:tcMar>
           </w:tcPr>
           <w:p>
+            <w:pPr>
+              <w:keepNext/>
+              <w:keepLines/>
+            </w:pPr>
             <w:r>
               <w:rPr>
                 <w:rFonts w:ascii="Times New Roman" w:cs="Times New Roman" w:eastAsia="Times New Roman" w:hAnsi="Times New Roman"/>
@@ -12028,6 +13116,10 @@
             </w:tcMar>
           </w:tcPr>
           <w:p>
+            <w:pPr>
+              <w:keepNext/>
+              <w:keepLines/>
+            </w:pPr>
             <w:r>
               <w:rPr>
                 <w:rFonts w:ascii="Times New Roman" w:cs="Times New Roman" w:eastAsia="Times New Roman" w:hAnsi="Times New Roman"/>
@@ -12058,6 +13150,10 @@
             </w:tcMar>
           </w:tcPr>
           <w:p>
+            <w:pPr>
+              <w:keepNext/>
+              <w:keepLines/>
+            </w:pPr>
             <w:r>
               <w:rPr>
                 <w:rFonts w:ascii="Times New Roman" w:cs="Times New Roman" w:eastAsia="Times New Roman" w:hAnsi="Times New Roman"/>
@@ -12088,6 +13184,10 @@
             </w:tcMar>
           </w:tcPr>
           <w:p>
+            <w:pPr>
+              <w:keepNext/>
+              <w:keepLines/>
+            </w:pPr>
             <w:r>
               <w:rPr>
                 <w:rFonts w:ascii="Times New Roman" w:cs="Times New Roman" w:eastAsia="Times New Roman" w:hAnsi="Times New Roman"/>
@@ -12118,6 +13218,10 @@
             </w:tcMar>
           </w:tcPr>
           <w:p>
+            <w:pPr>
+              <w:keepNext/>
+              <w:keepLines/>
+            </w:pPr>
             <w:r>
               <w:rPr>
                 <w:rFonts w:ascii="Times New Roman" w:cs="Times New Roman" w:eastAsia="Times New Roman" w:hAnsi="Times New Roman"/>
@@ -12153,6 +13257,10 @@
             </w:tcMar>
           </w:tcPr>
           <w:p>
+            <w:pPr>
+              <w:keepNext/>
+              <w:keepLines/>
+            </w:pPr>
             <w:r>
               <w:rPr>
                 <w:rFonts w:ascii="Times New Roman" w:cs="Times New Roman" w:eastAsia="Times New Roman" w:hAnsi="Times New Roman"/>
@@ -12182,6 +13290,10 @@
             </w:tcMar>
           </w:tcPr>
           <w:p>
+            <w:pPr>
+              <w:keepNext/>
+              <w:keepLines/>
+            </w:pPr>
             <w:r>
               <w:rPr>
                 <w:rFonts w:ascii="Times New Roman" w:cs="Times New Roman" w:eastAsia="Times New Roman" w:hAnsi="Times New Roman"/>
@@ -12211,6 +13323,10 @@
             </w:tcMar>
           </w:tcPr>
           <w:p>
+            <w:pPr>
+              <w:keepNext/>
+              <w:keepLines/>
+            </w:pPr>
             <w:r>
               <w:rPr>
                 <w:rFonts w:ascii="Times New Roman" w:cs="Times New Roman" w:eastAsia="Times New Roman" w:hAnsi="Times New Roman"/>
@@ -12240,6 +13356,10 @@
             </w:tcMar>
           </w:tcPr>
           <w:p>
+            <w:pPr>
+              <w:keepNext/>
+              <w:keepLines/>
+            </w:pPr>
             <w:r>
               <w:rPr>
                 <w:rFonts w:ascii="Times New Roman" w:cs="Times New Roman" w:eastAsia="Times New Roman" w:hAnsi="Times New Roman"/>
@@ -12269,6 +13389,10 @@
             </w:tcMar>
           </w:tcPr>
           <w:p>
+            <w:pPr>
+              <w:keepNext/>
+              <w:keepLines/>
+            </w:pPr>
             <w:r>
               <w:rPr>
                 <w:rFonts w:ascii="Times New Roman" w:cs="Times New Roman" w:eastAsia="Times New Roman" w:hAnsi="Times New Roman"/>
@@ -12298,6 +13422,10 @@
             </w:tcMar>
           </w:tcPr>
           <w:p>
+            <w:pPr>
+              <w:keepNext/>
+              <w:keepLines/>
+            </w:pPr>
             <w:r>
               <w:rPr>
                 <w:rFonts w:ascii="Times New Roman" w:cs="Times New Roman" w:eastAsia="Times New Roman" w:hAnsi="Times New Roman"/>
@@ -12327,6 +13455,10 @@
             </w:tcMar>
           </w:tcPr>
           <w:p>
+            <w:pPr>
+              <w:keepNext/>
+              <w:keepLines/>
+            </w:pPr>
             <w:r>
               <w:rPr>
                 <w:rFonts w:ascii="Times New Roman" w:cs="Times New Roman" w:eastAsia="Times New Roman" w:hAnsi="Times New Roman"/>
@@ -12362,6 +13494,10 @@
             </w:tcMar>
           </w:tcPr>
           <w:p>
+            <w:pPr>
+              <w:keepNext/>
+              <w:keepLines/>
+            </w:pPr>
             <w:r>
               <w:rPr>
                 <w:rFonts w:ascii="Times New Roman" w:cs="Times New Roman" w:eastAsia="Times New Roman" w:hAnsi="Times New Roman"/>
@@ -12391,6 +13527,10 @@
             </w:tcMar>
           </w:tcPr>
           <w:p>
+            <w:pPr>
+              <w:keepNext/>
+              <w:keepLines/>
+            </w:pPr>
             <w:r>
               <w:rPr>
                 <w:rFonts w:ascii="Times New Roman" w:cs="Times New Roman" w:eastAsia="Times New Roman" w:hAnsi="Times New Roman"/>
@@ -12420,6 +13560,10 @@
             </w:tcMar>
           </w:tcPr>
           <w:p>
+            <w:pPr>
+              <w:keepNext/>
+              <w:keepLines/>
+            </w:pPr>
             <w:r>
               <w:rPr>
                 <w:rFonts w:ascii="Times New Roman" w:cs="Times New Roman" w:eastAsia="Times New Roman" w:hAnsi="Times New Roman"/>
@@ -12449,6 +13593,10 @@
             </w:tcMar>
           </w:tcPr>
           <w:p>
+            <w:pPr>
+              <w:keepNext/>
+              <w:keepLines/>
+            </w:pPr>
             <w:r>
               <w:rPr>
                 <w:rFonts w:ascii="Times New Roman" w:cs="Times New Roman" w:eastAsia="Times New Roman" w:hAnsi="Times New Roman"/>
@@ -12478,6 +13626,10 @@
             </w:tcMar>
           </w:tcPr>
           <w:p>
+            <w:pPr>
+              <w:keepNext/>
+              <w:keepLines/>
+            </w:pPr>
             <w:r>
               <w:rPr>
                 <w:rFonts w:ascii="Times New Roman" w:cs="Times New Roman" w:eastAsia="Times New Roman" w:hAnsi="Times New Roman"/>
@@ -12507,6 +13659,10 @@
             </w:tcMar>
           </w:tcPr>
           <w:p>
+            <w:pPr>
+              <w:keepNext/>
+              <w:keepLines/>
+            </w:pPr>
             <w:r>
               <w:rPr>
                 <w:rFonts w:ascii="Times New Roman" w:cs="Times New Roman" w:eastAsia="Times New Roman" w:hAnsi="Times New Roman"/>
@@ -12536,6 +13692,10 @@
             </w:tcMar>
           </w:tcPr>
           <w:p>
+            <w:pPr>
+              <w:keepNext/>
+              <w:keepLines/>
+            </w:pPr>
             <w:r>
               <w:rPr>
                 <w:rFonts w:ascii="Times New Roman" w:cs="Times New Roman" w:eastAsia="Times New Roman" w:hAnsi="Times New Roman"/>
@@ -12571,6 +13731,10 @@
             </w:tcMar>
           </w:tcPr>
           <w:p>
+            <w:pPr>
+              <w:keepNext w:val="false"/>
+              <w:keepLines/>
+            </w:pPr>
             <w:r>
               <w:rPr>
                 <w:rFonts w:ascii="Times New Roman" w:cs="Times New Roman" w:eastAsia="Times New Roman" w:hAnsi="Times New Roman"/>
@@ -12600,6 +13764,10 @@
             </w:tcMar>
           </w:tcPr>
           <w:p>
+            <w:pPr>
+              <w:keepNext w:val="false"/>
+              <w:keepLines/>
+            </w:pPr>
             <w:r>
               <w:rPr>
                 <w:rFonts w:ascii="Times New Roman" w:cs="Times New Roman" w:eastAsia="Times New Roman" w:hAnsi="Times New Roman"/>
@@ -12629,6 +13797,10 @@
             </w:tcMar>
           </w:tcPr>
           <w:p>
+            <w:pPr>
+              <w:keepNext w:val="false"/>
+              <w:keepLines/>
+            </w:pPr>
             <w:r>
               <w:rPr>
                 <w:rFonts w:ascii="Times New Roman" w:cs="Times New Roman" w:eastAsia="Times New Roman" w:hAnsi="Times New Roman"/>
@@ -12658,6 +13830,10 @@
             </w:tcMar>
           </w:tcPr>
           <w:p>
+            <w:pPr>
+              <w:keepNext w:val="false"/>
+              <w:keepLines/>
+            </w:pPr>
             <w:r>
               <w:rPr>
                 <w:rFonts w:ascii="Times New Roman" w:cs="Times New Roman" w:eastAsia="Times New Roman" w:hAnsi="Times New Roman"/>
@@ -12687,6 +13863,10 @@
             </w:tcMar>
           </w:tcPr>
           <w:p>
+            <w:pPr>
+              <w:keepNext w:val="false"/>
+              <w:keepLines/>
+            </w:pPr>
             <w:r>
               <w:rPr>
                 <w:rFonts w:ascii="Times New Roman" w:cs="Times New Roman" w:eastAsia="Times New Roman" w:hAnsi="Times New Roman"/>
@@ -12716,6 +13896,10 @@
             </w:tcMar>
           </w:tcPr>
           <w:p>
+            <w:pPr>
+              <w:keepNext w:val="false"/>
+              <w:keepLines/>
+            </w:pPr>
             <w:r>
               <w:rPr>
                 <w:rFonts w:ascii="Times New Roman" w:cs="Times New Roman" w:eastAsia="Times New Roman" w:hAnsi="Times New Roman"/>
@@ -12745,6 +13929,10 @@
             </w:tcMar>
           </w:tcPr>
           <w:p>
+            <w:pPr>
+              <w:keepNext w:val="false"/>
+              <w:keepLines/>
+            </w:pPr>
             <w:r>
               <w:rPr>
                 <w:rFonts w:ascii="Times New Roman" w:cs="Times New Roman" w:eastAsia="Times New Roman" w:hAnsi="Times New Roman"/>
@@ -12845,6 +14033,7 @@
     <w:p>
       <w:pPr>
         <w:pStyle w:val="Heading2"/>
+        <w:keepNext/>
         <w:spacing w:after="100" w:before="220"/>
       </w:pPr>
       <w:r>
@@ -12929,6 +14118,10 @@
             </w:tcMar>
           </w:tcPr>
           <w:p>
+            <w:pPr>
+              <w:keepNext/>
+              <w:keepLines/>
+            </w:pPr>
             <w:r>
               <w:rPr>
                 <w:rFonts w:ascii="Times New Roman" w:cs="Times New Roman" w:eastAsia="Times New Roman" w:hAnsi="Times New Roman"/>
@@ -12959,6 +14152,10 @@
             </w:tcMar>
           </w:tcPr>
           <w:p>
+            <w:pPr>
+              <w:keepNext/>
+              <w:keepLines/>
+            </w:pPr>
             <w:r>
               <w:rPr>
                 <w:rFonts w:ascii="Times New Roman" w:cs="Times New Roman" w:eastAsia="Times New Roman" w:hAnsi="Times New Roman"/>
@@ -12989,6 +14186,10 @@
             </w:tcMar>
           </w:tcPr>
           <w:p>
+            <w:pPr>
+              <w:keepNext/>
+              <w:keepLines/>
+            </w:pPr>
             <w:r>
               <w:rPr>
                 <w:rFonts w:ascii="Times New Roman" w:cs="Times New Roman" w:eastAsia="Times New Roman" w:hAnsi="Times New Roman"/>
@@ -13024,6 +14225,10 @@
             </w:tcMar>
           </w:tcPr>
           <w:p>
+            <w:pPr>
+              <w:keepNext/>
+              <w:keepLines/>
+            </w:pPr>
             <w:r>
               <w:rPr>
                 <w:rFonts w:ascii="Times New Roman" w:cs="Times New Roman" w:eastAsia="Times New Roman" w:hAnsi="Times New Roman"/>
@@ -13053,6 +14258,10 @@
             </w:tcMar>
           </w:tcPr>
           <w:p>
+            <w:pPr>
+              <w:keepNext/>
+              <w:keepLines/>
+            </w:pPr>
             <w:r>
               <w:rPr>
                 <w:rFonts w:ascii="Times New Roman" w:cs="Times New Roman" w:eastAsia="Times New Roman" w:hAnsi="Times New Roman"/>
@@ -13082,6 +14291,10 @@
             </w:tcMar>
           </w:tcPr>
           <w:p>
+            <w:pPr>
+              <w:keepNext/>
+              <w:keepLines/>
+            </w:pPr>
             <w:r>
               <w:rPr>
                 <w:rFonts w:ascii="Times New Roman" w:cs="Times New Roman" w:eastAsia="Times New Roman" w:hAnsi="Times New Roman"/>
@@ -13117,6 +14330,10 @@
             </w:tcMar>
           </w:tcPr>
           <w:p>
+            <w:pPr>
+              <w:keepNext/>
+              <w:keepLines/>
+            </w:pPr>
             <w:r>
               <w:rPr>
                 <w:rFonts w:ascii="Times New Roman" w:cs="Times New Roman" w:eastAsia="Times New Roman" w:hAnsi="Times New Roman"/>
@@ -13146,6 +14363,10 @@
             </w:tcMar>
           </w:tcPr>
           <w:p>
+            <w:pPr>
+              <w:keepNext/>
+              <w:keepLines/>
+            </w:pPr>
             <w:r>
               <w:rPr>
                 <w:rFonts w:ascii="Times New Roman" w:cs="Times New Roman" w:eastAsia="Times New Roman" w:hAnsi="Times New Roman"/>
@@ -13175,6 +14396,10 @@
             </w:tcMar>
           </w:tcPr>
           <w:p>
+            <w:pPr>
+              <w:keepNext/>
+              <w:keepLines/>
+            </w:pPr>
             <w:r>
               <w:rPr>
                 <w:rFonts w:ascii="Times New Roman" w:cs="Times New Roman" w:eastAsia="Times New Roman" w:hAnsi="Times New Roman"/>
@@ -13210,6 +14435,10 @@
             </w:tcMar>
           </w:tcPr>
           <w:p>
+            <w:pPr>
+              <w:keepNext/>
+              <w:keepLines/>
+            </w:pPr>
             <w:r>
               <w:rPr>
                 <w:rFonts w:ascii="Times New Roman" w:cs="Times New Roman" w:eastAsia="Times New Roman" w:hAnsi="Times New Roman"/>
@@ -13239,6 +14468,10 @@
             </w:tcMar>
           </w:tcPr>
           <w:p>
+            <w:pPr>
+              <w:keepNext/>
+              <w:keepLines/>
+            </w:pPr>
             <w:r>
               <w:rPr>
                 <w:rFonts w:ascii="Times New Roman" w:cs="Times New Roman" w:eastAsia="Times New Roman" w:hAnsi="Times New Roman"/>
@@ -13268,6 +14501,10 @@
             </w:tcMar>
           </w:tcPr>
           <w:p>
+            <w:pPr>
+              <w:keepNext/>
+              <w:keepLines/>
+            </w:pPr>
             <w:r>
               <w:rPr>
                 <w:rFonts w:ascii="Times New Roman" w:cs="Times New Roman" w:eastAsia="Times New Roman" w:hAnsi="Times New Roman"/>
@@ -13303,6 +14540,10 @@
             </w:tcMar>
           </w:tcPr>
           <w:p>
+            <w:pPr>
+              <w:keepNext/>
+              <w:keepLines/>
+            </w:pPr>
             <w:r>
               <w:rPr>
                 <w:rFonts w:ascii="Times New Roman" w:cs="Times New Roman" w:eastAsia="Times New Roman" w:hAnsi="Times New Roman"/>
@@ -13332,6 +14573,10 @@
             </w:tcMar>
           </w:tcPr>
           <w:p>
+            <w:pPr>
+              <w:keepNext/>
+              <w:keepLines/>
+            </w:pPr>
             <w:r>
               <w:rPr>
                 <w:rFonts w:ascii="Times New Roman" w:cs="Times New Roman" w:eastAsia="Times New Roman" w:hAnsi="Times New Roman"/>
@@ -13361,6 +14606,10 @@
             </w:tcMar>
           </w:tcPr>
           <w:p>
+            <w:pPr>
+              <w:keepNext/>
+              <w:keepLines/>
+            </w:pPr>
             <w:r>
               <w:rPr>
                 <w:rFonts w:ascii="Times New Roman" w:cs="Times New Roman" w:eastAsia="Times New Roman" w:hAnsi="Times New Roman"/>
@@ -13396,6 +14645,10 @@
             </w:tcMar>
           </w:tcPr>
           <w:p>
+            <w:pPr>
+              <w:keepNext/>
+              <w:keepLines/>
+            </w:pPr>
             <w:r>
               <w:rPr>
                 <w:rFonts w:ascii="Times New Roman" w:cs="Times New Roman" w:eastAsia="Times New Roman" w:hAnsi="Times New Roman"/>
@@ -13425,6 +14678,10 @@
             </w:tcMar>
           </w:tcPr>
           <w:p>
+            <w:pPr>
+              <w:keepNext/>
+              <w:keepLines/>
+            </w:pPr>
             <w:r>
               <w:rPr>
                 <w:rFonts w:ascii="Times New Roman" w:cs="Times New Roman" w:eastAsia="Times New Roman" w:hAnsi="Times New Roman"/>
@@ -13454,6 +14711,10 @@
             </w:tcMar>
           </w:tcPr>
           <w:p>
+            <w:pPr>
+              <w:keepNext/>
+              <w:keepLines/>
+            </w:pPr>
             <w:r>
               <w:rPr>
                 <w:rFonts w:ascii="Times New Roman" w:cs="Times New Roman" w:eastAsia="Times New Roman" w:hAnsi="Times New Roman"/>
@@ -13489,6 +14750,10 @@
             </w:tcMar>
           </w:tcPr>
           <w:p>
+            <w:pPr>
+              <w:keepNext/>
+              <w:keepLines/>
+            </w:pPr>
             <w:r>
               <w:rPr>
                 <w:rFonts w:ascii="Times New Roman" w:cs="Times New Roman" w:eastAsia="Times New Roman" w:hAnsi="Times New Roman"/>
@@ -13518,6 +14783,10 @@
             </w:tcMar>
           </w:tcPr>
           <w:p>
+            <w:pPr>
+              <w:keepNext/>
+              <w:keepLines/>
+            </w:pPr>
             <w:r>
               <w:rPr>
                 <w:rFonts w:ascii="Times New Roman" w:cs="Times New Roman" w:eastAsia="Times New Roman" w:hAnsi="Times New Roman"/>
@@ -13547,6 +14816,10 @@
             </w:tcMar>
           </w:tcPr>
           <w:p>
+            <w:pPr>
+              <w:keepNext/>
+              <w:keepLines/>
+            </w:pPr>
             <w:r>
               <w:rPr>
                 <w:rFonts w:ascii="Times New Roman" w:cs="Times New Roman" w:eastAsia="Times New Roman" w:hAnsi="Times New Roman"/>
@@ -13582,6 +14855,10 @@
             </w:tcMar>
           </w:tcPr>
           <w:p>
+            <w:pPr>
+              <w:keepNext/>
+              <w:keepLines/>
+            </w:pPr>
             <w:r>
               <w:rPr>
                 <w:rFonts w:ascii="Times New Roman" w:cs="Times New Roman" w:eastAsia="Times New Roman" w:hAnsi="Times New Roman"/>
@@ -13611,6 +14888,10 @@
             </w:tcMar>
           </w:tcPr>
           <w:p>
+            <w:pPr>
+              <w:keepNext/>
+              <w:keepLines/>
+            </w:pPr>
             <w:r>
               <w:rPr>
                 <w:rFonts w:ascii="Times New Roman" w:cs="Times New Roman" w:eastAsia="Times New Roman" w:hAnsi="Times New Roman"/>
@@ -13640,6 +14921,10 @@
             </w:tcMar>
           </w:tcPr>
           <w:p>
+            <w:pPr>
+              <w:keepNext/>
+              <w:keepLines/>
+            </w:pPr>
             <w:r>
               <w:rPr>
                 <w:rFonts w:ascii="Times New Roman" w:cs="Times New Roman" w:eastAsia="Times New Roman" w:hAnsi="Times New Roman"/>
@@ -13675,6 +14960,10 @@
             </w:tcMar>
           </w:tcPr>
           <w:p>
+            <w:pPr>
+              <w:keepNext w:val="false"/>
+              <w:keepLines/>
+            </w:pPr>
             <w:r>
               <w:rPr>
                 <w:rFonts w:ascii="Times New Roman" w:cs="Times New Roman" w:eastAsia="Times New Roman" w:hAnsi="Times New Roman"/>
@@ -13704,6 +14993,10 @@
             </w:tcMar>
           </w:tcPr>
           <w:p>
+            <w:pPr>
+              <w:keepNext w:val="false"/>
+              <w:keepLines/>
+            </w:pPr>
             <w:r>
               <w:rPr>
                 <w:rFonts w:ascii="Times New Roman" w:cs="Times New Roman" w:eastAsia="Times New Roman" w:hAnsi="Times New Roman"/>
@@ -13733,6 +15026,10 @@
             </w:tcMar>
           </w:tcPr>
           <w:p>
+            <w:pPr>
+              <w:keepNext w:val="false"/>
+              <w:keepLines/>
+            </w:pPr>
             <w:r>
               <w:rPr>
                 <w:rFonts w:ascii="Times New Roman" w:cs="Times New Roman" w:eastAsia="Times New Roman" w:hAnsi="Times New Roman"/>
@@ -13755,6 +15052,7 @@
     <w:p>
       <w:pPr>
         <w:pStyle w:val="Heading2"/>
+        <w:keepNext/>
         <w:spacing w:after="100" w:before="220"/>
       </w:pPr>
       <w:r>
@@ -13843,6 +15141,10 @@
             </w:tcMar>
           </w:tcPr>
           <w:p>
+            <w:pPr>
+              <w:keepNext/>
+              <w:keepLines/>
+            </w:pPr>
             <w:r>
               <w:rPr>
                 <w:rFonts w:ascii="Times New Roman" w:cs="Times New Roman" w:eastAsia="Times New Roman" w:hAnsi="Times New Roman"/>
@@ -13873,6 +15175,10 @@
             </w:tcMar>
           </w:tcPr>
           <w:p>
+            <w:pPr>
+              <w:keepNext/>
+              <w:keepLines/>
+            </w:pPr>
             <w:r>
               <w:rPr>
                 <w:rFonts w:ascii="Times New Roman" w:cs="Times New Roman" w:eastAsia="Times New Roman" w:hAnsi="Times New Roman"/>
@@ -13903,6 +15209,10 @@
             </w:tcMar>
           </w:tcPr>
           <w:p>
+            <w:pPr>
+              <w:keepNext/>
+              <w:keepLines/>
+            </w:pPr>
             <w:r>
               <w:rPr>
                 <w:rFonts w:ascii="Times New Roman" w:cs="Times New Roman" w:eastAsia="Times New Roman" w:hAnsi="Times New Roman"/>
@@ -13933,6 +15243,10 @@
             </w:tcMar>
           </w:tcPr>
           <w:p>
+            <w:pPr>
+              <w:keepNext/>
+              <w:keepLines/>
+            </w:pPr>
             <w:r>
               <w:rPr>
                 <w:rFonts w:ascii="Times New Roman" w:cs="Times New Roman" w:eastAsia="Times New Roman" w:hAnsi="Times New Roman"/>
@@ -13963,6 +15277,10 @@
             </w:tcMar>
           </w:tcPr>
           <w:p>
+            <w:pPr>
+              <w:keepNext/>
+              <w:keepLines/>
+            </w:pPr>
             <w:r>
               <w:rPr>
                 <w:rFonts w:ascii="Times New Roman" w:cs="Times New Roman" w:eastAsia="Times New Roman" w:hAnsi="Times New Roman"/>
@@ -13993,6 +15311,10 @@
             </w:tcMar>
           </w:tcPr>
           <w:p>
+            <w:pPr>
+              <w:keepNext/>
+              <w:keepLines/>
+            </w:pPr>
             <w:r>
               <w:rPr>
                 <w:rFonts w:ascii="Times New Roman" w:cs="Times New Roman" w:eastAsia="Times New Roman" w:hAnsi="Times New Roman"/>
@@ -14023,6 +15345,10 @@
             </w:tcMar>
           </w:tcPr>
           <w:p>
+            <w:pPr>
+              <w:keepNext/>
+              <w:keepLines/>
+            </w:pPr>
             <w:r>
               <w:rPr>
                 <w:rFonts w:ascii="Times New Roman" w:cs="Times New Roman" w:eastAsia="Times New Roman" w:hAnsi="Times New Roman"/>
@@ -14058,6 +15384,10 @@
             </w:tcMar>
           </w:tcPr>
           <w:p>
+            <w:pPr>
+              <w:keepNext/>
+              <w:keepLines/>
+            </w:pPr>
             <w:r>
               <w:rPr>
                 <w:rFonts w:ascii="Times New Roman" w:cs="Times New Roman" w:eastAsia="Times New Roman" w:hAnsi="Times New Roman"/>
@@ -14087,6 +15417,10 @@
             </w:tcMar>
           </w:tcPr>
           <w:p>
+            <w:pPr>
+              <w:keepNext/>
+              <w:keepLines/>
+            </w:pPr>
             <w:r>
               <w:rPr>
                 <w:rFonts w:ascii="Times New Roman" w:cs="Times New Roman" w:eastAsia="Times New Roman" w:hAnsi="Times New Roman"/>
@@ -14116,6 +15450,10 @@
             </w:tcMar>
           </w:tcPr>
           <w:p>
+            <w:pPr>
+              <w:keepNext/>
+              <w:keepLines/>
+            </w:pPr>
             <w:r>
               <w:rPr>
                 <w:rFonts w:ascii="Times New Roman" w:cs="Times New Roman" w:eastAsia="Times New Roman" w:hAnsi="Times New Roman"/>
@@ -14145,6 +15483,10 @@
             </w:tcMar>
           </w:tcPr>
           <w:p>
+            <w:pPr>
+              <w:keepNext/>
+              <w:keepLines/>
+            </w:pPr>
             <w:r>
               <w:rPr>
                 <w:rFonts w:ascii="Times New Roman" w:cs="Times New Roman" w:eastAsia="Times New Roman" w:hAnsi="Times New Roman"/>
@@ -14174,6 +15516,10 @@
             </w:tcMar>
           </w:tcPr>
           <w:p>
+            <w:pPr>
+              <w:keepNext/>
+              <w:keepLines/>
+            </w:pPr>
             <w:r>
               <w:rPr>
                 <w:rFonts w:ascii="Times New Roman" w:cs="Times New Roman" w:eastAsia="Times New Roman" w:hAnsi="Times New Roman"/>
@@ -14203,6 +15549,10 @@
             </w:tcMar>
           </w:tcPr>
           <w:p>
+            <w:pPr>
+              <w:keepNext/>
+              <w:keepLines/>
+            </w:pPr>
             <w:r>
               <w:rPr>
                 <w:rFonts w:ascii="Times New Roman" w:cs="Times New Roman" w:eastAsia="Times New Roman" w:hAnsi="Times New Roman"/>
@@ -14232,6 +15582,10 @@
             </w:tcMar>
           </w:tcPr>
           <w:p>
+            <w:pPr>
+              <w:keepNext/>
+              <w:keepLines/>
+            </w:pPr>
             <w:r>
               <w:rPr>
                 <w:rFonts w:ascii="Times New Roman" w:cs="Times New Roman" w:eastAsia="Times New Roman" w:hAnsi="Times New Roman"/>
@@ -14267,6 +15621,10 @@
             </w:tcMar>
           </w:tcPr>
           <w:p>
+            <w:pPr>
+              <w:keepNext/>
+              <w:keepLines/>
+            </w:pPr>
             <w:r>
               <w:rPr>
                 <w:rFonts w:ascii="Times New Roman" w:cs="Times New Roman" w:eastAsia="Times New Roman" w:hAnsi="Times New Roman"/>
@@ -14296,6 +15654,10 @@
             </w:tcMar>
           </w:tcPr>
           <w:p>
+            <w:pPr>
+              <w:keepNext/>
+              <w:keepLines/>
+            </w:pPr>
             <w:r>
               <w:rPr>
                 <w:rFonts w:ascii="Times New Roman" w:cs="Times New Roman" w:eastAsia="Times New Roman" w:hAnsi="Times New Roman"/>
@@ -14325,6 +15687,10 @@
             </w:tcMar>
           </w:tcPr>
           <w:p>
+            <w:pPr>
+              <w:keepNext/>
+              <w:keepLines/>
+            </w:pPr>
             <w:r>
               <w:rPr>
                 <w:rFonts w:ascii="Times New Roman" w:cs="Times New Roman" w:eastAsia="Times New Roman" w:hAnsi="Times New Roman"/>
@@ -14354,6 +15720,10 @@
             </w:tcMar>
           </w:tcPr>
           <w:p>
+            <w:pPr>
+              <w:keepNext/>
+              <w:keepLines/>
+            </w:pPr>
             <w:r>
               <w:rPr>
                 <w:rFonts w:ascii="Times New Roman" w:cs="Times New Roman" w:eastAsia="Times New Roman" w:hAnsi="Times New Roman"/>
@@ -14383,6 +15753,10 @@
             </w:tcMar>
           </w:tcPr>
           <w:p>
+            <w:pPr>
+              <w:keepNext/>
+              <w:keepLines/>
+            </w:pPr>
             <w:r>
               <w:rPr>
                 <w:rFonts w:ascii="Times New Roman" w:cs="Times New Roman" w:eastAsia="Times New Roman" w:hAnsi="Times New Roman"/>
@@ -14412,6 +15786,10 @@
             </w:tcMar>
           </w:tcPr>
           <w:p>
+            <w:pPr>
+              <w:keepNext/>
+              <w:keepLines/>
+            </w:pPr>
             <w:r>
               <w:rPr>
                 <w:rFonts w:ascii="Times New Roman" w:cs="Times New Roman" w:eastAsia="Times New Roman" w:hAnsi="Times New Roman"/>
@@ -14441,6 +15819,10 @@
             </w:tcMar>
           </w:tcPr>
           <w:p>
+            <w:pPr>
+              <w:keepNext/>
+              <w:keepLines/>
+            </w:pPr>
             <w:r>
               <w:rPr>
                 <w:rFonts w:ascii="Times New Roman" w:cs="Times New Roman" w:eastAsia="Times New Roman" w:hAnsi="Times New Roman"/>
@@ -14476,6 +15858,10 @@
             </w:tcMar>
           </w:tcPr>
           <w:p>
+            <w:pPr>
+              <w:keepNext/>
+              <w:keepLines/>
+            </w:pPr>
             <w:r>
               <w:rPr>
                 <w:rFonts w:ascii="Times New Roman" w:cs="Times New Roman" w:eastAsia="Times New Roman" w:hAnsi="Times New Roman"/>
@@ -14505,6 +15891,10 @@
             </w:tcMar>
           </w:tcPr>
           <w:p>
+            <w:pPr>
+              <w:keepNext/>
+              <w:keepLines/>
+            </w:pPr>
             <w:r>
               <w:rPr>
                 <w:rFonts w:ascii="Times New Roman" w:cs="Times New Roman" w:eastAsia="Times New Roman" w:hAnsi="Times New Roman"/>
@@ -14534,6 +15924,10 @@
             </w:tcMar>
           </w:tcPr>
           <w:p>
+            <w:pPr>
+              <w:keepNext/>
+              <w:keepLines/>
+            </w:pPr>
             <w:r>
               <w:rPr>
                 <w:rFonts w:ascii="Times New Roman" w:cs="Times New Roman" w:eastAsia="Times New Roman" w:hAnsi="Times New Roman"/>
@@ -14563,6 +15957,10 @@
             </w:tcMar>
           </w:tcPr>
           <w:p>
+            <w:pPr>
+              <w:keepNext/>
+              <w:keepLines/>
+            </w:pPr>
             <w:r>
               <w:rPr>
                 <w:rFonts w:ascii="Times New Roman" w:cs="Times New Roman" w:eastAsia="Times New Roman" w:hAnsi="Times New Roman"/>
@@ -14592,6 +15990,10 @@
             </w:tcMar>
           </w:tcPr>
           <w:p>
+            <w:pPr>
+              <w:keepNext/>
+              <w:keepLines/>
+            </w:pPr>
             <w:r>
               <w:rPr>
                 <w:rFonts w:ascii="Times New Roman" w:cs="Times New Roman" w:eastAsia="Times New Roman" w:hAnsi="Times New Roman"/>
@@ -14621,6 +16023,10 @@
             </w:tcMar>
           </w:tcPr>
           <w:p>
+            <w:pPr>
+              <w:keepNext/>
+              <w:keepLines/>
+            </w:pPr>
             <w:r>
               <w:rPr>
                 <w:rFonts w:ascii="Times New Roman" w:cs="Times New Roman" w:eastAsia="Times New Roman" w:hAnsi="Times New Roman"/>
@@ -14650,6 +16056,10 @@
             </w:tcMar>
           </w:tcPr>
           <w:p>
+            <w:pPr>
+              <w:keepNext/>
+              <w:keepLines/>
+            </w:pPr>
             <w:r>
               <w:rPr>
                 <w:rFonts w:ascii="Times New Roman" w:cs="Times New Roman" w:eastAsia="Times New Roman" w:hAnsi="Times New Roman"/>
@@ -14685,6 +16095,10 @@
             </w:tcMar>
           </w:tcPr>
           <w:p>
+            <w:pPr>
+              <w:keepNext/>
+              <w:keepLines/>
+            </w:pPr>
             <w:r>
               <w:rPr>
                 <w:rFonts w:ascii="Times New Roman" w:cs="Times New Roman" w:eastAsia="Times New Roman" w:hAnsi="Times New Roman"/>
@@ -14714,6 +16128,10 @@
             </w:tcMar>
           </w:tcPr>
           <w:p>
+            <w:pPr>
+              <w:keepNext/>
+              <w:keepLines/>
+            </w:pPr>
             <w:r>
               <w:rPr>
                 <w:rFonts w:ascii="Times New Roman" w:cs="Times New Roman" w:eastAsia="Times New Roman" w:hAnsi="Times New Roman"/>
@@ -14743,6 +16161,10 @@
             </w:tcMar>
           </w:tcPr>
           <w:p>
+            <w:pPr>
+              <w:keepNext/>
+              <w:keepLines/>
+            </w:pPr>
             <w:r>
               <w:rPr>
                 <w:rFonts w:ascii="Times New Roman" w:cs="Times New Roman" w:eastAsia="Times New Roman" w:hAnsi="Times New Roman"/>
@@ -14772,6 +16194,10 @@
             </w:tcMar>
           </w:tcPr>
           <w:p>
+            <w:pPr>
+              <w:keepNext/>
+              <w:keepLines/>
+            </w:pPr>
             <w:r>
               <w:rPr>
                 <w:rFonts w:ascii="Times New Roman" w:cs="Times New Roman" w:eastAsia="Times New Roman" w:hAnsi="Times New Roman"/>
@@ -14801,6 +16227,10 @@
             </w:tcMar>
           </w:tcPr>
           <w:p>
+            <w:pPr>
+              <w:keepNext/>
+              <w:keepLines/>
+            </w:pPr>
             <w:r>
               <w:rPr>
                 <w:rFonts w:ascii="Times New Roman" w:cs="Times New Roman" w:eastAsia="Times New Roman" w:hAnsi="Times New Roman"/>
@@ -14830,6 +16260,10 @@
             </w:tcMar>
           </w:tcPr>
           <w:p>
+            <w:pPr>
+              <w:keepNext/>
+              <w:keepLines/>
+            </w:pPr>
             <w:r>
               <w:rPr>
                 <w:rFonts w:ascii="Times New Roman" w:cs="Times New Roman" w:eastAsia="Times New Roman" w:hAnsi="Times New Roman"/>
@@ -14859,6 +16293,10 @@
             </w:tcMar>
           </w:tcPr>
           <w:p>
+            <w:pPr>
+              <w:keepNext/>
+              <w:keepLines/>
+            </w:pPr>
             <w:r>
               <w:rPr>
                 <w:rFonts w:ascii="Times New Roman" w:cs="Times New Roman" w:eastAsia="Times New Roman" w:hAnsi="Times New Roman"/>
@@ -14894,6 +16332,10 @@
             </w:tcMar>
           </w:tcPr>
           <w:p>
+            <w:pPr>
+              <w:keepNext w:val="false"/>
+              <w:keepLines/>
+            </w:pPr>
             <w:r>
               <w:rPr>
                 <w:rFonts w:ascii="Times New Roman" w:cs="Times New Roman" w:eastAsia="Times New Roman" w:hAnsi="Times New Roman"/>
@@ -14923,6 +16365,10 @@
             </w:tcMar>
           </w:tcPr>
           <w:p>
+            <w:pPr>
+              <w:keepNext w:val="false"/>
+              <w:keepLines/>
+            </w:pPr>
             <w:r>
               <w:rPr>
                 <w:rFonts w:ascii="Times New Roman" w:cs="Times New Roman" w:eastAsia="Times New Roman" w:hAnsi="Times New Roman"/>
@@ -14952,6 +16398,10 @@
             </w:tcMar>
           </w:tcPr>
           <w:p>
+            <w:pPr>
+              <w:keepNext w:val="false"/>
+              <w:keepLines/>
+            </w:pPr>
             <w:r>
               <w:rPr>
                 <w:rFonts w:ascii="Times New Roman" w:cs="Times New Roman" w:eastAsia="Times New Roman" w:hAnsi="Times New Roman"/>
@@ -14981,6 +16431,10 @@
             </w:tcMar>
           </w:tcPr>
           <w:p>
+            <w:pPr>
+              <w:keepNext w:val="false"/>
+              <w:keepLines/>
+            </w:pPr>
             <w:r>
               <w:rPr>
                 <w:rFonts w:ascii="Times New Roman" w:cs="Times New Roman" w:eastAsia="Times New Roman" w:hAnsi="Times New Roman"/>
@@ -15010,6 +16464,10 @@
             </w:tcMar>
           </w:tcPr>
           <w:p>
+            <w:pPr>
+              <w:keepNext w:val="false"/>
+              <w:keepLines/>
+            </w:pPr>
             <w:r>
               <w:rPr>
                 <w:rFonts w:ascii="Times New Roman" w:cs="Times New Roman" w:eastAsia="Times New Roman" w:hAnsi="Times New Roman"/>
@@ -15039,6 +16497,10 @@
             </w:tcMar>
           </w:tcPr>
           <w:p>
+            <w:pPr>
+              <w:keepNext w:val="false"/>
+              <w:keepLines/>
+            </w:pPr>
             <w:r>
               <w:rPr>
                 <w:rFonts w:ascii="Times New Roman" w:cs="Times New Roman" w:eastAsia="Times New Roman" w:hAnsi="Times New Roman"/>
@@ -15068,6 +16530,10 @@
             </w:tcMar>
           </w:tcPr>
           <w:p>
+            <w:pPr>
+              <w:keepNext w:val="false"/>
+              <w:keepLines/>
+            </w:pPr>
             <w:r>
               <w:rPr>
                 <w:rFonts w:ascii="Times New Roman" w:cs="Times New Roman" w:eastAsia="Times New Roman" w:hAnsi="Times New Roman"/>
@@ -15159,6 +16625,10 @@
             </w:tcMar>
           </w:tcPr>
           <w:p>
+            <w:pPr>
+              <w:keepNext/>
+              <w:keepLines/>
+            </w:pPr>
             <w:r>
               <w:rPr>
                 <w:rFonts w:ascii="Times New Roman" w:cs="Times New Roman" w:eastAsia="Times New Roman" w:hAnsi="Times New Roman"/>
@@ -15189,6 +16659,10 @@
             </w:tcMar>
           </w:tcPr>
           <w:p>
+            <w:pPr>
+              <w:keepNext/>
+              <w:keepLines/>
+            </w:pPr>
             <w:r>
               <w:rPr>
                 <w:rFonts w:ascii="Times New Roman" w:cs="Times New Roman" w:eastAsia="Times New Roman" w:hAnsi="Times New Roman"/>
@@ -15219,6 +16693,10 @@
             </w:tcMar>
           </w:tcPr>
           <w:p>
+            <w:pPr>
+              <w:keepNext/>
+              <w:keepLines/>
+            </w:pPr>
             <w:r>
               <w:rPr>
                 <w:rFonts w:ascii="Times New Roman" w:cs="Times New Roman" w:eastAsia="Times New Roman" w:hAnsi="Times New Roman"/>
@@ -15249,6 +16727,10 @@
             </w:tcMar>
           </w:tcPr>
           <w:p>
+            <w:pPr>
+              <w:keepNext/>
+              <w:keepLines/>
+            </w:pPr>
             <w:r>
               <w:rPr>
                 <w:rFonts w:ascii="Times New Roman" w:cs="Times New Roman" w:eastAsia="Times New Roman" w:hAnsi="Times New Roman"/>
@@ -15284,6 +16766,10 @@
             </w:tcMar>
           </w:tcPr>
           <w:p>
+            <w:pPr>
+              <w:keepNext/>
+              <w:keepLines/>
+            </w:pPr>
             <w:r>
               <w:rPr>
                 <w:rFonts w:ascii="Times New Roman" w:cs="Times New Roman" w:eastAsia="Times New Roman" w:hAnsi="Times New Roman"/>
@@ -15313,6 +16799,10 @@
             </w:tcMar>
           </w:tcPr>
           <w:p>
+            <w:pPr>
+              <w:keepNext/>
+              <w:keepLines/>
+            </w:pPr>
             <w:r>
               <w:rPr>
                 <w:rFonts w:ascii="Times New Roman" w:cs="Times New Roman" w:eastAsia="Times New Roman" w:hAnsi="Times New Roman"/>
@@ -15342,6 +16832,10 @@
             </w:tcMar>
           </w:tcPr>
           <w:p>
+            <w:pPr>
+              <w:keepNext/>
+              <w:keepLines/>
+            </w:pPr>
             <w:r>
               <w:rPr>
                 <w:rFonts w:ascii="Times New Roman" w:cs="Times New Roman" w:eastAsia="Times New Roman" w:hAnsi="Times New Roman"/>
@@ -15371,6 +16865,10 @@
             </w:tcMar>
           </w:tcPr>
           <w:p>
+            <w:pPr>
+              <w:keepNext/>
+              <w:keepLines/>
+            </w:pPr>
             <w:r>
               <w:rPr>
                 <w:rFonts w:ascii="Times New Roman" w:cs="Times New Roman" w:eastAsia="Times New Roman" w:hAnsi="Times New Roman"/>
@@ -15406,6 +16904,10 @@
             </w:tcMar>
           </w:tcPr>
           <w:p>
+            <w:pPr>
+              <w:keepNext/>
+              <w:keepLines/>
+            </w:pPr>
             <w:r>
               <w:rPr>
                 <w:rFonts w:ascii="Times New Roman" w:cs="Times New Roman" w:eastAsia="Times New Roman" w:hAnsi="Times New Roman"/>
@@ -15435,6 +16937,10 @@
             </w:tcMar>
           </w:tcPr>
           <w:p>
+            <w:pPr>
+              <w:keepNext/>
+              <w:keepLines/>
+            </w:pPr>
             <w:r>
               <w:rPr>
                 <w:rFonts w:ascii="Times New Roman" w:cs="Times New Roman" w:eastAsia="Times New Roman" w:hAnsi="Times New Roman"/>
@@ -15464,6 +16970,10 @@
             </w:tcMar>
           </w:tcPr>
           <w:p>
+            <w:pPr>
+              <w:keepNext/>
+              <w:keepLines/>
+            </w:pPr>
             <w:r>
               <w:rPr>
                 <w:rFonts w:ascii="Times New Roman" w:cs="Times New Roman" w:eastAsia="Times New Roman" w:hAnsi="Times New Roman"/>
@@ -15493,6 +17003,10 @@
             </w:tcMar>
           </w:tcPr>
           <w:p>
+            <w:pPr>
+              <w:keepNext/>
+              <w:keepLines/>
+            </w:pPr>
             <w:r>
               <w:rPr>
                 <w:rFonts w:ascii="Times New Roman" w:cs="Times New Roman" w:eastAsia="Times New Roman" w:hAnsi="Times New Roman"/>
@@ -15528,6 +17042,10 @@
             </w:tcMar>
           </w:tcPr>
           <w:p>
+            <w:pPr>
+              <w:keepNext/>
+              <w:keepLines/>
+            </w:pPr>
             <w:r>
               <w:rPr>
                 <w:rFonts w:ascii="Times New Roman" w:cs="Times New Roman" w:eastAsia="Times New Roman" w:hAnsi="Times New Roman"/>
@@ -15557,6 +17075,10 @@
             </w:tcMar>
           </w:tcPr>
           <w:p>
+            <w:pPr>
+              <w:keepNext/>
+              <w:keepLines/>
+            </w:pPr>
             <w:r>
               <w:rPr>
                 <w:rFonts w:ascii="Times New Roman" w:cs="Times New Roman" w:eastAsia="Times New Roman" w:hAnsi="Times New Roman"/>
@@ -15586,6 +17108,10 @@
             </w:tcMar>
           </w:tcPr>
           <w:p>
+            <w:pPr>
+              <w:keepNext/>
+              <w:keepLines/>
+            </w:pPr>
             <w:r>
               <w:rPr>
                 <w:rFonts w:ascii="Times New Roman" w:cs="Times New Roman" w:eastAsia="Times New Roman" w:hAnsi="Times New Roman"/>
@@ -15615,6 +17141,10 @@
             </w:tcMar>
           </w:tcPr>
           <w:p>
+            <w:pPr>
+              <w:keepNext/>
+              <w:keepLines/>
+            </w:pPr>
             <w:r>
               <w:rPr>
                 <w:rFonts w:ascii="Times New Roman" w:cs="Times New Roman" w:eastAsia="Times New Roman" w:hAnsi="Times New Roman"/>
@@ -15650,6 +17180,10 @@
             </w:tcMar>
           </w:tcPr>
           <w:p>
+            <w:pPr>
+              <w:keepNext w:val="false"/>
+              <w:keepLines/>
+            </w:pPr>
             <w:r>
               <w:rPr>
                 <w:rFonts w:ascii="Times New Roman" w:cs="Times New Roman" w:eastAsia="Times New Roman" w:hAnsi="Times New Roman"/>
@@ -15679,6 +17213,10 @@
             </w:tcMar>
           </w:tcPr>
           <w:p>
+            <w:pPr>
+              <w:keepNext w:val="false"/>
+              <w:keepLines/>
+            </w:pPr>
             <w:r>
               <w:rPr>
                 <w:rFonts w:ascii="Times New Roman" w:cs="Times New Roman" w:eastAsia="Times New Roman" w:hAnsi="Times New Roman"/>
@@ -15708,6 +17246,10 @@
             </w:tcMar>
           </w:tcPr>
           <w:p>
+            <w:pPr>
+              <w:keepNext w:val="false"/>
+              <w:keepLines/>
+            </w:pPr>
             <w:r>
               <w:rPr>
                 <w:rFonts w:ascii="Times New Roman" w:cs="Times New Roman" w:eastAsia="Times New Roman" w:hAnsi="Times New Roman"/>
@@ -15737,6 +17279,10 @@
             </w:tcMar>
           </w:tcPr>
           <w:p>
+            <w:pPr>
+              <w:keepNext w:val="false"/>
+              <w:keepLines/>
+            </w:pPr>
             <w:r>
               <w:rPr>
                 <w:rFonts w:ascii="Times New Roman" w:cs="Times New Roman" w:eastAsia="Times New Roman" w:hAnsi="Times New Roman"/>
@@ -15773,6 +17319,7 @@
     <w:p>
       <w:pPr>
         <w:pStyle w:val="Heading2"/>
+        <w:keepNext/>
         <w:spacing w:after="100" w:before="220"/>
       </w:pPr>
       <w:r>
@@ -15803,6 +17350,7 @@
     <w:p>
       <w:pPr>
         <w:pStyle w:val="Heading2"/>
+        <w:keepNext/>
         <w:spacing w:after="100" w:before="220"/>
       </w:pPr>
       <w:r>
@@ -15904,6 +17452,10 @@
             </w:tcMar>
           </w:tcPr>
           <w:p>
+            <w:pPr>
+              <w:keepNext/>
+              <w:keepLines/>
+            </w:pPr>
             <w:r>
               <w:rPr>
                 <w:rFonts w:ascii="Times New Roman" w:cs="Times New Roman" w:eastAsia="Times New Roman" w:hAnsi="Times New Roman"/>
@@ -15934,6 +17486,10 @@
             </w:tcMar>
           </w:tcPr>
           <w:p>
+            <w:pPr>
+              <w:keepNext/>
+              <w:keepLines/>
+            </w:pPr>
             <w:r>
               <w:rPr>
                 <w:rFonts w:ascii="Times New Roman" w:cs="Times New Roman" w:eastAsia="Times New Roman" w:hAnsi="Times New Roman"/>
@@ -15964,6 +17520,10 @@
             </w:tcMar>
           </w:tcPr>
           <w:p>
+            <w:pPr>
+              <w:keepNext/>
+              <w:keepLines/>
+            </w:pPr>
             <w:r>
               <w:rPr>
                 <w:rFonts w:ascii="Times New Roman" w:cs="Times New Roman" w:eastAsia="Times New Roman" w:hAnsi="Times New Roman"/>
@@ -15994,6 +17554,10 @@
             </w:tcMar>
           </w:tcPr>
           <w:p>
+            <w:pPr>
+              <w:keepNext/>
+              <w:keepLines/>
+            </w:pPr>
             <w:r>
               <w:rPr>
                 <w:rFonts w:ascii="Times New Roman" w:cs="Times New Roman" w:eastAsia="Times New Roman" w:hAnsi="Times New Roman"/>
@@ -16024,6 +17588,10 @@
             </w:tcMar>
           </w:tcPr>
           <w:p>
+            <w:pPr>
+              <w:keepNext/>
+              <w:keepLines/>
+            </w:pPr>
             <w:r>
               <w:rPr>
                 <w:rFonts w:ascii="Times New Roman" w:cs="Times New Roman" w:eastAsia="Times New Roman" w:hAnsi="Times New Roman"/>
@@ -16054,6 +17622,10 @@
             </w:tcMar>
           </w:tcPr>
           <w:p>
+            <w:pPr>
+              <w:keepNext/>
+              <w:keepLines/>
+            </w:pPr>
             <w:r>
               <w:rPr>
                 <w:rFonts w:ascii="Times New Roman" w:cs="Times New Roman" w:eastAsia="Times New Roman" w:hAnsi="Times New Roman"/>
@@ -16089,6 +17661,10 @@
             </w:tcMar>
           </w:tcPr>
           <w:p>
+            <w:pPr>
+              <w:keepNext/>
+              <w:keepLines/>
+            </w:pPr>
             <w:r>
               <w:rPr>
                 <w:rFonts w:ascii="Times New Roman" w:cs="Times New Roman" w:eastAsia="Times New Roman" w:hAnsi="Times New Roman"/>
@@ -16118,6 +17694,10 @@
             </w:tcMar>
           </w:tcPr>
           <w:p>
+            <w:pPr>
+              <w:keepNext/>
+              <w:keepLines/>
+            </w:pPr>
             <w:r>
               <w:rPr>
                 <w:rFonts w:ascii="Times New Roman" w:cs="Times New Roman" w:eastAsia="Times New Roman" w:hAnsi="Times New Roman"/>
@@ -16147,6 +17727,10 @@
             </w:tcMar>
           </w:tcPr>
           <w:p>
+            <w:pPr>
+              <w:keepNext/>
+              <w:keepLines/>
+            </w:pPr>
             <w:r>
               <w:rPr>
                 <w:rFonts w:ascii="Times New Roman" w:cs="Times New Roman" w:eastAsia="Times New Roman" w:hAnsi="Times New Roman"/>
@@ -16176,6 +17760,10 @@
             </w:tcMar>
           </w:tcPr>
           <w:p>
+            <w:pPr>
+              <w:keepNext/>
+              <w:keepLines/>
+            </w:pPr>
             <w:r>
               <w:rPr>
                 <w:rFonts w:ascii="Times New Roman" w:cs="Times New Roman" w:eastAsia="Times New Roman" w:hAnsi="Times New Roman"/>
@@ -16205,6 +17793,10 @@
             </w:tcMar>
           </w:tcPr>
           <w:p>
+            <w:pPr>
+              <w:keepNext/>
+              <w:keepLines/>
+            </w:pPr>
             <w:r>
               <w:rPr>
                 <w:rFonts w:ascii="Times New Roman" w:cs="Times New Roman" w:eastAsia="Times New Roman" w:hAnsi="Times New Roman"/>
@@ -16234,6 +17826,10 @@
             </w:tcMar>
           </w:tcPr>
           <w:p>
+            <w:pPr>
+              <w:keepNext/>
+              <w:keepLines/>
+            </w:pPr>
             <w:r>
               <w:rPr>
                 <w:rFonts w:ascii="Times New Roman" w:cs="Times New Roman" w:eastAsia="Times New Roman" w:hAnsi="Times New Roman"/>
@@ -16269,6 +17865,10 @@
             </w:tcMar>
           </w:tcPr>
           <w:p>
+            <w:pPr>
+              <w:keepNext/>
+              <w:keepLines/>
+            </w:pPr>
             <w:r>
               <w:rPr>
                 <w:rFonts w:ascii="Times New Roman" w:cs="Times New Roman" w:eastAsia="Times New Roman" w:hAnsi="Times New Roman"/>
@@ -16298,6 +17898,10 @@
             </w:tcMar>
           </w:tcPr>
           <w:p>
+            <w:pPr>
+              <w:keepNext/>
+              <w:keepLines/>
+            </w:pPr>
             <w:r>
               <w:rPr>
                 <w:rFonts w:ascii="Times New Roman" w:cs="Times New Roman" w:eastAsia="Times New Roman" w:hAnsi="Times New Roman"/>
@@ -16327,6 +17931,10 @@
             </w:tcMar>
           </w:tcPr>
           <w:p>
+            <w:pPr>
+              <w:keepNext/>
+              <w:keepLines/>
+            </w:pPr>
             <w:r>
               <w:rPr>
                 <w:rFonts w:ascii="Times New Roman" w:cs="Times New Roman" w:eastAsia="Times New Roman" w:hAnsi="Times New Roman"/>
@@ -16356,6 +17964,10 @@
             </w:tcMar>
           </w:tcPr>
           <w:p>
+            <w:pPr>
+              <w:keepNext/>
+              <w:keepLines/>
+            </w:pPr>
             <w:r>
               <w:rPr>
                 <w:rFonts w:ascii="Times New Roman" w:cs="Times New Roman" w:eastAsia="Times New Roman" w:hAnsi="Times New Roman"/>
@@ -16385,6 +17997,10 @@
             </w:tcMar>
           </w:tcPr>
           <w:p>
+            <w:pPr>
+              <w:keepNext/>
+              <w:keepLines/>
+            </w:pPr>
             <w:r>
               <w:rPr>
                 <w:rFonts w:ascii="Times New Roman" w:cs="Times New Roman" w:eastAsia="Times New Roman" w:hAnsi="Times New Roman"/>
@@ -16414,6 +18030,10 @@
             </w:tcMar>
           </w:tcPr>
           <w:p>
+            <w:pPr>
+              <w:keepNext/>
+              <w:keepLines/>
+            </w:pPr>
             <w:r>
               <w:rPr>
                 <w:rFonts w:ascii="Times New Roman" w:cs="Times New Roman" w:eastAsia="Times New Roman" w:hAnsi="Times New Roman"/>
@@ -16449,6 +18069,10 @@
             </w:tcMar>
           </w:tcPr>
           <w:p>
+            <w:pPr>
+              <w:keepNext/>
+              <w:keepLines/>
+            </w:pPr>
             <w:r>
               <w:rPr>
                 <w:rFonts w:ascii="Times New Roman" w:cs="Times New Roman" w:eastAsia="Times New Roman" w:hAnsi="Times New Roman"/>
@@ -16478,6 +18102,10 @@
             </w:tcMar>
           </w:tcPr>
           <w:p>
+            <w:pPr>
+              <w:keepNext/>
+              <w:keepLines/>
+            </w:pPr>
             <w:r>
               <w:rPr>
                 <w:rFonts w:ascii="Times New Roman" w:cs="Times New Roman" w:eastAsia="Times New Roman" w:hAnsi="Times New Roman"/>
@@ -16507,6 +18135,10 @@
             </w:tcMar>
           </w:tcPr>
           <w:p>
+            <w:pPr>
+              <w:keepNext/>
+              <w:keepLines/>
+            </w:pPr>
             <w:r>
               <w:rPr>
                 <w:rFonts w:ascii="Times New Roman" w:cs="Times New Roman" w:eastAsia="Times New Roman" w:hAnsi="Times New Roman"/>
@@ -16536,6 +18168,10 @@
             </w:tcMar>
           </w:tcPr>
           <w:p>
+            <w:pPr>
+              <w:keepNext/>
+              <w:keepLines/>
+            </w:pPr>
             <w:r>
               <w:rPr>
                 <w:rFonts w:ascii="Times New Roman" w:cs="Times New Roman" w:eastAsia="Times New Roman" w:hAnsi="Times New Roman"/>
@@ -16565,6 +18201,10 @@
             </w:tcMar>
           </w:tcPr>
           <w:p>
+            <w:pPr>
+              <w:keepNext/>
+              <w:keepLines/>
+            </w:pPr>
             <w:r>
               <w:rPr>
                 <w:rFonts w:ascii="Times New Roman" w:cs="Times New Roman" w:eastAsia="Times New Roman" w:hAnsi="Times New Roman"/>
@@ -16594,6 +18234,10 @@
             </w:tcMar>
           </w:tcPr>
           <w:p>
+            <w:pPr>
+              <w:keepNext/>
+              <w:keepLines/>
+            </w:pPr>
             <w:r>
               <w:rPr>
                 <w:rFonts w:ascii="Times New Roman" w:cs="Times New Roman" w:eastAsia="Times New Roman" w:hAnsi="Times New Roman"/>
@@ -16629,6 +18273,10 @@
             </w:tcMar>
           </w:tcPr>
           <w:p>
+            <w:pPr>
+              <w:keepNext/>
+              <w:keepLines/>
+            </w:pPr>
             <w:r>
               <w:rPr>
                 <w:rFonts w:ascii="Times New Roman" w:cs="Times New Roman" w:eastAsia="Times New Roman" w:hAnsi="Times New Roman"/>
@@ -16658,6 +18306,10 @@
             </w:tcMar>
           </w:tcPr>
           <w:p>
+            <w:pPr>
+              <w:keepNext/>
+              <w:keepLines/>
+            </w:pPr>
             <w:r>
               <w:rPr>
                 <w:rFonts w:ascii="Times New Roman" w:cs="Times New Roman" w:eastAsia="Times New Roman" w:hAnsi="Times New Roman"/>
@@ -16687,6 +18339,10 @@
             </w:tcMar>
           </w:tcPr>
           <w:p>
+            <w:pPr>
+              <w:keepNext/>
+              <w:keepLines/>
+            </w:pPr>
             <w:r>
               <w:rPr>
                 <w:rFonts w:ascii="Times New Roman" w:cs="Times New Roman" w:eastAsia="Times New Roman" w:hAnsi="Times New Roman"/>
@@ -16716,6 +18372,10 @@
             </w:tcMar>
           </w:tcPr>
           <w:p>
+            <w:pPr>
+              <w:keepNext/>
+              <w:keepLines/>
+            </w:pPr>
             <w:r>
               <w:rPr>
                 <w:rFonts w:ascii="Times New Roman" w:cs="Times New Roman" w:eastAsia="Times New Roman" w:hAnsi="Times New Roman"/>
@@ -16745,6 +18405,10 @@
             </w:tcMar>
           </w:tcPr>
           <w:p>
+            <w:pPr>
+              <w:keepNext/>
+              <w:keepLines/>
+            </w:pPr>
             <w:r>
               <w:rPr>
                 <w:rFonts w:ascii="Times New Roman" w:cs="Times New Roman" w:eastAsia="Times New Roman" w:hAnsi="Times New Roman"/>
@@ -16774,6 +18438,10 @@
             </w:tcMar>
           </w:tcPr>
           <w:p>
+            <w:pPr>
+              <w:keepNext/>
+              <w:keepLines/>
+            </w:pPr>
             <w:r>
               <w:rPr>
                 <w:rFonts w:ascii="Times New Roman" w:cs="Times New Roman" w:eastAsia="Times New Roman" w:hAnsi="Times New Roman"/>
@@ -16809,6 +18477,10 @@
             </w:tcMar>
           </w:tcPr>
           <w:p>
+            <w:pPr>
+              <w:keepNext/>
+              <w:keepLines/>
+            </w:pPr>
             <w:r>
               <w:rPr>
                 <w:rFonts w:ascii="Times New Roman" w:cs="Times New Roman" w:eastAsia="Times New Roman" w:hAnsi="Times New Roman"/>
@@ -16838,6 +18510,10 @@
             </w:tcMar>
           </w:tcPr>
           <w:p>
+            <w:pPr>
+              <w:keepNext/>
+              <w:keepLines/>
+            </w:pPr>
             <w:r>
               <w:rPr>
                 <w:rFonts w:ascii="Times New Roman" w:cs="Times New Roman" w:eastAsia="Times New Roman" w:hAnsi="Times New Roman"/>
@@ -16867,6 +18543,10 @@
             </w:tcMar>
           </w:tcPr>
           <w:p>
+            <w:pPr>
+              <w:keepNext/>
+              <w:keepLines/>
+            </w:pPr>
             <w:r>
               <w:rPr>
                 <w:rFonts w:ascii="Times New Roman" w:cs="Times New Roman" w:eastAsia="Times New Roman" w:hAnsi="Times New Roman"/>
@@ -16896,6 +18576,10 @@
             </w:tcMar>
           </w:tcPr>
           <w:p>
+            <w:pPr>
+              <w:keepNext/>
+              <w:keepLines/>
+            </w:pPr>
             <w:r>
               <w:rPr>
                 <w:rFonts w:ascii="Times New Roman" w:cs="Times New Roman" w:eastAsia="Times New Roman" w:hAnsi="Times New Roman"/>
@@ -16925,6 +18609,10 @@
             </w:tcMar>
           </w:tcPr>
           <w:p>
+            <w:pPr>
+              <w:keepNext/>
+              <w:keepLines/>
+            </w:pPr>
             <w:r>
               <w:rPr>
                 <w:rFonts w:ascii="Times New Roman" w:cs="Times New Roman" w:eastAsia="Times New Roman" w:hAnsi="Times New Roman"/>
@@ -16954,6 +18642,10 @@
             </w:tcMar>
           </w:tcPr>
           <w:p>
+            <w:pPr>
+              <w:keepNext/>
+              <w:keepLines/>
+            </w:pPr>
             <w:r>
               <w:rPr>
                 <w:rFonts w:ascii="Times New Roman" w:cs="Times New Roman" w:eastAsia="Times New Roman" w:hAnsi="Times New Roman"/>
@@ -16989,6 +18681,10 @@
             </w:tcMar>
           </w:tcPr>
           <w:p>
+            <w:pPr>
+              <w:keepNext/>
+              <w:keepLines/>
+            </w:pPr>
             <w:r>
               <w:rPr>
                 <w:rFonts w:ascii="Times New Roman" w:cs="Times New Roman" w:eastAsia="Times New Roman" w:hAnsi="Times New Roman"/>
@@ -17018,6 +18714,10 @@
             </w:tcMar>
           </w:tcPr>
           <w:p>
+            <w:pPr>
+              <w:keepNext/>
+              <w:keepLines/>
+            </w:pPr>
             <w:r>
               <w:rPr>
                 <w:rFonts w:ascii="Times New Roman" w:cs="Times New Roman" w:eastAsia="Times New Roman" w:hAnsi="Times New Roman"/>
@@ -17047,6 +18747,10 @@
             </w:tcMar>
           </w:tcPr>
           <w:p>
+            <w:pPr>
+              <w:keepNext/>
+              <w:keepLines/>
+            </w:pPr>
             <w:r>
               <w:rPr>
                 <w:rFonts w:ascii="Times New Roman" w:cs="Times New Roman" w:eastAsia="Times New Roman" w:hAnsi="Times New Roman"/>
@@ -17076,6 +18780,10 @@
             </w:tcMar>
           </w:tcPr>
           <w:p>
+            <w:pPr>
+              <w:keepNext/>
+              <w:keepLines/>
+            </w:pPr>
             <w:r>
               <w:rPr>
                 <w:rFonts w:ascii="Times New Roman" w:cs="Times New Roman" w:eastAsia="Times New Roman" w:hAnsi="Times New Roman"/>
@@ -17105,6 +18813,10 @@
             </w:tcMar>
           </w:tcPr>
           <w:p>
+            <w:pPr>
+              <w:keepNext/>
+              <w:keepLines/>
+            </w:pPr>
             <w:r>
               <w:rPr>
                 <w:rFonts w:ascii="Times New Roman" w:cs="Times New Roman" w:eastAsia="Times New Roman" w:hAnsi="Times New Roman"/>
@@ -17134,6 +18846,10 @@
             </w:tcMar>
           </w:tcPr>
           <w:p>
+            <w:pPr>
+              <w:keepNext/>
+              <w:keepLines/>
+            </w:pPr>
             <w:r>
               <w:rPr>
                 <w:rFonts w:ascii="Times New Roman" w:cs="Times New Roman" w:eastAsia="Times New Roman" w:hAnsi="Times New Roman"/>
@@ -17169,6 +18885,10 @@
             </w:tcMar>
           </w:tcPr>
           <w:p>
+            <w:pPr>
+              <w:keepNext/>
+              <w:keepLines/>
+            </w:pPr>
             <w:r>
               <w:rPr>
                 <w:rFonts w:ascii="Times New Roman" w:cs="Times New Roman" w:eastAsia="Times New Roman" w:hAnsi="Times New Roman"/>
@@ -17198,6 +18918,10 @@
             </w:tcMar>
           </w:tcPr>
           <w:p>
+            <w:pPr>
+              <w:keepNext/>
+              <w:keepLines/>
+            </w:pPr>
             <w:r>
               <w:rPr>
                 <w:rFonts w:ascii="Times New Roman" w:cs="Times New Roman" w:eastAsia="Times New Roman" w:hAnsi="Times New Roman"/>
@@ -17227,6 +18951,10 @@
             </w:tcMar>
           </w:tcPr>
           <w:p>
+            <w:pPr>
+              <w:keepNext/>
+              <w:keepLines/>
+            </w:pPr>
             <w:r>
               <w:rPr>
                 <w:rFonts w:ascii="Times New Roman" w:cs="Times New Roman" w:eastAsia="Times New Roman" w:hAnsi="Times New Roman"/>
@@ -17256,6 +18984,10 @@
             </w:tcMar>
           </w:tcPr>
           <w:p>
+            <w:pPr>
+              <w:keepNext/>
+              <w:keepLines/>
+            </w:pPr>
             <w:r>
               <w:rPr>
                 <w:rFonts w:ascii="Times New Roman" w:cs="Times New Roman" w:eastAsia="Times New Roman" w:hAnsi="Times New Roman"/>
@@ -17285,6 +19017,10 @@
             </w:tcMar>
           </w:tcPr>
           <w:p>
+            <w:pPr>
+              <w:keepNext/>
+              <w:keepLines/>
+            </w:pPr>
             <w:r>
               <w:rPr>
                 <w:rFonts w:ascii="Times New Roman" w:cs="Times New Roman" w:eastAsia="Times New Roman" w:hAnsi="Times New Roman"/>
@@ -17314,6 +19050,10 @@
             </w:tcMar>
           </w:tcPr>
           <w:p>
+            <w:pPr>
+              <w:keepNext/>
+              <w:keepLines/>
+            </w:pPr>
             <w:r>
               <w:rPr>
                 <w:rFonts w:ascii="Times New Roman" w:cs="Times New Roman" w:eastAsia="Times New Roman" w:hAnsi="Times New Roman"/>
@@ -17349,6 +19089,10 @@
             </w:tcMar>
           </w:tcPr>
           <w:p>
+            <w:pPr>
+              <w:keepNext/>
+              <w:keepLines/>
+            </w:pPr>
             <w:r>
               <w:rPr>
                 <w:rFonts w:ascii="Times New Roman" w:cs="Times New Roman" w:eastAsia="Times New Roman" w:hAnsi="Times New Roman"/>
@@ -17378,6 +19122,10 @@
             </w:tcMar>
           </w:tcPr>
           <w:p>
+            <w:pPr>
+              <w:keepNext/>
+              <w:keepLines/>
+            </w:pPr>
             <w:r>
               <w:rPr>
                 <w:rFonts w:ascii="Times New Roman" w:cs="Times New Roman" w:eastAsia="Times New Roman" w:hAnsi="Times New Roman"/>
@@ -17407,6 +19155,10 @@
             </w:tcMar>
           </w:tcPr>
           <w:p>
+            <w:pPr>
+              <w:keepNext/>
+              <w:keepLines/>
+            </w:pPr>
             <w:r>
               <w:rPr>
                 <w:rFonts w:ascii="Times New Roman" w:cs="Times New Roman" w:eastAsia="Times New Roman" w:hAnsi="Times New Roman"/>
@@ -17436,6 +19188,10 @@
             </w:tcMar>
           </w:tcPr>
           <w:p>
+            <w:pPr>
+              <w:keepNext/>
+              <w:keepLines/>
+            </w:pPr>
             <w:r>
               <w:rPr>
                 <w:rFonts w:ascii="Times New Roman" w:cs="Times New Roman" w:eastAsia="Times New Roman" w:hAnsi="Times New Roman"/>
@@ -17465,6 +19221,10 @@
             </w:tcMar>
           </w:tcPr>
           <w:p>
+            <w:pPr>
+              <w:keepNext/>
+              <w:keepLines/>
+            </w:pPr>
             <w:r>
               <w:rPr>
                 <w:rFonts w:ascii="Times New Roman" w:cs="Times New Roman" w:eastAsia="Times New Roman" w:hAnsi="Times New Roman"/>
@@ -17494,6 +19254,10 @@
             </w:tcMar>
           </w:tcPr>
           <w:p>
+            <w:pPr>
+              <w:keepNext/>
+              <w:keepLines/>
+            </w:pPr>
             <w:r>
               <w:rPr>
                 <w:rFonts w:ascii="Times New Roman" w:cs="Times New Roman" w:eastAsia="Times New Roman" w:hAnsi="Times New Roman"/>
@@ -17529,6 +19293,10 @@
             </w:tcMar>
           </w:tcPr>
           <w:p>
+            <w:pPr>
+              <w:keepNext/>
+              <w:keepLines/>
+            </w:pPr>
             <w:r>
               <w:rPr>
                 <w:rFonts w:ascii="Times New Roman" w:cs="Times New Roman" w:eastAsia="Times New Roman" w:hAnsi="Times New Roman"/>
@@ -17558,6 +19326,10 @@
             </w:tcMar>
           </w:tcPr>
           <w:p>
+            <w:pPr>
+              <w:keepNext/>
+              <w:keepLines/>
+            </w:pPr>
             <w:r>
               <w:rPr>
                 <w:rFonts w:ascii="Times New Roman" w:cs="Times New Roman" w:eastAsia="Times New Roman" w:hAnsi="Times New Roman"/>
@@ -17587,6 +19359,10 @@
             </w:tcMar>
           </w:tcPr>
           <w:p>
+            <w:pPr>
+              <w:keepNext/>
+              <w:keepLines/>
+            </w:pPr>
             <w:r>
               <w:rPr>
                 <w:rFonts w:ascii="Times New Roman" w:cs="Times New Roman" w:eastAsia="Times New Roman" w:hAnsi="Times New Roman"/>
@@ -17616,6 +19392,10 @@
             </w:tcMar>
           </w:tcPr>
           <w:p>
+            <w:pPr>
+              <w:keepNext/>
+              <w:keepLines/>
+            </w:pPr>
             <w:r>
               <w:rPr>
                 <w:rFonts w:ascii="Times New Roman" w:cs="Times New Roman" w:eastAsia="Times New Roman" w:hAnsi="Times New Roman"/>
@@ -17645,6 +19425,10 @@
             </w:tcMar>
           </w:tcPr>
           <w:p>
+            <w:pPr>
+              <w:keepNext/>
+              <w:keepLines/>
+            </w:pPr>
             <w:r>
               <w:rPr>
                 <w:rFonts w:ascii="Times New Roman" w:cs="Times New Roman" w:eastAsia="Times New Roman" w:hAnsi="Times New Roman"/>
@@ -17674,6 +19458,10 @@
             </w:tcMar>
           </w:tcPr>
           <w:p>
+            <w:pPr>
+              <w:keepNext/>
+              <w:keepLines/>
+            </w:pPr>
             <w:r>
               <w:rPr>
                 <w:rFonts w:ascii="Times New Roman" w:cs="Times New Roman" w:eastAsia="Times New Roman" w:hAnsi="Times New Roman"/>
@@ -17709,6 +19497,10 @@
             </w:tcMar>
           </w:tcPr>
           <w:p>
+            <w:pPr>
+              <w:keepNext/>
+              <w:keepLines/>
+            </w:pPr>
             <w:r>
               <w:rPr>
                 <w:rFonts w:ascii="Times New Roman" w:cs="Times New Roman" w:eastAsia="Times New Roman" w:hAnsi="Times New Roman"/>
@@ -17738,6 +19530,10 @@
             </w:tcMar>
           </w:tcPr>
           <w:p>
+            <w:pPr>
+              <w:keepNext/>
+              <w:keepLines/>
+            </w:pPr>
             <w:r>
               <w:rPr>
                 <w:rFonts w:ascii="Times New Roman" w:cs="Times New Roman" w:eastAsia="Times New Roman" w:hAnsi="Times New Roman"/>
@@ -17767,6 +19563,10 @@
             </w:tcMar>
           </w:tcPr>
           <w:p>
+            <w:pPr>
+              <w:keepNext/>
+              <w:keepLines/>
+            </w:pPr>
             <w:r>
               <w:rPr>
                 <w:rFonts w:ascii="Times New Roman" w:cs="Times New Roman" w:eastAsia="Times New Roman" w:hAnsi="Times New Roman"/>
@@ -17796,6 +19596,10 @@
             </w:tcMar>
           </w:tcPr>
           <w:p>
+            <w:pPr>
+              <w:keepNext/>
+              <w:keepLines/>
+            </w:pPr>
             <w:r>
               <w:rPr>
                 <w:rFonts w:ascii="Times New Roman" w:cs="Times New Roman" w:eastAsia="Times New Roman" w:hAnsi="Times New Roman"/>
@@ -17825,6 +19629,10 @@
             </w:tcMar>
           </w:tcPr>
           <w:p>
+            <w:pPr>
+              <w:keepNext/>
+              <w:keepLines/>
+            </w:pPr>
             <w:r>
               <w:rPr>
                 <w:rFonts w:ascii="Times New Roman" w:cs="Times New Roman" w:eastAsia="Times New Roman" w:hAnsi="Times New Roman"/>
@@ -17854,6 +19662,10 @@
             </w:tcMar>
           </w:tcPr>
           <w:p>
+            <w:pPr>
+              <w:keepNext/>
+              <w:keepLines/>
+            </w:pPr>
             <w:r>
               <w:rPr>
                 <w:rFonts w:ascii="Times New Roman" w:cs="Times New Roman" w:eastAsia="Times New Roman" w:hAnsi="Times New Roman"/>
@@ -17889,6 +19701,10 @@
             </w:tcMar>
           </w:tcPr>
           <w:p>
+            <w:pPr>
+              <w:keepNext/>
+              <w:keepLines/>
+            </w:pPr>
             <w:r>
               <w:rPr>
                 <w:rFonts w:ascii="Times New Roman" w:cs="Times New Roman" w:eastAsia="Times New Roman" w:hAnsi="Times New Roman"/>
@@ -17918,6 +19734,10 @@
             </w:tcMar>
           </w:tcPr>
           <w:p>
+            <w:pPr>
+              <w:keepNext/>
+              <w:keepLines/>
+            </w:pPr>
             <w:r>
               <w:rPr>
                 <w:rFonts w:ascii="Times New Roman" w:cs="Times New Roman" w:eastAsia="Times New Roman" w:hAnsi="Times New Roman"/>
@@ -17947,6 +19767,10 @@
             </w:tcMar>
           </w:tcPr>
           <w:p>
+            <w:pPr>
+              <w:keepNext/>
+              <w:keepLines/>
+            </w:pPr>
             <w:r>
               <w:rPr>
                 <w:rFonts w:ascii="Times New Roman" w:cs="Times New Roman" w:eastAsia="Times New Roman" w:hAnsi="Times New Roman"/>
@@ -17976,6 +19800,10 @@
             </w:tcMar>
           </w:tcPr>
           <w:p>
+            <w:pPr>
+              <w:keepNext/>
+              <w:keepLines/>
+            </w:pPr>
             <w:r>
               <w:rPr>
                 <w:rFonts w:ascii="Times New Roman" w:cs="Times New Roman" w:eastAsia="Times New Roman" w:hAnsi="Times New Roman"/>
@@ -18005,6 +19833,10 @@
             </w:tcMar>
           </w:tcPr>
           <w:p>
+            <w:pPr>
+              <w:keepNext/>
+              <w:keepLines/>
+            </w:pPr>
             <w:r>
               <w:rPr>
                 <w:rFonts w:ascii="Times New Roman" w:cs="Times New Roman" w:eastAsia="Times New Roman" w:hAnsi="Times New Roman"/>
@@ -18034,6 +19866,10 @@
             </w:tcMar>
           </w:tcPr>
           <w:p>
+            <w:pPr>
+              <w:keepNext/>
+              <w:keepLines/>
+            </w:pPr>
             <w:r>
               <w:rPr>
                 <w:rFonts w:ascii="Times New Roman" w:cs="Times New Roman" w:eastAsia="Times New Roman" w:hAnsi="Times New Roman"/>
@@ -18069,6 +19905,10 @@
             </w:tcMar>
           </w:tcPr>
           <w:p>
+            <w:pPr>
+              <w:keepNext w:val="false"/>
+              <w:keepLines/>
+            </w:pPr>
             <w:r>
               <w:rPr>
                 <w:rFonts w:ascii="Times New Roman" w:cs="Times New Roman" w:eastAsia="Times New Roman" w:hAnsi="Times New Roman"/>
@@ -18098,6 +19938,10 @@
             </w:tcMar>
           </w:tcPr>
           <w:p>
+            <w:pPr>
+              <w:keepNext w:val="false"/>
+              <w:keepLines/>
+            </w:pPr>
             <w:r>
               <w:rPr>
                 <w:rFonts w:ascii="Times New Roman" w:cs="Times New Roman" w:eastAsia="Times New Roman" w:hAnsi="Times New Roman"/>
@@ -18127,6 +19971,10 @@
             </w:tcMar>
           </w:tcPr>
           <w:p>
+            <w:pPr>
+              <w:keepNext w:val="false"/>
+              <w:keepLines/>
+            </w:pPr>
             <w:r>
               <w:rPr>
                 <w:rFonts w:ascii="Times New Roman" w:cs="Times New Roman" w:eastAsia="Times New Roman" w:hAnsi="Times New Roman"/>
@@ -18156,6 +20004,10 @@
             </w:tcMar>
           </w:tcPr>
           <w:p>
+            <w:pPr>
+              <w:keepNext w:val="false"/>
+              <w:keepLines/>
+            </w:pPr>
             <w:r>
               <w:rPr>
                 <w:rFonts w:ascii="Times New Roman" w:cs="Times New Roman" w:eastAsia="Times New Roman" w:hAnsi="Times New Roman"/>
@@ -18185,6 +20037,10 @@
             </w:tcMar>
           </w:tcPr>
           <w:p>
+            <w:pPr>
+              <w:keepNext w:val="false"/>
+              <w:keepLines/>
+            </w:pPr>
             <w:r>
               <w:rPr>
                 <w:rFonts w:ascii="Times New Roman" w:cs="Times New Roman" w:eastAsia="Times New Roman" w:hAnsi="Times New Roman"/>
@@ -18214,6 +20070,10 @@
             </w:tcMar>
           </w:tcPr>
           <w:p>
+            <w:pPr>
+              <w:keepNext w:val="false"/>
+              <w:keepLines/>
+            </w:pPr>
             <w:r>
               <w:rPr>
                 <w:rFonts w:ascii="Times New Roman" w:cs="Times New Roman" w:eastAsia="Times New Roman" w:hAnsi="Times New Roman"/>
@@ -18250,6 +20110,7 @@
     <w:p>
       <w:pPr>
         <w:pStyle w:val="Heading1"/>
+        <w:keepNext/>
         <w:spacing w:after="140" w:before="320"/>
       </w:pPr>
       <w:r>
@@ -18280,6 +20141,7 @@
     <w:p>
       <w:pPr>
         <w:pStyle w:val="Heading2"/>
+        <w:keepNext/>
         <w:spacing w:after="100" w:before="220"/>
       </w:pPr>
       <w:r>
@@ -18374,6 +20236,7 @@
     <w:p>
       <w:pPr>
         <w:pStyle w:val="Heading2"/>
+        <w:keepNext/>
         <w:spacing w:after="100" w:before="220"/>
       </w:pPr>
       <w:r>
@@ -18446,6 +20309,10 @@
             </w:tcMar>
           </w:tcPr>
           <w:p>
+            <w:pPr>
+              <w:keepNext/>
+              <w:keepLines/>
+            </w:pPr>
             <w:r>
               <w:rPr>
                 <w:rFonts w:ascii="Times New Roman" w:cs="Times New Roman" w:eastAsia="Times New Roman" w:hAnsi="Times New Roman"/>
@@ -18476,6 +20343,10 @@
             </w:tcMar>
           </w:tcPr>
           <w:p>
+            <w:pPr>
+              <w:keepNext/>
+              <w:keepLines/>
+            </w:pPr>
             <w:r>
               <w:rPr>
                 <w:rFonts w:ascii="Times New Roman" w:cs="Times New Roman" w:eastAsia="Times New Roman" w:hAnsi="Times New Roman"/>
@@ -18506,6 +20377,10 @@
             </w:tcMar>
           </w:tcPr>
           <w:p>
+            <w:pPr>
+              <w:keepNext/>
+              <w:keepLines/>
+            </w:pPr>
             <w:r>
               <w:rPr>
                 <w:rFonts w:ascii="Times New Roman" w:cs="Times New Roman" w:eastAsia="Times New Roman" w:hAnsi="Times New Roman"/>
@@ -18536,6 +20411,10 @@
             </w:tcMar>
           </w:tcPr>
           <w:p>
+            <w:pPr>
+              <w:keepNext/>
+              <w:keepLines/>
+            </w:pPr>
             <w:r>
               <w:rPr>
                 <w:rFonts w:ascii="Times New Roman" w:cs="Times New Roman" w:eastAsia="Times New Roman" w:hAnsi="Times New Roman"/>
@@ -18566,6 +20445,10 @@
             </w:tcMar>
           </w:tcPr>
           <w:p>
+            <w:pPr>
+              <w:keepNext/>
+              <w:keepLines/>
+            </w:pPr>
             <w:r>
               <w:rPr>
                 <w:rFonts w:ascii="Times New Roman" w:cs="Times New Roman" w:eastAsia="Times New Roman" w:hAnsi="Times New Roman"/>
@@ -18601,6 +20484,10 @@
             </w:tcMar>
           </w:tcPr>
           <w:p>
+            <w:pPr>
+              <w:keepNext/>
+              <w:keepLines/>
+            </w:pPr>
             <w:r>
               <w:rPr>
                 <w:rFonts w:ascii="Times New Roman" w:cs="Times New Roman" w:eastAsia="Times New Roman" w:hAnsi="Times New Roman"/>
@@ -18630,6 +20517,10 @@
             </w:tcMar>
           </w:tcPr>
           <w:p>
+            <w:pPr>
+              <w:keepNext/>
+              <w:keepLines/>
+            </w:pPr>
             <w:r>
               <w:rPr>
                 <w:rFonts w:ascii="Times New Roman" w:cs="Times New Roman" w:eastAsia="Times New Roman" w:hAnsi="Times New Roman"/>
@@ -18659,6 +20550,10 @@
             </w:tcMar>
           </w:tcPr>
           <w:p>
+            <w:pPr>
+              <w:keepNext/>
+              <w:keepLines/>
+            </w:pPr>
             <w:r>
               <w:rPr>
                 <w:rFonts w:ascii="Times New Roman" w:cs="Times New Roman" w:eastAsia="Times New Roman" w:hAnsi="Times New Roman"/>
@@ -18688,6 +20583,10 @@
             </w:tcMar>
           </w:tcPr>
           <w:p>
+            <w:pPr>
+              <w:keepNext/>
+              <w:keepLines/>
+            </w:pPr>
             <w:r>
               <w:rPr>
                 <w:rFonts w:ascii="Times New Roman" w:cs="Times New Roman" w:eastAsia="Times New Roman" w:hAnsi="Times New Roman"/>
@@ -18717,6 +20616,10 @@
             </w:tcMar>
           </w:tcPr>
           <w:p>
+            <w:pPr>
+              <w:keepNext/>
+              <w:keepLines/>
+            </w:pPr>
             <w:r>
               <w:rPr>
                 <w:rFonts w:ascii="Times New Roman" w:cs="Times New Roman" w:eastAsia="Times New Roman" w:hAnsi="Times New Roman"/>
@@ -18752,6 +20655,10 @@
             </w:tcMar>
           </w:tcPr>
           <w:p>
+            <w:pPr>
+              <w:keepNext/>
+              <w:keepLines/>
+            </w:pPr>
             <w:r>
               <w:rPr>
                 <w:rFonts w:ascii="Times New Roman" w:cs="Times New Roman" w:eastAsia="Times New Roman" w:hAnsi="Times New Roman"/>
@@ -18781,6 +20688,10 @@
             </w:tcMar>
           </w:tcPr>
           <w:p>
+            <w:pPr>
+              <w:keepNext/>
+              <w:keepLines/>
+            </w:pPr>
             <w:r>
               <w:rPr>
                 <w:rFonts w:ascii="Times New Roman" w:cs="Times New Roman" w:eastAsia="Times New Roman" w:hAnsi="Times New Roman"/>
@@ -18810,6 +20721,10 @@
             </w:tcMar>
           </w:tcPr>
           <w:p>
+            <w:pPr>
+              <w:keepNext/>
+              <w:keepLines/>
+            </w:pPr>
             <w:r>
               <w:rPr>
                 <w:rFonts w:ascii="Times New Roman" w:cs="Times New Roman" w:eastAsia="Times New Roman" w:hAnsi="Times New Roman"/>
@@ -18839,6 +20754,10 @@
             </w:tcMar>
           </w:tcPr>
           <w:p>
+            <w:pPr>
+              <w:keepNext/>
+              <w:keepLines/>
+            </w:pPr>
             <w:r>
               <w:rPr>
                 <w:rFonts w:ascii="Times New Roman" w:cs="Times New Roman" w:eastAsia="Times New Roman" w:hAnsi="Times New Roman"/>
@@ -18868,6 +20787,10 @@
             </w:tcMar>
           </w:tcPr>
           <w:p>
+            <w:pPr>
+              <w:keepNext/>
+              <w:keepLines/>
+            </w:pPr>
             <w:r>
               <w:rPr>
                 <w:rFonts w:ascii="Times New Roman" w:cs="Times New Roman" w:eastAsia="Times New Roman" w:hAnsi="Times New Roman"/>
@@ -18903,6 +20826,10 @@
             </w:tcMar>
           </w:tcPr>
           <w:p>
+            <w:pPr>
+              <w:keepNext/>
+              <w:keepLines/>
+            </w:pPr>
             <w:r>
               <w:rPr>
                 <w:rFonts w:ascii="Times New Roman" w:cs="Times New Roman" w:eastAsia="Times New Roman" w:hAnsi="Times New Roman"/>
@@ -18932,6 +20859,10 @@
             </w:tcMar>
           </w:tcPr>
           <w:p>
+            <w:pPr>
+              <w:keepNext/>
+              <w:keepLines/>
+            </w:pPr>
             <w:r>
               <w:rPr>
                 <w:rFonts w:ascii="Times New Roman" w:cs="Times New Roman" w:eastAsia="Times New Roman" w:hAnsi="Times New Roman"/>
@@ -18961,6 +20892,10 @@
             </w:tcMar>
           </w:tcPr>
           <w:p>
+            <w:pPr>
+              <w:keepNext/>
+              <w:keepLines/>
+            </w:pPr>
             <w:r>
               <w:rPr>
                 <w:rFonts w:ascii="Times New Roman" w:cs="Times New Roman" w:eastAsia="Times New Roman" w:hAnsi="Times New Roman"/>
@@ -18990,6 +20925,10 @@
             </w:tcMar>
           </w:tcPr>
           <w:p>
+            <w:pPr>
+              <w:keepNext/>
+              <w:keepLines/>
+            </w:pPr>
             <w:r>
               <w:rPr>
                 <w:rFonts w:ascii="Times New Roman" w:cs="Times New Roman" w:eastAsia="Times New Roman" w:hAnsi="Times New Roman"/>
@@ -19019,6 +20958,10 @@
             </w:tcMar>
           </w:tcPr>
           <w:p>
+            <w:pPr>
+              <w:keepNext/>
+              <w:keepLines/>
+            </w:pPr>
             <w:r>
               <w:rPr>
                 <w:rFonts w:ascii="Times New Roman" w:cs="Times New Roman" w:eastAsia="Times New Roman" w:hAnsi="Times New Roman"/>
@@ -19054,6 +20997,10 @@
             </w:tcMar>
           </w:tcPr>
           <w:p>
+            <w:pPr>
+              <w:keepNext/>
+              <w:keepLines/>
+            </w:pPr>
             <w:r>
               <w:rPr>
                 <w:rFonts w:ascii="Times New Roman" w:cs="Times New Roman" w:eastAsia="Times New Roman" w:hAnsi="Times New Roman"/>
@@ -19083,6 +21030,10 @@
             </w:tcMar>
           </w:tcPr>
           <w:p>
+            <w:pPr>
+              <w:keepNext/>
+              <w:keepLines/>
+            </w:pPr>
             <w:r>
               <w:rPr>
                 <w:rFonts w:ascii="Times New Roman" w:cs="Times New Roman" w:eastAsia="Times New Roman" w:hAnsi="Times New Roman"/>
@@ -19112,6 +21063,10 @@
             </w:tcMar>
           </w:tcPr>
           <w:p>
+            <w:pPr>
+              <w:keepNext/>
+              <w:keepLines/>
+            </w:pPr>
             <w:r>
               <w:rPr>
                 <w:rFonts w:ascii="Times New Roman" w:cs="Times New Roman" w:eastAsia="Times New Roman" w:hAnsi="Times New Roman"/>
@@ -19141,6 +21096,10 @@
             </w:tcMar>
           </w:tcPr>
           <w:p>
+            <w:pPr>
+              <w:keepNext/>
+              <w:keepLines/>
+            </w:pPr>
             <w:r>
               <w:rPr>
                 <w:rFonts w:ascii="Times New Roman" w:cs="Times New Roman" w:eastAsia="Times New Roman" w:hAnsi="Times New Roman"/>
@@ -19170,6 +21129,10 @@
             </w:tcMar>
           </w:tcPr>
           <w:p>
+            <w:pPr>
+              <w:keepNext/>
+              <w:keepLines/>
+            </w:pPr>
             <w:r>
               <w:rPr>
                 <w:rFonts w:ascii="Times New Roman" w:cs="Times New Roman" w:eastAsia="Times New Roman" w:hAnsi="Times New Roman"/>
@@ -19205,6 +21168,10 @@
             </w:tcMar>
           </w:tcPr>
           <w:p>
+            <w:pPr>
+              <w:keepNext/>
+              <w:keepLines/>
+            </w:pPr>
             <w:r>
               <w:rPr>
                 <w:rFonts w:ascii="Times New Roman" w:cs="Times New Roman" w:eastAsia="Times New Roman" w:hAnsi="Times New Roman"/>
@@ -19234,6 +21201,10 @@
             </w:tcMar>
           </w:tcPr>
           <w:p>
+            <w:pPr>
+              <w:keepNext/>
+              <w:keepLines/>
+            </w:pPr>
             <w:r>
               <w:rPr>
                 <w:rFonts w:ascii="Times New Roman" w:cs="Times New Roman" w:eastAsia="Times New Roman" w:hAnsi="Times New Roman"/>
@@ -19263,6 +21234,10 @@
             </w:tcMar>
           </w:tcPr>
           <w:p>
+            <w:pPr>
+              <w:keepNext/>
+              <w:keepLines/>
+            </w:pPr>
             <w:r>
               <w:rPr>
                 <w:rFonts w:ascii="Times New Roman" w:cs="Times New Roman" w:eastAsia="Times New Roman" w:hAnsi="Times New Roman"/>
@@ -19292,6 +21267,10 @@
             </w:tcMar>
           </w:tcPr>
           <w:p>
+            <w:pPr>
+              <w:keepNext/>
+              <w:keepLines/>
+            </w:pPr>
             <w:r>
               <w:rPr>
                 <w:rFonts w:ascii="Times New Roman" w:cs="Times New Roman" w:eastAsia="Times New Roman" w:hAnsi="Times New Roman"/>
@@ -19321,6 +21300,10 @@
             </w:tcMar>
           </w:tcPr>
           <w:p>
+            <w:pPr>
+              <w:keepNext/>
+              <w:keepLines/>
+            </w:pPr>
             <w:r>
               <w:rPr>
                 <w:rFonts w:ascii="Times New Roman" w:cs="Times New Roman" w:eastAsia="Times New Roman" w:hAnsi="Times New Roman"/>
@@ -19356,6 +21339,10 @@
             </w:tcMar>
           </w:tcPr>
           <w:p>
+            <w:pPr>
+              <w:keepNext w:val="false"/>
+              <w:keepLines/>
+            </w:pPr>
             <w:r>
               <w:rPr>
                 <w:rFonts w:ascii="Times New Roman" w:cs="Times New Roman" w:eastAsia="Times New Roman" w:hAnsi="Times New Roman"/>
@@ -19385,6 +21372,10 @@
             </w:tcMar>
           </w:tcPr>
           <w:p>
+            <w:pPr>
+              <w:keepNext w:val="false"/>
+              <w:keepLines/>
+            </w:pPr>
             <w:r>
               <w:rPr>
                 <w:rFonts w:ascii="Times New Roman" w:cs="Times New Roman" w:eastAsia="Times New Roman" w:hAnsi="Times New Roman"/>
@@ -19414,6 +21405,10 @@
             </w:tcMar>
           </w:tcPr>
           <w:p>
+            <w:pPr>
+              <w:keepNext w:val="false"/>
+              <w:keepLines/>
+            </w:pPr>
             <w:r>
               <w:rPr>
                 <w:rFonts w:ascii="Times New Roman" w:cs="Times New Roman" w:eastAsia="Times New Roman" w:hAnsi="Times New Roman"/>
@@ -19443,6 +21438,10 @@
             </w:tcMar>
           </w:tcPr>
           <w:p>
+            <w:pPr>
+              <w:keepNext w:val="false"/>
+              <w:keepLines/>
+            </w:pPr>
             <w:r>
               <w:rPr>
                 <w:rFonts w:ascii="Times New Roman" w:cs="Times New Roman" w:eastAsia="Times New Roman" w:hAnsi="Times New Roman"/>
@@ -19472,6 +21471,10 @@
             </w:tcMar>
           </w:tcPr>
           <w:p>
+            <w:pPr>
+              <w:keepNext w:val="false"/>
+              <w:keepLines/>
+            </w:pPr>
             <w:r>
               <w:rPr>
                 <w:rFonts w:ascii="Times New Roman" w:cs="Times New Roman" w:eastAsia="Times New Roman" w:hAnsi="Times New Roman"/>
@@ -19508,6 +21511,7 @@
     <w:p>
       <w:pPr>
         <w:pStyle w:val="Heading2"/>
+        <w:keepNext/>
         <w:spacing w:after="100" w:before="220"/>
       </w:pPr>
       <w:r>
@@ -19602,6 +21606,7 @@
     <w:p>
       <w:pPr>
         <w:pStyle w:val="Heading2"/>
+        <w:keepNext/>
         <w:spacing w:after="100" w:before="220"/>
       </w:pPr>
       <w:r>
@@ -19696,6 +21701,7 @@
     <w:p>
       <w:pPr>
         <w:pStyle w:val="Heading2"/>
+        <w:keepNext/>
         <w:spacing w:after="100" w:before="220"/>
       </w:pPr>
       <w:r>
@@ -19780,6 +21786,10 @@
             </w:tcMar>
           </w:tcPr>
           <w:p>
+            <w:pPr>
+              <w:keepNext/>
+              <w:keepLines/>
+            </w:pPr>
             <w:r>
               <w:rPr>
                 <w:rFonts w:ascii="Times New Roman" w:cs="Times New Roman" w:eastAsia="Times New Roman" w:hAnsi="Times New Roman"/>
@@ -19810,6 +21820,10 @@
             </w:tcMar>
           </w:tcPr>
           <w:p>
+            <w:pPr>
+              <w:keepNext/>
+              <w:keepLines/>
+            </w:pPr>
             <w:r>
               <w:rPr>
                 <w:rFonts w:ascii="Times New Roman" w:cs="Times New Roman" w:eastAsia="Times New Roman" w:hAnsi="Times New Roman"/>
@@ -19840,6 +21854,10 @@
             </w:tcMar>
           </w:tcPr>
           <w:p>
+            <w:pPr>
+              <w:keepNext/>
+              <w:keepLines/>
+            </w:pPr>
             <w:r>
               <w:rPr>
                 <w:rFonts w:ascii="Times New Roman" w:cs="Times New Roman" w:eastAsia="Times New Roman" w:hAnsi="Times New Roman"/>
@@ -19875,6 +21893,10 @@
             </w:tcMar>
           </w:tcPr>
           <w:p>
+            <w:pPr>
+              <w:keepNext/>
+              <w:keepLines/>
+            </w:pPr>
             <w:r>
               <w:rPr>
                 <w:rFonts w:ascii="Times New Roman" w:cs="Times New Roman" w:eastAsia="Times New Roman" w:hAnsi="Times New Roman"/>
@@ -19904,6 +21926,10 @@
             </w:tcMar>
           </w:tcPr>
           <w:p>
+            <w:pPr>
+              <w:keepNext/>
+              <w:keepLines/>
+            </w:pPr>
             <w:r>
               <w:rPr>
                 <w:rFonts w:ascii="Times New Roman" w:cs="Times New Roman" w:eastAsia="Times New Roman" w:hAnsi="Times New Roman"/>
@@ -19933,6 +21959,10 @@
             </w:tcMar>
           </w:tcPr>
           <w:p>
+            <w:pPr>
+              <w:keepNext/>
+              <w:keepLines/>
+            </w:pPr>
             <w:r>
               <w:rPr>
                 <w:rFonts w:ascii="Times New Roman" w:cs="Times New Roman" w:eastAsia="Times New Roman" w:hAnsi="Times New Roman"/>
@@ -19968,6 +21998,10 @@
             </w:tcMar>
           </w:tcPr>
           <w:p>
+            <w:pPr>
+              <w:keepNext/>
+              <w:keepLines/>
+            </w:pPr>
             <w:r>
               <w:rPr>
                 <w:rFonts w:ascii="Times New Roman" w:cs="Times New Roman" w:eastAsia="Times New Roman" w:hAnsi="Times New Roman"/>
@@ -19997,6 +22031,10 @@
             </w:tcMar>
           </w:tcPr>
           <w:p>
+            <w:pPr>
+              <w:keepNext/>
+              <w:keepLines/>
+            </w:pPr>
             <w:r>
               <w:rPr>
                 <w:rFonts w:ascii="Times New Roman" w:cs="Times New Roman" w:eastAsia="Times New Roman" w:hAnsi="Times New Roman"/>
@@ -20026,6 +22064,10 @@
             </w:tcMar>
           </w:tcPr>
           <w:p>
+            <w:pPr>
+              <w:keepNext/>
+              <w:keepLines/>
+            </w:pPr>
             <w:r>
               <w:rPr>
                 <w:rFonts w:ascii="Times New Roman" w:cs="Times New Roman" w:eastAsia="Times New Roman" w:hAnsi="Times New Roman"/>
@@ -20061,6 +22103,10 @@
             </w:tcMar>
           </w:tcPr>
           <w:p>
+            <w:pPr>
+              <w:keepNext/>
+              <w:keepLines/>
+            </w:pPr>
             <w:r>
               <w:rPr>
                 <w:rFonts w:ascii="Times New Roman" w:cs="Times New Roman" w:eastAsia="Times New Roman" w:hAnsi="Times New Roman"/>
@@ -20090,6 +22136,10 @@
             </w:tcMar>
           </w:tcPr>
           <w:p>
+            <w:pPr>
+              <w:keepNext/>
+              <w:keepLines/>
+            </w:pPr>
             <w:r>
               <w:rPr>
                 <w:rFonts w:ascii="Times New Roman" w:cs="Times New Roman" w:eastAsia="Times New Roman" w:hAnsi="Times New Roman"/>
@@ -20119,6 +22169,10 @@
             </w:tcMar>
           </w:tcPr>
           <w:p>
+            <w:pPr>
+              <w:keepNext/>
+              <w:keepLines/>
+            </w:pPr>
             <w:r>
               <w:rPr>
                 <w:rFonts w:ascii="Times New Roman" w:cs="Times New Roman" w:eastAsia="Times New Roman" w:hAnsi="Times New Roman"/>
@@ -20154,6 +22208,10 @@
             </w:tcMar>
           </w:tcPr>
           <w:p>
+            <w:pPr>
+              <w:keepNext/>
+              <w:keepLines/>
+            </w:pPr>
             <w:r>
               <w:rPr>
                 <w:rFonts w:ascii="Times New Roman" w:cs="Times New Roman" w:eastAsia="Times New Roman" w:hAnsi="Times New Roman"/>
@@ -20183,6 +22241,10 @@
             </w:tcMar>
           </w:tcPr>
           <w:p>
+            <w:pPr>
+              <w:keepNext/>
+              <w:keepLines/>
+            </w:pPr>
             <w:r>
               <w:rPr>
                 <w:rFonts w:ascii="Times New Roman" w:cs="Times New Roman" w:eastAsia="Times New Roman" w:hAnsi="Times New Roman"/>
@@ -20212,6 +22274,10 @@
             </w:tcMar>
           </w:tcPr>
           <w:p>
+            <w:pPr>
+              <w:keepNext/>
+              <w:keepLines/>
+            </w:pPr>
             <w:r>
               <w:rPr>
                 <w:rFonts w:ascii="Times New Roman" w:cs="Times New Roman" w:eastAsia="Times New Roman" w:hAnsi="Times New Roman"/>
@@ -20247,6 +22313,10 @@
             </w:tcMar>
           </w:tcPr>
           <w:p>
+            <w:pPr>
+              <w:keepNext/>
+              <w:keepLines/>
+            </w:pPr>
             <w:r>
               <w:rPr>
                 <w:rFonts w:ascii="Times New Roman" w:cs="Times New Roman" w:eastAsia="Times New Roman" w:hAnsi="Times New Roman"/>
@@ -20276,6 +22346,10 @@
             </w:tcMar>
           </w:tcPr>
           <w:p>
+            <w:pPr>
+              <w:keepNext/>
+              <w:keepLines/>
+            </w:pPr>
             <w:r>
               <w:rPr>
                 <w:rFonts w:ascii="Times New Roman" w:cs="Times New Roman" w:eastAsia="Times New Roman" w:hAnsi="Times New Roman"/>
@@ -20305,6 +22379,10 @@
             </w:tcMar>
           </w:tcPr>
           <w:p>
+            <w:pPr>
+              <w:keepNext/>
+              <w:keepLines/>
+            </w:pPr>
             <w:r>
               <w:rPr>
                 <w:rFonts w:ascii="Times New Roman" w:cs="Times New Roman" w:eastAsia="Times New Roman" w:hAnsi="Times New Roman"/>
@@ -20340,6 +22418,10 @@
             </w:tcMar>
           </w:tcPr>
           <w:p>
+            <w:pPr>
+              <w:keepNext w:val="false"/>
+              <w:keepLines/>
+            </w:pPr>
             <w:r>
               <w:rPr>
                 <w:rFonts w:ascii="Times New Roman" w:cs="Times New Roman" w:eastAsia="Times New Roman" w:hAnsi="Times New Roman"/>
@@ -20369,6 +22451,10 @@
             </w:tcMar>
           </w:tcPr>
           <w:p>
+            <w:pPr>
+              <w:keepNext w:val="false"/>
+              <w:keepLines/>
+            </w:pPr>
             <w:r>
               <w:rPr>
                 <w:rFonts w:ascii="Times New Roman" w:cs="Times New Roman" w:eastAsia="Times New Roman" w:hAnsi="Times New Roman"/>
@@ -20398,6 +22484,10 @@
             </w:tcMar>
           </w:tcPr>
           <w:p>
+            <w:pPr>
+              <w:keepNext w:val="false"/>
+              <w:keepLines/>
+            </w:pPr>
             <w:r>
               <w:rPr>
                 <w:rFonts w:ascii="Times New Roman" w:cs="Times New Roman" w:eastAsia="Times New Roman" w:hAnsi="Times New Roman"/>
@@ -20420,6 +22510,7 @@
     <w:p>
       <w:pPr>
         <w:pStyle w:val="Heading2"/>
+        <w:keepNext/>
         <w:spacing w:after="100" w:before="220"/>
       </w:pPr>
       <w:r>
@@ -20504,6 +22595,10 @@
             </w:tcMar>
           </w:tcPr>
           <w:p>
+            <w:pPr>
+              <w:keepNext/>
+              <w:keepLines/>
+            </w:pPr>
             <w:r>
               <w:rPr>
                 <w:rFonts w:ascii="Times New Roman" w:cs="Times New Roman" w:eastAsia="Times New Roman" w:hAnsi="Times New Roman"/>
@@ -20534,6 +22629,10 @@
             </w:tcMar>
           </w:tcPr>
           <w:p>
+            <w:pPr>
+              <w:keepNext/>
+              <w:keepLines/>
+            </w:pPr>
             <w:r>
               <w:rPr>
                 <w:rFonts w:ascii="Times New Roman" w:cs="Times New Roman" w:eastAsia="Times New Roman" w:hAnsi="Times New Roman"/>
@@ -20564,6 +22663,10 @@
             </w:tcMar>
           </w:tcPr>
           <w:p>
+            <w:pPr>
+              <w:keepNext/>
+              <w:keepLines/>
+            </w:pPr>
             <w:r>
               <w:rPr>
                 <w:rFonts w:ascii="Times New Roman" w:cs="Times New Roman" w:eastAsia="Times New Roman" w:hAnsi="Times New Roman"/>
@@ -20599,6 +22702,10 @@
             </w:tcMar>
           </w:tcPr>
           <w:p>
+            <w:pPr>
+              <w:keepNext/>
+              <w:keepLines/>
+            </w:pPr>
             <w:r>
               <w:rPr>
                 <w:rFonts w:ascii="Times New Roman" w:cs="Times New Roman" w:eastAsia="Times New Roman" w:hAnsi="Times New Roman"/>
@@ -20628,6 +22735,10 @@
             </w:tcMar>
           </w:tcPr>
           <w:p>
+            <w:pPr>
+              <w:keepNext/>
+              <w:keepLines/>
+            </w:pPr>
             <w:r>
               <w:rPr>
                 <w:rFonts w:ascii="Times New Roman" w:cs="Times New Roman" w:eastAsia="Times New Roman" w:hAnsi="Times New Roman"/>
@@ -20657,6 +22768,10 @@
             </w:tcMar>
           </w:tcPr>
           <w:p>
+            <w:pPr>
+              <w:keepNext/>
+              <w:keepLines/>
+            </w:pPr>
             <w:r>
               <w:rPr>
                 <w:rFonts w:ascii="Times New Roman" w:cs="Times New Roman" w:eastAsia="Times New Roman" w:hAnsi="Times New Roman"/>
@@ -20692,6 +22807,10 @@
             </w:tcMar>
           </w:tcPr>
           <w:p>
+            <w:pPr>
+              <w:keepNext/>
+              <w:keepLines/>
+            </w:pPr>
             <w:r>
               <w:rPr>
                 <w:rFonts w:ascii="Times New Roman" w:cs="Times New Roman" w:eastAsia="Times New Roman" w:hAnsi="Times New Roman"/>
@@ -20721,6 +22840,10 @@
             </w:tcMar>
           </w:tcPr>
           <w:p>
+            <w:pPr>
+              <w:keepNext/>
+              <w:keepLines/>
+            </w:pPr>
             <w:r>
               <w:rPr>
                 <w:rFonts w:ascii="Times New Roman" w:cs="Times New Roman" w:eastAsia="Times New Roman" w:hAnsi="Times New Roman"/>
@@ -20750,6 +22873,10 @@
             </w:tcMar>
           </w:tcPr>
           <w:p>
+            <w:pPr>
+              <w:keepNext/>
+              <w:keepLines/>
+            </w:pPr>
             <w:r>
               <w:rPr>
                 <w:rFonts w:ascii="Times New Roman" w:cs="Times New Roman" w:eastAsia="Times New Roman" w:hAnsi="Times New Roman"/>
@@ -20785,6 +22912,10 @@
             </w:tcMar>
           </w:tcPr>
           <w:p>
+            <w:pPr>
+              <w:keepNext/>
+              <w:keepLines/>
+            </w:pPr>
             <w:r>
               <w:rPr>
                 <w:rFonts w:ascii="Times New Roman" w:cs="Times New Roman" w:eastAsia="Times New Roman" w:hAnsi="Times New Roman"/>
@@ -20814,6 +22945,10 @@
             </w:tcMar>
           </w:tcPr>
           <w:p>
+            <w:pPr>
+              <w:keepNext/>
+              <w:keepLines/>
+            </w:pPr>
             <w:r>
               <w:rPr>
                 <w:rFonts w:ascii="Times New Roman" w:cs="Times New Roman" w:eastAsia="Times New Roman" w:hAnsi="Times New Roman"/>
@@ -20843,6 +22978,10 @@
             </w:tcMar>
           </w:tcPr>
           <w:p>
+            <w:pPr>
+              <w:keepNext/>
+              <w:keepLines/>
+            </w:pPr>
             <w:r>
               <w:rPr>
                 <w:rFonts w:ascii="Times New Roman" w:cs="Times New Roman" w:eastAsia="Times New Roman" w:hAnsi="Times New Roman"/>
@@ -20878,6 +23017,10 @@
             </w:tcMar>
           </w:tcPr>
           <w:p>
+            <w:pPr>
+              <w:keepNext/>
+              <w:keepLines/>
+            </w:pPr>
             <w:r>
               <w:rPr>
                 <w:rFonts w:ascii="Times New Roman" w:cs="Times New Roman" w:eastAsia="Times New Roman" w:hAnsi="Times New Roman"/>
@@ -20907,6 +23050,10 @@
             </w:tcMar>
           </w:tcPr>
           <w:p>
+            <w:pPr>
+              <w:keepNext/>
+              <w:keepLines/>
+            </w:pPr>
             <w:r>
               <w:rPr>
                 <w:rFonts w:ascii="Times New Roman" w:cs="Times New Roman" w:eastAsia="Times New Roman" w:hAnsi="Times New Roman"/>
@@ -20936,6 +23083,10 @@
             </w:tcMar>
           </w:tcPr>
           <w:p>
+            <w:pPr>
+              <w:keepNext/>
+              <w:keepLines/>
+            </w:pPr>
             <w:r>
               <w:rPr>
                 <w:rFonts w:ascii="Times New Roman" w:cs="Times New Roman" w:eastAsia="Times New Roman" w:hAnsi="Times New Roman"/>
@@ -20971,6 +23122,10 @@
             </w:tcMar>
           </w:tcPr>
           <w:p>
+            <w:pPr>
+              <w:keepNext/>
+              <w:keepLines/>
+            </w:pPr>
             <w:r>
               <w:rPr>
                 <w:rFonts w:ascii="Times New Roman" w:cs="Times New Roman" w:eastAsia="Times New Roman" w:hAnsi="Times New Roman"/>
@@ -21000,6 +23155,10 @@
             </w:tcMar>
           </w:tcPr>
           <w:p>
+            <w:pPr>
+              <w:keepNext/>
+              <w:keepLines/>
+            </w:pPr>
             <w:r>
               <w:rPr>
                 <w:rFonts w:ascii="Times New Roman" w:cs="Times New Roman" w:eastAsia="Times New Roman" w:hAnsi="Times New Roman"/>
@@ -21029,6 +23188,10 @@
             </w:tcMar>
           </w:tcPr>
           <w:p>
+            <w:pPr>
+              <w:keepNext/>
+              <w:keepLines/>
+            </w:pPr>
             <w:r>
               <w:rPr>
                 <w:rFonts w:ascii="Times New Roman" w:cs="Times New Roman" w:eastAsia="Times New Roman" w:hAnsi="Times New Roman"/>
@@ -21064,6 +23227,10 @@
             </w:tcMar>
           </w:tcPr>
           <w:p>
+            <w:pPr>
+              <w:keepNext/>
+              <w:keepLines/>
+            </w:pPr>
             <w:r>
               <w:rPr>
                 <w:rFonts w:ascii="Times New Roman" w:cs="Times New Roman" w:eastAsia="Times New Roman" w:hAnsi="Times New Roman"/>
@@ -21093,6 +23260,10 @@
             </w:tcMar>
           </w:tcPr>
           <w:p>
+            <w:pPr>
+              <w:keepNext/>
+              <w:keepLines/>
+            </w:pPr>
             <w:r>
               <w:rPr>
                 <w:rFonts w:ascii="Times New Roman" w:cs="Times New Roman" w:eastAsia="Times New Roman" w:hAnsi="Times New Roman"/>
@@ -21122,6 +23293,10 @@
             </w:tcMar>
           </w:tcPr>
           <w:p>
+            <w:pPr>
+              <w:keepNext/>
+              <w:keepLines/>
+            </w:pPr>
             <w:r>
               <w:rPr>
                 <w:rFonts w:ascii="Times New Roman" w:cs="Times New Roman" w:eastAsia="Times New Roman" w:hAnsi="Times New Roman"/>
@@ -21157,6 +23332,10 @@
             </w:tcMar>
           </w:tcPr>
           <w:p>
+            <w:pPr>
+              <w:keepNext/>
+              <w:keepLines/>
+            </w:pPr>
             <w:r>
               <w:rPr>
                 <w:rFonts w:ascii="Times New Roman" w:cs="Times New Roman" w:eastAsia="Times New Roman" w:hAnsi="Times New Roman"/>
@@ -21186,6 +23365,10 @@
             </w:tcMar>
           </w:tcPr>
           <w:p>
+            <w:pPr>
+              <w:keepNext/>
+              <w:keepLines/>
+            </w:pPr>
             <w:r>
               <w:rPr>
                 <w:rFonts w:ascii="Times New Roman" w:cs="Times New Roman" w:eastAsia="Times New Roman" w:hAnsi="Times New Roman"/>
@@ -21215,6 +23398,10 @@
             </w:tcMar>
           </w:tcPr>
           <w:p>
+            <w:pPr>
+              <w:keepNext/>
+              <w:keepLines/>
+            </w:pPr>
             <w:r>
               <w:rPr>
                 <w:rFonts w:ascii="Times New Roman" w:cs="Times New Roman" w:eastAsia="Times New Roman" w:hAnsi="Times New Roman"/>
@@ -21250,6 +23437,10 @@
             </w:tcMar>
           </w:tcPr>
           <w:p>
+            <w:pPr>
+              <w:keepNext/>
+              <w:keepLines/>
+            </w:pPr>
             <w:r>
               <w:rPr>
                 <w:rFonts w:ascii="Times New Roman" w:cs="Times New Roman" w:eastAsia="Times New Roman" w:hAnsi="Times New Roman"/>
@@ -21279,6 +23470,10 @@
             </w:tcMar>
           </w:tcPr>
           <w:p>
+            <w:pPr>
+              <w:keepNext/>
+              <w:keepLines/>
+            </w:pPr>
             <w:r>
               <w:rPr>
                 <w:rFonts w:ascii="Times New Roman" w:cs="Times New Roman" w:eastAsia="Times New Roman" w:hAnsi="Times New Roman"/>
@@ -21308,6 +23503,10 @@
             </w:tcMar>
           </w:tcPr>
           <w:p>
+            <w:pPr>
+              <w:keepNext/>
+              <w:keepLines/>
+            </w:pPr>
             <w:r>
               <w:rPr>
                 <w:rFonts w:ascii="Times New Roman" w:cs="Times New Roman" w:eastAsia="Times New Roman" w:hAnsi="Times New Roman"/>
@@ -21343,6 +23542,10 @@
             </w:tcMar>
           </w:tcPr>
           <w:p>
+            <w:pPr>
+              <w:keepNext/>
+              <w:keepLines/>
+            </w:pPr>
             <w:r>
               <w:rPr>
                 <w:rFonts w:ascii="Times New Roman" w:cs="Times New Roman" w:eastAsia="Times New Roman" w:hAnsi="Times New Roman"/>
@@ -21372,6 +23575,10 @@
             </w:tcMar>
           </w:tcPr>
           <w:p>
+            <w:pPr>
+              <w:keepNext/>
+              <w:keepLines/>
+            </w:pPr>
             <w:r>
               <w:rPr>
                 <w:rFonts w:ascii="Times New Roman" w:cs="Times New Roman" w:eastAsia="Times New Roman" w:hAnsi="Times New Roman"/>
@@ -21401,6 +23608,10 @@
             </w:tcMar>
           </w:tcPr>
           <w:p>
+            <w:pPr>
+              <w:keepNext/>
+              <w:keepLines/>
+            </w:pPr>
             <w:r>
               <w:rPr>
                 <w:rFonts w:ascii="Times New Roman" w:cs="Times New Roman" w:eastAsia="Times New Roman" w:hAnsi="Times New Roman"/>
@@ -21436,6 +23647,10 @@
             </w:tcMar>
           </w:tcPr>
           <w:p>
+            <w:pPr>
+              <w:keepNext/>
+              <w:keepLines/>
+            </w:pPr>
             <w:r>
               <w:rPr>
                 <w:rFonts w:ascii="Times New Roman" w:cs="Times New Roman" w:eastAsia="Times New Roman" w:hAnsi="Times New Roman"/>
@@ -21465,6 +23680,10 @@
             </w:tcMar>
           </w:tcPr>
           <w:p>
+            <w:pPr>
+              <w:keepNext/>
+              <w:keepLines/>
+            </w:pPr>
             <w:r>
               <w:rPr>
                 <w:rFonts w:ascii="Times New Roman" w:cs="Times New Roman" w:eastAsia="Times New Roman" w:hAnsi="Times New Roman"/>
@@ -21494,6 +23713,10 @@
             </w:tcMar>
           </w:tcPr>
           <w:p>
+            <w:pPr>
+              <w:keepNext/>
+              <w:keepLines/>
+            </w:pPr>
             <w:r>
               <w:rPr>
                 <w:rFonts w:ascii="Times New Roman" w:cs="Times New Roman" w:eastAsia="Times New Roman" w:hAnsi="Times New Roman"/>
@@ -21529,6 +23752,10 @@
             </w:tcMar>
           </w:tcPr>
           <w:p>
+            <w:pPr>
+              <w:keepNext w:val="false"/>
+              <w:keepLines/>
+            </w:pPr>
             <w:r>
               <w:rPr>
                 <w:rFonts w:ascii="Times New Roman" w:cs="Times New Roman" w:eastAsia="Times New Roman" w:hAnsi="Times New Roman"/>
@@ -21558,6 +23785,10 @@
             </w:tcMar>
           </w:tcPr>
           <w:p>
+            <w:pPr>
+              <w:keepNext w:val="false"/>
+              <w:keepLines/>
+            </w:pPr>
             <w:r>
               <w:rPr>
                 <w:rFonts w:ascii="Times New Roman" w:cs="Times New Roman" w:eastAsia="Times New Roman" w:hAnsi="Times New Roman"/>
@@ -21587,6 +23818,10 @@
             </w:tcMar>
           </w:tcPr>
           <w:p>
+            <w:pPr>
+              <w:keepNext w:val="false"/>
+              <w:keepLines/>
+            </w:pPr>
             <w:r>
               <w:rPr>
                 <w:rFonts w:ascii="Times New Roman" w:cs="Times New Roman" w:eastAsia="Times New Roman" w:hAnsi="Times New Roman"/>
@@ -21609,6 +23844,7 @@
     <w:p>
       <w:pPr>
         <w:pStyle w:val="Heading2"/>
+        <w:keepNext/>
         <w:spacing w:after="100" w:before="220"/>
       </w:pPr>
       <w:r>
@@ -21639,6 +23875,7 @@
     <w:p>
       <w:pPr>
         <w:pStyle w:val="Heading1"/>
+        <w:keepNext/>
         <w:spacing w:after="140" w:before="320"/>
       </w:pPr>
       <w:r>
@@ -21702,6 +23939,7 @@
     <w:p>
       <w:pPr>
         <w:pStyle w:val="Heading1"/>
+        <w:keepNext/>
         <w:spacing w:after="140" w:before="320"/>
       </w:pPr>
       <w:r>

--- a/report/LexFront_Final_Report.docx
+++ b/report/LexFront_Final_Report.docx
@@ -879,6 +879,126 @@
     </w:p>
     <w:p>
       <w:pPr>
+        <w:keepNext w:val="false"/>
+        <w:keepLines/>
+        <w:pBdr>
+          <w:left w:val="single" w:color="888888" w:sz="12" w:space="6"/>
+        </w:pBdr>
+        <w:shd w:fill="F2F2F2" w:color="auto" w:val="clear"/>
+        <w:spacing w:after="0" w:line="260"/>
+        <w:ind w:left="200"/>
+      </w:pPr>
+      <w:r>
+        <w:rPr>
+          <w:rFonts w:ascii="Courier New" w:cs="Courier New" w:eastAsia="Courier New" w:hAnsi="Courier New"/>
+          <w:sz w:val="19"/>
+          <w:szCs w:val="19"/>
+        </w:rPr>
+        <w:t xml:space="preserve">    for tokenizer in tokenizer_list:</w:t>
+      </w:r>
+    </w:p>
+    <w:p>
+      <w:pPr>
+        <w:keepNext w:val="false"/>
+        <w:keepLines/>
+        <w:pBdr>
+          <w:left w:val="single" w:color="888888" w:sz="12" w:space="6"/>
+        </w:pBdr>
+        <w:shd w:fill="F2F2F2" w:color="auto" w:val="clear"/>
+        <w:spacing w:after="0" w:line="260"/>
+        <w:ind w:left="200"/>
+      </w:pPr>
+      <w:r>
+        <w:rPr>
+          <w:rFonts w:ascii="Courier New" w:cs="Courier New" w:eastAsia="Courier New" w:hAnsi="Courier New"/>
+          <w:sz w:val="19"/>
+          <w:szCs w:val="19"/>
+        </w:rPr>
+        <w:t xml:space="preserve">        X_train &lt;- TfidfVectorizer(tokenizer, min_df=2).fit_transform(train)</w:t>
+      </w:r>
+    </w:p>
+    <w:p>
+      <w:pPr>
+        <w:keepNext w:val="false"/>
+        <w:keepLines/>
+        <w:pBdr>
+          <w:left w:val="single" w:color="888888" w:sz="12" w:space="6"/>
+        </w:pBdr>
+        <w:shd w:fill="F2F2F2" w:color="auto" w:val="clear"/>
+        <w:spacing w:after="0" w:line="260"/>
+        <w:ind w:left="200"/>
+      </w:pPr>
+      <w:r>
+        <w:rPr>
+          <w:rFonts w:ascii="Courier New" w:cs="Courier New" w:eastAsia="Courier New" w:hAnsi="Courier New"/>
+          <w:sz w:val="19"/>
+          <w:szCs w:val="19"/>
+        </w:rPr>
+        <w:t xml:space="preserve">        X_test  &lt;- vectorizer.transform(test)</w:t>
+      </w:r>
+    </w:p>
+    <w:p>
+      <w:pPr>
+        <w:keepNext w:val="false"/>
+        <w:keepLines/>
+        <w:pBdr>
+          <w:left w:val="single" w:color="888888" w:sz="12" w:space="6"/>
+        </w:pBdr>
+        <w:shd w:fill="F2F2F2" w:color="auto" w:val="clear"/>
+        <w:spacing w:after="0" w:line="260"/>
+        <w:ind w:left="200"/>
+      </w:pPr>
+      <w:r>
+        <w:rPr>
+          <w:rFonts w:ascii="Courier New" w:cs="Courier New" w:eastAsia="Courier New" w:hAnsi="Courier New"/>
+          <w:sz w:val="19"/>
+          <w:szCs w:val="19"/>
+        </w:rPr>
+        <w:t xml:space="preserve">        for clf in [majority, naive_bayes, logistic_regression]:</w:t>
+      </w:r>
+    </w:p>
+    <w:p>
+      <w:pPr>
+        <w:keepNext w:val="false"/>
+        <w:keepLines/>
+        <w:pBdr>
+          <w:left w:val="single" w:color="888888" w:sz="12" w:space="6"/>
+        </w:pBdr>
+        <w:shd w:fill="F2F2F2" w:color="auto" w:val="clear"/>
+        <w:spacing w:after="0" w:line="260"/>
+        <w:ind w:left="200"/>
+      </w:pPr>
+      <w:r>
+        <w:rPr>
+          <w:rFonts w:ascii="Courier New" w:cs="Courier New" w:eastAsia="Courier New" w:hAnsi="Courier New"/>
+          <w:sz w:val="19"/>
+          <w:szCs w:val="19"/>
+        </w:rPr>
+        <w:t xml:space="preserve">            clf.fit(X_train, y_train)</w:t>
+      </w:r>
+    </w:p>
+    <w:p>
+      <w:pPr>
+        <w:keepNext w:val="false"/>
+        <w:keepLines/>
+        <w:pBdr>
+          <w:left w:val="single" w:color="888888" w:sz="12" w:space="6"/>
+        </w:pBdr>
+        <w:shd w:fill="F2F2F2" w:color="auto" w:val="clear"/>
+        <w:spacing w:after="0" w:line="260"/>
+        <w:ind w:left="200"/>
+      </w:pPr>
+      <w:r>
+        <w:rPr>
+          <w:rFonts w:ascii="Courier New" w:cs="Courier New" w:eastAsia="Courier New" w:hAnsi="Courier New"/>
+          <w:sz w:val="19"/>
+          <w:szCs w:val="19"/>
+        </w:rPr>
+        <w:t xml:space="preserve">            record &lt;- {config, accuracy, macro_f1, timings, versions}</w:t>
+      </w:r>
+    </w:p>
+    <w:p>
+      <w:pPr>
         <w:keepNext/>
         <w:keepLines/>
         <w:pBdr>
@@ -894,7 +1014,7 @@
           <w:sz w:val="19"/>
           <w:szCs w:val="19"/>
         </w:rPr>
-        <w:t xml:space="preserve">    for tokenizer in tokenizer_list:</w:t>
+        <w:t xml:space="preserve">            save record (with config + code fingerprint) and test predictions</w:t>
       </w:r>
     </w:p>
     <w:p>
@@ -914,7 +1034,104 @@
           <w:sz w:val="19"/>
           <w:szCs w:val="19"/>
         </w:rPr>
-        <w:t xml:space="preserve">        X_train &lt;- TfidfVectorizer(tokenizer, min_df=2).fit_transform(train)</w:t>
+        <w:t xml:space="preserve">tables, figures and statistics are built only from the saved files</w:t>
+      </w:r>
+    </w:p>
+    <w:p>
+      <w:pPr>
+        <w:spacing w:after="160"/>
+      </w:pPr>
+    </w:p>
+    <w:p>
+      <w:pPr>
+        <w:pStyle w:val="Heading2"/>
+        <w:keepNext/>
+        <w:spacing w:after="100" w:before="220"/>
+      </w:pPr>
+      <w:r>
+        <w:rPr>
+          <w:rFonts w:ascii="Times New Roman" w:cs="Times New Roman" w:eastAsia="Times New Roman" w:hAnsi="Times New Roman"/>
+          <w:b/>
+          <w:bCs/>
+          <w:sz w:val="26"/>
+          <w:szCs w:val="26"/>
+        </w:rPr>
+        <w:t xml:space="preserve">3.4 Module 2: LexFront lexer and DFA engine</w:t>
+      </w:r>
+    </w:p>
+    <w:p>
+      <w:pPr>
+        <w:spacing w:after="160" w:line="320"/>
+        <w:jc w:val="both"/>
+      </w:pPr>
+      <w:r>
+        <w:rPr>
+          <w:rFonts w:ascii="Times New Roman" w:cs="Times New Roman" w:eastAsia="Times New Roman" w:hAnsi="Times New Roman"/>
+          <w:sz w:val="24"/>
+          <w:szCs w:val="24"/>
+        </w:rPr>
+        <w:t xml:space="preserve">This is the main new module. LexFront defines eleven token classes in priority order (in </w:t>
+      </w:r>
+      <w:r>
+        <w:rPr>
+          <w:rFonts w:ascii="Courier New" w:cs="Courier New" w:eastAsia="Courier New" w:hAnsi="Courier New"/>
+          <w:sz w:val="21"/>
+          <w:szCs w:val="21"/>
+        </w:rPr>
+        <w:t xml:space="preserve">lexer/token_spec.py</w:t>
+      </w:r>
+      <w:r>
+        <w:rPr>
+          <w:rFonts w:ascii="Times New Roman" w:cs="Times New Roman" w:eastAsia="Times New Roman" w:hAnsi="Times New Roman"/>
+          <w:sz w:val="24"/>
+          <w:szCs w:val="24"/>
+        </w:rPr>
+        <w:t xml:space="preserve">): URL, MENTION, HASHTAG, EMOTICON, EMOJI, NUMBER, CONTRACTION, ELONGATED, WORD, PUNCT, and UNKNOWN as the fallback. A PLY-based scanner takes the longest match at each position, ties go to the earlier class, and a character that matches nothing becomes an UNKNOWN token so scanning continues, which is panic-mode recovery.</w:t>
+      </w:r>
+    </w:p>
+    <w:p>
+      <w:pPr>
+        <w:spacing w:after="160" w:line="320"/>
+        <w:jc w:val="both"/>
+      </w:pPr>
+      <w:r>
+        <w:rPr>
+          <w:rFonts w:ascii="Times New Roman" w:cs="Times New Roman" w:eastAsia="Times New Roman" w:hAnsi="Times New Roman"/>
+          <w:sz w:val="24"/>
+          <w:szCs w:val="24"/>
+        </w:rPr>
+        <w:t xml:space="preserve">Besides the PLY lexer we wrote our own engine in </w:t>
+      </w:r>
+      <w:r>
+        <w:rPr>
+          <w:rFonts w:ascii="Courier New" w:cs="Courier New" w:eastAsia="Courier New" w:hAnsi="Courier New"/>
+          <w:sz w:val="21"/>
+          <w:szCs w:val="21"/>
+        </w:rPr>
+        <w:t xml:space="preserve">lexer/dfa/</w:t>
+      </w:r>
+      <w:r>
+        <w:rPr>
+          <w:rFonts w:ascii="Times New Roman" w:cs="Times New Roman" w:eastAsia="Times New Roman" w:hAnsi="Times New Roman"/>
+          <w:sz w:val="24"/>
+          <w:szCs w:val="24"/>
+        </w:rPr>
+        <w:t xml:space="preserve">. A recursive-descent parser turns each regular expression into an AST, Thompson construction [5] gives an NFA, subset construction [6] gives a DFA over an alphabet that is split into atoms, and Moore's partition refinement [7] minimizes it. The engine covers four classes (EMOTICON, HASHTAG, MENTION and WORD). The tokenizer used in the experiments is the PLY-based one, and our engine is a separate implementation that a test checks against it: it produces the same tokens on those four classes. ELONGATED is not part of the engine because its usual regex, (.)\1{2,}, needs a back-reference, which regular expressions cannot express.</w:t>
+      </w:r>
+    </w:p>
+    <w:p>
+      <w:pPr>
+        <w:keepNext/>
+        <w:spacing w:after="160" w:line="320"/>
+        <w:jc w:val="both"/>
+      </w:pPr>
+      <w:r>
+        <w:rPr>
+          <w:rFonts w:ascii="Times New Roman" w:cs="Times New Roman" w:eastAsia="Times New Roman" w:hAnsi="Times New Roman"/>
+          <w:sz w:val="24"/>
+          <w:szCs w:val="24"/>
+        </w:rPr>
+        <w:t xml:space="preserve">The pseudocode below covers the two parts of this module: building the automaton, and scanning with it.</w:t>
       </w:r>
     </w:p>
     <w:p>
@@ -934,7 +1151,7 @@
           <w:sz w:val="19"/>
           <w:szCs w:val="19"/>
         </w:rPr>
-        <w:t xml:space="preserve">        X_test  &lt;- vectorizer.transform(test)</w:t>
+        <w:t xml:space="preserve">(a) regex -&gt; NFA -&gt; DFA -&gt; minimized DFA</w:t>
       </w:r>
     </w:p>
     <w:p>
@@ -954,7 +1171,687 @@
           <w:sz w:val="19"/>
           <w:szCs w:val="19"/>
         </w:rPr>
-        <w:t xml:space="preserve">        for clf in [majority, naive_bayes, logistic_regression]:</w:t>
+        <w:t xml:space="preserve">    input : rules = [(name_0, regex_0), ..., (name_k, regex_k)]</w:t>
+      </w:r>
+    </w:p>
+    <w:p>
+      <w:pPr>
+        <w:keepNext w:val="false"/>
+        <w:keepLines/>
+        <w:pBdr>
+          <w:left w:val="single" w:color="888888" w:sz="12" w:space="6"/>
+        </w:pBdr>
+        <w:shd w:fill="F2F2F2" w:color="auto" w:val="clear"/>
+        <w:spacing w:after="0" w:line="260"/>
+        <w:ind w:left="200"/>
+      </w:pPr>
+      <w:r>
+        <w:rPr>
+          <w:rFonts w:ascii="Courier New" w:cs="Courier New" w:eastAsia="Courier New" w:hAnsi="Courier New"/>
+          <w:sz w:val="19"/>
+          <w:szCs w:val="19"/>
+        </w:rPr>
+        <w:t xml:space="preserve">            # list order = priority</w:t>
+      </w:r>
+    </w:p>
+    <w:p>
+      <w:pPr>
+        <w:keepNext w:val="false"/>
+        <w:keepLines/>
+        <w:pBdr>
+          <w:left w:val="single" w:color="888888" w:sz="12" w:space="6"/>
+        </w:pBdr>
+        <w:shd w:fill="F2F2F2" w:color="auto" w:val="clear"/>
+        <w:spacing w:after="0" w:line="260"/>
+        <w:ind w:left="200"/>
+      </w:pPr>
+      <w:r>
+        <w:rPr>
+          <w:rFonts w:ascii="Courier New" w:cs="Courier New" w:eastAsia="Courier New" w:hAnsi="Courier New"/>
+          <w:sz w:val="19"/>
+          <w:szCs w:val="19"/>
+        </w:rPr>
+        <w:t xml:space="preserve">    asts  &lt;- [parse(regex_i) for each rule]</w:t>
+      </w:r>
+    </w:p>
+    <w:p>
+      <w:pPr>
+        <w:keepNext w:val="false"/>
+        <w:keepLines/>
+        <w:pBdr>
+          <w:left w:val="single" w:color="888888" w:sz="12" w:space="6"/>
+        </w:pBdr>
+        <w:shd w:fill="F2F2F2" w:color="auto" w:val="clear"/>
+        <w:spacing w:after="0" w:line="260"/>
+        <w:ind w:left="200"/>
+      </w:pPr>
+      <w:r>
+        <w:rPr>
+          <w:rFonts w:ascii="Courier New" w:cs="Courier New" w:eastAsia="Courier New" w:hAnsi="Courier New"/>
+          <w:sz w:val="19"/>
+          <w:szCs w:val="19"/>
+        </w:rPr>
+        <w:t xml:space="preserve">    atoms &lt;- split the code-point line at every range boundary used in asts</w:t>
+      </w:r>
+    </w:p>
+    <w:p>
+      <w:pPr>
+        <w:keepNext w:val="false"/>
+        <w:keepLines/>
+        <w:pBdr>
+          <w:left w:val="single" w:color="888888" w:sz="12" w:space="6"/>
+        </w:pBdr>
+        <w:shd w:fill="F2F2F2" w:color="auto" w:val="clear"/>
+        <w:spacing w:after="0" w:line="260"/>
+        <w:ind w:left="200"/>
+      </w:pPr>
+      <w:r>
+        <w:rPr>
+          <w:rFonts w:ascii="Courier New" w:cs="Courier New" w:eastAsia="Courier New" w:hAnsi="Courier New"/>
+          <w:sz w:val="19"/>
+          <w:szCs w:val="19"/>
+        </w:rPr>
+        <w:t xml:space="preserve">    NFA   &lt;- new start state</w:t>
+      </w:r>
+    </w:p>
+    <w:p>
+      <w:pPr>
+        <w:keepNext w:val="false"/>
+        <w:keepLines/>
+        <w:pBdr>
+          <w:left w:val="single" w:color="888888" w:sz="12" w:space="6"/>
+        </w:pBdr>
+        <w:shd w:fill="F2F2F2" w:color="auto" w:val="clear"/>
+        <w:spacing w:after="0" w:line="260"/>
+        <w:ind w:left="200"/>
+      </w:pPr>
+      <w:r>
+        <w:rPr>
+          <w:rFonts w:ascii="Courier New" w:cs="Courier New" w:eastAsia="Courier New" w:hAnsi="Courier New"/>
+          <w:sz w:val="19"/>
+          <w:szCs w:val="19"/>
+        </w:rPr>
+        <w:t xml:space="preserve">    for i, ast in asts:</w:t>
+      </w:r>
+    </w:p>
+    <w:p>
+      <w:pPr>
+        <w:keepNext w:val="false"/>
+        <w:keepLines/>
+        <w:pBdr>
+          <w:left w:val="single" w:color="888888" w:sz="12" w:space="6"/>
+        </w:pBdr>
+        <w:shd w:fill="F2F2F2" w:color="auto" w:val="clear"/>
+        <w:spacing w:after="0" w:line="260"/>
+        <w:ind w:left="200"/>
+      </w:pPr>
+      <w:r>
+        <w:rPr>
+          <w:rFonts w:ascii="Courier New" w:cs="Courier New" w:eastAsia="Courier New" w:hAnsi="Courier New"/>
+          <w:sz w:val="19"/>
+          <w:szCs w:val="19"/>
+        </w:rPr>
+        <w:t xml:space="preserve">        (s, t) &lt;- thompson(ast)</w:t>
+      </w:r>
+    </w:p>
+    <w:p>
+      <w:pPr>
+        <w:keepNext w:val="false"/>
+        <w:keepLines/>
+        <w:pBdr>
+          <w:left w:val="single" w:color="888888" w:sz="12" w:space="6"/>
+        </w:pBdr>
+        <w:shd w:fill="F2F2F2" w:color="auto" w:val="clear"/>
+        <w:spacing w:after="0" w:line="260"/>
+        <w:ind w:left="200"/>
+      </w:pPr>
+      <w:r>
+        <w:rPr>
+          <w:rFonts w:ascii="Courier New" w:cs="Courier New" w:eastAsia="Courier New" w:hAnsi="Courier New"/>
+          <w:sz w:val="19"/>
+          <w:szCs w:val="19"/>
+        </w:rPr>
+        <w:t xml:space="preserve">        add epsilon edge NFA.start -&gt; s ;  accepting[t] &lt;- i</w:t>
+      </w:r>
+    </w:p>
+    <w:p>
+      <w:pPr>
+        <w:keepNext w:val="false"/>
+        <w:keepLines/>
+        <w:pBdr>
+          <w:left w:val="single" w:color="888888" w:sz="12" w:space="6"/>
+        </w:pBdr>
+        <w:shd w:fill="F2F2F2" w:color="auto" w:val="clear"/>
+        <w:spacing w:after="0" w:line="260"/>
+        <w:ind w:left="200"/>
+      </w:pPr>
+      <w:r>
+        <w:rPr>
+          <w:rFonts w:ascii="Courier New" w:cs="Courier New" w:eastAsia="Courier New" w:hAnsi="Courier New"/>
+          <w:sz w:val="19"/>
+          <w:szCs w:val="19"/>
+        </w:rPr>
+        <w:t xml:space="preserve">    start_set &lt;- eps_closure({NFA.start});  DFA.states &lt;- {start_set}</w:t>
+      </w:r>
+    </w:p>
+    <w:p>
+      <w:pPr>
+        <w:keepNext w:val="false"/>
+        <w:keepLines/>
+        <w:pBdr>
+          <w:left w:val="single" w:color="888888" w:sz="12" w:space="6"/>
+        </w:pBdr>
+        <w:shd w:fill="F2F2F2" w:color="auto" w:val="clear"/>
+        <w:spacing w:after="0" w:line="260"/>
+        <w:ind w:left="200"/>
+      </w:pPr>
+      <w:r>
+        <w:rPr>
+          <w:rFonts w:ascii="Courier New" w:cs="Courier New" w:eastAsia="Courier New" w:hAnsi="Courier New"/>
+          <w:sz w:val="19"/>
+          <w:szCs w:val="19"/>
+        </w:rPr>
+        <w:t xml:space="preserve">    while worklist not empty:</w:t>
+      </w:r>
+    </w:p>
+    <w:p>
+      <w:pPr>
+        <w:keepNext w:val="false"/>
+        <w:keepLines/>
+        <w:pBdr>
+          <w:left w:val="single" w:color="888888" w:sz="12" w:space="6"/>
+        </w:pBdr>
+        <w:shd w:fill="F2F2F2" w:color="auto" w:val="clear"/>
+        <w:spacing w:after="0" w:line="260"/>
+        <w:ind w:left="200"/>
+      </w:pPr>
+      <w:r>
+        <w:rPr>
+          <w:rFonts w:ascii="Courier New" w:cs="Courier New" w:eastAsia="Courier New" w:hAnsi="Courier New"/>
+          <w:sz w:val="19"/>
+          <w:szCs w:val="19"/>
+        </w:rPr>
+        <w:t xml:space="preserve">        S &lt;- pop(worklist)</w:t>
+      </w:r>
+    </w:p>
+    <w:p>
+      <w:pPr>
+        <w:keepNext w:val="false"/>
+        <w:keepLines/>
+        <w:pBdr>
+          <w:left w:val="single" w:color="888888" w:sz="12" w:space="6"/>
+        </w:pBdr>
+        <w:shd w:fill="F2F2F2" w:color="auto" w:val="clear"/>
+        <w:spacing w:after="0" w:line="260"/>
+        <w:ind w:left="200"/>
+      </w:pPr>
+      <w:r>
+        <w:rPr>
+          <w:rFonts w:ascii="Courier New" w:cs="Courier New" w:eastAsia="Courier New" w:hAnsi="Courier New"/>
+          <w:sz w:val="19"/>
+          <w:szCs w:val="19"/>
+        </w:rPr>
+        <w:t xml:space="preserve">        for each atom a:</w:t>
+      </w:r>
+    </w:p>
+    <w:p>
+      <w:pPr>
+        <w:keepNext w:val="false"/>
+        <w:keepLines/>
+        <w:pBdr>
+          <w:left w:val="single" w:color="888888" w:sz="12" w:space="6"/>
+        </w:pBdr>
+        <w:shd w:fill="F2F2F2" w:color="auto" w:val="clear"/>
+        <w:spacing w:after="0" w:line="260"/>
+        <w:ind w:left="200"/>
+      </w:pPr>
+      <w:r>
+        <w:rPr>
+          <w:rFonts w:ascii="Courier New" w:cs="Courier New" w:eastAsia="Courier New" w:hAnsi="Courier New"/>
+          <w:sz w:val="19"/>
+          <w:szCs w:val="19"/>
+        </w:rPr>
+        <w:t xml:space="preserve">            T &lt;- eps_closure(move(S, a))</w:t>
+      </w:r>
+    </w:p>
+    <w:p>
+      <w:pPr>
+        <w:keepNext w:val="false"/>
+        <w:keepLines/>
+        <w:pBdr>
+          <w:left w:val="single" w:color="888888" w:sz="12" w:space="6"/>
+        </w:pBdr>
+        <w:shd w:fill="F2F2F2" w:color="auto" w:val="clear"/>
+        <w:spacing w:after="0" w:line="260"/>
+        <w:ind w:left="200"/>
+      </w:pPr>
+      <w:r>
+        <w:rPr>
+          <w:rFonts w:ascii="Courier New" w:cs="Courier New" w:eastAsia="Courier New" w:hAnsi="Courier New"/>
+          <w:sz w:val="19"/>
+          <w:szCs w:val="19"/>
+        </w:rPr>
+        <w:t xml:space="preserve">            if T is non-empty: add T if new, set DFA.trans[S][a] &lt;- T</w:t>
+      </w:r>
+    </w:p>
+    <w:p>
+      <w:pPr>
+        <w:keepNext w:val="false"/>
+        <w:keepLines/>
+        <w:pBdr>
+          <w:left w:val="single" w:color="888888" w:sz="12" w:space="6"/>
+        </w:pBdr>
+        <w:shd w:fill="F2F2F2" w:color="auto" w:val="clear"/>
+        <w:spacing w:after="0" w:line="260"/>
+        <w:ind w:left="200"/>
+      </w:pPr>
+      <w:r>
+        <w:rPr>
+          <w:rFonts w:ascii="Courier New" w:cs="Courier New" w:eastAsia="Courier New" w:hAnsi="Courier New"/>
+          <w:sz w:val="19"/>
+          <w:szCs w:val="19"/>
+        </w:rPr>
+        <w:t xml:space="preserve">    for each DFA state S:</w:t>
+      </w:r>
+    </w:p>
+    <w:p>
+      <w:pPr>
+        <w:keepNext w:val="false"/>
+        <w:keepLines/>
+        <w:pBdr>
+          <w:left w:val="single" w:color="888888" w:sz="12" w:space="6"/>
+        </w:pBdr>
+        <w:shd w:fill="F2F2F2" w:color="auto" w:val="clear"/>
+        <w:spacing w:after="0" w:line="260"/>
+        <w:ind w:left="200"/>
+      </w:pPr>
+      <w:r>
+        <w:rPr>
+          <w:rFonts w:ascii="Courier New" w:cs="Courier New" w:eastAsia="Courier New" w:hAnsi="Courier New"/>
+          <w:sz w:val="19"/>
+          <w:szCs w:val="19"/>
+        </w:rPr>
+        <w:t xml:space="preserve">        S.accepts &lt;- min{accepting[q] : q in S}      # priority</w:t>
+      </w:r>
+    </w:p>
+    <w:p>
+      <w:pPr>
+        <w:keepNext w:val="false"/>
+        <w:keepLines/>
+        <w:pBdr>
+          <w:left w:val="single" w:color="888888" w:sz="12" w:space="6"/>
+        </w:pBdr>
+        <w:shd w:fill="F2F2F2" w:color="auto" w:val="clear"/>
+        <w:spacing w:after="0" w:line="260"/>
+        <w:ind w:left="200"/>
+      </w:pPr>
+      <w:r>
+        <w:rPr>
+          <w:rFonts w:ascii="Courier New" w:cs="Courier New" w:eastAsia="Courier New" w:hAnsi="Courier New"/>
+          <w:sz w:val="19"/>
+          <w:szCs w:val="19"/>
+        </w:rPr>
+        <w:t xml:space="preserve">    # Moore minimization</w:t>
+      </w:r>
+    </w:p>
+    <w:p>
+      <w:pPr>
+        <w:keepNext w:val="false"/>
+        <w:keepLines/>
+        <w:pBdr>
+          <w:left w:val="single" w:color="888888" w:sz="12" w:space="6"/>
+        </w:pBdr>
+        <w:shd w:fill="F2F2F2" w:color="auto" w:val="clear"/>
+        <w:spacing w:after="0" w:line="260"/>
+        <w:ind w:left="200"/>
+      </w:pPr>
+      <w:r>
+        <w:rPr>
+          <w:rFonts w:ascii="Courier New" w:cs="Courier New" w:eastAsia="Courier New" w:hAnsi="Courier New"/>
+          <w:sz w:val="19"/>
+          <w:szCs w:val="19"/>
+        </w:rPr>
+        <w:t xml:space="preserve">    block[S] &lt;- id of S.accepts</w:t>
+      </w:r>
+    </w:p>
+    <w:p>
+      <w:pPr>
+        <w:keepNext w:val="false"/>
+        <w:keepLines/>
+        <w:pBdr>
+          <w:left w:val="single" w:color="888888" w:sz="12" w:space="6"/>
+        </w:pBdr>
+        <w:shd w:fill="F2F2F2" w:color="auto" w:val="clear"/>
+        <w:spacing w:after="0" w:line="260"/>
+        <w:ind w:left="200"/>
+      </w:pPr>
+      <w:r>
+        <w:rPr>
+          <w:rFonts w:ascii="Courier New" w:cs="Courier New" w:eastAsia="Courier New" w:hAnsi="Courier New"/>
+          <w:sz w:val="19"/>
+          <w:szCs w:val="19"/>
+        </w:rPr>
+        <w:t xml:space="preserve">    repeat: signature[S] &lt;- (block[S], sorted (a, block[trans[S][a]]))</w:t>
+      </w:r>
+    </w:p>
+    <w:p>
+      <w:pPr>
+        <w:keepNext w:val="false"/>
+        <w:keepLines/>
+        <w:pBdr>
+          <w:left w:val="single" w:color="888888" w:sz="12" w:space="6"/>
+        </w:pBdr>
+        <w:shd w:fill="F2F2F2" w:color="auto" w:val="clear"/>
+        <w:spacing w:after="0" w:line="260"/>
+        <w:ind w:left="200"/>
+      </w:pPr>
+      <w:r>
+        <w:rPr>
+          <w:rFonts w:ascii="Courier New" w:cs="Courier New" w:eastAsia="Courier New" w:hAnsi="Courier New"/>
+          <w:sz w:val="19"/>
+          <w:szCs w:val="19"/>
+        </w:rPr>
+        <w:t xml:space="preserve">            block[S] &lt;- id of signature[S]</w:t>
+      </w:r>
+    </w:p>
+    <w:p>
+      <w:pPr>
+        <w:keepNext w:val="false"/>
+        <w:keepLines/>
+        <w:pBdr>
+          <w:left w:val="single" w:color="888888" w:sz="12" w:space="6"/>
+        </w:pBdr>
+        <w:shd w:fill="F2F2F2" w:color="auto" w:val="clear"/>
+        <w:spacing w:after="0" w:line="260"/>
+        <w:ind w:left="200"/>
+      </w:pPr>
+      <w:r>
+        <w:rPr>
+          <w:rFonts w:ascii="Courier New" w:cs="Courier New" w:eastAsia="Courier New" w:hAnsi="Courier New"/>
+          <w:sz w:val="19"/>
+          <w:szCs w:val="19"/>
+        </w:rPr>
+        <w:t xml:space="preserve">    until the number of blocks stops growing</w:t>
+      </w:r>
+    </w:p>
+    <w:p>
+      <w:pPr>
+        <w:keepNext w:val="false"/>
+        <w:keepLines/>
+        <w:pBdr>
+          <w:left w:val="single" w:color="888888" w:sz="12" w:space="6"/>
+        </w:pBdr>
+        <w:shd w:fill="F2F2F2" w:color="auto" w:val="clear"/>
+        <w:spacing w:after="0" w:line="260"/>
+        <w:ind w:left="200"/>
+      </w:pPr>
+      <w:r>
+        <w:rPr>
+          <w:rFonts w:ascii="Courier New" w:cs="Courier New" w:eastAsia="Courier New" w:hAnsi="Courier New"/>
+          <w:sz w:val="19"/>
+          <w:szCs w:val="19"/>
+        </w:rPr>
+        <w:t xml:space="preserve">    merge states with equal block</w:t>
+      </w:r>
+    </w:p>
+    <w:p>
+      <w:pPr>
+        <w:keepNext w:val="false"/>
+        <w:keepLines/>
+        <w:pBdr>
+          <w:left w:val="single" w:color="888888" w:sz="12" w:space="6"/>
+        </w:pBdr>
+        <w:shd w:fill="F2F2F2" w:color="auto" w:val="clear"/>
+        <w:spacing w:after="0" w:line="260"/>
+        <w:ind w:left="200"/>
+      </w:pPr>
+      <w:r>
+        <w:rPr>
+          <w:rFonts w:ascii="Courier New" w:cs="Courier New" w:eastAsia="Courier New" w:hAnsi="Courier New"/>
+          <w:sz w:val="19"/>
+          <w:szCs w:val="19"/>
+        </w:rPr>
+        <w:t xml:space="preserve"> </w:t>
+      </w:r>
+    </w:p>
+    <w:p>
+      <w:pPr>
+        <w:keepNext w:val="false"/>
+        <w:keepLines/>
+        <w:pBdr>
+          <w:left w:val="single" w:color="888888" w:sz="12" w:space="6"/>
+        </w:pBdr>
+        <w:shd w:fill="F2F2F2" w:color="auto" w:val="clear"/>
+        <w:spacing w:after="0" w:line="260"/>
+        <w:ind w:left="200"/>
+      </w:pPr>
+      <w:r>
+        <w:rPr>
+          <w:rFonts w:ascii="Courier New" w:cs="Courier New" w:eastAsia="Courier New" w:hAnsi="Courier New"/>
+          <w:sz w:val="19"/>
+          <w:szCs w:val="19"/>
+        </w:rPr>
+        <w:t xml:space="preserve">(b) longest-match scanner with error recovery</w:t>
+      </w:r>
+    </w:p>
+    <w:p>
+      <w:pPr>
+        <w:keepNext w:val="false"/>
+        <w:keepLines/>
+        <w:pBdr>
+          <w:left w:val="single" w:color="888888" w:sz="12" w:space="6"/>
+        </w:pBdr>
+        <w:shd w:fill="F2F2F2" w:color="auto" w:val="clear"/>
+        <w:spacing w:after="0" w:line="260"/>
+        <w:ind w:left="200"/>
+      </w:pPr>
+      <w:r>
+        <w:rPr>
+          <w:rFonts w:ascii="Courier New" w:cs="Courier New" w:eastAsia="Courier New" w:hAnsi="Courier New"/>
+          <w:sz w:val="19"/>
+          <w:szCs w:val="19"/>
+        </w:rPr>
+        <w:t xml:space="preserve">    pos &lt;- 0</w:t>
+      </w:r>
+    </w:p>
+    <w:p>
+      <w:pPr>
+        <w:keepNext w:val="false"/>
+        <w:keepLines/>
+        <w:pBdr>
+          <w:left w:val="single" w:color="888888" w:sz="12" w:space="6"/>
+        </w:pBdr>
+        <w:shd w:fill="F2F2F2" w:color="auto" w:val="clear"/>
+        <w:spacing w:after="0" w:line="260"/>
+        <w:ind w:left="200"/>
+      </w:pPr>
+      <w:r>
+        <w:rPr>
+          <w:rFonts w:ascii="Courier New" w:cs="Courier New" w:eastAsia="Courier New" w:hAnsi="Courier New"/>
+          <w:sz w:val="19"/>
+          <w:szCs w:val="19"/>
+        </w:rPr>
+        <w:t xml:space="preserve">    while pos &lt; len(text):</w:t>
+      </w:r>
+    </w:p>
+    <w:p>
+      <w:pPr>
+        <w:keepNext w:val="false"/>
+        <w:keepLines/>
+        <w:pBdr>
+          <w:left w:val="single" w:color="888888" w:sz="12" w:space="6"/>
+        </w:pBdr>
+        <w:shd w:fill="F2F2F2" w:color="auto" w:val="clear"/>
+        <w:spacing w:after="0" w:line="260"/>
+        <w:ind w:left="200"/>
+      </w:pPr>
+      <w:r>
+        <w:rPr>
+          <w:rFonts w:ascii="Courier New" w:cs="Courier New" w:eastAsia="Courier New" w:hAnsi="Courier New"/>
+          <w:sz w:val="19"/>
+          <w:szCs w:val="19"/>
+        </w:rPr>
+        <w:t xml:space="preserve">        if text[pos] is whitespace: pos++ ; continue</w:t>
+      </w:r>
+    </w:p>
+    <w:p>
+      <w:pPr>
+        <w:keepNext w:val="false"/>
+        <w:keepLines/>
+        <w:pBdr>
+          <w:left w:val="single" w:color="888888" w:sz="12" w:space="6"/>
+        </w:pBdr>
+        <w:shd w:fill="F2F2F2" w:color="auto" w:val="clear"/>
+        <w:spacing w:after="0" w:line="260"/>
+        <w:ind w:left="200"/>
+      </w:pPr>
+      <w:r>
+        <w:rPr>
+          <w:rFonts w:ascii="Courier New" w:cs="Courier New" w:eastAsia="Courier New" w:hAnsi="Courier New"/>
+          <w:sz w:val="19"/>
+          <w:szCs w:val="19"/>
+        </w:rPr>
+        <w:t xml:space="preserve">        state &lt;- start ; last &lt;- none ; i &lt;- pos</w:t>
+      </w:r>
+    </w:p>
+    <w:p>
+      <w:pPr>
+        <w:keepNext w:val="false"/>
+        <w:keepLines/>
+        <w:pBdr>
+          <w:left w:val="single" w:color="888888" w:sz="12" w:space="6"/>
+        </w:pBdr>
+        <w:shd w:fill="F2F2F2" w:color="auto" w:val="clear"/>
+        <w:spacing w:after="0" w:line="260"/>
+        <w:ind w:left="200"/>
+      </w:pPr>
+      <w:r>
+        <w:rPr>
+          <w:rFonts w:ascii="Courier New" w:cs="Courier New" w:eastAsia="Courier New" w:hAnsi="Courier New"/>
+          <w:sz w:val="19"/>
+          <w:szCs w:val="19"/>
+        </w:rPr>
+        <w:t xml:space="preserve">        while i &lt; len(text):</w:t>
+      </w:r>
+    </w:p>
+    <w:p>
+      <w:pPr>
+        <w:keepNext w:val="false"/>
+        <w:keepLines/>
+        <w:pBdr>
+          <w:left w:val="single" w:color="888888" w:sz="12" w:space="6"/>
+        </w:pBdr>
+        <w:shd w:fill="F2F2F2" w:color="auto" w:val="clear"/>
+        <w:spacing w:after="0" w:line="260"/>
+        <w:ind w:left="200"/>
+      </w:pPr>
+      <w:r>
+        <w:rPr>
+          <w:rFonts w:ascii="Courier New" w:cs="Courier New" w:eastAsia="Courier New" w:hAnsi="Courier New"/>
+          <w:sz w:val="19"/>
+          <w:szCs w:val="19"/>
+        </w:rPr>
+        <w:t xml:space="preserve">            state &lt;- table[state][atom_of(text[i])]</w:t>
+      </w:r>
+    </w:p>
+    <w:p>
+      <w:pPr>
+        <w:keepNext w:val="false"/>
+        <w:keepLines/>
+        <w:pBdr>
+          <w:left w:val="single" w:color="888888" w:sz="12" w:space="6"/>
+        </w:pBdr>
+        <w:shd w:fill="F2F2F2" w:color="auto" w:val="clear"/>
+        <w:spacing w:after="0" w:line="260"/>
+        <w:ind w:left="200"/>
+      </w:pPr>
+      <w:r>
+        <w:rPr>
+          <w:rFonts w:ascii="Courier New" w:cs="Courier New" w:eastAsia="Courier New" w:hAnsi="Courier New"/>
+          <w:sz w:val="19"/>
+          <w:szCs w:val="19"/>
+        </w:rPr>
+        <w:t xml:space="preserve">            if state == DEAD: break</w:t>
+      </w:r>
+    </w:p>
+    <w:p>
+      <w:pPr>
+        <w:keepNext w:val="false"/>
+        <w:keepLines/>
+        <w:pBdr>
+          <w:left w:val="single" w:color="888888" w:sz="12" w:space="6"/>
+        </w:pBdr>
+        <w:shd w:fill="F2F2F2" w:color="auto" w:val="clear"/>
+        <w:spacing w:after="0" w:line="260"/>
+        <w:ind w:left="200"/>
+      </w:pPr>
+      <w:r>
+        <w:rPr>
+          <w:rFonts w:ascii="Courier New" w:cs="Courier New" w:eastAsia="Courier New" w:hAnsi="Courier New"/>
+          <w:sz w:val="19"/>
+          <w:szCs w:val="19"/>
+        </w:rPr>
+        <w:t xml:space="preserve">            i++</w:t>
+      </w:r>
+    </w:p>
+    <w:p>
+      <w:pPr>
+        <w:keepNext w:val="false"/>
+        <w:keepLines/>
+        <w:pBdr>
+          <w:left w:val="single" w:color="888888" w:sz="12" w:space="6"/>
+        </w:pBdr>
+        <w:shd w:fill="F2F2F2" w:color="auto" w:val="clear"/>
+        <w:spacing w:after="0" w:line="260"/>
+        <w:ind w:left="200"/>
+      </w:pPr>
+      <w:r>
+        <w:rPr>
+          <w:rFonts w:ascii="Courier New" w:cs="Courier New" w:eastAsia="Courier New" w:hAnsi="Courier New"/>
+          <w:sz w:val="19"/>
+          <w:szCs w:val="19"/>
+        </w:rPr>
+        <w:t xml:space="preserve">            if accepts[state] is not none: last &lt;- (i, accepts[state])</w:t>
+      </w:r>
+    </w:p>
+    <w:p>
+      <w:pPr>
+        <w:keepNext w:val="false"/>
+        <w:keepLines/>
+        <w:pBdr>
+          <w:left w:val="single" w:color="888888" w:sz="12" w:space="6"/>
+        </w:pBdr>
+        <w:shd w:fill="F2F2F2" w:color="auto" w:val="clear"/>
+        <w:spacing w:after="0" w:line="260"/>
+        <w:ind w:left="200"/>
+      </w:pPr>
+      <w:r>
+        <w:rPr>
+          <w:rFonts w:ascii="Courier New" w:cs="Courier New" w:eastAsia="Courier New" w:hAnsi="Courier New"/>
+          <w:sz w:val="19"/>
+          <w:szCs w:val="19"/>
+        </w:rPr>
+        <w:t xml:space="preserve">        if last is none:                       # error recovery</w:t>
+      </w:r>
+    </w:p>
+    <w:p>
+      <w:pPr>
+        <w:keepNext w:val="false"/>
+        <w:keepLines/>
+        <w:pBdr>
+          <w:left w:val="single" w:color="888888" w:sz="12" w:space="6"/>
+        </w:pBdr>
+        <w:shd w:fill="F2F2F2" w:color="auto" w:val="clear"/>
+        <w:spacing w:after="0" w:line="260"/>
+        <w:ind w:left="200"/>
+      </w:pPr>
+      <w:r>
+        <w:rPr>
+          <w:rFonts w:ascii="Courier New" w:cs="Courier New" w:eastAsia="Courier New" w:hAnsi="Courier New"/>
+          <w:sz w:val="19"/>
+          <w:szCs w:val="19"/>
+        </w:rPr>
+        <w:t xml:space="preserve">            emit (UNKNOWN, text[pos]) ; pos++</w:t>
       </w:r>
     </w:p>
     <w:p>
@@ -974,7 +1871,7 @@
           <w:sz w:val="19"/>
           <w:szCs w:val="19"/>
         </w:rPr>
-        <w:t xml:space="preserve">            clf.fit(X_train, y_train)</w:t>
+        <w:t xml:space="preserve">        else:</w:t>
       </w:r>
     </w:p>
     <w:p>
@@ -994,7 +1891,74 @@
           <w:sz w:val="19"/>
           <w:szCs w:val="19"/>
         </w:rPr>
-        <w:t xml:space="preserve">            record &lt;- {config, accuracy, macro_f1, timings, versions}</w:t>
+        <w:t xml:space="preserve">            emit (class[rule], text[pos:end]) ; pos &lt;- end</w:t>
+      </w:r>
+    </w:p>
+    <w:p>
+      <w:pPr>
+        <w:spacing w:after="160"/>
+      </w:pPr>
+    </w:p>
+    <w:p>
+      <w:pPr>
+        <w:pStyle w:val="Heading2"/>
+        <w:keepNext/>
+        <w:spacing w:after="100" w:before="220"/>
+      </w:pPr>
+      <w:r>
+        <w:rPr>
+          <w:rFonts w:ascii="Times New Roman" w:cs="Times New Roman" w:eastAsia="Times New Roman" w:hAnsi="Times New Roman"/>
+          <w:b/>
+          <w:bCs/>
+          <w:sz w:val="26"/>
+          <w:szCs w:val="26"/>
+        </w:rPr>
+        <w:t xml:space="preserve">3.5 Module 3: Normalizer, symbol table and rule ablation</w:t>
+      </w:r>
+    </w:p>
+    <w:p>
+      <w:pPr>
+        <w:spacing w:after="160" w:line="320"/>
+        <w:jc w:val="both"/>
+      </w:pPr>
+      <w:r>
+        <w:rPr>
+          <w:rFonts w:ascii="Times New Roman" w:cs="Times New Roman" w:eastAsia="Times New Roman" w:hAnsi="Times New Roman"/>
+          <w:sz w:val="24"/>
+          <w:szCs w:val="24"/>
+        </w:rPr>
+        <w:t xml:space="preserve">After a token has been scanned, a semantic action maps it to its canonical form, much like the action block attached to a Lex rule. LexFront has six such rules in </w:t>
+      </w:r>
+      <w:r>
+        <w:rPr>
+          <w:rFonts w:ascii="Courier New" w:cs="Courier New" w:eastAsia="Courier New" w:hAnsi="Courier New"/>
+          <w:sz w:val="21"/>
+          <w:szCs w:val="21"/>
+        </w:rPr>
+        <w:t xml:space="preserve">lexer/normalize.py</w:t>
+      </w:r>
+      <w:r>
+        <w:rPr>
+          <w:rFonts w:ascii="Times New Roman" w:cs="Times New Roman" w:eastAsia="Times New Roman" w:hAnsi="Times New Roman"/>
+          <w:sz w:val="24"/>
+          <w:szCs w:val="24"/>
+        </w:rPr>
+        <w:t xml:space="preserve">, and each one can be switched on or off by itself. URLs become &lt;URL&gt;, mentions become &lt;USER&gt; and numbers become &lt;NUM&gt;. Runs of three or more identical letters are shortened to two ("sooooo" becomes "soo"). Word-like tokens are lowercased, and a lookup in a slang table of 30 entries expands things like "u" into "you". The symbol table stores an id, a frequency and a class for each token.</w:t>
+      </w:r>
+    </w:p>
+    <w:p>
+      <w:pPr>
+        <w:keepNext/>
+        <w:spacing w:after="160" w:line="320"/>
+        <w:jc w:val="both"/>
+      </w:pPr>
+      <w:r>
+        <w:rPr>
+          <w:rFonts w:ascii="Times New Roman" w:cs="Times New Roman" w:eastAsia="Times New Roman" w:hAnsi="Times New Roman"/>
+          <w:sz w:val="24"/>
+          <w:szCs w:val="24"/>
+        </w:rPr>
+        <w:t xml:space="preserve">Because every rule has its own switch, we can run an ablation in which one rule is removed at a time, and a case-sensitivity check in which TF-IDF's own lowercasing is turned off. That is how we find out which rules actually help. Pseudocode for the normalizer follows.</w:t>
       </w:r>
     </w:p>
     <w:p>
@@ -1014,7 +1978,27 @@
           <w:sz w:val="19"/>
           <w:szCs w:val="19"/>
         </w:rPr>
-        <w:t xml:space="preserve">            save record (with config + code fingerprint) and test predictions</w:t>
+        <w:t xml:space="preserve">normalize_token(cls, lexeme, config):</w:t>
+      </w:r>
+    </w:p>
+    <w:p>
+      <w:pPr>
+        <w:keepNext/>
+        <w:keepLines/>
+        <w:pBdr>
+          <w:left w:val="single" w:color="888888" w:sz="12" w:space="6"/>
+        </w:pBdr>
+        <w:shd w:fill="F2F2F2" w:color="auto" w:val="clear"/>
+        <w:spacing w:after="0" w:line="260"/>
+        <w:ind w:left="200"/>
+      </w:pPr>
+      <w:r>
+        <w:rPr>
+          <w:rFonts w:ascii="Courier New" w:cs="Courier New" w:eastAsia="Courier New" w:hAnsi="Courier New"/>
+          <w:sz w:val="19"/>
+          <w:szCs w:val="19"/>
+        </w:rPr>
+        <w:t xml:space="preserve">    if cls == URL     and config.url:      return ["&lt;URL&gt;"]</w:t>
       </w:r>
     </w:p>
     <w:p>
@@ -1034,104 +2018,327 @@
           <w:sz w:val="19"/>
           <w:szCs w:val="19"/>
         </w:rPr>
-        <w:t xml:space="preserve">tables, figures and statistics are built only from the saved files</w:t>
-      </w:r>
-    </w:p>
-    <w:p>
-      <w:pPr>
-        <w:spacing w:after="160"/>
-      </w:pPr>
-    </w:p>
-    <w:p>
-      <w:pPr>
-        <w:pStyle w:val="Heading2"/>
-        <w:keepNext/>
-        <w:spacing w:after="100" w:before="220"/>
-      </w:pPr>
-      <w:r>
-        <w:rPr>
-          <w:rFonts w:ascii="Times New Roman" w:cs="Times New Roman" w:eastAsia="Times New Roman" w:hAnsi="Times New Roman"/>
-          <w:b/>
-          <w:bCs/>
-          <w:sz w:val="26"/>
-          <w:szCs w:val="26"/>
-        </w:rPr>
-        <w:t xml:space="preserve">3.4 Module 2: LexFront lexer and DFA engine</w:t>
-      </w:r>
-    </w:p>
-    <w:p>
-      <w:pPr>
-        <w:spacing w:after="160" w:line="320"/>
-        <w:jc w:val="both"/>
-      </w:pPr>
-      <w:r>
-        <w:rPr>
-          <w:rFonts w:ascii="Times New Roman" w:cs="Times New Roman" w:eastAsia="Times New Roman" w:hAnsi="Times New Roman"/>
-          <w:sz w:val="24"/>
-          <w:szCs w:val="24"/>
-        </w:rPr>
-        <w:t xml:space="preserve">This is the main new module. LexFront defines eleven token classes in priority order (in </w:t>
-      </w:r>
+        <w:t xml:space="preserve">    if cls == MENTION and config.mention:  return ["&lt;USER&gt;"]</w:t>
+      </w:r>
+    </w:p>
+    <w:p>
+      <w:pPr>
+        <w:keepNext w:val="false"/>
+        <w:keepLines/>
+        <w:pBdr>
+          <w:left w:val="single" w:color="888888" w:sz="12" w:space="6"/>
+        </w:pBdr>
+        <w:shd w:fill="F2F2F2" w:color="auto" w:val="clear"/>
+        <w:spacing w:after="0" w:line="260"/>
+        <w:ind w:left="200"/>
+      </w:pPr>
       <w:r>
         <w:rPr>
           <w:rFonts w:ascii="Courier New" w:cs="Courier New" w:eastAsia="Courier New" w:hAnsi="Courier New"/>
-          <w:sz w:val="21"/>
-          <w:szCs w:val="21"/>
-        </w:rPr>
-        <w:t xml:space="preserve">lexer/token_spec.py</w:t>
-      </w:r>
-      <w:r>
-        <w:rPr>
-          <w:rFonts w:ascii="Times New Roman" w:cs="Times New Roman" w:eastAsia="Times New Roman" w:hAnsi="Times New Roman"/>
-          <w:sz w:val="24"/>
-          <w:szCs w:val="24"/>
-        </w:rPr>
-        <w:t xml:space="preserve">): URL, MENTION, HASHTAG, EMOTICON, EMOJI, NUMBER, CONTRACTION, ELONGATED, WORD, PUNCT, and UNKNOWN as the fallback. A PLY-based scanner takes the longest match at each position, ties go to the earlier class, and a character that matches nothing becomes an UNKNOWN token so scanning continues, which is panic-mode recovery.</w:t>
-      </w:r>
-    </w:p>
-    <w:p>
-      <w:pPr>
-        <w:spacing w:after="160" w:line="320"/>
-        <w:jc w:val="both"/>
-      </w:pPr>
-      <w:r>
-        <w:rPr>
-          <w:rFonts w:ascii="Times New Roman" w:cs="Times New Roman" w:eastAsia="Times New Roman" w:hAnsi="Times New Roman"/>
-          <w:sz w:val="24"/>
-          <w:szCs w:val="24"/>
-        </w:rPr>
-        <w:t xml:space="preserve">Besides the PLY lexer we wrote our own engine in </w:t>
-      </w:r>
+          <w:sz w:val="19"/>
+          <w:szCs w:val="19"/>
+        </w:rPr>
+        <w:t xml:space="preserve">    if cls == NUMBER  and config.number:   return ["&lt;NUM&gt;"]</w:t>
+      </w:r>
+    </w:p>
+    <w:p>
+      <w:pPr>
+        <w:keepNext w:val="false"/>
+        <w:keepLines/>
+        <w:pBdr>
+          <w:left w:val="single" w:color="888888" w:sz="12" w:space="6"/>
+        </w:pBdr>
+        <w:shd w:fill="F2F2F2" w:color="auto" w:val="clear"/>
+        <w:spacing w:after="0" w:line="260"/>
+        <w:ind w:left="200"/>
+      </w:pPr>
       <w:r>
         <w:rPr>
           <w:rFonts w:ascii="Courier New" w:cs="Courier New" w:eastAsia="Courier New" w:hAnsi="Courier New"/>
-          <w:sz w:val="21"/>
-          <w:szCs w:val="21"/>
-        </w:rPr>
-        <w:t xml:space="preserve">lexer/dfa/</w:t>
-      </w:r>
-      <w:r>
-        <w:rPr>
-          <w:rFonts w:ascii="Times New Roman" w:cs="Times New Roman" w:eastAsia="Times New Roman" w:hAnsi="Times New Roman"/>
-          <w:sz w:val="24"/>
-          <w:szCs w:val="24"/>
-        </w:rPr>
-        <w:t xml:space="preserve">. A recursive-descent parser turns each regular expression into an AST, Thompson construction [5] gives an NFA, subset construction [6] gives a DFA over an alphabet that is split into atoms, and Moore's partition refinement [7] minimizes it. The engine covers four classes (EMOTICON, HASHTAG, MENTION and WORD). The tokenizer used in the experiments is the PLY-based one, and our engine is a separate implementation that a test checks against it: it produces the same tokens on those four classes. ELONGATED is not part of the engine because its usual regex, (.)\1{2,}, needs a back-reference, which regular expressions cannot express.</w:t>
-      </w:r>
-    </w:p>
-    <w:p>
-      <w:pPr>
-        <w:keepNext/>
-        <w:spacing w:after="160" w:line="320"/>
-        <w:jc w:val="both"/>
-      </w:pPr>
-      <w:r>
-        <w:rPr>
-          <w:rFonts w:ascii="Times New Roman" w:cs="Times New Roman" w:eastAsia="Times New Roman" w:hAnsi="Times New Roman"/>
-          <w:sz w:val="24"/>
-          <w:szCs w:val="24"/>
-        </w:rPr>
-        <w:t xml:space="preserve">The pseudocode below covers the two parts of this module: building the automaton, and scanning with it.</w:t>
+          <w:sz w:val="19"/>
+          <w:szCs w:val="19"/>
+        </w:rPr>
+        <w:t xml:space="preserve">    if cls not in {WORD, CONTRACTION, ELONGATED}: return [lexeme]</w:t>
+      </w:r>
+    </w:p>
+    <w:p>
+      <w:pPr>
+        <w:keepNext w:val="false"/>
+        <w:keepLines/>
+        <w:pBdr>
+          <w:left w:val="single" w:color="888888" w:sz="12" w:space="6"/>
+        </w:pBdr>
+        <w:shd w:fill="F2F2F2" w:color="auto" w:val="clear"/>
+        <w:spacing w:after="0" w:line="260"/>
+        <w:ind w:left="200"/>
+      </w:pPr>
+      <w:r>
+        <w:rPr>
+          <w:rFonts w:ascii="Courier New" w:cs="Courier New" w:eastAsia="Courier New" w:hAnsi="Courier New"/>
+          <w:sz w:val="19"/>
+          <w:szCs w:val="19"/>
+        </w:rPr>
+        <w:t xml:space="preserve">    if cls == ELONGATED and config.elongated:</w:t>
+      </w:r>
+    </w:p>
+    <w:p>
+      <w:pPr>
+        <w:keepNext w:val="false"/>
+        <w:keepLines/>
+        <w:pBdr>
+          <w:left w:val="single" w:color="888888" w:sz="12" w:space="6"/>
+        </w:pBdr>
+        <w:shd w:fill="F2F2F2" w:color="auto" w:val="clear"/>
+        <w:spacing w:after="0" w:line="260"/>
+        <w:ind w:left="200"/>
+      </w:pPr>
+      <w:r>
+        <w:rPr>
+          <w:rFonts w:ascii="Courier New" w:cs="Courier New" w:eastAsia="Courier New" w:hAnsi="Courier New"/>
+          <w:sz w:val="19"/>
+          <w:szCs w:val="19"/>
+        </w:rPr>
+        <w:t xml:space="preserve">        lexeme &lt;- shorten every run of 3+ identical letters to 2</w:t>
+      </w:r>
+    </w:p>
+    <w:p>
+      <w:pPr>
+        <w:keepNext w:val="false"/>
+        <w:keepLines/>
+        <w:pBdr>
+          <w:left w:val="single" w:color="888888" w:sz="12" w:space="6"/>
+        </w:pBdr>
+        <w:shd w:fill="F2F2F2" w:color="auto" w:val="clear"/>
+        <w:spacing w:after="0" w:line="260"/>
+        <w:ind w:left="200"/>
+      </w:pPr>
+      <w:r>
+        <w:rPr>
+          <w:rFonts w:ascii="Courier New" w:cs="Courier New" w:eastAsia="Courier New" w:hAnsi="Courier New"/>
+          <w:sz w:val="19"/>
+          <w:szCs w:val="19"/>
+        </w:rPr>
+        <w:t xml:space="preserve">    if config.lowercase:  lexeme &lt;- lowercase(lexeme)</w:t>
+      </w:r>
+    </w:p>
+    <w:p>
+      <w:pPr>
+        <w:keepNext w:val="false"/>
+        <w:keepLines/>
+        <w:pBdr>
+          <w:left w:val="single" w:color="888888" w:sz="12" w:space="6"/>
+        </w:pBdr>
+        <w:shd w:fill="F2F2F2" w:color="auto" w:val="clear"/>
+        <w:spacing w:after="0" w:line="260"/>
+        <w:ind w:left="200"/>
+      </w:pPr>
+      <w:r>
+        <w:rPr>
+          <w:rFonts w:ascii="Courier New" w:cs="Courier New" w:eastAsia="Courier New" w:hAnsi="Courier New"/>
+          <w:sz w:val="19"/>
+          <w:szCs w:val="19"/>
+        </w:rPr>
+        <w:t xml:space="preserve">    if config.slang and lexeme in slang_table:</w:t>
+      </w:r>
+    </w:p>
+    <w:p>
+      <w:pPr>
+        <w:keepNext w:val="false"/>
+        <w:keepLines/>
+        <w:pBdr>
+          <w:left w:val="single" w:color="888888" w:sz="12" w:space="6"/>
+        </w:pBdr>
+        <w:shd w:fill="F2F2F2" w:color="auto" w:val="clear"/>
+        <w:spacing w:after="0" w:line="260"/>
+        <w:ind w:left="200"/>
+      </w:pPr>
+      <w:r>
+        <w:rPr>
+          <w:rFonts w:ascii="Courier New" w:cs="Courier New" w:eastAsia="Courier New" w:hAnsi="Courier New"/>
+          <w:sz w:val="19"/>
+          <w:szCs w:val="19"/>
+        </w:rPr>
+        <w:t xml:space="preserve">        return split(slang_table[lexeme])          # may be several words</w:t>
+      </w:r>
+    </w:p>
+    <w:p>
+      <w:pPr>
+        <w:keepNext w:val="false"/>
+        <w:keepLines/>
+        <w:pBdr>
+          <w:left w:val="single" w:color="888888" w:sz="12" w:space="6"/>
+        </w:pBdr>
+        <w:shd w:fill="F2F2F2" w:color="auto" w:val="clear"/>
+        <w:spacing w:after="0" w:line="260"/>
+        <w:ind w:left="200"/>
+      </w:pPr>
+      <w:r>
+        <w:rPr>
+          <w:rFonts w:ascii="Courier New" w:cs="Courier New" w:eastAsia="Courier New" w:hAnsi="Courier New"/>
+          <w:sz w:val="19"/>
+          <w:szCs w:val="19"/>
+        </w:rPr>
+        <w:t xml:space="preserve">    return [lexeme]</w:t>
+      </w:r>
+    </w:p>
+    <w:p>
+      <w:pPr>
+        <w:keepNext w:val="false"/>
+        <w:keepLines/>
+        <w:pBdr>
+          <w:left w:val="single" w:color="888888" w:sz="12" w:space="6"/>
+        </w:pBdr>
+        <w:shd w:fill="F2F2F2" w:color="auto" w:val="clear"/>
+        <w:spacing w:after="0" w:line="260"/>
+        <w:ind w:left="200"/>
+      </w:pPr>
+      <w:r>
+        <w:rPr>
+          <w:rFonts w:ascii="Courier New" w:cs="Courier New" w:eastAsia="Courier New" w:hAnsi="Courier New"/>
+          <w:sz w:val="19"/>
+          <w:szCs w:val="19"/>
+        </w:rPr>
+        <w:t xml:space="preserve"> </w:t>
+      </w:r>
+    </w:p>
+    <w:p>
+      <w:pPr>
+        <w:keepNext w:val="false"/>
+        <w:keepLines/>
+        <w:pBdr>
+          <w:left w:val="single" w:color="888888" w:sz="12" w:space="6"/>
+        </w:pBdr>
+        <w:shd w:fill="F2F2F2" w:color="auto" w:val="clear"/>
+        <w:spacing w:after="0" w:line="260"/>
+        <w:ind w:left="200"/>
+      </w:pPr>
+      <w:r>
+        <w:rPr>
+          <w:rFonts w:ascii="Courier New" w:cs="Courier New" w:eastAsia="Courier New" w:hAnsi="Courier New"/>
+          <w:sz w:val="19"/>
+          <w:szCs w:val="19"/>
+        </w:rPr>
+        <w:t xml:space="preserve">tokenize(text):</w:t>
+      </w:r>
+    </w:p>
+    <w:p>
+      <w:pPr>
+        <w:keepNext w:val="false"/>
+        <w:keepLines/>
+        <w:pBdr>
+          <w:left w:val="single" w:color="888888" w:sz="12" w:space="6"/>
+        </w:pBdr>
+        <w:shd w:fill="F2F2F2" w:color="auto" w:val="clear"/>
+        <w:spacing w:after="0" w:line="260"/>
+        <w:ind w:left="200"/>
+      </w:pPr>
+      <w:r>
+        <w:rPr>
+          <w:rFonts w:ascii="Courier New" w:cs="Courier New" w:eastAsia="Courier New" w:hAnsi="Courier New"/>
+          <w:sz w:val="19"/>
+          <w:szCs w:val="19"/>
+        </w:rPr>
+        <w:t xml:space="preserve">    for (cls, lexeme) in scan(text):</w:t>
+      </w:r>
+    </w:p>
+    <w:p>
+      <w:pPr>
+        <w:keepNext w:val="false"/>
+        <w:keepLines/>
+        <w:pBdr>
+          <w:left w:val="single" w:color="888888" w:sz="12" w:space="6"/>
+        </w:pBdr>
+        <w:shd w:fill="F2F2F2" w:color="auto" w:val="clear"/>
+        <w:spacing w:after="0" w:line="260"/>
+        <w:ind w:left="200"/>
+      </w:pPr>
+      <w:r>
+        <w:rPr>
+          <w:rFonts w:ascii="Courier New" w:cs="Courier New" w:eastAsia="Courier New" w:hAnsi="Courier New"/>
+          <w:sz w:val="19"/>
+          <w:szCs w:val="19"/>
+        </w:rPr>
+        <w:t xml:space="preserve">        for form in normalize_token(cls, lexeme, config):</w:t>
+      </w:r>
+    </w:p>
+    <w:p>
+      <w:pPr>
+        <w:keepNext w:val="false"/>
+        <w:keepLines/>
+        <w:pBdr>
+          <w:left w:val="single" w:color="888888" w:sz="12" w:space="6"/>
+        </w:pBdr>
+        <w:shd w:fill="F2F2F2" w:color="auto" w:val="clear"/>
+        <w:spacing w:after="0" w:line="260"/>
+        <w:ind w:left="200"/>
+      </w:pPr>
+      <w:r>
+        <w:rPr>
+          <w:rFonts w:ascii="Courier New" w:cs="Courier New" w:eastAsia="Courier New" w:hAnsi="Courier New"/>
+          <w:sz w:val="19"/>
+          <w:szCs w:val="19"/>
+        </w:rPr>
+        <w:t xml:space="preserve">            symbol_table.update(form, cls)       # id, frequency, class</w:t>
+      </w:r>
+    </w:p>
+    <w:p>
+      <w:pPr>
+        <w:keepNext w:val="false"/>
+        <w:keepLines/>
+        <w:pBdr>
+          <w:left w:val="single" w:color="888888" w:sz="12" w:space="6"/>
+        </w:pBdr>
+        <w:shd w:fill="F2F2F2" w:color="auto" w:val="clear"/>
+        <w:spacing w:after="0" w:line="260"/>
+        <w:ind w:left="200"/>
+      </w:pPr>
+      <w:r>
+        <w:rPr>
+          <w:rFonts w:ascii="Courier New" w:cs="Courier New" w:eastAsia="Courier New" w:hAnsi="Courier New"/>
+          <w:sz w:val="19"/>
+          <w:szCs w:val="19"/>
+        </w:rPr>
+        <w:t xml:space="preserve">            emit form</w:t>
+      </w:r>
+    </w:p>
+    <w:p>
+      <w:pPr>
+        <w:keepNext w:val="false"/>
+        <w:keepLines/>
+        <w:pBdr>
+          <w:left w:val="single" w:color="888888" w:sz="12" w:space="6"/>
+        </w:pBdr>
+        <w:shd w:fill="F2F2F2" w:color="auto" w:val="clear"/>
+        <w:spacing w:after="0" w:line="260"/>
+        <w:ind w:left="200"/>
+      </w:pPr>
+      <w:r>
+        <w:rPr>
+          <w:rFonts w:ascii="Courier New" w:cs="Courier New" w:eastAsia="Courier New" w:hAnsi="Courier New"/>
+          <w:sz w:val="19"/>
+          <w:szCs w:val="19"/>
+        </w:rPr>
+        <w:t xml:space="preserve"> </w:t>
+      </w:r>
+    </w:p>
+    <w:p>
+      <w:pPr>
+        <w:keepNext w:val="false"/>
+        <w:keepLines/>
+        <w:pBdr>
+          <w:left w:val="single" w:color="888888" w:sz="12" w:space="6"/>
+        </w:pBdr>
+        <w:shd w:fill="F2F2F2" w:color="auto" w:val="clear"/>
+        <w:spacing w:after="0" w:line="260"/>
+        <w:ind w:left="200"/>
+      </w:pPr>
+      <w:r>
+        <w:rPr>
+          <w:rFonts w:ascii="Courier New" w:cs="Courier New" w:eastAsia="Courier New" w:hAnsi="Courier New"/>
+          <w:sz w:val="19"/>
+          <w:szCs w:val="19"/>
+        </w:rPr>
+        <w:t xml:space="preserve">ablation: for rule in [url, mention, number, elongated,</w:t>
       </w:r>
     </w:p>
     <w:p>
@@ -1151,7 +2358,7 @@
           <w:sz w:val="19"/>
           <w:szCs w:val="19"/>
         </w:rPr>
-        <w:t xml:space="preserve">(a) regex -&gt; NFA -&gt; DFA -&gt; minimized DFA</w:t>
+        <w:t xml:space="preserve">                        lowercase, slang, all]:</w:t>
       </w:r>
     </w:p>
     <w:p>
@@ -1171,7 +2378,58 @@
           <w:sz w:val="19"/>
           <w:szCs w:val="19"/>
         </w:rPr>
-        <w:t xml:space="preserve">    input : rules = [(name_0, regex_0), ..., (name_k, regex_k)]</w:t>
+        <w:t xml:space="preserve">              run the full pipeline with that rule switched off</w:t>
+      </w:r>
+    </w:p>
+    <w:p>
+      <w:pPr>
+        <w:spacing w:after="160"/>
+      </w:pPr>
+    </w:p>
+    <w:p>
+      <w:pPr>
+        <w:pStyle w:val="Heading2"/>
+        <w:keepNext/>
+        <w:spacing w:after="100" w:before="220"/>
+      </w:pPr>
+      <w:r>
+        <w:rPr>
+          <w:rFonts w:ascii="Times New Roman" w:cs="Times New Roman" w:eastAsia="Times New Roman" w:hAnsi="Times New Roman"/>
+          <w:b/>
+          <w:bCs/>
+          <w:sz w:val="26"/>
+          <w:szCs w:val="26"/>
+        </w:rPr>
+        <w:t xml:space="preserve">3.6 Module 4: Subword stage and the LexFront + BPE hybrid</w:t>
+      </w:r>
+    </w:p>
+    <w:p>
+      <w:pPr>
+        <w:spacing w:after="160" w:line="320"/>
+        <w:jc w:val="both"/>
+      </w:pPr>
+      <w:r>
+        <w:rPr>
+          <w:rFonts w:ascii="Times New Roman" w:cs="Times New Roman" w:eastAsia="Times New Roman" w:hAnsi="Times New Roman"/>
+          <w:sz w:val="24"/>
+          <w:szCs w:val="24"/>
+        </w:rPr>
+        <w:t xml:space="preserve">Module 4 adds learned vocabularies on top of, and next to, the word-level tokenizers. We trained BPE, WordPiece and Unigram models with the Hugging Face tokenizers library on the training split only, lowercased, with a vocabulary of 8000 pieces (BPE was also run at 32000). Pieces that continue a word carry the ## marker in BPE and WordPiece. We also built a two-stage hybrid that follows the compiler idea of passing different token types to different handlers. LexFront decides the class of each token first. Structural tokens such as placeholders, hashtags, emoticons, emoji, punctuation and error tokens are passed through whole, and only the word-like tokens are handed to a BPE model that was trained on the word-like tokens of the training texts.</w:t>
+      </w:r>
+    </w:p>
+    <w:p>
+      <w:pPr>
+        <w:keepNext/>
+        <w:spacing w:after="160" w:line="320"/>
+        <w:jc w:val="both"/>
+      </w:pPr>
+      <w:r>
+        <w:rPr>
+          <w:rFonts w:ascii="Times New Roman" w:cs="Times New Roman" w:eastAsia="Times New Roman" w:hAnsi="Times New Roman"/>
+          <w:sz w:val="24"/>
+          <w:szCs w:val="24"/>
+        </w:rPr>
+        <w:t xml:space="preserve">Making the training deterministic took some care. The trainer assigns ids to the ## alphabet in hash-map order, so two trainings on the same text could merge in a different order. We fixed this by passing a sorted alphabet as special tokens and removing them from the added-token list afterwards. We also checked that texts from the test split do not leak into the trained vocabularies. The hybrid is described in the pseudocode below.</w:t>
       </w:r>
     </w:p>
     <w:p>
@@ -1191,7 +2449,7 @@
           <w:sz w:val="19"/>
           <w:szCs w:val="19"/>
         </w:rPr>
-        <w:t xml:space="preserve">            # list order = priority</w:t>
+        <w:t xml:space="preserve">train_hybrid(train_texts):</w:t>
       </w:r>
     </w:p>
     <w:p>
@@ -1211,7 +2469,247 @@
           <w:sz w:val="19"/>
           <w:szCs w:val="19"/>
         </w:rPr>
-        <w:t xml:space="preserve">    asts  &lt;- [parse(regex_i) for each rule]</w:t>
+        <w:t xml:space="preserve">    words &lt;- []</w:t>
+      </w:r>
+    </w:p>
+    <w:p>
+      <w:pPr>
+        <w:keepNext w:val="false"/>
+        <w:keepLines/>
+        <w:pBdr>
+          <w:left w:val="single" w:color="888888" w:sz="12" w:space="6"/>
+        </w:pBdr>
+        <w:shd w:fill="F2F2F2" w:color="auto" w:val="clear"/>
+        <w:spacing w:after="0" w:line="260"/>
+        <w:ind w:left="200"/>
+      </w:pPr>
+      <w:r>
+        <w:rPr>
+          <w:rFonts w:ascii="Courier New" w:cs="Courier New" w:eastAsia="Courier New" w:hAnsi="Courier New"/>
+          <w:sz w:val="19"/>
+          <w:szCs w:val="19"/>
+        </w:rPr>
+        <w:t xml:space="preserve">    for text in train_texts:</w:t>
+      </w:r>
+    </w:p>
+    <w:p>
+      <w:pPr>
+        <w:keepNext w:val="false"/>
+        <w:keepLines/>
+        <w:pBdr>
+          <w:left w:val="single" w:color="888888" w:sz="12" w:space="6"/>
+        </w:pBdr>
+        <w:shd w:fill="F2F2F2" w:color="auto" w:val="clear"/>
+        <w:spacing w:after="0" w:line="260"/>
+        <w:ind w:left="200"/>
+      </w:pPr>
+      <w:r>
+        <w:rPr>
+          <w:rFonts w:ascii="Courier New" w:cs="Courier New" w:eastAsia="Courier New" w:hAnsi="Courier New"/>
+          <w:sz w:val="19"/>
+          <w:szCs w:val="19"/>
+        </w:rPr>
+        <w:t xml:space="preserve">        for (cls, lexeme, forms) in LexFront.analyze(lowercase(text)):</w:t>
+      </w:r>
+    </w:p>
+    <w:p>
+      <w:pPr>
+        <w:keepNext w:val="false"/>
+        <w:keepLines/>
+        <w:pBdr>
+          <w:left w:val="single" w:color="888888" w:sz="12" w:space="6"/>
+        </w:pBdr>
+        <w:shd w:fill="F2F2F2" w:color="auto" w:val="clear"/>
+        <w:spacing w:after="0" w:line="260"/>
+        <w:ind w:left="200"/>
+      </w:pPr>
+      <w:r>
+        <w:rPr>
+          <w:rFonts w:ascii="Courier New" w:cs="Courier New" w:eastAsia="Courier New" w:hAnsi="Courier New"/>
+          <w:sz w:val="19"/>
+          <w:szCs w:val="19"/>
+        </w:rPr>
+        <w:t xml:space="preserve">            if cls in {WORD, CONTRACTION, ELONGATED}: words.extend(forms)</w:t>
+      </w:r>
+    </w:p>
+    <w:p>
+      <w:pPr>
+        <w:keepNext w:val="false"/>
+        <w:keepLines/>
+        <w:pBdr>
+          <w:left w:val="single" w:color="888888" w:sz="12" w:space="6"/>
+        </w:pBdr>
+        <w:shd w:fill="F2F2F2" w:color="auto" w:val="clear"/>
+        <w:spacing w:after="0" w:line="260"/>
+        <w:ind w:left="200"/>
+      </w:pPr>
+      <w:r>
+        <w:rPr>
+          <w:rFonts w:ascii="Courier New" w:cs="Courier New" w:eastAsia="Courier New" w:hAnsi="Courier New"/>
+          <w:sz w:val="19"/>
+          <w:szCs w:val="19"/>
+        </w:rPr>
+        <w:t xml:space="preserve">    BPE &lt;- train_bpe(join(words), vocab_size, sorted_alphabet)</w:t>
+      </w:r>
+    </w:p>
+    <w:p>
+      <w:pPr>
+        <w:keepNext w:val="false"/>
+        <w:keepLines/>
+        <w:pBdr>
+          <w:left w:val="single" w:color="888888" w:sz="12" w:space="6"/>
+        </w:pBdr>
+        <w:shd w:fill="F2F2F2" w:color="auto" w:val="clear"/>
+        <w:spacing w:after="0" w:line="260"/>
+        <w:ind w:left="200"/>
+      </w:pPr>
+      <w:r>
+        <w:rPr>
+          <w:rFonts w:ascii="Courier New" w:cs="Courier New" w:eastAsia="Courier New" w:hAnsi="Courier New"/>
+          <w:sz w:val="19"/>
+          <w:szCs w:val="19"/>
+        </w:rPr>
+        <w:t xml:space="preserve"> </w:t>
+      </w:r>
+    </w:p>
+    <w:p>
+      <w:pPr>
+        <w:keepNext w:val="false"/>
+        <w:keepLines/>
+        <w:pBdr>
+          <w:left w:val="single" w:color="888888" w:sz="12" w:space="6"/>
+        </w:pBdr>
+        <w:shd w:fill="F2F2F2" w:color="auto" w:val="clear"/>
+        <w:spacing w:after="0" w:line="260"/>
+        <w:ind w:left="200"/>
+      </w:pPr>
+      <w:r>
+        <w:rPr>
+          <w:rFonts w:ascii="Courier New" w:cs="Courier New" w:eastAsia="Courier New" w:hAnsi="Courier New"/>
+          <w:sz w:val="19"/>
+          <w:szCs w:val="19"/>
+        </w:rPr>
+        <w:t xml:space="preserve">tokenize_hybrid(text):</w:t>
+      </w:r>
+    </w:p>
+    <w:p>
+      <w:pPr>
+        <w:keepNext w:val="false"/>
+        <w:keepLines/>
+        <w:pBdr>
+          <w:left w:val="single" w:color="888888" w:sz="12" w:space="6"/>
+        </w:pBdr>
+        <w:shd w:fill="F2F2F2" w:color="auto" w:val="clear"/>
+        <w:spacing w:after="0" w:line="260"/>
+        <w:ind w:left="200"/>
+      </w:pPr>
+      <w:r>
+        <w:rPr>
+          <w:rFonts w:ascii="Courier New" w:cs="Courier New" w:eastAsia="Courier New" w:hAnsi="Courier New"/>
+          <w:sz w:val="19"/>
+          <w:szCs w:val="19"/>
+        </w:rPr>
+        <w:t xml:space="preserve">    out &lt;- []</w:t>
+      </w:r>
+    </w:p>
+    <w:p>
+      <w:pPr>
+        <w:keepNext w:val="false"/>
+        <w:keepLines/>
+        <w:pBdr>
+          <w:left w:val="single" w:color="888888" w:sz="12" w:space="6"/>
+        </w:pBdr>
+        <w:shd w:fill="F2F2F2" w:color="auto" w:val="clear"/>
+        <w:spacing w:after="0" w:line="260"/>
+        <w:ind w:left="200"/>
+      </w:pPr>
+      <w:r>
+        <w:rPr>
+          <w:rFonts w:ascii="Courier New" w:cs="Courier New" w:eastAsia="Courier New" w:hAnsi="Courier New"/>
+          <w:sz w:val="19"/>
+          <w:szCs w:val="19"/>
+        </w:rPr>
+        <w:t xml:space="preserve">    for (cls, lexeme, forms) in LexFront.analyze(text):</w:t>
+      </w:r>
+    </w:p>
+    <w:p>
+      <w:pPr>
+        <w:keepNext w:val="false"/>
+        <w:keepLines/>
+        <w:pBdr>
+          <w:left w:val="single" w:color="888888" w:sz="12" w:space="6"/>
+        </w:pBdr>
+        <w:shd w:fill="F2F2F2" w:color="auto" w:val="clear"/>
+        <w:spacing w:after="0" w:line="260"/>
+        <w:ind w:left="200"/>
+      </w:pPr>
+      <w:r>
+        <w:rPr>
+          <w:rFonts w:ascii="Courier New" w:cs="Courier New" w:eastAsia="Courier New" w:hAnsi="Courier New"/>
+          <w:sz w:val="19"/>
+          <w:szCs w:val="19"/>
+        </w:rPr>
+        <w:t xml:space="preserve">        for form in forms:</w:t>
+      </w:r>
+    </w:p>
+    <w:p>
+      <w:pPr>
+        <w:keepNext w:val="false"/>
+        <w:keepLines/>
+        <w:pBdr>
+          <w:left w:val="single" w:color="888888" w:sz="12" w:space="6"/>
+        </w:pBdr>
+        <w:shd w:fill="F2F2F2" w:color="auto" w:val="clear"/>
+        <w:spacing w:after="0" w:line="260"/>
+        <w:ind w:left="200"/>
+      </w:pPr>
+      <w:r>
+        <w:rPr>
+          <w:rFonts w:ascii="Courier New" w:cs="Courier New" w:eastAsia="Courier New" w:hAnsi="Courier New"/>
+          <w:sz w:val="19"/>
+          <w:szCs w:val="19"/>
+        </w:rPr>
+        <w:t xml:space="preserve">            if cls in {WORD, CONTRACTION, ELONGATED}:</w:t>
+      </w:r>
+    </w:p>
+    <w:p>
+      <w:pPr>
+        <w:keepNext w:val="false"/>
+        <w:keepLines/>
+        <w:pBdr>
+          <w:left w:val="single" w:color="888888" w:sz="12" w:space="6"/>
+        </w:pBdr>
+        <w:shd w:fill="F2F2F2" w:color="auto" w:val="clear"/>
+        <w:spacing w:after="0" w:line="260"/>
+        <w:ind w:left="200"/>
+      </w:pPr>
+      <w:r>
+        <w:rPr>
+          <w:rFonts w:ascii="Courier New" w:cs="Courier New" w:eastAsia="Courier New" w:hAnsi="Courier New"/>
+          <w:sz w:val="19"/>
+          <w:szCs w:val="19"/>
+        </w:rPr>
+        <w:t xml:space="preserve">                out.extend(BPE.encode(form))</w:t>
+      </w:r>
+    </w:p>
+    <w:p>
+      <w:pPr>
+        <w:keepNext w:val="false"/>
+        <w:keepLines/>
+        <w:pBdr>
+          <w:left w:val="single" w:color="888888" w:sz="12" w:space="6"/>
+        </w:pBdr>
+        <w:shd w:fill="F2F2F2" w:color="auto" w:val="clear"/>
+        <w:spacing w:after="0" w:line="260"/>
+        <w:ind w:left="200"/>
+      </w:pPr>
+      <w:r>
+        <w:rPr>
+          <w:rFonts w:ascii="Courier New" w:cs="Courier New" w:eastAsia="Courier New" w:hAnsi="Courier New"/>
+          <w:sz w:val="19"/>
+          <w:szCs w:val="19"/>
+        </w:rPr>
+        <w:t xml:space="preserve">            else:</w:t>
       </w:r>
     </w:p>
     <w:p>
@@ -1231,7 +2729,7 @@
           <w:sz w:val="19"/>
           <w:szCs w:val="19"/>
         </w:rPr>
-        <w:t xml:space="preserve">    atoms &lt;- split the code-point line at every range boundary used in asts</w:t>
+        <w:t xml:space="preserve">                out.append(form)          # structural: pass through</w:t>
       </w:r>
     </w:p>
     <w:p>
@@ -1251,7 +2749,58 @@
           <w:sz w:val="19"/>
           <w:szCs w:val="19"/>
         </w:rPr>
-        <w:t xml:space="preserve">    NFA   &lt;- new start state</w:t>
+        <w:t xml:space="preserve">    return out</w:t>
+      </w:r>
+    </w:p>
+    <w:p>
+      <w:pPr>
+        <w:spacing w:after="160"/>
+      </w:pPr>
+    </w:p>
+    <w:p>
+      <w:pPr>
+        <w:pStyle w:val="Heading2"/>
+        <w:keepNext/>
+        <w:spacing w:after="100" w:before="220"/>
+      </w:pPr>
+      <w:r>
+        <w:rPr>
+          <w:rFonts w:ascii="Times New Roman" w:cs="Times New Roman" w:eastAsia="Times New Roman" w:hAnsi="Times New Roman"/>
+          <w:b/>
+          <w:bCs/>
+          <w:sz w:val="26"/>
+          <w:szCs w:val="26"/>
+        </w:rPr>
+        <w:t xml:space="preserve">3.7 Module 5: Tuning, scale and robustness protocol</w:t>
+      </w:r>
+    </w:p>
+    <w:p>
+      <w:pPr>
+        <w:spacing w:after="160" w:line="320"/>
+        <w:jc w:val="both"/>
+      </w:pPr>
+      <w:r>
+        <w:rPr>
+          <w:rFonts w:ascii="Times New Roman" w:cs="Times New Roman" w:eastAsia="Times New Roman" w:hAnsi="Times New Roman"/>
+          <w:sz w:val="24"/>
+          <w:szCs w:val="24"/>
+        </w:rPr>
+        <w:t xml:space="preserve">Module 5 is about how far the results of Modules 1 to 4 can be trusted. It has three parts. The first is a fair tuning protocol. For every tokenizer we choose the TF-IDF settings (word n-grams up to length 3, plain or sublinear term frequency, minimum document frequency 2 or 5) and the classifier parameter (C from 0.3 to 30 for Logistic Regression, alpha from 0.03 to 1 for Naive Bayes) on a validation slice taken from the training data only. The grid is the same for every tokenizer, and the test set is scored once at the end. This matters because a tokenizer comparison at default settings can simply favour whichever tokenizer happens to suit those defaults.</w:t>
+      </w:r>
+    </w:p>
+    <w:p>
+      <w:pPr>
+        <w:keepNext/>
+        <w:spacing w:after="160" w:line="320"/>
+        <w:jc w:val="both"/>
+      </w:pPr>
+      <w:r>
+        <w:rPr>
+          <w:rFonts w:ascii="Times New Roman" w:cs="Times New Roman" w:eastAsia="Times New Roman" w:hAnsi="Times New Roman"/>
+          <w:sz w:val="24"/>
+          <w:szCs w:val="24"/>
+        </w:rPr>
+        <w:t xml:space="preserve">The second part is scale. We cleaned each dataset with fixed rules (empty texts, texts with conflicting labels, duplicates, and test texts that also occur in the training set) and, for Sentiment140, we split by user so that no user appears in both train and test. On Sentiment140 we also ran a size ladder from 10,000 to the full training set. The third part is a noise test: seeded synthetic noise is added to the test text only (a light level, where 10% of the eligible words are corrupted, and a heavy level with 30%), to see which tokenizer loses less accuracy. Hypotheses and a practical margin of plus or minus 0.5 points were written down before the runs in protocol documents (docs/LARGE_PROTOCOL.md, docs/BOOST_PROTOCOL.md and docs/D_PROTOCOL.md). Each difference is then reported as within, beyond or unclear relative to that margin. The pseudocode below summarizes the tuning and comparison steps.</w:t>
       </w:r>
     </w:p>
     <w:p>
@@ -1271,7 +2820,7 @@
           <w:sz w:val="19"/>
           <w:szCs w:val="19"/>
         </w:rPr>
-        <w:t xml:space="preserve">    for i, ast in asts:</w:t>
+        <w:t xml:space="preserve">tune_and_test(tokenizer, classifier, train, test):</w:t>
       </w:r>
     </w:p>
     <w:p>
@@ -1291,7 +2840,307 @@
           <w:sz w:val="19"/>
           <w:szCs w:val="19"/>
         </w:rPr>
-        <w:t xml:space="preserve">        (s, t) &lt;- thompson(ast)</w:t>
+        <w:t xml:space="preserve">    fit, val &lt;- stratified split of train (at most 100,000 / 20,000 examples)</w:t>
+      </w:r>
+    </w:p>
+    <w:p>
+      <w:pPr>
+        <w:keepNext w:val="false"/>
+        <w:keepLines/>
+        <w:pBdr>
+          <w:left w:val="single" w:color="888888" w:sz="12" w:space="6"/>
+        </w:pBdr>
+        <w:shd w:fill="F2F2F2" w:color="auto" w:val="clear"/>
+        <w:spacing w:after="0" w:line="260"/>
+        <w:ind w:left="200"/>
+      </w:pPr>
+      <w:r>
+        <w:rPr>
+          <w:rFonts w:ascii="Courier New" w:cs="Courier New" w:eastAsia="Courier New" w:hAnsi="Courier New"/>
+          <w:sz w:val="19"/>
+          <w:szCs w:val="19"/>
+        </w:rPr>
+        <w:t xml:space="preserve">    best &lt;- none</w:t>
+      </w:r>
+    </w:p>
+    <w:p>
+      <w:pPr>
+        <w:keepNext w:val="false"/>
+        <w:keepLines/>
+        <w:pBdr>
+          <w:left w:val="single" w:color="888888" w:sz="12" w:space="6"/>
+        </w:pBdr>
+        <w:shd w:fill="F2F2F2" w:color="auto" w:val="clear"/>
+        <w:spacing w:after="0" w:line="260"/>
+        <w:ind w:left="200"/>
+      </w:pPr>
+      <w:r>
+        <w:rPr>
+          <w:rFonts w:ascii="Courier New" w:cs="Courier New" w:eastAsia="Courier New" w:hAnsi="Courier New"/>
+          <w:sz w:val="19"/>
+          <w:szCs w:val="19"/>
+        </w:rPr>
+        <w:t xml:space="preserve">    for vectorizer in VECTORIZER_GRID:        # word n-grams, raw or sublinear tf, min_df</w:t>
+      </w:r>
+    </w:p>
+    <w:p>
+      <w:pPr>
+        <w:keepNext w:val="false"/>
+        <w:keepLines/>
+        <w:pBdr>
+          <w:left w:val="single" w:color="888888" w:sz="12" w:space="6"/>
+        </w:pBdr>
+        <w:shd w:fill="F2F2F2" w:color="auto" w:val="clear"/>
+        <w:spacing w:after="0" w:line="260"/>
+        <w:ind w:left="200"/>
+      </w:pPr>
+      <w:r>
+        <w:rPr>
+          <w:rFonts w:ascii="Courier New" w:cs="Courier New" w:eastAsia="Courier New" w:hAnsi="Courier New"/>
+          <w:sz w:val="19"/>
+          <w:szCs w:val="19"/>
+        </w:rPr>
+        <w:t xml:space="preserve">        X_fit &lt;- vectorizer.fit_transform(tokenizer(fit))</w:t>
+      </w:r>
+    </w:p>
+    <w:p>
+      <w:pPr>
+        <w:keepNext w:val="false"/>
+        <w:keepLines/>
+        <w:pBdr>
+          <w:left w:val="single" w:color="888888" w:sz="12" w:space="6"/>
+        </w:pBdr>
+        <w:shd w:fill="F2F2F2" w:color="auto" w:val="clear"/>
+        <w:spacing w:after="0" w:line="260"/>
+        <w:ind w:left="200"/>
+      </w:pPr>
+      <w:r>
+        <w:rPr>
+          <w:rFonts w:ascii="Courier New" w:cs="Courier New" w:eastAsia="Courier New" w:hAnsi="Courier New"/>
+          <w:sz w:val="19"/>
+          <w:szCs w:val="19"/>
+        </w:rPr>
+        <w:t xml:space="preserve">        X_val &lt;- vectorizer.transform(tokenizer(val))</w:t>
+      </w:r>
+    </w:p>
+    <w:p>
+      <w:pPr>
+        <w:keepNext w:val="false"/>
+        <w:keepLines/>
+        <w:pBdr>
+          <w:left w:val="single" w:color="888888" w:sz="12" w:space="6"/>
+        </w:pBdr>
+        <w:shd w:fill="F2F2F2" w:color="auto" w:val="clear"/>
+        <w:spacing w:after="0" w:line="260"/>
+        <w:ind w:left="200"/>
+      </w:pPr>
+      <w:r>
+        <w:rPr>
+          <w:rFonts w:ascii="Courier New" w:cs="Courier New" w:eastAsia="Courier New" w:hAnsi="Courier New"/>
+          <w:sz w:val="19"/>
+          <w:szCs w:val="19"/>
+        </w:rPr>
+        <w:t xml:space="preserve">        for value in PARAMETER_GRID[classifier]:      # C or alpha</w:t>
+      </w:r>
+    </w:p>
+    <w:p>
+      <w:pPr>
+        <w:keepNext w:val="false"/>
+        <w:keepLines/>
+        <w:pBdr>
+          <w:left w:val="single" w:color="888888" w:sz="12" w:space="6"/>
+        </w:pBdr>
+        <w:shd w:fill="F2F2F2" w:color="auto" w:val="clear"/>
+        <w:spacing w:after="0" w:line="260"/>
+        <w:ind w:left="200"/>
+      </w:pPr>
+      <w:r>
+        <w:rPr>
+          <w:rFonts w:ascii="Courier New" w:cs="Courier New" w:eastAsia="Courier New" w:hAnsi="Courier New"/>
+          <w:sz w:val="19"/>
+          <w:szCs w:val="19"/>
+        </w:rPr>
+        <w:t xml:space="preserve">            score &lt;- accuracy(model(value).fit(X_fit, y_fit).predict(X_val), y_val)</w:t>
+      </w:r>
+    </w:p>
+    <w:p>
+      <w:pPr>
+        <w:keepNext w:val="false"/>
+        <w:keepLines/>
+        <w:pBdr>
+          <w:left w:val="single" w:color="888888" w:sz="12" w:space="6"/>
+        </w:pBdr>
+        <w:shd w:fill="F2F2F2" w:color="auto" w:val="clear"/>
+        <w:spacing w:after="0" w:line="260"/>
+        <w:ind w:left="200"/>
+      </w:pPr>
+      <w:r>
+        <w:rPr>
+          <w:rFonts w:ascii="Courier New" w:cs="Courier New" w:eastAsia="Courier New" w:hAnsi="Courier New"/>
+          <w:sz w:val="19"/>
+          <w:szCs w:val="19"/>
+        </w:rPr>
+        <w:t xml:space="preserve">            keep the best (vectorizer, value)</w:t>
+      </w:r>
+    </w:p>
+    <w:p>
+      <w:pPr>
+        <w:keepNext w:val="false"/>
+        <w:keepLines/>
+        <w:pBdr>
+          <w:left w:val="single" w:color="888888" w:sz="12" w:space="6"/>
+        </w:pBdr>
+        <w:shd w:fill="F2F2F2" w:color="auto" w:val="clear"/>
+        <w:spacing w:after="0" w:line="260"/>
+        <w:ind w:left="200"/>
+      </w:pPr>
+      <w:r>
+        <w:rPr>
+          <w:rFonts w:ascii="Courier New" w:cs="Courier New" w:eastAsia="Courier New" w:hAnsi="Courier New"/>
+          <w:sz w:val="19"/>
+          <w:szCs w:val="19"/>
+        </w:rPr>
+        <w:t xml:space="preserve">    refit the best setting on the full training set</w:t>
+      </w:r>
+    </w:p>
+    <w:p>
+      <w:pPr>
+        <w:keepNext w:val="false"/>
+        <w:keepLines/>
+        <w:pBdr>
+          <w:left w:val="single" w:color="888888" w:sz="12" w:space="6"/>
+        </w:pBdr>
+        <w:shd w:fill="F2F2F2" w:color="auto" w:val="clear"/>
+        <w:spacing w:after="0" w:line="260"/>
+        <w:ind w:left="200"/>
+      </w:pPr>
+      <w:r>
+        <w:rPr>
+          <w:rFonts w:ascii="Courier New" w:cs="Courier New" w:eastAsia="Courier New" w:hAnsi="Courier New"/>
+          <w:sz w:val="19"/>
+          <w:szCs w:val="19"/>
+        </w:rPr>
+        <w:t xml:space="preserve">    score the test set once, save predictions</w:t>
+      </w:r>
+    </w:p>
+    <w:p>
+      <w:pPr>
+        <w:keepNext w:val="false"/>
+        <w:keepLines/>
+        <w:pBdr>
+          <w:left w:val="single" w:color="888888" w:sz="12" w:space="6"/>
+        </w:pBdr>
+        <w:shd w:fill="F2F2F2" w:color="auto" w:val="clear"/>
+        <w:spacing w:after="0" w:line="260"/>
+        <w:ind w:left="200"/>
+      </w:pPr>
+      <w:r>
+        <w:rPr>
+          <w:rFonts w:ascii="Courier New" w:cs="Courier New" w:eastAsia="Courier New" w:hAnsi="Courier New"/>
+          <w:sz w:val="19"/>
+          <w:szCs w:val="19"/>
+        </w:rPr>
+        <w:t xml:space="preserve">    # the same grids are used for every tokenizer</w:t>
+      </w:r>
+    </w:p>
+    <w:p>
+      <w:pPr>
+        <w:keepNext w:val="false"/>
+        <w:keepLines/>
+        <w:pBdr>
+          <w:left w:val="single" w:color="888888" w:sz="12" w:space="6"/>
+        </w:pBdr>
+        <w:shd w:fill="F2F2F2" w:color="auto" w:val="clear"/>
+        <w:spacing w:after="0" w:line="260"/>
+        <w:ind w:left="200"/>
+      </w:pPr>
+      <w:r>
+        <w:rPr>
+          <w:rFonts w:ascii="Courier New" w:cs="Courier New" w:eastAsia="Courier New" w:hAnsi="Courier New"/>
+          <w:sz w:val="19"/>
+          <w:szCs w:val="19"/>
+        </w:rPr>
+        <w:t xml:space="preserve"> </w:t>
+      </w:r>
+    </w:p>
+    <w:p>
+      <w:pPr>
+        <w:keepNext w:val="false"/>
+        <w:keepLines/>
+        <w:pBdr>
+          <w:left w:val="single" w:color="888888" w:sz="12" w:space="6"/>
+        </w:pBdr>
+        <w:shd w:fill="F2F2F2" w:color="auto" w:val="clear"/>
+        <w:spacing w:after="0" w:line="260"/>
+        <w:ind w:left="200"/>
+      </w:pPr>
+      <w:r>
+        <w:rPr>
+          <w:rFonts w:ascii="Courier New" w:cs="Courier New" w:eastAsia="Courier New" w:hAnsi="Courier New"/>
+          <w:sz w:val="19"/>
+          <w:szCs w:val="19"/>
+        </w:rPr>
+        <w:t xml:space="preserve">compare(A, B):                                  # same test examples</w:t>
+      </w:r>
+    </w:p>
+    <w:p>
+      <w:pPr>
+        <w:keepNext w:val="false"/>
+        <w:keepLines/>
+        <w:pBdr>
+          <w:left w:val="single" w:color="888888" w:sz="12" w:space="6"/>
+        </w:pBdr>
+        <w:shd w:fill="F2F2F2" w:color="auto" w:val="clear"/>
+        <w:spacing w:after="0" w:line="260"/>
+        <w:ind w:left="200"/>
+      </w:pPr>
+      <w:r>
+        <w:rPr>
+          <w:rFonts w:ascii="Courier New" w:cs="Courier New" w:eastAsia="Courier New" w:hAnsi="Courier New"/>
+          <w:sz w:val="19"/>
+          <w:szCs w:val="19"/>
+        </w:rPr>
+        <w:t xml:space="preserve">    diff &lt;- accuracy(A) - accuracy(B)</w:t>
+      </w:r>
+    </w:p>
+    <w:p>
+      <w:pPr>
+        <w:keepNext w:val="false"/>
+        <w:keepLines/>
+        <w:pBdr>
+          <w:left w:val="single" w:color="888888" w:sz="12" w:space="6"/>
+        </w:pBdr>
+        <w:shd w:fill="F2F2F2" w:color="auto" w:val="clear"/>
+        <w:spacing w:after="0" w:line="260"/>
+        <w:ind w:left="200"/>
+      </w:pPr>
+      <w:r>
+        <w:rPr>
+          <w:rFonts w:ascii="Courier New" w:cs="Courier New" w:eastAsia="Courier New" w:hAnsi="Courier New"/>
+          <w:sz w:val="19"/>
+          <w:szCs w:val="19"/>
+        </w:rPr>
+        <w:t xml:space="preserve">    CI   &lt;- percentile bootstrap of diff over the test examples</w:t>
+      </w:r>
+    </w:p>
+    <w:p>
+      <w:pPr>
+        <w:keepNext w:val="false"/>
+        <w:keepLines/>
+        <w:pBdr>
+          <w:left w:val="single" w:color="888888" w:sz="12" w:space="6"/>
+        </w:pBdr>
+        <w:shd w:fill="F2F2F2" w:color="auto" w:val="clear"/>
+        <w:spacing w:after="0" w:line="260"/>
+        <w:ind w:left="200"/>
+      </w:pPr>
+      <w:r>
+        <w:rPr>
+          <w:rFonts w:ascii="Courier New" w:cs="Courier New" w:eastAsia="Courier New" w:hAnsi="Courier New"/>
+          <w:sz w:val="19"/>
+          <w:szCs w:val="19"/>
+        </w:rPr>
+        <w:t xml:space="preserve">    verdict &lt;- within | beyond | unclear   against the +-0.5 point margin</w:t>
       </w:r>
     </w:p>
     <w:p>
@@ -1311,1861 +3160,12 @@
           <w:sz w:val="19"/>
           <w:szCs w:val="19"/>
         </w:rPr>
-        <w:t xml:space="preserve">        add epsilon edge NFA.start -&gt; s ;  accepting[t] &lt;- i</w:t>
+        <w:t xml:space="preserve"> </w:t>
       </w:r>
     </w:p>
     <w:p>
       <w:pPr>
         <w:keepNext/>
-        <w:keepLines/>
-        <w:pBdr>
-          <w:left w:val="single" w:color="888888" w:sz="12" w:space="6"/>
-        </w:pBdr>
-        <w:shd w:fill="F2F2F2" w:color="auto" w:val="clear"/>
-        <w:spacing w:after="0" w:line="260"/>
-        <w:ind w:left="200"/>
-      </w:pPr>
-      <w:r>
-        <w:rPr>
-          <w:rFonts w:ascii="Courier New" w:cs="Courier New" w:eastAsia="Courier New" w:hAnsi="Courier New"/>
-          <w:sz w:val="19"/>
-          <w:szCs w:val="19"/>
-        </w:rPr>
-        <w:t xml:space="preserve">    start_set &lt;- eps_closure({NFA.start});  DFA.states &lt;- {start_set}</w:t>
-      </w:r>
-    </w:p>
-    <w:p>
-      <w:pPr>
-        <w:keepNext/>
-        <w:keepLines/>
-        <w:pBdr>
-          <w:left w:val="single" w:color="888888" w:sz="12" w:space="6"/>
-        </w:pBdr>
-        <w:shd w:fill="F2F2F2" w:color="auto" w:val="clear"/>
-        <w:spacing w:after="0" w:line="260"/>
-        <w:ind w:left="200"/>
-      </w:pPr>
-      <w:r>
-        <w:rPr>
-          <w:rFonts w:ascii="Courier New" w:cs="Courier New" w:eastAsia="Courier New" w:hAnsi="Courier New"/>
-          <w:sz w:val="19"/>
-          <w:szCs w:val="19"/>
-        </w:rPr>
-        <w:t xml:space="preserve">    while worklist not empty:</w:t>
-      </w:r>
-    </w:p>
-    <w:p>
-      <w:pPr>
-        <w:keepNext/>
-        <w:keepLines/>
-        <w:pBdr>
-          <w:left w:val="single" w:color="888888" w:sz="12" w:space="6"/>
-        </w:pBdr>
-        <w:shd w:fill="F2F2F2" w:color="auto" w:val="clear"/>
-        <w:spacing w:after="0" w:line="260"/>
-        <w:ind w:left="200"/>
-      </w:pPr>
-      <w:r>
-        <w:rPr>
-          <w:rFonts w:ascii="Courier New" w:cs="Courier New" w:eastAsia="Courier New" w:hAnsi="Courier New"/>
-          <w:sz w:val="19"/>
-          <w:szCs w:val="19"/>
-        </w:rPr>
-        <w:t xml:space="preserve">        S &lt;- pop(worklist)</w:t>
-      </w:r>
-    </w:p>
-    <w:p>
-      <w:pPr>
-        <w:keepNext/>
-        <w:keepLines/>
-        <w:pBdr>
-          <w:left w:val="single" w:color="888888" w:sz="12" w:space="6"/>
-        </w:pBdr>
-        <w:shd w:fill="F2F2F2" w:color="auto" w:val="clear"/>
-        <w:spacing w:after="0" w:line="260"/>
-        <w:ind w:left="200"/>
-      </w:pPr>
-      <w:r>
-        <w:rPr>
-          <w:rFonts w:ascii="Courier New" w:cs="Courier New" w:eastAsia="Courier New" w:hAnsi="Courier New"/>
-          <w:sz w:val="19"/>
-          <w:szCs w:val="19"/>
-        </w:rPr>
-        <w:t xml:space="preserve">        for each atom a:</w:t>
-      </w:r>
-    </w:p>
-    <w:p>
-      <w:pPr>
-        <w:keepNext/>
-        <w:keepLines/>
-        <w:pBdr>
-          <w:left w:val="single" w:color="888888" w:sz="12" w:space="6"/>
-        </w:pBdr>
-        <w:shd w:fill="F2F2F2" w:color="auto" w:val="clear"/>
-        <w:spacing w:after="0" w:line="260"/>
-        <w:ind w:left="200"/>
-      </w:pPr>
-      <w:r>
-        <w:rPr>
-          <w:rFonts w:ascii="Courier New" w:cs="Courier New" w:eastAsia="Courier New" w:hAnsi="Courier New"/>
-          <w:sz w:val="19"/>
-          <w:szCs w:val="19"/>
-        </w:rPr>
-        <w:t xml:space="preserve">            T &lt;- eps_closure(move(S, a))</w:t>
-      </w:r>
-    </w:p>
-    <w:p>
-      <w:pPr>
-        <w:keepNext/>
-        <w:keepLines/>
-        <w:pBdr>
-          <w:left w:val="single" w:color="888888" w:sz="12" w:space="6"/>
-        </w:pBdr>
-        <w:shd w:fill="F2F2F2" w:color="auto" w:val="clear"/>
-        <w:spacing w:after="0" w:line="260"/>
-        <w:ind w:left="200"/>
-      </w:pPr>
-      <w:r>
-        <w:rPr>
-          <w:rFonts w:ascii="Courier New" w:cs="Courier New" w:eastAsia="Courier New" w:hAnsi="Courier New"/>
-          <w:sz w:val="19"/>
-          <w:szCs w:val="19"/>
-        </w:rPr>
-        <w:t xml:space="preserve">            if T is non-empty: add T if new, set DFA.trans[S][a] &lt;- T</w:t>
-      </w:r>
-    </w:p>
-    <w:p>
-      <w:pPr>
-        <w:keepNext/>
-        <w:keepLines/>
-        <w:pBdr>
-          <w:left w:val="single" w:color="888888" w:sz="12" w:space="6"/>
-        </w:pBdr>
-        <w:shd w:fill="F2F2F2" w:color="auto" w:val="clear"/>
-        <w:spacing w:after="0" w:line="260"/>
-        <w:ind w:left="200"/>
-      </w:pPr>
-      <w:r>
-        <w:rPr>
-          <w:rFonts w:ascii="Courier New" w:cs="Courier New" w:eastAsia="Courier New" w:hAnsi="Courier New"/>
-          <w:sz w:val="19"/>
-          <w:szCs w:val="19"/>
-        </w:rPr>
-        <w:t xml:space="preserve">    for each DFA state S:</w:t>
-      </w:r>
-    </w:p>
-    <w:p>
-      <w:pPr>
-        <w:keepNext/>
-        <w:keepLines/>
-        <w:pBdr>
-          <w:left w:val="single" w:color="888888" w:sz="12" w:space="6"/>
-        </w:pBdr>
-        <w:shd w:fill="F2F2F2" w:color="auto" w:val="clear"/>
-        <w:spacing w:after="0" w:line="260"/>
-        <w:ind w:left="200"/>
-      </w:pPr>
-      <w:r>
-        <w:rPr>
-          <w:rFonts w:ascii="Courier New" w:cs="Courier New" w:eastAsia="Courier New" w:hAnsi="Courier New"/>
-          <w:sz w:val="19"/>
-          <w:szCs w:val="19"/>
-        </w:rPr>
-        <w:t xml:space="preserve">        S.accepts &lt;- min{accepting[q] : q in S}      # priority</w:t>
-      </w:r>
-    </w:p>
-    <w:p>
-      <w:pPr>
-        <w:keepNext/>
-        <w:keepLines/>
-        <w:pBdr>
-          <w:left w:val="single" w:color="888888" w:sz="12" w:space="6"/>
-        </w:pBdr>
-        <w:shd w:fill="F2F2F2" w:color="auto" w:val="clear"/>
-        <w:spacing w:after="0" w:line="260"/>
-        <w:ind w:left="200"/>
-      </w:pPr>
-      <w:r>
-        <w:rPr>
-          <w:rFonts w:ascii="Courier New" w:cs="Courier New" w:eastAsia="Courier New" w:hAnsi="Courier New"/>
-          <w:sz w:val="19"/>
-          <w:szCs w:val="19"/>
-        </w:rPr>
-        <w:t xml:space="preserve">    # Moore minimization</w:t>
-      </w:r>
-    </w:p>
-    <w:p>
-      <w:pPr>
-        <w:keepNext/>
-        <w:keepLines/>
-        <w:pBdr>
-          <w:left w:val="single" w:color="888888" w:sz="12" w:space="6"/>
-        </w:pBdr>
-        <w:shd w:fill="F2F2F2" w:color="auto" w:val="clear"/>
-        <w:spacing w:after="0" w:line="260"/>
-        <w:ind w:left="200"/>
-      </w:pPr>
-      <w:r>
-        <w:rPr>
-          <w:rFonts w:ascii="Courier New" w:cs="Courier New" w:eastAsia="Courier New" w:hAnsi="Courier New"/>
-          <w:sz w:val="19"/>
-          <w:szCs w:val="19"/>
-        </w:rPr>
-        <w:t xml:space="preserve">    block[S] &lt;- id of S.accepts</w:t>
-      </w:r>
-    </w:p>
-    <w:p>
-      <w:pPr>
-        <w:keepNext/>
-        <w:keepLines/>
-        <w:pBdr>
-          <w:left w:val="single" w:color="888888" w:sz="12" w:space="6"/>
-        </w:pBdr>
-        <w:shd w:fill="F2F2F2" w:color="auto" w:val="clear"/>
-        <w:spacing w:after="0" w:line="260"/>
-        <w:ind w:left="200"/>
-      </w:pPr>
-      <w:r>
-        <w:rPr>
-          <w:rFonts w:ascii="Courier New" w:cs="Courier New" w:eastAsia="Courier New" w:hAnsi="Courier New"/>
-          <w:sz w:val="19"/>
-          <w:szCs w:val="19"/>
-        </w:rPr>
-        <w:t xml:space="preserve">    repeat: signature[S] &lt;- (block[S], sorted (a, block[trans[S][a]]))</w:t>
-      </w:r>
-    </w:p>
-    <w:p>
-      <w:pPr>
-        <w:keepNext/>
-        <w:keepLines/>
-        <w:pBdr>
-          <w:left w:val="single" w:color="888888" w:sz="12" w:space="6"/>
-        </w:pBdr>
-        <w:shd w:fill="F2F2F2" w:color="auto" w:val="clear"/>
-        <w:spacing w:after="0" w:line="260"/>
-        <w:ind w:left="200"/>
-      </w:pPr>
-      <w:r>
-        <w:rPr>
-          <w:rFonts w:ascii="Courier New" w:cs="Courier New" w:eastAsia="Courier New" w:hAnsi="Courier New"/>
-          <w:sz w:val="19"/>
-          <w:szCs w:val="19"/>
-        </w:rPr>
-        <w:t xml:space="preserve">            block[S] &lt;- id of signature[S]</w:t>
-      </w:r>
-    </w:p>
-    <w:p>
-      <w:pPr>
-        <w:keepNext/>
-        <w:keepLines/>
-        <w:pBdr>
-          <w:left w:val="single" w:color="888888" w:sz="12" w:space="6"/>
-        </w:pBdr>
-        <w:shd w:fill="F2F2F2" w:color="auto" w:val="clear"/>
-        <w:spacing w:after="0" w:line="260"/>
-        <w:ind w:left="200"/>
-      </w:pPr>
-      <w:r>
-        <w:rPr>
-          <w:rFonts w:ascii="Courier New" w:cs="Courier New" w:eastAsia="Courier New" w:hAnsi="Courier New"/>
-          <w:sz w:val="19"/>
-          <w:szCs w:val="19"/>
-        </w:rPr>
-        <w:t xml:space="preserve">    until the number of blocks stops growing</w:t>
-      </w:r>
-    </w:p>
-    <w:p>
-      <w:pPr>
-        <w:keepNext/>
-        <w:keepLines/>
-        <w:pBdr>
-          <w:left w:val="single" w:color="888888" w:sz="12" w:space="6"/>
-        </w:pBdr>
-        <w:shd w:fill="F2F2F2" w:color="auto" w:val="clear"/>
-        <w:spacing w:after="0" w:line="260"/>
-        <w:ind w:left="200"/>
-      </w:pPr>
-      <w:r>
-        <w:rPr>
-          <w:rFonts w:ascii="Courier New" w:cs="Courier New" w:eastAsia="Courier New" w:hAnsi="Courier New"/>
-          <w:sz w:val="19"/>
-          <w:szCs w:val="19"/>
-        </w:rPr>
-        <w:t xml:space="preserve">    merge states with equal block</w:t>
-      </w:r>
-    </w:p>
-    <w:p>
-      <w:pPr>
-        <w:keepNext/>
-        <w:keepLines/>
-        <w:pBdr>
-          <w:left w:val="single" w:color="888888" w:sz="12" w:space="6"/>
-        </w:pBdr>
-        <w:shd w:fill="F2F2F2" w:color="auto" w:val="clear"/>
-        <w:spacing w:after="0" w:line="260"/>
-        <w:ind w:left="200"/>
-      </w:pPr>
-      <w:r>
-        <w:rPr>
-          <w:rFonts w:ascii="Courier New" w:cs="Courier New" w:eastAsia="Courier New" w:hAnsi="Courier New"/>
-          <w:sz w:val="19"/>
-          <w:szCs w:val="19"/>
-        </w:rPr>
-        <w:t xml:space="preserve"> </w:t>
-      </w:r>
-    </w:p>
-    <w:p>
-      <w:pPr>
-        <w:keepNext/>
-        <w:keepLines/>
-        <w:pBdr>
-          <w:left w:val="single" w:color="888888" w:sz="12" w:space="6"/>
-        </w:pBdr>
-        <w:shd w:fill="F2F2F2" w:color="auto" w:val="clear"/>
-        <w:spacing w:after="0" w:line="260"/>
-        <w:ind w:left="200"/>
-      </w:pPr>
-      <w:r>
-        <w:rPr>
-          <w:rFonts w:ascii="Courier New" w:cs="Courier New" w:eastAsia="Courier New" w:hAnsi="Courier New"/>
-          <w:sz w:val="19"/>
-          <w:szCs w:val="19"/>
-        </w:rPr>
-        <w:t xml:space="preserve">(b) longest-match scanner with error recovery</w:t>
-      </w:r>
-    </w:p>
-    <w:p>
-      <w:pPr>
-        <w:keepNext/>
-        <w:keepLines/>
-        <w:pBdr>
-          <w:left w:val="single" w:color="888888" w:sz="12" w:space="6"/>
-        </w:pBdr>
-        <w:shd w:fill="F2F2F2" w:color="auto" w:val="clear"/>
-        <w:spacing w:after="0" w:line="260"/>
-        <w:ind w:left="200"/>
-      </w:pPr>
-      <w:r>
-        <w:rPr>
-          <w:rFonts w:ascii="Courier New" w:cs="Courier New" w:eastAsia="Courier New" w:hAnsi="Courier New"/>
-          <w:sz w:val="19"/>
-          <w:szCs w:val="19"/>
-        </w:rPr>
-        <w:t xml:space="preserve">    pos &lt;- 0</w:t>
-      </w:r>
-    </w:p>
-    <w:p>
-      <w:pPr>
-        <w:keepNext/>
-        <w:keepLines/>
-        <w:pBdr>
-          <w:left w:val="single" w:color="888888" w:sz="12" w:space="6"/>
-        </w:pBdr>
-        <w:shd w:fill="F2F2F2" w:color="auto" w:val="clear"/>
-        <w:spacing w:after="0" w:line="260"/>
-        <w:ind w:left="200"/>
-      </w:pPr>
-      <w:r>
-        <w:rPr>
-          <w:rFonts w:ascii="Courier New" w:cs="Courier New" w:eastAsia="Courier New" w:hAnsi="Courier New"/>
-          <w:sz w:val="19"/>
-          <w:szCs w:val="19"/>
-        </w:rPr>
-        <w:t xml:space="preserve">    while pos &lt; len(text):</w:t>
-      </w:r>
-    </w:p>
-    <w:p>
-      <w:pPr>
-        <w:keepNext/>
-        <w:keepLines/>
-        <w:pBdr>
-          <w:left w:val="single" w:color="888888" w:sz="12" w:space="6"/>
-        </w:pBdr>
-        <w:shd w:fill="F2F2F2" w:color="auto" w:val="clear"/>
-        <w:spacing w:after="0" w:line="260"/>
-        <w:ind w:left="200"/>
-      </w:pPr>
-      <w:r>
-        <w:rPr>
-          <w:rFonts w:ascii="Courier New" w:cs="Courier New" w:eastAsia="Courier New" w:hAnsi="Courier New"/>
-          <w:sz w:val="19"/>
-          <w:szCs w:val="19"/>
-        </w:rPr>
-        <w:t xml:space="preserve">        if text[pos] is whitespace: pos++ ; continue</w:t>
-      </w:r>
-    </w:p>
-    <w:p>
-      <w:pPr>
-        <w:keepNext/>
-        <w:keepLines/>
-        <w:pBdr>
-          <w:left w:val="single" w:color="888888" w:sz="12" w:space="6"/>
-        </w:pBdr>
-        <w:shd w:fill="F2F2F2" w:color="auto" w:val="clear"/>
-        <w:spacing w:after="0" w:line="260"/>
-        <w:ind w:left="200"/>
-      </w:pPr>
-      <w:r>
-        <w:rPr>
-          <w:rFonts w:ascii="Courier New" w:cs="Courier New" w:eastAsia="Courier New" w:hAnsi="Courier New"/>
-          <w:sz w:val="19"/>
-          <w:szCs w:val="19"/>
-        </w:rPr>
-        <w:t xml:space="preserve">        state &lt;- start ; last &lt;- none ; i &lt;- pos</w:t>
-      </w:r>
-    </w:p>
-    <w:p>
-      <w:pPr>
-        <w:keepNext/>
-        <w:keepLines/>
-        <w:pBdr>
-          <w:left w:val="single" w:color="888888" w:sz="12" w:space="6"/>
-        </w:pBdr>
-        <w:shd w:fill="F2F2F2" w:color="auto" w:val="clear"/>
-        <w:spacing w:after="0" w:line="260"/>
-        <w:ind w:left="200"/>
-      </w:pPr>
-      <w:r>
-        <w:rPr>
-          <w:rFonts w:ascii="Courier New" w:cs="Courier New" w:eastAsia="Courier New" w:hAnsi="Courier New"/>
-          <w:sz w:val="19"/>
-          <w:szCs w:val="19"/>
-        </w:rPr>
-        <w:t xml:space="preserve">        while i &lt; len(text):</w:t>
-      </w:r>
-    </w:p>
-    <w:p>
-      <w:pPr>
-        <w:keepNext/>
-        <w:keepLines/>
-        <w:pBdr>
-          <w:left w:val="single" w:color="888888" w:sz="12" w:space="6"/>
-        </w:pBdr>
-        <w:shd w:fill="F2F2F2" w:color="auto" w:val="clear"/>
-        <w:spacing w:after="0" w:line="260"/>
-        <w:ind w:left="200"/>
-      </w:pPr>
-      <w:r>
-        <w:rPr>
-          <w:rFonts w:ascii="Courier New" w:cs="Courier New" w:eastAsia="Courier New" w:hAnsi="Courier New"/>
-          <w:sz w:val="19"/>
-          <w:szCs w:val="19"/>
-        </w:rPr>
-        <w:t xml:space="preserve">            state &lt;- table[state][atom_of(text[i])]</w:t>
-      </w:r>
-    </w:p>
-    <w:p>
-      <w:pPr>
-        <w:keepNext/>
-        <w:keepLines/>
-        <w:pBdr>
-          <w:left w:val="single" w:color="888888" w:sz="12" w:space="6"/>
-        </w:pBdr>
-        <w:shd w:fill="F2F2F2" w:color="auto" w:val="clear"/>
-        <w:spacing w:after="0" w:line="260"/>
-        <w:ind w:left="200"/>
-      </w:pPr>
-      <w:r>
-        <w:rPr>
-          <w:rFonts w:ascii="Courier New" w:cs="Courier New" w:eastAsia="Courier New" w:hAnsi="Courier New"/>
-          <w:sz w:val="19"/>
-          <w:szCs w:val="19"/>
-        </w:rPr>
-        <w:t xml:space="preserve">            if state == DEAD: break</w:t>
-      </w:r>
-    </w:p>
-    <w:p>
-      <w:pPr>
-        <w:keepNext/>
-        <w:keepLines/>
-        <w:pBdr>
-          <w:left w:val="single" w:color="888888" w:sz="12" w:space="6"/>
-        </w:pBdr>
-        <w:shd w:fill="F2F2F2" w:color="auto" w:val="clear"/>
-        <w:spacing w:after="0" w:line="260"/>
-        <w:ind w:left="200"/>
-      </w:pPr>
-      <w:r>
-        <w:rPr>
-          <w:rFonts w:ascii="Courier New" w:cs="Courier New" w:eastAsia="Courier New" w:hAnsi="Courier New"/>
-          <w:sz w:val="19"/>
-          <w:szCs w:val="19"/>
-        </w:rPr>
-        <w:t xml:space="preserve">            i++</w:t>
-      </w:r>
-    </w:p>
-    <w:p>
-      <w:pPr>
-        <w:keepNext/>
-        <w:keepLines/>
-        <w:pBdr>
-          <w:left w:val="single" w:color="888888" w:sz="12" w:space="6"/>
-        </w:pBdr>
-        <w:shd w:fill="F2F2F2" w:color="auto" w:val="clear"/>
-        <w:spacing w:after="0" w:line="260"/>
-        <w:ind w:left="200"/>
-      </w:pPr>
-      <w:r>
-        <w:rPr>
-          <w:rFonts w:ascii="Courier New" w:cs="Courier New" w:eastAsia="Courier New" w:hAnsi="Courier New"/>
-          <w:sz w:val="19"/>
-          <w:szCs w:val="19"/>
-        </w:rPr>
-        <w:t xml:space="preserve">            if accepts[state] is not none: last &lt;- (i, accepts[state])</w:t>
-      </w:r>
-    </w:p>
-    <w:p>
-      <w:pPr>
-        <w:keepNext/>
-        <w:keepLines/>
-        <w:pBdr>
-          <w:left w:val="single" w:color="888888" w:sz="12" w:space="6"/>
-        </w:pBdr>
-        <w:shd w:fill="F2F2F2" w:color="auto" w:val="clear"/>
-        <w:spacing w:after="0" w:line="260"/>
-        <w:ind w:left="200"/>
-      </w:pPr>
-      <w:r>
-        <w:rPr>
-          <w:rFonts w:ascii="Courier New" w:cs="Courier New" w:eastAsia="Courier New" w:hAnsi="Courier New"/>
-          <w:sz w:val="19"/>
-          <w:szCs w:val="19"/>
-        </w:rPr>
-        <w:t xml:space="preserve">        if last is none:                       # error recovery</w:t>
-      </w:r>
-    </w:p>
-    <w:p>
-      <w:pPr>
-        <w:keepNext/>
-        <w:keepLines/>
-        <w:pBdr>
-          <w:left w:val="single" w:color="888888" w:sz="12" w:space="6"/>
-        </w:pBdr>
-        <w:shd w:fill="F2F2F2" w:color="auto" w:val="clear"/>
-        <w:spacing w:after="0" w:line="260"/>
-        <w:ind w:left="200"/>
-      </w:pPr>
-      <w:r>
-        <w:rPr>
-          <w:rFonts w:ascii="Courier New" w:cs="Courier New" w:eastAsia="Courier New" w:hAnsi="Courier New"/>
-          <w:sz w:val="19"/>
-          <w:szCs w:val="19"/>
-        </w:rPr>
-        <w:t xml:space="preserve">            emit (UNKNOWN, text[pos]) ; pos++</w:t>
-      </w:r>
-    </w:p>
-    <w:p>
-      <w:pPr>
-        <w:keepNext/>
-        <w:keepLines/>
-        <w:pBdr>
-          <w:left w:val="single" w:color="888888" w:sz="12" w:space="6"/>
-        </w:pBdr>
-        <w:shd w:fill="F2F2F2" w:color="auto" w:val="clear"/>
-        <w:spacing w:after="0" w:line="260"/>
-        <w:ind w:left="200"/>
-      </w:pPr>
-      <w:r>
-        <w:rPr>
-          <w:rFonts w:ascii="Courier New" w:cs="Courier New" w:eastAsia="Courier New" w:hAnsi="Courier New"/>
-          <w:sz w:val="19"/>
-          <w:szCs w:val="19"/>
-        </w:rPr>
-        <w:t xml:space="preserve">        else:</w:t>
-      </w:r>
-    </w:p>
-    <w:p>
-      <w:pPr>
-        <w:keepNext w:val="false"/>
-        <w:keepLines/>
-        <w:pBdr>
-          <w:left w:val="single" w:color="888888" w:sz="12" w:space="6"/>
-        </w:pBdr>
-        <w:shd w:fill="F2F2F2" w:color="auto" w:val="clear"/>
-        <w:spacing w:after="0" w:line="260"/>
-        <w:ind w:left="200"/>
-      </w:pPr>
-      <w:r>
-        <w:rPr>
-          <w:rFonts w:ascii="Courier New" w:cs="Courier New" w:eastAsia="Courier New" w:hAnsi="Courier New"/>
-          <w:sz w:val="19"/>
-          <w:szCs w:val="19"/>
-        </w:rPr>
-        <w:t xml:space="preserve">            emit (class[rule], text[pos:end]) ; pos &lt;- end</w:t>
-      </w:r>
-    </w:p>
-    <w:p>
-      <w:pPr>
-        <w:spacing w:after="160"/>
-      </w:pPr>
-    </w:p>
-    <w:p>
-      <w:pPr>
-        <w:pStyle w:val="Heading2"/>
-        <w:keepNext/>
-        <w:spacing w:after="100" w:before="220"/>
-      </w:pPr>
-      <w:r>
-        <w:rPr>
-          <w:rFonts w:ascii="Times New Roman" w:cs="Times New Roman" w:eastAsia="Times New Roman" w:hAnsi="Times New Roman"/>
-          <w:b/>
-          <w:bCs/>
-          <w:sz w:val="26"/>
-          <w:szCs w:val="26"/>
-        </w:rPr>
-        <w:t xml:space="preserve">3.5 Module 3: Normalizer, symbol table and rule ablation</w:t>
-      </w:r>
-    </w:p>
-    <w:p>
-      <w:pPr>
-        <w:spacing w:after="160" w:line="320"/>
-        <w:jc w:val="both"/>
-      </w:pPr>
-      <w:r>
-        <w:rPr>
-          <w:rFonts w:ascii="Times New Roman" w:cs="Times New Roman" w:eastAsia="Times New Roman" w:hAnsi="Times New Roman"/>
-          <w:sz w:val="24"/>
-          <w:szCs w:val="24"/>
-        </w:rPr>
-        <w:t xml:space="preserve">After a token has been scanned, a semantic action maps it to its canonical form, much like the action block attached to a Lex rule. LexFront has six such rules in </w:t>
-      </w:r>
-      <w:r>
-        <w:rPr>
-          <w:rFonts w:ascii="Courier New" w:cs="Courier New" w:eastAsia="Courier New" w:hAnsi="Courier New"/>
-          <w:sz w:val="21"/>
-          <w:szCs w:val="21"/>
-        </w:rPr>
-        <w:t xml:space="preserve">lexer/normalize.py</w:t>
-      </w:r>
-      <w:r>
-        <w:rPr>
-          <w:rFonts w:ascii="Times New Roman" w:cs="Times New Roman" w:eastAsia="Times New Roman" w:hAnsi="Times New Roman"/>
-          <w:sz w:val="24"/>
-          <w:szCs w:val="24"/>
-        </w:rPr>
-        <w:t xml:space="preserve">, and each one can be switched on or off by itself. URLs become &lt;URL&gt;, mentions become &lt;USER&gt; and numbers become &lt;NUM&gt;. Runs of three or more identical letters are shortened to two ("sooooo" becomes "soo"). Word-like tokens are lowercased, and a lookup in a slang table of 30 entries expands things like "u" into "you". The symbol table stores an id, a frequency and a class for each token.</w:t>
-      </w:r>
-    </w:p>
-    <w:p>
-      <w:pPr>
-        <w:keepNext/>
-        <w:spacing w:after="160" w:line="320"/>
-        <w:jc w:val="both"/>
-      </w:pPr>
-      <w:r>
-        <w:rPr>
-          <w:rFonts w:ascii="Times New Roman" w:cs="Times New Roman" w:eastAsia="Times New Roman" w:hAnsi="Times New Roman"/>
-          <w:sz w:val="24"/>
-          <w:szCs w:val="24"/>
-        </w:rPr>
-        <w:t xml:space="preserve">Because every rule has its own switch, we can run an ablation in which one rule is removed at a time, and a case-sensitivity check in which TF-IDF's own lowercasing is turned off. That is how we find out which rules actually help. Pseudocode for the normalizer follows.</w:t>
-      </w:r>
-    </w:p>
-    <w:p>
-      <w:pPr>
-        <w:keepNext/>
-        <w:keepLines/>
-        <w:pBdr>
-          <w:left w:val="single" w:color="888888" w:sz="12" w:space="6"/>
-        </w:pBdr>
-        <w:shd w:fill="F2F2F2" w:color="auto" w:val="clear"/>
-        <w:spacing w:after="0" w:line="260"/>
-        <w:ind w:left="200"/>
-      </w:pPr>
-      <w:r>
-        <w:rPr>
-          <w:rFonts w:ascii="Courier New" w:cs="Courier New" w:eastAsia="Courier New" w:hAnsi="Courier New"/>
-          <w:sz w:val="19"/>
-          <w:szCs w:val="19"/>
-        </w:rPr>
-        <w:t xml:space="preserve">normalize_token(cls, lexeme, config):</w:t>
-      </w:r>
-    </w:p>
-    <w:p>
-      <w:pPr>
-        <w:keepNext/>
-        <w:keepLines/>
-        <w:pBdr>
-          <w:left w:val="single" w:color="888888" w:sz="12" w:space="6"/>
-        </w:pBdr>
-        <w:shd w:fill="F2F2F2" w:color="auto" w:val="clear"/>
-        <w:spacing w:after="0" w:line="260"/>
-        <w:ind w:left="200"/>
-      </w:pPr>
-      <w:r>
-        <w:rPr>
-          <w:rFonts w:ascii="Courier New" w:cs="Courier New" w:eastAsia="Courier New" w:hAnsi="Courier New"/>
-          <w:sz w:val="19"/>
-          <w:szCs w:val="19"/>
-        </w:rPr>
-        <w:t xml:space="preserve">    if cls == URL     and config.url:      return ["&lt;URL&gt;"]</w:t>
-      </w:r>
-    </w:p>
-    <w:p>
-      <w:pPr>
-        <w:keepNext/>
-        <w:keepLines/>
-        <w:pBdr>
-          <w:left w:val="single" w:color="888888" w:sz="12" w:space="6"/>
-        </w:pBdr>
-        <w:shd w:fill="F2F2F2" w:color="auto" w:val="clear"/>
-        <w:spacing w:after="0" w:line="260"/>
-        <w:ind w:left="200"/>
-      </w:pPr>
-      <w:r>
-        <w:rPr>
-          <w:rFonts w:ascii="Courier New" w:cs="Courier New" w:eastAsia="Courier New" w:hAnsi="Courier New"/>
-          <w:sz w:val="19"/>
-          <w:szCs w:val="19"/>
-        </w:rPr>
-        <w:t xml:space="preserve">    if cls == MENTION and config.mention:  return ["&lt;USER&gt;"]</w:t>
-      </w:r>
-    </w:p>
-    <w:p>
-      <w:pPr>
-        <w:keepNext/>
-        <w:keepLines/>
-        <w:pBdr>
-          <w:left w:val="single" w:color="888888" w:sz="12" w:space="6"/>
-        </w:pBdr>
-        <w:shd w:fill="F2F2F2" w:color="auto" w:val="clear"/>
-        <w:spacing w:after="0" w:line="260"/>
-        <w:ind w:left="200"/>
-      </w:pPr>
-      <w:r>
-        <w:rPr>
-          <w:rFonts w:ascii="Courier New" w:cs="Courier New" w:eastAsia="Courier New" w:hAnsi="Courier New"/>
-          <w:sz w:val="19"/>
-          <w:szCs w:val="19"/>
-        </w:rPr>
-        <w:t xml:space="preserve">    if cls == NUMBER  and config.number:   return ["&lt;NUM&gt;"]</w:t>
-      </w:r>
-    </w:p>
-    <w:p>
-      <w:pPr>
-        <w:keepNext/>
-        <w:keepLines/>
-        <w:pBdr>
-          <w:left w:val="single" w:color="888888" w:sz="12" w:space="6"/>
-        </w:pBdr>
-        <w:shd w:fill="F2F2F2" w:color="auto" w:val="clear"/>
-        <w:spacing w:after="0" w:line="260"/>
-        <w:ind w:left="200"/>
-      </w:pPr>
-      <w:r>
-        <w:rPr>
-          <w:rFonts w:ascii="Courier New" w:cs="Courier New" w:eastAsia="Courier New" w:hAnsi="Courier New"/>
-          <w:sz w:val="19"/>
-          <w:szCs w:val="19"/>
-        </w:rPr>
-        <w:t xml:space="preserve">    if cls not in {WORD, CONTRACTION, ELONGATED}: return [lexeme]</w:t>
-      </w:r>
-    </w:p>
-    <w:p>
-      <w:pPr>
-        <w:keepNext/>
-        <w:keepLines/>
-        <w:pBdr>
-          <w:left w:val="single" w:color="888888" w:sz="12" w:space="6"/>
-        </w:pBdr>
-        <w:shd w:fill="F2F2F2" w:color="auto" w:val="clear"/>
-        <w:spacing w:after="0" w:line="260"/>
-        <w:ind w:left="200"/>
-      </w:pPr>
-      <w:r>
-        <w:rPr>
-          <w:rFonts w:ascii="Courier New" w:cs="Courier New" w:eastAsia="Courier New" w:hAnsi="Courier New"/>
-          <w:sz w:val="19"/>
-          <w:szCs w:val="19"/>
-        </w:rPr>
-        <w:t xml:space="preserve">    if cls == ELONGATED and config.elongated:</w:t>
-      </w:r>
-    </w:p>
-    <w:p>
-      <w:pPr>
-        <w:keepNext/>
-        <w:keepLines/>
-        <w:pBdr>
-          <w:left w:val="single" w:color="888888" w:sz="12" w:space="6"/>
-        </w:pBdr>
-        <w:shd w:fill="F2F2F2" w:color="auto" w:val="clear"/>
-        <w:spacing w:after="0" w:line="260"/>
-        <w:ind w:left="200"/>
-      </w:pPr>
-      <w:r>
-        <w:rPr>
-          <w:rFonts w:ascii="Courier New" w:cs="Courier New" w:eastAsia="Courier New" w:hAnsi="Courier New"/>
-          <w:sz w:val="19"/>
-          <w:szCs w:val="19"/>
-        </w:rPr>
-        <w:t xml:space="preserve">        lexeme &lt;- shorten every run of 3+ identical letters to 2</w:t>
-      </w:r>
-    </w:p>
-    <w:p>
-      <w:pPr>
-        <w:keepNext/>
-        <w:keepLines/>
-        <w:pBdr>
-          <w:left w:val="single" w:color="888888" w:sz="12" w:space="6"/>
-        </w:pBdr>
-        <w:shd w:fill="F2F2F2" w:color="auto" w:val="clear"/>
-        <w:spacing w:after="0" w:line="260"/>
-        <w:ind w:left="200"/>
-      </w:pPr>
-      <w:r>
-        <w:rPr>
-          <w:rFonts w:ascii="Courier New" w:cs="Courier New" w:eastAsia="Courier New" w:hAnsi="Courier New"/>
-          <w:sz w:val="19"/>
-          <w:szCs w:val="19"/>
-        </w:rPr>
-        <w:t xml:space="preserve">    if config.lowercase:  lexeme &lt;- lowercase(lexeme)</w:t>
-      </w:r>
-    </w:p>
-    <w:p>
-      <w:pPr>
-        <w:keepNext/>
-        <w:keepLines/>
-        <w:pBdr>
-          <w:left w:val="single" w:color="888888" w:sz="12" w:space="6"/>
-        </w:pBdr>
-        <w:shd w:fill="F2F2F2" w:color="auto" w:val="clear"/>
-        <w:spacing w:after="0" w:line="260"/>
-        <w:ind w:left="200"/>
-      </w:pPr>
-      <w:r>
-        <w:rPr>
-          <w:rFonts w:ascii="Courier New" w:cs="Courier New" w:eastAsia="Courier New" w:hAnsi="Courier New"/>
-          <w:sz w:val="19"/>
-          <w:szCs w:val="19"/>
-        </w:rPr>
-        <w:t xml:space="preserve">    if config.slang and lexeme in slang_table:</w:t>
-      </w:r>
-    </w:p>
-    <w:p>
-      <w:pPr>
-        <w:keepNext/>
-        <w:keepLines/>
-        <w:pBdr>
-          <w:left w:val="single" w:color="888888" w:sz="12" w:space="6"/>
-        </w:pBdr>
-        <w:shd w:fill="F2F2F2" w:color="auto" w:val="clear"/>
-        <w:spacing w:after="0" w:line="260"/>
-        <w:ind w:left="200"/>
-      </w:pPr>
-      <w:r>
-        <w:rPr>
-          <w:rFonts w:ascii="Courier New" w:cs="Courier New" w:eastAsia="Courier New" w:hAnsi="Courier New"/>
-          <w:sz w:val="19"/>
-          <w:szCs w:val="19"/>
-        </w:rPr>
-        <w:t xml:space="preserve">        return split(slang_table[lexeme])          # may be several words</w:t>
-      </w:r>
-    </w:p>
-    <w:p>
-      <w:pPr>
-        <w:keepNext/>
-        <w:keepLines/>
-        <w:pBdr>
-          <w:left w:val="single" w:color="888888" w:sz="12" w:space="6"/>
-        </w:pBdr>
-        <w:shd w:fill="F2F2F2" w:color="auto" w:val="clear"/>
-        <w:spacing w:after="0" w:line="260"/>
-        <w:ind w:left="200"/>
-      </w:pPr>
-      <w:r>
-        <w:rPr>
-          <w:rFonts w:ascii="Courier New" w:cs="Courier New" w:eastAsia="Courier New" w:hAnsi="Courier New"/>
-          <w:sz w:val="19"/>
-          <w:szCs w:val="19"/>
-        </w:rPr>
-        <w:t xml:space="preserve">    return [lexeme]</w:t>
-      </w:r>
-    </w:p>
-    <w:p>
-      <w:pPr>
-        <w:keepNext/>
-        <w:keepLines/>
-        <w:pBdr>
-          <w:left w:val="single" w:color="888888" w:sz="12" w:space="6"/>
-        </w:pBdr>
-        <w:shd w:fill="F2F2F2" w:color="auto" w:val="clear"/>
-        <w:spacing w:after="0" w:line="260"/>
-        <w:ind w:left="200"/>
-      </w:pPr>
-      <w:r>
-        <w:rPr>
-          <w:rFonts w:ascii="Courier New" w:cs="Courier New" w:eastAsia="Courier New" w:hAnsi="Courier New"/>
-          <w:sz w:val="19"/>
-          <w:szCs w:val="19"/>
-        </w:rPr>
-        <w:t xml:space="preserve"> </w:t>
-      </w:r>
-    </w:p>
-    <w:p>
-      <w:pPr>
-        <w:keepNext/>
-        <w:keepLines/>
-        <w:pBdr>
-          <w:left w:val="single" w:color="888888" w:sz="12" w:space="6"/>
-        </w:pBdr>
-        <w:shd w:fill="F2F2F2" w:color="auto" w:val="clear"/>
-        <w:spacing w:after="0" w:line="260"/>
-        <w:ind w:left="200"/>
-      </w:pPr>
-      <w:r>
-        <w:rPr>
-          <w:rFonts w:ascii="Courier New" w:cs="Courier New" w:eastAsia="Courier New" w:hAnsi="Courier New"/>
-          <w:sz w:val="19"/>
-          <w:szCs w:val="19"/>
-        </w:rPr>
-        <w:t xml:space="preserve">tokenize(text):</w:t>
-      </w:r>
-    </w:p>
-    <w:p>
-      <w:pPr>
-        <w:keepNext/>
-        <w:keepLines/>
-        <w:pBdr>
-          <w:left w:val="single" w:color="888888" w:sz="12" w:space="6"/>
-        </w:pBdr>
-        <w:shd w:fill="F2F2F2" w:color="auto" w:val="clear"/>
-        <w:spacing w:after="0" w:line="260"/>
-        <w:ind w:left="200"/>
-      </w:pPr>
-      <w:r>
-        <w:rPr>
-          <w:rFonts w:ascii="Courier New" w:cs="Courier New" w:eastAsia="Courier New" w:hAnsi="Courier New"/>
-          <w:sz w:val="19"/>
-          <w:szCs w:val="19"/>
-        </w:rPr>
-        <w:t xml:space="preserve">    for (cls, lexeme) in scan(text):</w:t>
-      </w:r>
-    </w:p>
-    <w:p>
-      <w:pPr>
-        <w:keepNext/>
-        <w:keepLines/>
-        <w:pBdr>
-          <w:left w:val="single" w:color="888888" w:sz="12" w:space="6"/>
-        </w:pBdr>
-        <w:shd w:fill="F2F2F2" w:color="auto" w:val="clear"/>
-        <w:spacing w:after="0" w:line="260"/>
-        <w:ind w:left="200"/>
-      </w:pPr>
-      <w:r>
-        <w:rPr>
-          <w:rFonts w:ascii="Courier New" w:cs="Courier New" w:eastAsia="Courier New" w:hAnsi="Courier New"/>
-          <w:sz w:val="19"/>
-          <w:szCs w:val="19"/>
-        </w:rPr>
-        <w:t xml:space="preserve">        for form in normalize_token(cls, lexeme, config):</w:t>
-      </w:r>
-    </w:p>
-    <w:p>
-      <w:pPr>
-        <w:keepNext/>
-        <w:keepLines/>
-        <w:pBdr>
-          <w:left w:val="single" w:color="888888" w:sz="12" w:space="6"/>
-        </w:pBdr>
-        <w:shd w:fill="F2F2F2" w:color="auto" w:val="clear"/>
-        <w:spacing w:after="0" w:line="260"/>
-        <w:ind w:left="200"/>
-      </w:pPr>
-      <w:r>
-        <w:rPr>
-          <w:rFonts w:ascii="Courier New" w:cs="Courier New" w:eastAsia="Courier New" w:hAnsi="Courier New"/>
-          <w:sz w:val="19"/>
-          <w:szCs w:val="19"/>
-        </w:rPr>
-        <w:t xml:space="preserve">            symbol_table.update(form, cls)       # id, frequency, class</w:t>
-      </w:r>
-    </w:p>
-    <w:p>
-      <w:pPr>
-        <w:keepNext/>
-        <w:keepLines/>
-        <w:pBdr>
-          <w:left w:val="single" w:color="888888" w:sz="12" w:space="6"/>
-        </w:pBdr>
-        <w:shd w:fill="F2F2F2" w:color="auto" w:val="clear"/>
-        <w:spacing w:after="0" w:line="260"/>
-        <w:ind w:left="200"/>
-      </w:pPr>
-      <w:r>
-        <w:rPr>
-          <w:rFonts w:ascii="Courier New" w:cs="Courier New" w:eastAsia="Courier New" w:hAnsi="Courier New"/>
-          <w:sz w:val="19"/>
-          <w:szCs w:val="19"/>
-        </w:rPr>
-        <w:t xml:space="preserve">            emit form</w:t>
-      </w:r>
-    </w:p>
-    <w:p>
-      <w:pPr>
-        <w:keepNext/>
-        <w:keepLines/>
-        <w:pBdr>
-          <w:left w:val="single" w:color="888888" w:sz="12" w:space="6"/>
-        </w:pBdr>
-        <w:shd w:fill="F2F2F2" w:color="auto" w:val="clear"/>
-        <w:spacing w:after="0" w:line="260"/>
-        <w:ind w:left="200"/>
-      </w:pPr>
-      <w:r>
-        <w:rPr>
-          <w:rFonts w:ascii="Courier New" w:cs="Courier New" w:eastAsia="Courier New" w:hAnsi="Courier New"/>
-          <w:sz w:val="19"/>
-          <w:szCs w:val="19"/>
-        </w:rPr>
-        <w:t xml:space="preserve"> </w:t>
-      </w:r>
-    </w:p>
-    <w:p>
-      <w:pPr>
-        <w:keepNext/>
-        <w:keepLines/>
-        <w:pBdr>
-          <w:left w:val="single" w:color="888888" w:sz="12" w:space="6"/>
-        </w:pBdr>
-        <w:shd w:fill="F2F2F2" w:color="auto" w:val="clear"/>
-        <w:spacing w:after="0" w:line="260"/>
-        <w:ind w:left="200"/>
-      </w:pPr>
-      <w:r>
-        <w:rPr>
-          <w:rFonts w:ascii="Courier New" w:cs="Courier New" w:eastAsia="Courier New" w:hAnsi="Courier New"/>
-          <w:sz w:val="19"/>
-          <w:szCs w:val="19"/>
-        </w:rPr>
-        <w:t xml:space="preserve">ablation: for rule in [url, mention, number, elongated,</w:t>
-      </w:r>
-    </w:p>
-    <w:p>
-      <w:pPr>
-        <w:keepNext/>
-        <w:keepLines/>
-        <w:pBdr>
-          <w:left w:val="single" w:color="888888" w:sz="12" w:space="6"/>
-        </w:pBdr>
-        <w:shd w:fill="F2F2F2" w:color="auto" w:val="clear"/>
-        <w:spacing w:after="0" w:line="260"/>
-        <w:ind w:left="200"/>
-      </w:pPr>
-      <w:r>
-        <w:rPr>
-          <w:rFonts w:ascii="Courier New" w:cs="Courier New" w:eastAsia="Courier New" w:hAnsi="Courier New"/>
-          <w:sz w:val="19"/>
-          <w:szCs w:val="19"/>
-        </w:rPr>
-        <w:t xml:space="preserve">                        lowercase, slang, all]:</w:t>
-      </w:r>
-    </w:p>
-    <w:p>
-      <w:pPr>
-        <w:keepNext w:val="false"/>
-        <w:keepLines/>
-        <w:pBdr>
-          <w:left w:val="single" w:color="888888" w:sz="12" w:space="6"/>
-        </w:pBdr>
-        <w:shd w:fill="F2F2F2" w:color="auto" w:val="clear"/>
-        <w:spacing w:after="0" w:line="260"/>
-        <w:ind w:left="200"/>
-      </w:pPr>
-      <w:r>
-        <w:rPr>
-          <w:rFonts w:ascii="Courier New" w:cs="Courier New" w:eastAsia="Courier New" w:hAnsi="Courier New"/>
-          <w:sz w:val="19"/>
-          <w:szCs w:val="19"/>
-        </w:rPr>
-        <w:t xml:space="preserve">              run the full pipeline with that rule switched off</w:t>
-      </w:r>
-    </w:p>
-    <w:p>
-      <w:pPr>
-        <w:spacing w:after="160"/>
-      </w:pPr>
-    </w:p>
-    <w:p>
-      <w:pPr>
-        <w:pStyle w:val="Heading2"/>
-        <w:keepNext/>
-        <w:spacing w:after="100" w:before="220"/>
-      </w:pPr>
-      <w:r>
-        <w:rPr>
-          <w:rFonts w:ascii="Times New Roman" w:cs="Times New Roman" w:eastAsia="Times New Roman" w:hAnsi="Times New Roman"/>
-          <w:b/>
-          <w:bCs/>
-          <w:sz w:val="26"/>
-          <w:szCs w:val="26"/>
-        </w:rPr>
-        <w:t xml:space="preserve">3.6 Module 4: Subword stage and the LexFront + BPE hybrid</w:t>
-      </w:r>
-    </w:p>
-    <w:p>
-      <w:pPr>
-        <w:spacing w:after="160" w:line="320"/>
-        <w:jc w:val="both"/>
-      </w:pPr>
-      <w:r>
-        <w:rPr>
-          <w:rFonts w:ascii="Times New Roman" w:cs="Times New Roman" w:eastAsia="Times New Roman" w:hAnsi="Times New Roman"/>
-          <w:sz w:val="24"/>
-          <w:szCs w:val="24"/>
-        </w:rPr>
-        <w:t xml:space="preserve">Module 4 adds learned vocabularies on top of, and next to, the word-level tokenizers. We trained BPE, WordPiece and Unigram models with the Hugging Face tokenizers library on the training split only, lowercased, with a vocabulary of 8000 pieces (BPE was also run at 32000). Pieces that continue a word carry the ## marker in BPE and WordPiece. We also built a two-stage hybrid that follows the compiler idea of passing different token types to different handlers. LexFront decides the class of each token first. Structural tokens such as placeholders, hashtags, emoticons, emoji, punctuation and error tokens are passed through whole, and only the word-like tokens are handed to a BPE model that was trained on the word-like tokens of the training texts.</w:t>
-      </w:r>
-    </w:p>
-    <w:p>
-      <w:pPr>
-        <w:keepNext/>
-        <w:spacing w:after="160" w:line="320"/>
-        <w:jc w:val="both"/>
-      </w:pPr>
-      <w:r>
-        <w:rPr>
-          <w:rFonts w:ascii="Times New Roman" w:cs="Times New Roman" w:eastAsia="Times New Roman" w:hAnsi="Times New Roman"/>
-          <w:sz w:val="24"/>
-          <w:szCs w:val="24"/>
-        </w:rPr>
-        <w:t xml:space="preserve">Making the training deterministic took some care. The trainer assigns ids to the ## alphabet in hash-map order, so two trainings on the same text could merge in a different order. We fixed this by passing a sorted alphabet as special tokens and removing them from the added-token list afterwards. We also checked that texts from the test split do not leak into the trained vocabularies. The hybrid is described in the pseudocode below.</w:t>
-      </w:r>
-    </w:p>
-    <w:p>
-      <w:pPr>
-        <w:keepNext/>
-        <w:keepLines/>
-        <w:pBdr>
-          <w:left w:val="single" w:color="888888" w:sz="12" w:space="6"/>
-        </w:pBdr>
-        <w:shd w:fill="F2F2F2" w:color="auto" w:val="clear"/>
-        <w:spacing w:after="0" w:line="260"/>
-        <w:ind w:left="200"/>
-      </w:pPr>
-      <w:r>
-        <w:rPr>
-          <w:rFonts w:ascii="Courier New" w:cs="Courier New" w:eastAsia="Courier New" w:hAnsi="Courier New"/>
-          <w:sz w:val="19"/>
-          <w:szCs w:val="19"/>
-        </w:rPr>
-        <w:t xml:space="preserve">train_hybrid(train_texts):</w:t>
-      </w:r>
-    </w:p>
-    <w:p>
-      <w:pPr>
-        <w:keepNext/>
-        <w:keepLines/>
-        <w:pBdr>
-          <w:left w:val="single" w:color="888888" w:sz="12" w:space="6"/>
-        </w:pBdr>
-        <w:shd w:fill="F2F2F2" w:color="auto" w:val="clear"/>
-        <w:spacing w:after="0" w:line="260"/>
-        <w:ind w:left="200"/>
-      </w:pPr>
-      <w:r>
-        <w:rPr>
-          <w:rFonts w:ascii="Courier New" w:cs="Courier New" w:eastAsia="Courier New" w:hAnsi="Courier New"/>
-          <w:sz w:val="19"/>
-          <w:szCs w:val="19"/>
-        </w:rPr>
-        <w:t xml:space="preserve">    words &lt;- []</w:t>
-      </w:r>
-    </w:p>
-    <w:p>
-      <w:pPr>
-        <w:keepNext/>
-        <w:keepLines/>
-        <w:pBdr>
-          <w:left w:val="single" w:color="888888" w:sz="12" w:space="6"/>
-        </w:pBdr>
-        <w:shd w:fill="F2F2F2" w:color="auto" w:val="clear"/>
-        <w:spacing w:after="0" w:line="260"/>
-        <w:ind w:left="200"/>
-      </w:pPr>
-      <w:r>
-        <w:rPr>
-          <w:rFonts w:ascii="Courier New" w:cs="Courier New" w:eastAsia="Courier New" w:hAnsi="Courier New"/>
-          <w:sz w:val="19"/>
-          <w:szCs w:val="19"/>
-        </w:rPr>
-        <w:t xml:space="preserve">    for text in train_texts:</w:t>
-      </w:r>
-    </w:p>
-    <w:p>
-      <w:pPr>
-        <w:keepNext/>
-        <w:keepLines/>
-        <w:pBdr>
-          <w:left w:val="single" w:color="888888" w:sz="12" w:space="6"/>
-        </w:pBdr>
-        <w:shd w:fill="F2F2F2" w:color="auto" w:val="clear"/>
-        <w:spacing w:after="0" w:line="260"/>
-        <w:ind w:left="200"/>
-      </w:pPr>
-      <w:r>
-        <w:rPr>
-          <w:rFonts w:ascii="Courier New" w:cs="Courier New" w:eastAsia="Courier New" w:hAnsi="Courier New"/>
-          <w:sz w:val="19"/>
-          <w:szCs w:val="19"/>
-        </w:rPr>
-        <w:t xml:space="preserve">        for (cls, lexeme, forms) in LexFront.analyze(lowercase(text)):</w:t>
-      </w:r>
-    </w:p>
-    <w:p>
-      <w:pPr>
-        <w:keepNext/>
-        <w:keepLines/>
-        <w:pBdr>
-          <w:left w:val="single" w:color="888888" w:sz="12" w:space="6"/>
-        </w:pBdr>
-        <w:shd w:fill="F2F2F2" w:color="auto" w:val="clear"/>
-        <w:spacing w:after="0" w:line="260"/>
-        <w:ind w:left="200"/>
-      </w:pPr>
-      <w:r>
-        <w:rPr>
-          <w:rFonts w:ascii="Courier New" w:cs="Courier New" w:eastAsia="Courier New" w:hAnsi="Courier New"/>
-          <w:sz w:val="19"/>
-          <w:szCs w:val="19"/>
-        </w:rPr>
-        <w:t xml:space="preserve">            if cls in {WORD, CONTRACTION, ELONGATED}: words.extend(forms)</w:t>
-      </w:r>
-    </w:p>
-    <w:p>
-      <w:pPr>
-        <w:keepNext/>
-        <w:keepLines/>
-        <w:pBdr>
-          <w:left w:val="single" w:color="888888" w:sz="12" w:space="6"/>
-        </w:pBdr>
-        <w:shd w:fill="F2F2F2" w:color="auto" w:val="clear"/>
-        <w:spacing w:after="0" w:line="260"/>
-        <w:ind w:left="200"/>
-      </w:pPr>
-      <w:r>
-        <w:rPr>
-          <w:rFonts w:ascii="Courier New" w:cs="Courier New" w:eastAsia="Courier New" w:hAnsi="Courier New"/>
-          <w:sz w:val="19"/>
-          <w:szCs w:val="19"/>
-        </w:rPr>
-        <w:t xml:space="preserve">    BPE &lt;- train_bpe(join(words), vocab_size, sorted_alphabet)</w:t>
-      </w:r>
-    </w:p>
-    <w:p>
-      <w:pPr>
-        <w:keepNext/>
-        <w:keepLines/>
-        <w:pBdr>
-          <w:left w:val="single" w:color="888888" w:sz="12" w:space="6"/>
-        </w:pBdr>
-        <w:shd w:fill="F2F2F2" w:color="auto" w:val="clear"/>
-        <w:spacing w:after="0" w:line="260"/>
-        <w:ind w:left="200"/>
-      </w:pPr>
-      <w:r>
-        <w:rPr>
-          <w:rFonts w:ascii="Courier New" w:cs="Courier New" w:eastAsia="Courier New" w:hAnsi="Courier New"/>
-          <w:sz w:val="19"/>
-          <w:szCs w:val="19"/>
-        </w:rPr>
-        <w:t xml:space="preserve"> </w:t>
-      </w:r>
-    </w:p>
-    <w:p>
-      <w:pPr>
-        <w:keepNext/>
-        <w:keepLines/>
-        <w:pBdr>
-          <w:left w:val="single" w:color="888888" w:sz="12" w:space="6"/>
-        </w:pBdr>
-        <w:shd w:fill="F2F2F2" w:color="auto" w:val="clear"/>
-        <w:spacing w:after="0" w:line="260"/>
-        <w:ind w:left="200"/>
-      </w:pPr>
-      <w:r>
-        <w:rPr>
-          <w:rFonts w:ascii="Courier New" w:cs="Courier New" w:eastAsia="Courier New" w:hAnsi="Courier New"/>
-          <w:sz w:val="19"/>
-          <w:szCs w:val="19"/>
-        </w:rPr>
-        <w:t xml:space="preserve">tokenize_hybrid(text):</w:t>
-      </w:r>
-    </w:p>
-    <w:p>
-      <w:pPr>
-        <w:keepNext/>
-        <w:keepLines/>
-        <w:pBdr>
-          <w:left w:val="single" w:color="888888" w:sz="12" w:space="6"/>
-        </w:pBdr>
-        <w:shd w:fill="F2F2F2" w:color="auto" w:val="clear"/>
-        <w:spacing w:after="0" w:line="260"/>
-        <w:ind w:left="200"/>
-      </w:pPr>
-      <w:r>
-        <w:rPr>
-          <w:rFonts w:ascii="Courier New" w:cs="Courier New" w:eastAsia="Courier New" w:hAnsi="Courier New"/>
-          <w:sz w:val="19"/>
-          <w:szCs w:val="19"/>
-        </w:rPr>
-        <w:t xml:space="preserve">    out &lt;- []</w:t>
-      </w:r>
-    </w:p>
-    <w:p>
-      <w:pPr>
-        <w:keepNext/>
-        <w:keepLines/>
-        <w:pBdr>
-          <w:left w:val="single" w:color="888888" w:sz="12" w:space="6"/>
-        </w:pBdr>
-        <w:shd w:fill="F2F2F2" w:color="auto" w:val="clear"/>
-        <w:spacing w:after="0" w:line="260"/>
-        <w:ind w:left="200"/>
-      </w:pPr>
-      <w:r>
-        <w:rPr>
-          <w:rFonts w:ascii="Courier New" w:cs="Courier New" w:eastAsia="Courier New" w:hAnsi="Courier New"/>
-          <w:sz w:val="19"/>
-          <w:szCs w:val="19"/>
-        </w:rPr>
-        <w:t xml:space="preserve">    for (cls, lexeme, forms) in LexFront.analyze(text):</w:t>
-      </w:r>
-    </w:p>
-    <w:p>
-      <w:pPr>
-        <w:keepNext/>
-        <w:keepLines/>
-        <w:pBdr>
-          <w:left w:val="single" w:color="888888" w:sz="12" w:space="6"/>
-        </w:pBdr>
-        <w:shd w:fill="F2F2F2" w:color="auto" w:val="clear"/>
-        <w:spacing w:after="0" w:line="260"/>
-        <w:ind w:left="200"/>
-      </w:pPr>
-      <w:r>
-        <w:rPr>
-          <w:rFonts w:ascii="Courier New" w:cs="Courier New" w:eastAsia="Courier New" w:hAnsi="Courier New"/>
-          <w:sz w:val="19"/>
-          <w:szCs w:val="19"/>
-        </w:rPr>
-        <w:t xml:space="preserve">        for form in forms:</w:t>
-      </w:r>
-    </w:p>
-    <w:p>
-      <w:pPr>
-        <w:keepNext/>
-        <w:keepLines/>
-        <w:pBdr>
-          <w:left w:val="single" w:color="888888" w:sz="12" w:space="6"/>
-        </w:pBdr>
-        <w:shd w:fill="F2F2F2" w:color="auto" w:val="clear"/>
-        <w:spacing w:after="0" w:line="260"/>
-        <w:ind w:left="200"/>
-      </w:pPr>
-      <w:r>
-        <w:rPr>
-          <w:rFonts w:ascii="Courier New" w:cs="Courier New" w:eastAsia="Courier New" w:hAnsi="Courier New"/>
-          <w:sz w:val="19"/>
-          <w:szCs w:val="19"/>
-        </w:rPr>
-        <w:t xml:space="preserve">            if cls in {WORD, CONTRACTION, ELONGATED}:</w:t>
-      </w:r>
-    </w:p>
-    <w:p>
-      <w:pPr>
-        <w:keepNext/>
-        <w:keepLines/>
-        <w:pBdr>
-          <w:left w:val="single" w:color="888888" w:sz="12" w:space="6"/>
-        </w:pBdr>
-        <w:shd w:fill="F2F2F2" w:color="auto" w:val="clear"/>
-        <w:spacing w:after="0" w:line="260"/>
-        <w:ind w:left="200"/>
-      </w:pPr>
-      <w:r>
-        <w:rPr>
-          <w:rFonts w:ascii="Courier New" w:cs="Courier New" w:eastAsia="Courier New" w:hAnsi="Courier New"/>
-          <w:sz w:val="19"/>
-          <w:szCs w:val="19"/>
-        </w:rPr>
-        <w:t xml:space="preserve">                out.extend(BPE.encode(form))</w:t>
-      </w:r>
-    </w:p>
-    <w:p>
-      <w:pPr>
-        <w:keepNext/>
-        <w:keepLines/>
-        <w:pBdr>
-          <w:left w:val="single" w:color="888888" w:sz="12" w:space="6"/>
-        </w:pBdr>
-        <w:shd w:fill="F2F2F2" w:color="auto" w:val="clear"/>
-        <w:spacing w:after="0" w:line="260"/>
-        <w:ind w:left="200"/>
-      </w:pPr>
-      <w:r>
-        <w:rPr>
-          <w:rFonts w:ascii="Courier New" w:cs="Courier New" w:eastAsia="Courier New" w:hAnsi="Courier New"/>
-          <w:sz w:val="19"/>
-          <w:szCs w:val="19"/>
-        </w:rPr>
-        <w:t xml:space="preserve">            else:</w:t>
-      </w:r>
-    </w:p>
-    <w:p>
-      <w:pPr>
-        <w:keepNext/>
-        <w:keepLines/>
-        <w:pBdr>
-          <w:left w:val="single" w:color="888888" w:sz="12" w:space="6"/>
-        </w:pBdr>
-        <w:shd w:fill="F2F2F2" w:color="auto" w:val="clear"/>
-        <w:spacing w:after="0" w:line="260"/>
-        <w:ind w:left="200"/>
-      </w:pPr>
-      <w:r>
-        <w:rPr>
-          <w:rFonts w:ascii="Courier New" w:cs="Courier New" w:eastAsia="Courier New" w:hAnsi="Courier New"/>
-          <w:sz w:val="19"/>
-          <w:szCs w:val="19"/>
-        </w:rPr>
-        <w:t xml:space="preserve">                out.append(form)          # structural: pass through</w:t>
-      </w:r>
-    </w:p>
-    <w:p>
-      <w:pPr>
-        <w:keepNext w:val="false"/>
-        <w:keepLines/>
-        <w:pBdr>
-          <w:left w:val="single" w:color="888888" w:sz="12" w:space="6"/>
-        </w:pBdr>
-        <w:shd w:fill="F2F2F2" w:color="auto" w:val="clear"/>
-        <w:spacing w:after="0" w:line="260"/>
-        <w:ind w:left="200"/>
-      </w:pPr>
-      <w:r>
-        <w:rPr>
-          <w:rFonts w:ascii="Courier New" w:cs="Courier New" w:eastAsia="Courier New" w:hAnsi="Courier New"/>
-          <w:sz w:val="19"/>
-          <w:szCs w:val="19"/>
-        </w:rPr>
-        <w:t xml:space="preserve">    return out</w:t>
-      </w:r>
-    </w:p>
-    <w:p>
-      <w:pPr>
-        <w:spacing w:after="160"/>
-      </w:pPr>
-    </w:p>
-    <w:p>
-      <w:pPr>
-        <w:pStyle w:val="Heading2"/>
-        <w:keepNext/>
-        <w:spacing w:after="100" w:before="220"/>
-      </w:pPr>
-      <w:r>
-        <w:rPr>
-          <w:rFonts w:ascii="Times New Roman" w:cs="Times New Roman" w:eastAsia="Times New Roman" w:hAnsi="Times New Roman"/>
-          <w:b/>
-          <w:bCs/>
-          <w:sz w:val="26"/>
-          <w:szCs w:val="26"/>
-        </w:rPr>
-        <w:t xml:space="preserve">3.7 Module 5: Tuning, scale and robustness protocol</w:t>
-      </w:r>
-    </w:p>
-    <w:p>
-      <w:pPr>
-        <w:spacing w:after="160" w:line="320"/>
-        <w:jc w:val="both"/>
-      </w:pPr>
-      <w:r>
-        <w:rPr>
-          <w:rFonts w:ascii="Times New Roman" w:cs="Times New Roman" w:eastAsia="Times New Roman" w:hAnsi="Times New Roman"/>
-          <w:sz w:val="24"/>
-          <w:szCs w:val="24"/>
-        </w:rPr>
-        <w:t xml:space="preserve">Module 5 is about how far the results of Modules 1 to 4 can be trusted. It has three parts. The first is a fair tuning protocol. For every tokenizer we choose the TF-IDF settings (word n-grams up to length 3, plain or sublinear term frequency, minimum document frequency 2 or 5) and the classifier parameter (C from 0.3 to 30 for Logistic Regression, alpha from 0.03 to 1 for Naive Bayes) on a validation slice taken from the training data only. The grid is the same for every tokenizer, and the test set is scored once at the end. This matters because a tokenizer comparison at default settings can simply favour whichever tokenizer happens to suit those defaults.</w:t>
-      </w:r>
-    </w:p>
-    <w:p>
-      <w:pPr>
-        <w:keepNext/>
-        <w:spacing w:after="160" w:line="320"/>
-        <w:jc w:val="both"/>
-      </w:pPr>
-      <w:r>
-        <w:rPr>
-          <w:rFonts w:ascii="Times New Roman" w:cs="Times New Roman" w:eastAsia="Times New Roman" w:hAnsi="Times New Roman"/>
-          <w:sz w:val="24"/>
-          <w:szCs w:val="24"/>
-        </w:rPr>
-        <w:t xml:space="preserve">The second part is scale. We cleaned each dataset with fixed rules (empty texts, texts with conflicting labels, duplicates, and test texts that also occur in the training set) and, for Sentiment140, we split by user so that no user appears in both train and test. On Sentiment140 we also ran a size ladder from 10,000 to the full training set. The third part is a noise test: seeded synthetic noise is added to the test text only (a light level, where 10% of the eligible words are corrupted, and a heavy level with 30%), to see which tokenizer loses less accuracy. Hypotheses and a practical margin of plus or minus 0.5 points were written down before the runs in protocol documents (docs/LARGE_PROTOCOL.md, docs/BOOST_PROTOCOL.md and docs/D_PROTOCOL.md). Each difference is then reported as within, beyond or unclear relative to that margin. The pseudocode below summarizes the tuning and comparison steps.</w:t>
-      </w:r>
-    </w:p>
-    <w:p>
-      <w:pPr>
-        <w:keepNext/>
-        <w:keepLines/>
-        <w:pBdr>
-          <w:left w:val="single" w:color="888888" w:sz="12" w:space="6"/>
-        </w:pBdr>
-        <w:shd w:fill="F2F2F2" w:color="auto" w:val="clear"/>
-        <w:spacing w:after="0" w:line="260"/>
-        <w:ind w:left="200"/>
-      </w:pPr>
-      <w:r>
-        <w:rPr>
-          <w:rFonts w:ascii="Courier New" w:cs="Courier New" w:eastAsia="Courier New" w:hAnsi="Courier New"/>
-          <w:sz w:val="19"/>
-          <w:szCs w:val="19"/>
-        </w:rPr>
-        <w:t xml:space="preserve">tune_and_test(tokenizer, classifier, train, test):</w:t>
-      </w:r>
-    </w:p>
-    <w:p>
-      <w:pPr>
-        <w:keepNext/>
-        <w:keepLines/>
-        <w:pBdr>
-          <w:left w:val="single" w:color="888888" w:sz="12" w:space="6"/>
-        </w:pBdr>
-        <w:shd w:fill="F2F2F2" w:color="auto" w:val="clear"/>
-        <w:spacing w:after="0" w:line="260"/>
-        <w:ind w:left="200"/>
-      </w:pPr>
-      <w:r>
-        <w:rPr>
-          <w:rFonts w:ascii="Courier New" w:cs="Courier New" w:eastAsia="Courier New" w:hAnsi="Courier New"/>
-          <w:sz w:val="19"/>
-          <w:szCs w:val="19"/>
-        </w:rPr>
-        <w:t xml:space="preserve">    fit, val &lt;- stratified split of train (at most 100,000 / 20,000 examples)</w:t>
-      </w:r>
-    </w:p>
-    <w:p>
-      <w:pPr>
-        <w:keepNext/>
-        <w:keepLines/>
-        <w:pBdr>
-          <w:left w:val="single" w:color="888888" w:sz="12" w:space="6"/>
-        </w:pBdr>
-        <w:shd w:fill="F2F2F2" w:color="auto" w:val="clear"/>
-        <w:spacing w:after="0" w:line="260"/>
-        <w:ind w:left="200"/>
-      </w:pPr>
-      <w:r>
-        <w:rPr>
-          <w:rFonts w:ascii="Courier New" w:cs="Courier New" w:eastAsia="Courier New" w:hAnsi="Courier New"/>
-          <w:sz w:val="19"/>
-          <w:szCs w:val="19"/>
-        </w:rPr>
-        <w:t xml:space="preserve">    best &lt;- none</w:t>
-      </w:r>
-    </w:p>
-    <w:p>
-      <w:pPr>
-        <w:keepNext/>
-        <w:keepLines/>
-        <w:pBdr>
-          <w:left w:val="single" w:color="888888" w:sz="12" w:space="6"/>
-        </w:pBdr>
-        <w:shd w:fill="F2F2F2" w:color="auto" w:val="clear"/>
-        <w:spacing w:after="0" w:line="260"/>
-        <w:ind w:left="200"/>
-      </w:pPr>
-      <w:r>
-        <w:rPr>
-          <w:rFonts w:ascii="Courier New" w:cs="Courier New" w:eastAsia="Courier New" w:hAnsi="Courier New"/>
-          <w:sz w:val="19"/>
-          <w:szCs w:val="19"/>
-        </w:rPr>
-        <w:t xml:space="preserve">    for vectorizer in VECTORIZER_GRID:        # word n-grams, raw or sublinear tf, min_df</w:t>
-      </w:r>
-    </w:p>
-    <w:p>
-      <w:pPr>
-        <w:keepNext/>
-        <w:keepLines/>
-        <w:pBdr>
-          <w:left w:val="single" w:color="888888" w:sz="12" w:space="6"/>
-        </w:pBdr>
-        <w:shd w:fill="F2F2F2" w:color="auto" w:val="clear"/>
-        <w:spacing w:after="0" w:line="260"/>
-        <w:ind w:left="200"/>
-      </w:pPr>
-      <w:r>
-        <w:rPr>
-          <w:rFonts w:ascii="Courier New" w:cs="Courier New" w:eastAsia="Courier New" w:hAnsi="Courier New"/>
-          <w:sz w:val="19"/>
-          <w:szCs w:val="19"/>
-        </w:rPr>
-        <w:t xml:space="preserve">        X_fit &lt;- vectorizer.fit_transform(tokenizer(fit))</w:t>
-      </w:r>
-    </w:p>
-    <w:p>
-      <w:pPr>
-        <w:keepNext/>
-        <w:keepLines/>
-        <w:pBdr>
-          <w:left w:val="single" w:color="888888" w:sz="12" w:space="6"/>
-        </w:pBdr>
-        <w:shd w:fill="F2F2F2" w:color="auto" w:val="clear"/>
-        <w:spacing w:after="0" w:line="260"/>
-        <w:ind w:left="200"/>
-      </w:pPr>
-      <w:r>
-        <w:rPr>
-          <w:rFonts w:ascii="Courier New" w:cs="Courier New" w:eastAsia="Courier New" w:hAnsi="Courier New"/>
-          <w:sz w:val="19"/>
-          <w:szCs w:val="19"/>
-        </w:rPr>
-        <w:t xml:space="preserve">        X_val &lt;- vectorizer.transform(tokenizer(val))</w:t>
-      </w:r>
-    </w:p>
-    <w:p>
-      <w:pPr>
-        <w:keepNext/>
-        <w:keepLines/>
-        <w:pBdr>
-          <w:left w:val="single" w:color="888888" w:sz="12" w:space="6"/>
-        </w:pBdr>
-        <w:shd w:fill="F2F2F2" w:color="auto" w:val="clear"/>
-        <w:spacing w:after="0" w:line="260"/>
-        <w:ind w:left="200"/>
-      </w:pPr>
-      <w:r>
-        <w:rPr>
-          <w:rFonts w:ascii="Courier New" w:cs="Courier New" w:eastAsia="Courier New" w:hAnsi="Courier New"/>
-          <w:sz w:val="19"/>
-          <w:szCs w:val="19"/>
-        </w:rPr>
-        <w:t xml:space="preserve">        for value in PARAMETER_GRID[classifier]:      # C or alpha</w:t>
-      </w:r>
-    </w:p>
-    <w:p>
-      <w:pPr>
-        <w:keepNext/>
-        <w:keepLines/>
-        <w:pBdr>
-          <w:left w:val="single" w:color="888888" w:sz="12" w:space="6"/>
-        </w:pBdr>
-        <w:shd w:fill="F2F2F2" w:color="auto" w:val="clear"/>
-        <w:spacing w:after="0" w:line="260"/>
-        <w:ind w:left="200"/>
-      </w:pPr>
-      <w:r>
-        <w:rPr>
-          <w:rFonts w:ascii="Courier New" w:cs="Courier New" w:eastAsia="Courier New" w:hAnsi="Courier New"/>
-          <w:sz w:val="19"/>
-          <w:szCs w:val="19"/>
-        </w:rPr>
-        <w:t xml:space="preserve">            score &lt;- accuracy(model(value).fit(X_fit, y_fit).predict(X_val), y_val)</w:t>
-      </w:r>
-    </w:p>
-    <w:p>
-      <w:pPr>
-        <w:keepNext/>
-        <w:keepLines/>
-        <w:pBdr>
-          <w:left w:val="single" w:color="888888" w:sz="12" w:space="6"/>
-        </w:pBdr>
-        <w:shd w:fill="F2F2F2" w:color="auto" w:val="clear"/>
-        <w:spacing w:after="0" w:line="260"/>
-        <w:ind w:left="200"/>
-      </w:pPr>
-      <w:r>
-        <w:rPr>
-          <w:rFonts w:ascii="Courier New" w:cs="Courier New" w:eastAsia="Courier New" w:hAnsi="Courier New"/>
-          <w:sz w:val="19"/>
-          <w:szCs w:val="19"/>
-        </w:rPr>
-        <w:t xml:space="preserve">            keep the best (vectorizer, value)</w:t>
-      </w:r>
-    </w:p>
-    <w:p>
-      <w:pPr>
-        <w:keepNext/>
-        <w:keepLines/>
-        <w:pBdr>
-          <w:left w:val="single" w:color="888888" w:sz="12" w:space="6"/>
-        </w:pBdr>
-        <w:shd w:fill="F2F2F2" w:color="auto" w:val="clear"/>
-        <w:spacing w:after="0" w:line="260"/>
-        <w:ind w:left="200"/>
-      </w:pPr>
-      <w:r>
-        <w:rPr>
-          <w:rFonts w:ascii="Courier New" w:cs="Courier New" w:eastAsia="Courier New" w:hAnsi="Courier New"/>
-          <w:sz w:val="19"/>
-          <w:szCs w:val="19"/>
-        </w:rPr>
-        <w:t xml:space="preserve">    refit the best setting on the full training set</w:t>
-      </w:r>
-    </w:p>
-    <w:p>
-      <w:pPr>
-        <w:keepNext/>
-        <w:keepLines/>
-        <w:pBdr>
-          <w:left w:val="single" w:color="888888" w:sz="12" w:space="6"/>
-        </w:pBdr>
-        <w:shd w:fill="F2F2F2" w:color="auto" w:val="clear"/>
-        <w:spacing w:after="0" w:line="260"/>
-        <w:ind w:left="200"/>
-      </w:pPr>
-      <w:r>
-        <w:rPr>
-          <w:rFonts w:ascii="Courier New" w:cs="Courier New" w:eastAsia="Courier New" w:hAnsi="Courier New"/>
-          <w:sz w:val="19"/>
-          <w:szCs w:val="19"/>
-        </w:rPr>
-        <w:t xml:space="preserve">    score the test set once, save predictions</w:t>
-      </w:r>
-    </w:p>
-    <w:p>
-      <w:pPr>
-        <w:keepNext/>
-        <w:keepLines/>
-        <w:pBdr>
-          <w:left w:val="single" w:color="888888" w:sz="12" w:space="6"/>
-        </w:pBdr>
-        <w:shd w:fill="F2F2F2" w:color="auto" w:val="clear"/>
-        <w:spacing w:after="0" w:line="260"/>
-        <w:ind w:left="200"/>
-      </w:pPr>
-      <w:r>
-        <w:rPr>
-          <w:rFonts w:ascii="Courier New" w:cs="Courier New" w:eastAsia="Courier New" w:hAnsi="Courier New"/>
-          <w:sz w:val="19"/>
-          <w:szCs w:val="19"/>
-        </w:rPr>
-        <w:t xml:space="preserve">    # the same grids are used for every tokenizer</w:t>
-      </w:r>
-    </w:p>
-    <w:p>
-      <w:pPr>
-        <w:keepNext/>
-        <w:keepLines/>
-        <w:pBdr>
-          <w:left w:val="single" w:color="888888" w:sz="12" w:space="6"/>
-        </w:pBdr>
-        <w:shd w:fill="F2F2F2" w:color="auto" w:val="clear"/>
-        <w:spacing w:after="0" w:line="260"/>
-        <w:ind w:left="200"/>
-      </w:pPr>
-      <w:r>
-        <w:rPr>
-          <w:rFonts w:ascii="Courier New" w:cs="Courier New" w:eastAsia="Courier New" w:hAnsi="Courier New"/>
-          <w:sz w:val="19"/>
-          <w:szCs w:val="19"/>
-        </w:rPr>
-        <w:t xml:space="preserve"> </w:t>
-      </w:r>
-    </w:p>
-    <w:p>
-      <w:pPr>
-        <w:keepNext/>
-        <w:keepLines/>
-        <w:pBdr>
-          <w:left w:val="single" w:color="888888" w:sz="12" w:space="6"/>
-        </w:pBdr>
-        <w:shd w:fill="F2F2F2" w:color="auto" w:val="clear"/>
-        <w:spacing w:after="0" w:line="260"/>
-        <w:ind w:left="200"/>
-      </w:pPr>
-      <w:r>
-        <w:rPr>
-          <w:rFonts w:ascii="Courier New" w:cs="Courier New" w:eastAsia="Courier New" w:hAnsi="Courier New"/>
-          <w:sz w:val="19"/>
-          <w:szCs w:val="19"/>
-        </w:rPr>
-        <w:t xml:space="preserve">compare(A, B):                                  # same test examples</w:t>
-      </w:r>
-    </w:p>
-    <w:p>
-      <w:pPr>
-        <w:keepNext/>
-        <w:keepLines/>
-        <w:pBdr>
-          <w:left w:val="single" w:color="888888" w:sz="12" w:space="6"/>
-        </w:pBdr>
-        <w:shd w:fill="F2F2F2" w:color="auto" w:val="clear"/>
-        <w:spacing w:after="0" w:line="260"/>
-        <w:ind w:left="200"/>
-      </w:pPr>
-      <w:r>
-        <w:rPr>
-          <w:rFonts w:ascii="Courier New" w:cs="Courier New" w:eastAsia="Courier New" w:hAnsi="Courier New"/>
-          <w:sz w:val="19"/>
-          <w:szCs w:val="19"/>
-        </w:rPr>
-        <w:t xml:space="preserve">    diff &lt;- accuracy(A) - accuracy(B)</w:t>
-      </w:r>
-    </w:p>
-    <w:p>
-      <w:pPr>
-        <w:keepNext/>
-        <w:keepLines/>
-        <w:pBdr>
-          <w:left w:val="single" w:color="888888" w:sz="12" w:space="6"/>
-        </w:pBdr>
-        <w:shd w:fill="F2F2F2" w:color="auto" w:val="clear"/>
-        <w:spacing w:after="0" w:line="260"/>
-        <w:ind w:left="200"/>
-      </w:pPr>
-      <w:r>
-        <w:rPr>
-          <w:rFonts w:ascii="Courier New" w:cs="Courier New" w:eastAsia="Courier New" w:hAnsi="Courier New"/>
-          <w:sz w:val="19"/>
-          <w:szCs w:val="19"/>
-        </w:rPr>
-        <w:t xml:space="preserve">    CI   &lt;- percentile bootstrap of diff over the test examples</w:t>
-      </w:r>
-    </w:p>
-    <w:p>
-      <w:pPr>
-        <w:keepNext/>
-        <w:keepLines/>
-        <w:pBdr>
-          <w:left w:val="single" w:color="888888" w:sz="12" w:space="6"/>
-        </w:pBdr>
-        <w:shd w:fill="F2F2F2" w:color="auto" w:val="clear"/>
-        <w:spacing w:after="0" w:line="260"/>
-        <w:ind w:left="200"/>
-      </w:pPr>
-      <w:r>
-        <w:rPr>
-          <w:rFonts w:ascii="Courier New" w:cs="Courier New" w:eastAsia="Courier New" w:hAnsi="Courier New"/>
-          <w:sz w:val="19"/>
-          <w:szCs w:val="19"/>
-        </w:rPr>
-        <w:t xml:space="preserve">    verdict &lt;- within | beyond | unclear   against the +-0.5 point margin</w:t>
-      </w:r>
-    </w:p>
-    <w:p>
-      <w:pPr>
-        <w:keepNext/>
-        <w:keepLines/>
-        <w:pBdr>
-          <w:left w:val="single" w:color="888888" w:sz="12" w:space="6"/>
-        </w:pBdr>
-        <w:shd w:fill="F2F2F2" w:color="auto" w:val="clear"/>
-        <w:spacing w:after="0" w:line="260"/>
-        <w:ind w:left="200"/>
-      </w:pPr>
-      <w:r>
-        <w:rPr>
-          <w:rFonts w:ascii="Courier New" w:cs="Courier New" w:eastAsia="Courier New" w:hAnsi="Courier New"/>
-          <w:sz w:val="19"/>
-          <w:szCs w:val="19"/>
-        </w:rPr>
-        <w:t xml:space="preserve"> </w:t>
-      </w:r>
-    </w:p>
-    <w:p>
-      <w:pPr>
-        <w:keepNext w:val="false"/>
         <w:keepLines/>
         <w:pBdr>
           <w:left w:val="single" w:color="888888" w:sz="12" w:space="6"/>
@@ -5368,7 +5368,7 @@
           </w:tcPr>
           <w:p>
             <w:pPr>
-              <w:keepNext/>
+              <w:keepNext w:val="false"/>
               <w:keepLines/>
             </w:pPr>
             <w:r>
@@ -5401,7 +5401,7 @@
           </w:tcPr>
           <w:p>
             <w:pPr>
-              <w:keepNext/>
+              <w:keepNext w:val="false"/>
               <w:keepLines/>
             </w:pPr>
             <w:r>
@@ -5434,7 +5434,7 @@
           </w:tcPr>
           <w:p>
             <w:pPr>
-              <w:keepNext/>
+              <w:keepNext w:val="false"/>
               <w:keepLines/>
             </w:pPr>
             <w:r>
@@ -5467,7 +5467,7 @@
           </w:tcPr>
           <w:p>
             <w:pPr>
-              <w:keepNext/>
+              <w:keepNext w:val="false"/>
               <w:keepLines/>
             </w:pPr>
             <w:r>
@@ -5500,7 +5500,7 @@
           </w:tcPr>
           <w:p>
             <w:pPr>
-              <w:keepNext/>
+              <w:keepNext w:val="false"/>
               <w:keepLines/>
             </w:pPr>
             <w:r>
@@ -5539,7 +5539,7 @@
           </w:tcPr>
           <w:p>
             <w:pPr>
-              <w:keepNext/>
+              <w:keepNext w:val="false"/>
               <w:keepLines/>
             </w:pPr>
             <w:r>
@@ -5572,7 +5572,7 @@
           </w:tcPr>
           <w:p>
             <w:pPr>
-              <w:keepNext/>
+              <w:keepNext w:val="false"/>
               <w:keepLines/>
             </w:pPr>
             <w:r>
@@ -5605,7 +5605,7 @@
           </w:tcPr>
           <w:p>
             <w:pPr>
-              <w:keepNext/>
+              <w:keepNext w:val="false"/>
               <w:keepLines/>
             </w:pPr>
             <w:r>
@@ -5638,7 +5638,7 @@
           </w:tcPr>
           <w:p>
             <w:pPr>
-              <w:keepNext/>
+              <w:keepNext w:val="false"/>
               <w:keepLines/>
             </w:pPr>
             <w:r>
@@ -5671,7 +5671,7 @@
           </w:tcPr>
           <w:p>
             <w:pPr>
-              <w:keepNext/>
+              <w:keepNext w:val="false"/>
               <w:keepLines/>
             </w:pPr>
             <w:r>
@@ -5710,7 +5710,7 @@
           </w:tcPr>
           <w:p>
             <w:pPr>
-              <w:keepNext/>
+              <w:keepNext w:val="false"/>
               <w:keepLines/>
             </w:pPr>
             <w:r>
@@ -5743,7 +5743,7 @@
           </w:tcPr>
           <w:p>
             <w:pPr>
-              <w:keepNext/>
+              <w:keepNext w:val="false"/>
               <w:keepLines/>
             </w:pPr>
             <w:r>
@@ -5776,7 +5776,7 @@
           </w:tcPr>
           <w:p>
             <w:pPr>
-              <w:keepNext/>
+              <w:keepNext w:val="false"/>
               <w:keepLines/>
             </w:pPr>
             <w:r>
@@ -5809,7 +5809,7 @@
           </w:tcPr>
           <w:p>
             <w:pPr>
-              <w:keepNext/>
+              <w:keepNext w:val="false"/>
               <w:keepLines/>
             </w:pPr>
             <w:r>
@@ -5842,7 +5842,7 @@
           </w:tcPr>
           <w:p>
             <w:pPr>
-              <w:keepNext/>
+              <w:keepNext w:val="false"/>
               <w:keepLines/>
             </w:pPr>
             <w:r>
@@ -5881,7 +5881,7 @@
           </w:tcPr>
           <w:p>
             <w:pPr>
-              <w:keepNext/>
+              <w:keepNext w:val="false"/>
               <w:keepLines/>
             </w:pPr>
             <w:r>
@@ -5914,7 +5914,7 @@
           </w:tcPr>
           <w:p>
             <w:pPr>
-              <w:keepNext/>
+              <w:keepNext w:val="false"/>
               <w:keepLines/>
             </w:pPr>
             <w:r>
@@ -5947,7 +5947,7 @@
           </w:tcPr>
           <w:p>
             <w:pPr>
-              <w:keepNext/>
+              <w:keepNext w:val="false"/>
               <w:keepLines/>
             </w:pPr>
             <w:r>
@@ -5980,7 +5980,7 @@
           </w:tcPr>
           <w:p>
             <w:pPr>
-              <w:keepNext/>
+              <w:keepNext w:val="false"/>
               <w:keepLines/>
             </w:pPr>
             <w:r>
@@ -6013,7 +6013,7 @@
           </w:tcPr>
           <w:p>
             <w:pPr>
-              <w:keepNext/>
+              <w:keepNext w:val="false"/>
               <w:keepLines/>
             </w:pPr>
             <w:r>
@@ -6052,7 +6052,7 @@
           </w:tcPr>
           <w:p>
             <w:pPr>
-              <w:keepNext/>
+              <w:keepNext w:val="false"/>
               <w:keepLines/>
             </w:pPr>
             <w:r>
@@ -6085,7 +6085,7 @@
           </w:tcPr>
           <w:p>
             <w:pPr>
-              <w:keepNext/>
+              <w:keepNext w:val="false"/>
               <w:keepLines/>
             </w:pPr>
             <w:r>
@@ -6118,7 +6118,7 @@
           </w:tcPr>
           <w:p>
             <w:pPr>
-              <w:keepNext/>
+              <w:keepNext w:val="false"/>
               <w:keepLines/>
             </w:pPr>
             <w:r>
@@ -6151,7 +6151,7 @@
           </w:tcPr>
           <w:p>
             <w:pPr>
-              <w:keepNext/>
+              <w:keepNext w:val="false"/>
               <w:keepLines/>
             </w:pPr>
             <w:r>
@@ -6184,7 +6184,7 @@
           </w:tcPr>
           <w:p>
             <w:pPr>
-              <w:keepNext/>
+              <w:keepNext w:val="false"/>
               <w:keepLines/>
             </w:pPr>
             <w:r>
@@ -6223,7 +6223,7 @@
           </w:tcPr>
           <w:p>
             <w:pPr>
-              <w:keepNext/>
+              <w:keepNext w:val="false"/>
               <w:keepLines/>
             </w:pPr>
             <w:r>
@@ -6256,7 +6256,7 @@
           </w:tcPr>
           <w:p>
             <w:pPr>
-              <w:keepNext/>
+              <w:keepNext w:val="false"/>
               <w:keepLines/>
             </w:pPr>
             <w:r>
@@ -6289,7 +6289,7 @@
           </w:tcPr>
           <w:p>
             <w:pPr>
-              <w:keepNext/>
+              <w:keepNext w:val="false"/>
               <w:keepLines/>
             </w:pPr>
             <w:r>
@@ -6322,7 +6322,7 @@
           </w:tcPr>
           <w:p>
             <w:pPr>
-              <w:keepNext/>
+              <w:keepNext w:val="false"/>
               <w:keepLines/>
             </w:pPr>
             <w:r>
@@ -6355,7 +6355,7 @@
           </w:tcPr>
           <w:p>
             <w:pPr>
-              <w:keepNext/>
+              <w:keepNext w:val="false"/>
               <w:keepLines/>
             </w:pPr>
             <w:r>
@@ -6394,7 +6394,7 @@
           </w:tcPr>
           <w:p>
             <w:pPr>
-              <w:keepNext/>
+              <w:keepNext w:val="false"/>
               <w:keepLines/>
             </w:pPr>
             <w:r>
@@ -6427,7 +6427,7 @@
           </w:tcPr>
           <w:p>
             <w:pPr>
-              <w:keepNext/>
+              <w:keepNext w:val="false"/>
               <w:keepLines/>
             </w:pPr>
             <w:r>
@@ -6460,7 +6460,7 @@
           </w:tcPr>
           <w:p>
             <w:pPr>
-              <w:keepNext/>
+              <w:keepNext w:val="false"/>
               <w:keepLines/>
             </w:pPr>
             <w:r>
@@ -6493,7 +6493,7 @@
           </w:tcPr>
           <w:p>
             <w:pPr>
-              <w:keepNext/>
+              <w:keepNext w:val="false"/>
               <w:keepLines/>
             </w:pPr>
             <w:r>
@@ -6526,7 +6526,7 @@
           </w:tcPr>
           <w:p>
             <w:pPr>
-              <w:keepNext/>
+              <w:keepNext w:val="false"/>
               <w:keepLines/>
             </w:pPr>
             <w:r>
@@ -8578,7 +8578,7 @@
           </w:tcPr>
           <w:p>
             <w:pPr>
-              <w:keepNext/>
+              <w:keepNext w:val="false"/>
               <w:keepLines/>
             </w:pPr>
             <w:r>
@@ -8611,7 +8611,7 @@
           </w:tcPr>
           <w:p>
             <w:pPr>
-              <w:keepNext/>
+              <w:keepNext w:val="false"/>
               <w:keepLines/>
             </w:pPr>
             <w:r>
@@ -8644,7 +8644,7 @@
           </w:tcPr>
           <w:p>
             <w:pPr>
-              <w:keepNext/>
+              <w:keepNext w:val="false"/>
               <w:keepLines/>
             </w:pPr>
             <w:r>
@@ -8677,7 +8677,7 @@
           </w:tcPr>
           <w:p>
             <w:pPr>
-              <w:keepNext/>
+              <w:keepNext w:val="false"/>
               <w:keepLines/>
             </w:pPr>
             <w:r>
@@ -8710,7 +8710,7 @@
           </w:tcPr>
           <w:p>
             <w:pPr>
-              <w:keepNext/>
+              <w:keepNext w:val="false"/>
               <w:keepLines/>
             </w:pPr>
             <w:r>
@@ -8749,7 +8749,7 @@
           </w:tcPr>
           <w:p>
             <w:pPr>
-              <w:keepNext/>
+              <w:keepNext w:val="false"/>
               <w:keepLines/>
             </w:pPr>
             <w:r>
@@ -8782,7 +8782,7 @@
           </w:tcPr>
           <w:p>
             <w:pPr>
-              <w:keepNext/>
+              <w:keepNext w:val="false"/>
               <w:keepLines/>
             </w:pPr>
             <w:r>
@@ -8815,7 +8815,7 @@
           </w:tcPr>
           <w:p>
             <w:pPr>
-              <w:keepNext/>
+              <w:keepNext w:val="false"/>
               <w:keepLines/>
             </w:pPr>
             <w:r>
@@ -8848,7 +8848,7 @@
           </w:tcPr>
           <w:p>
             <w:pPr>
-              <w:keepNext/>
+              <w:keepNext w:val="false"/>
               <w:keepLines/>
             </w:pPr>
             <w:r>
@@ -8881,7 +8881,7 @@
           </w:tcPr>
           <w:p>
             <w:pPr>
-              <w:keepNext/>
+              <w:keepNext w:val="false"/>
               <w:keepLines/>
             </w:pPr>
             <w:r>
@@ -8920,7 +8920,7 @@
           </w:tcPr>
           <w:p>
             <w:pPr>
-              <w:keepNext/>
+              <w:keepNext w:val="false"/>
               <w:keepLines/>
             </w:pPr>
             <w:r>
@@ -8953,7 +8953,7 @@
           </w:tcPr>
           <w:p>
             <w:pPr>
-              <w:keepNext/>
+              <w:keepNext w:val="false"/>
               <w:keepLines/>
             </w:pPr>
             <w:r>
@@ -8986,7 +8986,7 @@
           </w:tcPr>
           <w:p>
             <w:pPr>
-              <w:keepNext/>
+              <w:keepNext w:val="false"/>
               <w:keepLines/>
             </w:pPr>
             <w:r>
@@ -9019,7 +9019,7 @@
           </w:tcPr>
           <w:p>
             <w:pPr>
-              <w:keepNext/>
+              <w:keepNext w:val="false"/>
               <w:keepLines/>
             </w:pPr>
             <w:r>
@@ -9052,7 +9052,7 @@
           </w:tcPr>
           <w:p>
             <w:pPr>
-              <w:keepNext/>
+              <w:keepNext w:val="false"/>
               <w:keepLines/>
             </w:pPr>
             <w:r>
@@ -9091,7 +9091,7 @@
           </w:tcPr>
           <w:p>
             <w:pPr>
-              <w:keepNext/>
+              <w:keepNext w:val="false"/>
               <w:keepLines/>
             </w:pPr>
             <w:r>
@@ -9124,7 +9124,7 @@
           </w:tcPr>
           <w:p>
             <w:pPr>
-              <w:keepNext/>
+              <w:keepNext w:val="false"/>
               <w:keepLines/>
             </w:pPr>
             <w:r>
@@ -9157,7 +9157,7 @@
           </w:tcPr>
           <w:p>
             <w:pPr>
-              <w:keepNext/>
+              <w:keepNext w:val="false"/>
               <w:keepLines/>
             </w:pPr>
             <w:r>
@@ -9190,7 +9190,7 @@
           </w:tcPr>
           <w:p>
             <w:pPr>
-              <w:keepNext/>
+              <w:keepNext w:val="false"/>
               <w:keepLines/>
             </w:pPr>
             <w:r>
@@ -9223,7 +9223,7 @@
           </w:tcPr>
           <w:p>
             <w:pPr>
-              <w:keepNext/>
+              <w:keepNext w:val="false"/>
               <w:keepLines/>
             </w:pPr>
             <w:r>
@@ -9262,7 +9262,7 @@
           </w:tcPr>
           <w:p>
             <w:pPr>
-              <w:keepNext/>
+              <w:keepNext w:val="false"/>
               <w:keepLines/>
             </w:pPr>
             <w:r>
@@ -9295,7 +9295,7 @@
           </w:tcPr>
           <w:p>
             <w:pPr>
-              <w:keepNext/>
+              <w:keepNext w:val="false"/>
               <w:keepLines/>
             </w:pPr>
             <w:r>
@@ -9328,7 +9328,7 @@
           </w:tcPr>
           <w:p>
             <w:pPr>
-              <w:keepNext/>
+              <w:keepNext w:val="false"/>
               <w:keepLines/>
             </w:pPr>
             <w:r>
@@ -9361,7 +9361,7 @@
           </w:tcPr>
           <w:p>
             <w:pPr>
-              <w:keepNext/>
+              <w:keepNext w:val="false"/>
               <w:keepLines/>
             </w:pPr>
             <w:r>
@@ -9394,7 +9394,7 @@
           </w:tcPr>
           <w:p>
             <w:pPr>
-              <w:keepNext/>
+              <w:keepNext w:val="false"/>
               <w:keepLines/>
             </w:pPr>
             <w:r>
@@ -9433,7 +9433,7 @@
           </w:tcPr>
           <w:p>
             <w:pPr>
-              <w:keepNext/>
+              <w:keepNext w:val="false"/>
               <w:keepLines/>
             </w:pPr>
             <w:r>
@@ -9466,7 +9466,7 @@
           </w:tcPr>
           <w:p>
             <w:pPr>
-              <w:keepNext/>
+              <w:keepNext w:val="false"/>
               <w:keepLines/>
             </w:pPr>
             <w:r>
@@ -9499,7 +9499,7 @@
           </w:tcPr>
           <w:p>
             <w:pPr>
-              <w:keepNext/>
+              <w:keepNext w:val="false"/>
               <w:keepLines/>
             </w:pPr>
             <w:r>
@@ -9532,7 +9532,7 @@
           </w:tcPr>
           <w:p>
             <w:pPr>
-              <w:keepNext/>
+              <w:keepNext w:val="false"/>
               <w:keepLines/>
             </w:pPr>
             <w:r>
@@ -9565,7 +9565,7 @@
           </w:tcPr>
           <w:p>
             <w:pPr>
-              <w:keepNext/>
+              <w:keepNext w:val="false"/>
               <w:keepLines/>
             </w:pPr>
             <w:r>
@@ -9604,7 +9604,7 @@
           </w:tcPr>
           <w:p>
             <w:pPr>
-              <w:keepNext/>
+              <w:keepNext w:val="false"/>
               <w:keepLines/>
             </w:pPr>
             <w:r>
@@ -9637,7 +9637,7 @@
           </w:tcPr>
           <w:p>
             <w:pPr>
-              <w:keepNext/>
+              <w:keepNext w:val="false"/>
               <w:keepLines/>
             </w:pPr>
             <w:r>
@@ -9670,7 +9670,7 @@
           </w:tcPr>
           <w:p>
             <w:pPr>
-              <w:keepNext/>
+              <w:keepNext w:val="false"/>
               <w:keepLines/>
             </w:pPr>
             <w:r>
@@ -9703,7 +9703,7 @@
           </w:tcPr>
           <w:p>
             <w:pPr>
-              <w:keepNext/>
+              <w:keepNext w:val="false"/>
               <w:keepLines/>
             </w:pPr>
             <w:r>
@@ -9736,7 +9736,7 @@
           </w:tcPr>
           <w:p>
             <w:pPr>
-              <w:keepNext/>
+              <w:keepNext w:val="false"/>
               <w:keepLines/>
             </w:pPr>
             <w:r>
@@ -9775,7 +9775,7 @@
           </w:tcPr>
           <w:p>
             <w:pPr>
-              <w:keepNext/>
+              <w:keepNext w:val="false"/>
               <w:keepLines/>
             </w:pPr>
             <w:r>
@@ -9808,7 +9808,7 @@
           </w:tcPr>
           <w:p>
             <w:pPr>
-              <w:keepNext/>
+              <w:keepNext w:val="false"/>
               <w:keepLines/>
             </w:pPr>
             <w:r>
@@ -9841,7 +9841,7 @@
           </w:tcPr>
           <w:p>
             <w:pPr>
-              <w:keepNext/>
+              <w:keepNext w:val="false"/>
               <w:keepLines/>
             </w:pPr>
             <w:r>
@@ -9874,7 +9874,7 @@
           </w:tcPr>
           <w:p>
             <w:pPr>
-              <w:keepNext/>
+              <w:keepNext w:val="false"/>
               <w:keepLines/>
             </w:pPr>
             <w:r>
@@ -9907,7 +9907,7 @@
           </w:tcPr>
           <w:p>
             <w:pPr>
-              <w:keepNext/>
+              <w:keepNext w:val="false"/>
               <w:keepLines/>
             </w:pPr>
             <w:r>
@@ -9946,7 +9946,7 @@
           </w:tcPr>
           <w:p>
             <w:pPr>
-              <w:keepNext/>
+              <w:keepNext w:val="false"/>
               <w:keepLines/>
             </w:pPr>
             <w:r>
@@ -9979,7 +9979,7 @@
           </w:tcPr>
           <w:p>
             <w:pPr>
-              <w:keepNext/>
+              <w:keepNext w:val="false"/>
               <w:keepLines/>
             </w:pPr>
             <w:r>
@@ -10012,7 +10012,7 @@
           </w:tcPr>
           <w:p>
             <w:pPr>
-              <w:keepNext/>
+              <w:keepNext w:val="false"/>
               <w:keepLines/>
             </w:pPr>
             <w:r>
@@ -10045,7 +10045,7 @@
           </w:tcPr>
           <w:p>
             <w:pPr>
-              <w:keepNext/>
+              <w:keepNext w:val="false"/>
               <w:keepLines/>
             </w:pPr>
             <w:r>
@@ -10078,7 +10078,7 @@
           </w:tcPr>
           <w:p>
             <w:pPr>
-              <w:keepNext/>
+              <w:keepNext w:val="false"/>
               <w:keepLines/>
             </w:pPr>
             <w:r>
@@ -10117,7 +10117,7 @@
           </w:tcPr>
           <w:p>
             <w:pPr>
-              <w:keepNext/>
+              <w:keepNext w:val="false"/>
               <w:keepLines/>
             </w:pPr>
             <w:r>
@@ -10150,7 +10150,7 @@
           </w:tcPr>
           <w:p>
             <w:pPr>
-              <w:keepNext/>
+              <w:keepNext w:val="false"/>
               <w:keepLines/>
             </w:pPr>
             <w:r>
@@ -10183,7 +10183,7 @@
           </w:tcPr>
           <w:p>
             <w:pPr>
-              <w:keepNext/>
+              <w:keepNext w:val="false"/>
               <w:keepLines/>
             </w:pPr>
             <w:r>
@@ -10216,7 +10216,7 @@
           </w:tcPr>
           <w:p>
             <w:pPr>
-              <w:keepNext/>
+              <w:keepNext w:val="false"/>
               <w:keepLines/>
             </w:pPr>
             <w:r>
@@ -10249,7 +10249,7 @@
           </w:tcPr>
           <w:p>
             <w:pPr>
-              <w:keepNext/>
+              <w:keepNext w:val="false"/>
               <w:keepLines/>
             </w:pPr>
             <w:r>
@@ -14331,7 +14331,7 @@
           </w:tcPr>
           <w:p>
             <w:pPr>
-              <w:keepNext/>
+              <w:keepNext w:val="false"/>
               <w:keepLines/>
             </w:pPr>
             <w:r>
@@ -14364,7 +14364,7 @@
           </w:tcPr>
           <w:p>
             <w:pPr>
-              <w:keepNext/>
+              <w:keepNext w:val="false"/>
               <w:keepLines/>
             </w:pPr>
             <w:r>
@@ -14397,7 +14397,7 @@
           </w:tcPr>
           <w:p>
             <w:pPr>
-              <w:keepNext/>
+              <w:keepNext w:val="false"/>
               <w:keepLines/>
             </w:pPr>
             <w:r>
@@ -14436,7 +14436,7 @@
           </w:tcPr>
           <w:p>
             <w:pPr>
-              <w:keepNext/>
+              <w:keepNext w:val="false"/>
               <w:keepLines/>
             </w:pPr>
             <w:r>
@@ -14469,7 +14469,7 @@
           </w:tcPr>
           <w:p>
             <w:pPr>
-              <w:keepNext/>
+              <w:keepNext w:val="false"/>
               <w:keepLines/>
             </w:pPr>
             <w:r>
@@ -14502,7 +14502,7 @@
           </w:tcPr>
           <w:p>
             <w:pPr>
-              <w:keepNext/>
+              <w:keepNext w:val="false"/>
               <w:keepLines/>
             </w:pPr>
             <w:r>
@@ -14541,7 +14541,7 @@
           </w:tcPr>
           <w:p>
             <w:pPr>
-              <w:keepNext/>
+              <w:keepNext w:val="false"/>
               <w:keepLines/>
             </w:pPr>
             <w:r>
@@ -14574,7 +14574,7 @@
           </w:tcPr>
           <w:p>
             <w:pPr>
-              <w:keepNext/>
+              <w:keepNext w:val="false"/>
               <w:keepLines/>
             </w:pPr>
             <w:r>
@@ -14607,7 +14607,7 @@
           </w:tcPr>
           <w:p>
             <w:pPr>
-              <w:keepNext/>
+              <w:keepNext w:val="false"/>
               <w:keepLines/>
             </w:pPr>
             <w:r>
@@ -14646,7 +14646,7 @@
           </w:tcPr>
           <w:p>
             <w:pPr>
-              <w:keepNext/>
+              <w:keepNext w:val="false"/>
               <w:keepLines/>
             </w:pPr>
             <w:r>
@@ -14679,7 +14679,7 @@
           </w:tcPr>
           <w:p>
             <w:pPr>
-              <w:keepNext/>
+              <w:keepNext w:val="false"/>
               <w:keepLines/>
             </w:pPr>
             <w:r>
@@ -14712,7 +14712,7 @@
           </w:tcPr>
           <w:p>
             <w:pPr>
-              <w:keepNext/>
+              <w:keepNext w:val="false"/>
               <w:keepLines/>
             </w:pPr>
             <w:r>
@@ -14751,7 +14751,7 @@
           </w:tcPr>
           <w:p>
             <w:pPr>
-              <w:keepNext/>
+              <w:keepNext w:val="false"/>
               <w:keepLines/>
             </w:pPr>
             <w:r>
@@ -14784,7 +14784,7 @@
           </w:tcPr>
           <w:p>
             <w:pPr>
-              <w:keepNext/>
+              <w:keepNext w:val="false"/>
               <w:keepLines/>
             </w:pPr>
             <w:r>
@@ -14817,7 +14817,7 @@
           </w:tcPr>
           <w:p>
             <w:pPr>
-              <w:keepNext/>
+              <w:keepNext w:val="false"/>
               <w:keepLines/>
             </w:pPr>
             <w:r>
@@ -14856,7 +14856,7 @@
           </w:tcPr>
           <w:p>
             <w:pPr>
-              <w:keepNext/>
+              <w:keepNext w:val="false"/>
               <w:keepLines/>
             </w:pPr>
             <w:r>
@@ -14889,7 +14889,7 @@
           </w:tcPr>
           <w:p>
             <w:pPr>
-              <w:keepNext/>
+              <w:keepNext w:val="false"/>
               <w:keepLines/>
             </w:pPr>
             <w:r>
@@ -14922,7 +14922,7 @@
           </w:tcPr>
           <w:p>
             <w:pPr>
-              <w:keepNext/>
+              <w:keepNext w:val="false"/>
               <w:keepLines/>
             </w:pPr>
             <w:r>
@@ -17866,7 +17866,7 @@
           </w:tcPr>
           <w:p>
             <w:pPr>
-              <w:keepNext/>
+              <w:keepNext w:val="false"/>
               <w:keepLines/>
             </w:pPr>
             <w:r>
@@ -17899,7 +17899,7 @@
           </w:tcPr>
           <w:p>
             <w:pPr>
-              <w:keepNext/>
+              <w:keepNext w:val="false"/>
               <w:keepLines/>
             </w:pPr>
             <w:r>
@@ -17932,7 +17932,7 @@
           </w:tcPr>
           <w:p>
             <w:pPr>
-              <w:keepNext/>
+              <w:keepNext w:val="false"/>
               <w:keepLines/>
             </w:pPr>
             <w:r>
@@ -17965,7 +17965,7 @@
           </w:tcPr>
           <w:p>
             <w:pPr>
-              <w:keepNext/>
+              <w:keepNext w:val="false"/>
               <w:keepLines/>
             </w:pPr>
             <w:r>
@@ -17998,7 +17998,7 @@
           </w:tcPr>
           <w:p>
             <w:pPr>
-              <w:keepNext/>
+              <w:keepNext w:val="false"/>
               <w:keepLines/>
             </w:pPr>
             <w:r>
@@ -18031,7 +18031,7 @@
           </w:tcPr>
           <w:p>
             <w:pPr>
-              <w:keepNext/>
+              <w:keepNext w:val="false"/>
               <w:keepLines/>
             </w:pPr>
             <w:r>
@@ -18070,7 +18070,7 @@
           </w:tcPr>
           <w:p>
             <w:pPr>
-              <w:keepNext/>
+              <w:keepNext w:val="false"/>
               <w:keepLines/>
             </w:pPr>
             <w:r>
@@ -18103,7 +18103,7 @@
           </w:tcPr>
           <w:p>
             <w:pPr>
-              <w:keepNext/>
+              <w:keepNext w:val="false"/>
               <w:keepLines/>
             </w:pPr>
             <w:r>
@@ -18136,7 +18136,7 @@
           </w:tcPr>
           <w:p>
             <w:pPr>
-              <w:keepNext/>
+              <w:keepNext w:val="false"/>
               <w:keepLines/>
             </w:pPr>
             <w:r>
@@ -18169,7 +18169,7 @@
           </w:tcPr>
           <w:p>
             <w:pPr>
-              <w:keepNext/>
+              <w:keepNext w:val="false"/>
               <w:keepLines/>
             </w:pPr>
             <w:r>
@@ -18202,7 +18202,7 @@
           </w:tcPr>
           <w:p>
             <w:pPr>
-              <w:keepNext/>
+              <w:keepNext w:val="false"/>
               <w:keepLines/>
             </w:pPr>
             <w:r>
@@ -18235,7 +18235,7 @@
           </w:tcPr>
           <w:p>
             <w:pPr>
-              <w:keepNext/>
+              <w:keepNext w:val="false"/>
               <w:keepLines/>
             </w:pPr>
             <w:r>
@@ -18274,7 +18274,7 @@
           </w:tcPr>
           <w:p>
             <w:pPr>
-              <w:keepNext/>
+              <w:keepNext w:val="false"/>
               <w:keepLines/>
             </w:pPr>
             <w:r>
@@ -18307,7 +18307,7 @@
           </w:tcPr>
           <w:p>
             <w:pPr>
-              <w:keepNext/>
+              <w:keepNext w:val="false"/>
               <w:keepLines/>
             </w:pPr>
             <w:r>
@@ -18340,7 +18340,7 @@
           </w:tcPr>
           <w:p>
             <w:pPr>
-              <w:keepNext/>
+              <w:keepNext w:val="false"/>
               <w:keepLines/>
             </w:pPr>
             <w:r>
@@ -18373,7 +18373,7 @@
           </w:tcPr>
           <w:p>
             <w:pPr>
-              <w:keepNext/>
+              <w:keepNext w:val="false"/>
               <w:keepLines/>
             </w:pPr>
             <w:r>
@@ -18406,7 +18406,7 @@
           </w:tcPr>
           <w:p>
             <w:pPr>
-              <w:keepNext/>
+              <w:keepNext w:val="false"/>
               <w:keepLines/>
             </w:pPr>
             <w:r>
@@ -18439,7 +18439,7 @@
           </w:tcPr>
           <w:p>
             <w:pPr>
-              <w:keepNext/>
+              <w:keepNext w:val="false"/>
               <w:keepLines/>
             </w:pPr>
             <w:r>
@@ -18478,7 +18478,7 @@
           </w:tcPr>
           <w:p>
             <w:pPr>
-              <w:keepNext/>
+              <w:keepNext w:val="false"/>
               <w:keepLines/>
             </w:pPr>
             <w:r>
@@ -18511,7 +18511,7 @@
           </w:tcPr>
           <w:p>
             <w:pPr>
-              <w:keepNext/>
+              <w:keepNext w:val="false"/>
               <w:keepLines/>
             </w:pPr>
             <w:r>
@@ -18544,7 +18544,7 @@
           </w:tcPr>
           <w:p>
             <w:pPr>
-              <w:keepNext/>
+              <w:keepNext w:val="false"/>
               <w:keepLines/>
             </w:pPr>
             <w:r>
@@ -18577,7 +18577,7 @@
           </w:tcPr>
           <w:p>
             <w:pPr>
-              <w:keepNext/>
+              <w:keepNext w:val="false"/>
               <w:keepLines/>
             </w:pPr>
             <w:r>
@@ -18610,7 +18610,7 @@
           </w:tcPr>
           <w:p>
             <w:pPr>
-              <w:keepNext/>
+              <w:keepNext w:val="false"/>
               <w:keepLines/>
             </w:pPr>
             <w:r>
@@ -18643,7 +18643,7 @@
           </w:tcPr>
           <w:p>
             <w:pPr>
-              <w:keepNext/>
+              <w:keepNext w:val="false"/>
               <w:keepLines/>
             </w:pPr>
             <w:r>
@@ -18682,7 +18682,7 @@
           </w:tcPr>
           <w:p>
             <w:pPr>
-              <w:keepNext/>
+              <w:keepNext w:val="false"/>
               <w:keepLines/>
             </w:pPr>
             <w:r>
@@ -18715,7 +18715,7 @@
           </w:tcPr>
           <w:p>
             <w:pPr>
-              <w:keepNext/>
+              <w:keepNext w:val="false"/>
               <w:keepLines/>
             </w:pPr>
             <w:r>
@@ -18748,7 +18748,7 @@
           </w:tcPr>
           <w:p>
             <w:pPr>
-              <w:keepNext/>
+              <w:keepNext w:val="false"/>
               <w:keepLines/>
             </w:pPr>
             <w:r>
@@ -18781,7 +18781,7 @@
           </w:tcPr>
           <w:p>
             <w:pPr>
-              <w:keepNext/>
+              <w:keepNext w:val="false"/>
               <w:keepLines/>
             </w:pPr>
             <w:r>
@@ -18814,7 +18814,7 @@
           </w:tcPr>
           <w:p>
             <w:pPr>
-              <w:keepNext/>
+              <w:keepNext w:val="false"/>
               <w:keepLines/>
             </w:pPr>
             <w:r>
@@ -18847,7 +18847,7 @@
           </w:tcPr>
           <w:p>
             <w:pPr>
-              <w:keepNext/>
+              <w:keepNext w:val="false"/>
               <w:keepLines/>
             </w:pPr>
             <w:r>
@@ -18886,7 +18886,7 @@
           </w:tcPr>
           <w:p>
             <w:pPr>
-              <w:keepNext/>
+              <w:keepNext w:val="false"/>
               <w:keepLines/>
             </w:pPr>
             <w:r>
@@ -18919,7 +18919,7 @@
           </w:tcPr>
           <w:p>
             <w:pPr>
-              <w:keepNext/>
+              <w:keepNext w:val="false"/>
               <w:keepLines/>
             </w:pPr>
             <w:r>
@@ -18952,7 +18952,7 @@
           </w:tcPr>
           <w:p>
             <w:pPr>
-              <w:keepNext/>
+              <w:keepNext w:val="false"/>
               <w:keepLines/>
             </w:pPr>
             <w:r>
@@ -18985,7 +18985,7 @@
           </w:tcPr>
           <w:p>
             <w:pPr>
-              <w:keepNext/>
+              <w:keepNext w:val="false"/>
               <w:keepLines/>
             </w:pPr>
             <w:r>
@@ -19018,7 +19018,7 @@
           </w:tcPr>
           <w:p>
             <w:pPr>
-              <w:keepNext/>
+              <w:keepNext w:val="false"/>
               <w:keepLines/>
             </w:pPr>
             <w:r>
@@ -19051,7 +19051,7 @@
           </w:tcPr>
           <w:p>
             <w:pPr>
-              <w:keepNext/>
+              <w:keepNext w:val="false"/>
               <w:keepLines/>
             </w:pPr>
             <w:r>
@@ -19090,7 +19090,7 @@
           </w:tcPr>
           <w:p>
             <w:pPr>
-              <w:keepNext/>
+              <w:keepNext w:val="false"/>
               <w:keepLines/>
             </w:pPr>
             <w:r>
@@ -19123,7 +19123,7 @@
           </w:tcPr>
           <w:p>
             <w:pPr>
-              <w:keepNext/>
+              <w:keepNext w:val="false"/>
               <w:keepLines/>
             </w:pPr>
             <w:r>
@@ -19156,7 +19156,7 @@
           </w:tcPr>
           <w:p>
             <w:pPr>
-              <w:keepNext/>
+              <w:keepNext w:val="false"/>
               <w:keepLines/>
             </w:pPr>
             <w:r>
@@ -19189,7 +19189,7 @@
           </w:tcPr>
           <w:p>
             <w:pPr>
-              <w:keepNext/>
+              <w:keepNext w:val="false"/>
               <w:keepLines/>
             </w:pPr>
             <w:r>
@@ -19222,7 +19222,7 @@
           </w:tcPr>
           <w:p>
             <w:pPr>
-              <w:keepNext/>
+              <w:keepNext w:val="false"/>
               <w:keepLines/>
             </w:pPr>
             <w:r>
@@ -19255,7 +19255,7 @@
           </w:tcPr>
           <w:p>
             <w:pPr>
-              <w:keepNext/>
+              <w:keepNext w:val="false"/>
               <w:keepLines/>
             </w:pPr>
             <w:r>
@@ -19294,7 +19294,7 @@
           </w:tcPr>
           <w:p>
             <w:pPr>
-              <w:keepNext/>
+              <w:keepNext w:val="false"/>
               <w:keepLines/>
             </w:pPr>
             <w:r>
@@ -19327,7 +19327,7 @@
           </w:tcPr>
           <w:p>
             <w:pPr>
-              <w:keepNext/>
+              <w:keepNext w:val="false"/>
               <w:keepLines/>
             </w:pPr>
             <w:r>
@@ -19360,7 +19360,7 @@
           </w:tcPr>
           <w:p>
             <w:pPr>
-              <w:keepNext/>
+              <w:keepNext w:val="false"/>
               <w:keepLines/>
             </w:pPr>
             <w:r>
@@ -19393,7 +19393,7 @@
           </w:tcPr>
           <w:p>
             <w:pPr>
-              <w:keepNext/>
+              <w:keepNext w:val="false"/>
               <w:keepLines/>
             </w:pPr>
             <w:r>
@@ -19426,7 +19426,7 @@
           </w:tcPr>
           <w:p>
             <w:pPr>
-              <w:keepNext/>
+              <w:keepNext w:val="false"/>
               <w:keepLines/>
             </w:pPr>
             <w:r>
@@ -19459,7 +19459,7 @@
           </w:tcPr>
           <w:p>
             <w:pPr>
-              <w:keepNext/>
+              <w:keepNext w:val="false"/>
               <w:keepLines/>
             </w:pPr>
             <w:r>
@@ -19498,7 +19498,7 @@
           </w:tcPr>
           <w:p>
             <w:pPr>
-              <w:keepNext/>
+              <w:keepNext w:val="false"/>
               <w:keepLines/>
             </w:pPr>
             <w:r>
@@ -19531,7 +19531,7 @@
           </w:tcPr>
           <w:p>
             <w:pPr>
-              <w:keepNext/>
+              <w:keepNext w:val="false"/>
               <w:keepLines/>
             </w:pPr>
             <w:r>
@@ -19564,7 +19564,7 @@
           </w:tcPr>
           <w:p>
             <w:pPr>
-              <w:keepNext/>
+              <w:keepNext w:val="false"/>
               <w:keepLines/>
             </w:pPr>
             <w:r>
@@ -19597,7 +19597,7 @@
           </w:tcPr>
           <w:p>
             <w:pPr>
-              <w:keepNext/>
+              <w:keepNext w:val="false"/>
               <w:keepLines/>
             </w:pPr>
             <w:r>
@@ -19630,7 +19630,7 @@
           </w:tcPr>
           <w:p>
             <w:pPr>
-              <w:keepNext/>
+              <w:keepNext w:val="false"/>
               <w:keepLines/>
             </w:pPr>
             <w:r>
@@ -19663,7 +19663,7 @@
           </w:tcPr>
           <w:p>
             <w:pPr>
-              <w:keepNext/>
+              <w:keepNext w:val="false"/>
               <w:keepLines/>
             </w:pPr>
             <w:r>
@@ -19702,7 +19702,7 @@
           </w:tcPr>
           <w:p>
             <w:pPr>
-              <w:keepNext/>
+              <w:keepNext w:val="false"/>
               <w:keepLines/>
             </w:pPr>
             <w:r>
@@ -19735,7 +19735,7 @@
           </w:tcPr>
           <w:p>
             <w:pPr>
-              <w:keepNext/>
+              <w:keepNext w:val="false"/>
               <w:keepLines/>
             </w:pPr>
             <w:r>
@@ -19768,7 +19768,7 @@
           </w:tcPr>
           <w:p>
             <w:pPr>
-              <w:keepNext/>
+              <w:keepNext w:val="false"/>
               <w:keepLines/>
             </w:pPr>
             <w:r>
@@ -19801,7 +19801,7 @@
           </w:tcPr>
           <w:p>
             <w:pPr>
-              <w:keepNext/>
+              <w:keepNext w:val="false"/>
               <w:keepLines/>
             </w:pPr>
             <w:r>
@@ -19834,7 +19834,7 @@
           </w:tcPr>
           <w:p>
             <w:pPr>
-              <w:keepNext/>
+              <w:keepNext w:val="false"/>
               <w:keepLines/>
             </w:pPr>
             <w:r>
@@ -19867,7 +19867,7 @@
           </w:tcPr>
           <w:p>
             <w:pPr>
-              <w:keepNext/>
+              <w:keepNext w:val="false"/>
               <w:keepLines/>
             </w:pPr>
             <w:r>
@@ -22808,7 +22808,7 @@
           </w:tcPr>
           <w:p>
             <w:pPr>
-              <w:keepNext/>
+              <w:keepNext w:val="false"/>
               <w:keepLines/>
             </w:pPr>
             <w:r>
@@ -22841,7 +22841,7 @@
           </w:tcPr>
           <w:p>
             <w:pPr>
-              <w:keepNext/>
+              <w:keepNext w:val="false"/>
               <w:keepLines/>
             </w:pPr>
             <w:r>
@@ -22874,7 +22874,7 @@
           </w:tcPr>
           <w:p>
             <w:pPr>
-              <w:keepNext/>
+              <w:keepNext w:val="false"/>
               <w:keepLines/>
             </w:pPr>
             <w:r>
@@ -22913,7 +22913,7 @@
           </w:tcPr>
           <w:p>
             <w:pPr>
-              <w:keepNext/>
+              <w:keepNext w:val="false"/>
               <w:keepLines/>
             </w:pPr>
             <w:r>
@@ -22946,7 +22946,7 @@
           </w:tcPr>
           <w:p>
             <w:pPr>
-              <w:keepNext/>
+              <w:keepNext w:val="false"/>
               <w:keepLines/>
             </w:pPr>
             <w:r>
@@ -22979,7 +22979,7 @@
           </w:tcPr>
           <w:p>
             <w:pPr>
-              <w:keepNext/>
+              <w:keepNext w:val="false"/>
               <w:keepLines/>
             </w:pPr>
             <w:r>
@@ -23018,7 +23018,7 @@
           </w:tcPr>
           <w:p>
             <w:pPr>
-              <w:keepNext/>
+              <w:keepNext w:val="false"/>
               <w:keepLines/>
             </w:pPr>
             <w:r>
@@ -23051,7 +23051,7 @@
           </w:tcPr>
           <w:p>
             <w:pPr>
-              <w:keepNext/>
+              <w:keepNext w:val="false"/>
               <w:keepLines/>
             </w:pPr>
             <w:r>
@@ -23084,7 +23084,7 @@
           </w:tcPr>
           <w:p>
             <w:pPr>
-              <w:keepNext/>
+              <w:keepNext w:val="false"/>
               <w:keepLines/>
             </w:pPr>
             <w:r>
@@ -23123,7 +23123,7 @@
           </w:tcPr>
           <w:p>
             <w:pPr>
-              <w:keepNext/>
+              <w:keepNext w:val="false"/>
               <w:keepLines/>
             </w:pPr>
             <w:r>
@@ -23156,7 +23156,7 @@
           </w:tcPr>
           <w:p>
             <w:pPr>
-              <w:keepNext/>
+              <w:keepNext w:val="false"/>
               <w:keepLines/>
             </w:pPr>
             <w:r>
@@ -23189,7 +23189,7 @@
           </w:tcPr>
           <w:p>
             <w:pPr>
-              <w:keepNext/>
+              <w:keepNext w:val="false"/>
               <w:keepLines/>
             </w:pPr>
             <w:r>
@@ -23228,7 +23228,7 @@
           </w:tcPr>
           <w:p>
             <w:pPr>
-              <w:keepNext/>
+              <w:keepNext w:val="false"/>
               <w:keepLines/>
             </w:pPr>
             <w:r>
@@ -23261,7 +23261,7 @@
           </w:tcPr>
           <w:p>
             <w:pPr>
-              <w:keepNext/>
+              <w:keepNext w:val="false"/>
               <w:keepLines/>
             </w:pPr>
             <w:r>
@@ -23294,7 +23294,7 @@
           </w:tcPr>
           <w:p>
             <w:pPr>
-              <w:keepNext/>
+              <w:keepNext w:val="false"/>
               <w:keepLines/>
             </w:pPr>
             <w:r>
@@ -23333,7 +23333,7 @@
           </w:tcPr>
           <w:p>
             <w:pPr>
-              <w:keepNext/>
+              <w:keepNext w:val="false"/>
               <w:keepLines/>
             </w:pPr>
             <w:r>
@@ -23366,7 +23366,7 @@
           </w:tcPr>
           <w:p>
             <w:pPr>
-              <w:keepNext/>
+              <w:keepNext w:val="false"/>
               <w:keepLines/>
             </w:pPr>
             <w:r>
@@ -23399,7 +23399,7 @@
           </w:tcPr>
           <w:p>
             <w:pPr>
-              <w:keepNext/>
+              <w:keepNext w:val="false"/>
               <w:keepLines/>
             </w:pPr>
             <w:r>
@@ -23438,7 +23438,7 @@
           </w:tcPr>
           <w:p>
             <w:pPr>
-              <w:keepNext/>
+              <w:keepNext w:val="false"/>
               <w:keepLines/>
             </w:pPr>
             <w:r>
@@ -23471,7 +23471,7 @@
           </w:tcPr>
           <w:p>
             <w:pPr>
-              <w:keepNext/>
+              <w:keepNext w:val="false"/>
               <w:keepLines/>
             </w:pPr>
             <w:r>
@@ -23504,7 +23504,7 @@
           </w:tcPr>
           <w:p>
             <w:pPr>
-              <w:keepNext/>
+              <w:keepNext w:val="false"/>
               <w:keepLines/>
             </w:pPr>
             <w:r>
@@ -23543,7 +23543,7 @@
           </w:tcPr>
           <w:p>
             <w:pPr>
-              <w:keepNext/>
+              <w:keepNext w:val="false"/>
               <w:keepLines/>
             </w:pPr>
             <w:r>
@@ -23576,7 +23576,7 @@
           </w:tcPr>
           <w:p>
             <w:pPr>
-              <w:keepNext/>
+              <w:keepNext w:val="false"/>
               <w:keepLines/>
             </w:pPr>
             <w:r>
@@ -23609,7 +23609,7 @@
           </w:tcPr>
           <w:p>
             <w:pPr>
-              <w:keepNext/>
+              <w:keepNext w:val="false"/>
               <w:keepLines/>
             </w:pPr>
             <w:r>
@@ -23648,7 +23648,7 @@
           </w:tcPr>
           <w:p>
             <w:pPr>
-              <w:keepNext/>
+              <w:keepNext w:val="false"/>
               <w:keepLines/>
             </w:pPr>
             <w:r>
@@ -23681,7 +23681,7 @@
           </w:tcPr>
           <w:p>
             <w:pPr>
-              <w:keepNext/>
+              <w:keepNext w:val="false"/>
               <w:keepLines/>
             </w:pPr>
             <w:r>
@@ -23714,7 +23714,7 @@
           </w:tcPr>
           <w:p>
             <w:pPr>
-              <w:keepNext/>
+              <w:keepNext w:val="false"/>
               <w:keepLines/>
             </w:pPr>
             <w:r>

--- a/report/LexFront_Final_Report.docx
+++ b/report/LexFront_Final_Report.docx
@@ -736,7 +736,7 @@
       <w:r>
         <w:drawing>
           <wp:inline distT="0" distB="0" distL="0" distR="0">
-            <wp:extent cx="5334000" cy="3038475"/>
+            <wp:extent cx="5334000" cy="3086100"/>
             <wp:effectExtent t="0" r="0" b="0" l="0"/>
             <wp:docPr id="1" name="/home/user/lexfront-dfa-tokenizer/report/figures/architecture.png" descr="/home/user/lexfront-dfa-tokenizer/report/figures/architecture.png" title="/home/user/lexfront-dfa-tokenizer/report/figures/architecture.png"/>
             <wp:cNvGraphicFramePr>
@@ -761,7 +761,7 @@
                   <pic:spPr bwMode="auto">
                     <a:xfrm>
                       <a:off x="0" y="0"/>
-                      <a:ext cx="5334000" cy="3038475"/>
+                      <a:ext cx="5334000" cy="3086100"/>
                     </a:xfrm>
                     <a:prstGeom prst="rect">
                       <a:avLst/>
@@ -6728,9 +6728,9 @@
       <w:r>
         <w:drawing>
           <wp:inline distT="0" distB="0" distL="0" distR="0">
-            <wp:extent cx="4953000" cy="1800225"/>
+            <wp:extent cx="5715000" cy="2076450"/>
             <wp:effectExtent t="0" r="0" b="0" l="0"/>
-            <wp:docPr id="1" name="/home/user/lexfront-dfa-tokenizer/results/figures/module1_accuracy.png" descr="/home/user/lexfront-dfa-tokenizer/results/figures/module1_accuracy.png" title="/home/user/lexfront-dfa-tokenizer/results/figures/module1_accuracy.png"/>
+            <wp:docPr id="1" name="/home/user/lexfront-dfa-tokenizer/report/figures/hq_module1_accuracy.png" descr="/home/user/lexfront-dfa-tokenizer/report/figures/hq_module1_accuracy.png" title="/home/user/lexfront-dfa-tokenizer/report/figures/hq_module1_accuracy.png"/>
             <wp:cNvGraphicFramePr>
               <a:graphicFrameLocks xmlns:a="http://schemas.openxmlformats.org/drawingml/2006/main" noChangeAspect="1"/>
             </wp:cNvGraphicFramePr>
@@ -6753,7 +6753,7 @@
                   <pic:spPr bwMode="auto">
                     <a:xfrm>
                       <a:off x="0" y="0"/>
-                      <a:ext cx="4953000" cy="1800225"/>
+                      <a:ext cx="5715000" cy="2076450"/>
                     </a:xfrm>
                     <a:prstGeom prst="rect">
                       <a:avLst/>
@@ -6780,7 +6780,7 @@
           <w:sz w:val="20"/>
           <w:szCs w:val="20"/>
         </w:rPr>
-        <w:t xml:space="preserve">Figure 2. Accuracy of the existing tokenizers (results/figures/module1_accuracy.png)</w:t>
+        <w:t xml:space="preserve">Figure 2. Accuracy of the existing tokenizers (redrawn at 300 dpi from results/module1)</w:t>
       </w:r>
     </w:p>
     <w:p>
@@ -8085,7 +8085,7 @@
       <w:r>
         <w:drawing>
           <wp:inline distT="0" distB="0" distL="0" distR="0">
-            <wp:extent cx="3810000" cy="2371725"/>
+            <wp:extent cx="4191000" cy="2609850"/>
             <wp:effectExtent t="0" r="0" b="0" l="0"/>
             <wp:docPr id="1" name="/home/user/lexfront-dfa-tokenizer/results/module2/dfa_min.png" descr="/home/user/lexfront-dfa-tokenizer/results/module2/dfa_min.png" title="/home/user/lexfront-dfa-tokenizer/results/module2/dfa_min.png"/>
             <wp:cNvGraphicFramePr>
@@ -8110,7 +8110,7 @@
                   <pic:spPr bwMode="auto">
                     <a:xfrm>
                       <a:off x="0" y="0"/>
-                      <a:ext cx="3810000" cy="2371725"/>
+                      <a:ext cx="4191000" cy="2609850"/>
                     </a:xfrm>
                     <a:prstGeom prst="rect">
                       <a:avLst/>
@@ -12390,7 +12390,7 @@
       <w:r>
         <w:drawing>
           <wp:inline distT="0" distB="0" distL="0" distR="0">
-            <wp:extent cx="5334000" cy="1685925"/>
+            <wp:extent cx="5715000" cy="2162175"/>
             <wp:effectExtent t="0" r="0" b="0" l="0"/>
             <wp:docPr id="1" name="/home/user/lexfront-dfa-tokenizer/report/figures/ablation.png" descr="/home/user/lexfront-dfa-tokenizer/report/figures/ablation.png" title="/home/user/lexfront-dfa-tokenizer/report/figures/ablation.png"/>
             <wp:cNvGraphicFramePr>
@@ -12415,7 +12415,7 @@
                   <pic:spPr bwMode="auto">
                     <a:xfrm>
                       <a:off x="0" y="0"/>
-                      <a:ext cx="5334000" cy="1685925"/>
+                      <a:ext cx="5715000" cy="2162175"/>
                     </a:xfrm>
                     <a:prstGeom prst="rect">
                       <a:avLst/>
@@ -13961,7 +13961,7 @@
       <w:r>
         <w:drawing>
           <wp:inline distT="0" distB="0" distL="0" distR="0">
-            <wp:extent cx="5334000" cy="1685925"/>
+            <wp:extent cx="5715000" cy="2343150"/>
             <wp:effectExtent t="0" r="0" b="0" l="0"/>
             <wp:docPr id="1" name="/home/user/lexfront-dfa-tokenizer/report/figures/subword.png" descr="/home/user/lexfront-dfa-tokenizer/report/figures/subword.png" title="/home/user/lexfront-dfa-tokenizer/report/figures/subword.png"/>
             <wp:cNvGraphicFramePr>
@@ -13986,7 +13986,7 @@
                   <pic:spPr bwMode="auto">
                     <a:xfrm>
                       <a:off x="0" y="0"/>
-                      <a:ext cx="5334000" cy="1685925"/>
+                      <a:ext cx="5715000" cy="2343150"/>
                     </a:xfrm>
                     <a:prstGeom prst="rect">
                       <a:avLst/>
@@ -20164,9 +20164,9 @@
       <w:r>
         <w:drawing>
           <wp:inline distT="0" distB="0" distL="0" distR="0">
-            <wp:extent cx="5143500" cy="1866900"/>
+            <wp:extent cx="5715000" cy="2076450"/>
             <wp:effectExtent t="0" r="0" b="0" l="0"/>
-            <wp:docPr id="1" name="/home/user/lexfront-dfa-tokenizer/results/figures/existing_vs_proposed.png" descr="/home/user/lexfront-dfa-tokenizer/results/figures/existing_vs_proposed.png" title="/home/user/lexfront-dfa-tokenizer/results/figures/existing_vs_proposed.png"/>
+            <wp:docPr id="1" name="/home/user/lexfront-dfa-tokenizer/report/figures/hq_existing_vs_proposed.png" descr="/home/user/lexfront-dfa-tokenizer/report/figures/hq_existing_vs_proposed.png" title="/home/user/lexfront-dfa-tokenizer/report/figures/hq_existing_vs_proposed.png"/>
             <wp:cNvGraphicFramePr>
               <a:graphicFrameLocks xmlns:a="http://schemas.openxmlformats.org/drawingml/2006/main" noChangeAspect="1"/>
             </wp:cNvGraphicFramePr>
@@ -20189,7 +20189,7 @@
                   <pic:spPr bwMode="auto">
                     <a:xfrm>
                       <a:off x="0" y="0"/>
-                      <a:ext cx="5143500" cy="1866900"/>
+                      <a:ext cx="5715000" cy="2076450"/>
                     </a:xfrm>
                     <a:prstGeom prst="rect">
                       <a:avLst/>
@@ -21534,7 +21534,7 @@
       <w:r>
         <w:drawing>
           <wp:inline distT="0" distB="0" distL="0" distR="0">
-            <wp:extent cx="4953000" cy="2752725"/>
+            <wp:extent cx="5334000" cy="3200400"/>
             <wp:effectExtent t="0" r="0" b="0" l="0"/>
             <wp:docPr id="1" name="/home/user/lexfront-dfa-tokenizer/report/figures/forest.png" descr="/home/user/lexfront-dfa-tokenizer/report/figures/forest.png" title="/home/user/lexfront-dfa-tokenizer/report/figures/forest.png"/>
             <wp:cNvGraphicFramePr>
@@ -21559,7 +21559,7 @@
                   <pic:spPr bwMode="auto">
                     <a:xfrm>
                       <a:off x="0" y="0"/>
-                      <a:ext cx="4953000" cy="2752725"/>
+                      <a:ext cx="5334000" cy="3200400"/>
                     </a:xfrm>
                     <a:prstGeom prst="rect">
                       <a:avLst/>
@@ -21629,9 +21629,9 @@
       <w:r>
         <w:drawing>
           <wp:inline distT="0" distB="0" distL="0" distR="0">
-            <wp:extent cx="5334000" cy="1524000"/>
+            <wp:extent cx="5715000" cy="1628775"/>
             <wp:effectExtent t="0" r="0" b="0" l="0"/>
-            <wp:docPr id="1" name="/home/user/lexfront-dfa-tokenizer/results/figures/intrinsic_metrics.png" descr="/home/user/lexfront-dfa-tokenizer/results/figures/intrinsic_metrics.png" title="/home/user/lexfront-dfa-tokenizer/results/figures/intrinsic_metrics.png"/>
+            <wp:docPr id="1" name="/home/user/lexfront-dfa-tokenizer/report/figures/hq_intrinsic_metrics.png" descr="/home/user/lexfront-dfa-tokenizer/report/figures/hq_intrinsic_metrics.png" title="/home/user/lexfront-dfa-tokenizer/report/figures/hq_intrinsic_metrics.png"/>
             <wp:cNvGraphicFramePr>
               <a:graphicFrameLocks xmlns:a="http://schemas.openxmlformats.org/drawingml/2006/main" noChangeAspect="1"/>
             </wp:cNvGraphicFramePr>
@@ -21654,7 +21654,7 @@
                   <pic:spPr bwMode="auto">
                     <a:xfrm>
                       <a:off x="0" y="0"/>
-                      <a:ext cx="5334000" cy="1524000"/>
+                      <a:ext cx="5715000" cy="1628775"/>
                     </a:xfrm>
                     <a:prstGeom prst="rect">
                       <a:avLst/>
@@ -21681,7 +21681,7 @@
           <w:sz w:val="20"/>
           <w:szCs w:val="20"/>
         </w:rPr>
-        <w:t xml:space="preserve">Figure 8. OOV rate, fertility and vocabulary size by tokenizer (results/figures/intrinsic_metrics.png)</w:t>
+        <w:t xml:space="preserve">Figure 8. OOV rate, fertility and vocabulary size by tokenizer (redrawn at 300 dpi from results/module2)</w:t>
       </w:r>
     </w:p>
     <w:p>
